--- a/reports/deliverables/Deliverable_3_Experiments_and_Results.docx
+++ b/reports/deliverables/Deliverable_3_Experiments_and_Results.docx
@@ -15649,7 +15649,7 @@
         <w:rPr>
           <w:rFonts w:ascii="Times New Roman" w:cs="Times New Roman" w:eastAsia="Times New Roman" w:hAnsi="Times New Roman"/>
         </w:rPr>
-        <w:t xml:space="preserve">Predictions are evaluated per test image on valid pixels only, using intersection-over-union (IoU), F1-score (Dice), precision and recall, with TP, FP and FN the numbers of true-positive, false-positive and false-negative water pixels:</w:t>
+        <w:t xml:space="preserve">Predictions are evaluated on the valid (non-cloud) pixels of the test images using intersection-over-union (IoU), F1-score (Dice), precision and recall, with TP, FP and FN the numbers of true-positive, false-positive and false-negative water pixels:</w:t>
       </w:r>
     </w:p>
     <w:p>
@@ -15756,7 +15756,21 @@
         <w:rPr>
           <w:rFonts w:ascii="Times New Roman" w:cs="Times New Roman" w:eastAsia="Times New Roman" w:hAnsi="Times New Roman"/>
         </w:rPr>
-        <w:t xml:space="preserve">IoU is the standard segmentation metric and directly reflects errors in lake extent, which is the quantity used downstream. F1 is reported for comparability with the literature reviewed in Section II. Precision and recall separate over-detection (e.g. shadows or wet ice classified as water) from under-detection (e.g. turbid or partly frozen lakes). Overall accuracy is not used because it would be dominated by the land class. Metrics are reported as the mean ± standard deviation over test images, per site and pooled.</w:t>
+        <w:t xml:space="preserve">IoU is the standard segmentation metric and directly reflects errors in lake extent, which is the quantity used downstream. F1 is reported for comparability with the literature reviewed in Section II. Precision and recall separate over-detection (e.g. shadows or wet ice classified as water) from under-detection (e.g. turbid or partly frozen lakes). Overall accuracy is not used because it would be dominated by the land class. Many test images contain no lake water (Khurdopin after 2017, Shishper after each drainage); per-image IoU is undefined for them, and averaging it would score a correct "no water" prediction as zero. The main results are therefore </w:t>
+      </w:r>
+      <w:r>
+        <w:rPr>
+          <w:rFonts w:ascii="Times New Roman" w:cs="Times New Roman" w:eastAsia="Times New Roman" w:hAnsi="Times New Roman"/>
+          <w:b/>
+          <w:bCs/>
+        </w:rPr>
+        <w:t xml:space="preserve">pixel-pooled</w:t>
+      </w:r>
+      <w:r>
+        <w:rPr>
+          <w:rFonts w:ascii="Times New Roman" w:cs="Times New Roman" w:eastAsia="Times New Roman" w:hAnsi="Times New Roman"/>
+        </w:rPr>
+        <w:t xml:space="preserve"> metrics, for which TP, FP and FN are summed over all test pixels of a site (or of all sites) before the metric is computed. In addition, per-image metrics are reported as mean ± standard deviation over the test images that contain water, and the false-positive area is reported for test images without water.</w:t>
       </w:r>
     </w:p>
     <w:p>
@@ -17889,7 +17903,7 @@
         <w:rPr>
           <w:rFonts w:ascii="Times New Roman" w:cs="Times New Roman" w:eastAsia="Times New Roman" w:hAnsi="Times New Roman"/>
         </w:rPr>
-        <w:t xml:space="preserve"> reports the pooled test metrics and </w:t>
+        <w:t xml:space="preserve"> reports the pixel-pooled metrics over all 54 held-out images from 2019 and 2021, </w:t>
       </w:r>
       <w:r>
         <w:rPr>
@@ -17901,7 +17915,31 @@
         <w:rPr>
           <w:rFonts w:ascii="Times New Roman" w:cs="Times New Roman" w:eastAsia="Times New Roman" w:hAnsi="Times New Roman"/>
         </w:rPr>
-        <w:t xml:space="preserve"> the per-site results on the 54 held-out images from 2019 and 2021. Under clear conditions the </w:t>
+        <w:t xml:space="preserve"> the pooled IoU per site, </w:t>
+      </w:r>
+      <w:r>
+        <w:rPr>
+          <w:rFonts w:ascii="Times New Roman" w:cs="Times New Roman" w:eastAsia="Times New Roman" w:hAnsi="Times New Roman"/>
+        </w:rPr>
+        <w:t xml:space="preserve">Table XIV</w:t>
+      </w:r>
+      <w:r>
+        <w:rPr>
+          <w:rFonts w:ascii="Times New Roman" w:cs="Times New Roman" w:eastAsia="Times New Roman" w:hAnsi="Times New Roman"/>
+        </w:rPr>
+        <w:t xml:space="preserve"> the per-image metrics on the test images that contain water, and </w:t>
+      </w:r>
+      <w:r>
+        <w:rPr>
+          <w:rFonts w:ascii="Times New Roman" w:cs="Times New Roman" w:eastAsia="Times New Roman" w:hAnsi="Times New Roman"/>
+        </w:rPr>
+        <w:t xml:space="preserve">Table XV</w:t>
+      </w:r>
+      <w:r>
+        <w:rPr>
+          <w:rFonts w:ascii="Times New Roman" w:cs="Times New Roman" w:eastAsia="Times New Roman" w:hAnsi="Times New Roman"/>
+        </w:rPr>
+        <w:t xml:space="preserve"> the false positives on test images without water. Under clear conditions the </w:t>
       </w:r>
       <w:r>
         <w:rPr>
@@ -17916,7 +17954,7 @@
         <w:rPr>
           <w:rFonts w:ascii="Times New Roman" w:cs="Times New Roman" w:eastAsia="Times New Roman" w:hAnsi="Times New Roman"/>
         </w:rPr>
-        <w:t xml:space="preserve"> model performs best, with an IoU of </w:t>
+        <w:t xml:space="preserve"> model performs best, with a pooled IoU of </w:t>
       </w:r>
       <w:r>
         <w:rPr>
@@ -17925,7 +17963,7 @@
           <w:bCs/>
           <w:highlight w:val="yellow"/>
         </w:rPr>
-        <w:t xml:space="preserve">[FILL: 0.___ ± 0.___]</w:t>
+        <w:t xml:space="preserve">[FILL: 0.___]</w:t>
       </w:r>
       <w:r>
         <w:rPr>
@@ -17940,7 +17978,7 @@
           <w:bCs/>
           <w:highlight w:val="yellow"/>
         </w:rPr>
-        <w:t xml:space="preserve">[FILL: 0.___ ± 0.___]</w:t>
+        <w:t xml:space="preserve">[FILL: 0.___]</w:t>
       </w:r>
       <w:r>
         <w:rPr>
@@ -17970,7 +18008,7 @@
           <w:bCs/>
           <w:highlight w:val="yellow"/>
         </w:rPr>
-        <w:t xml:space="preserve">[FILL: one sentence on which site is hardest, e.g. Khurdopin has the lowest IoU because its lake is small or absent in the test years.]</w:t>
+        <w:t xml:space="preserve">[FILL: one sentence per site, e.g. both models delineate Borith Lake well (IoU ≈ 0.8), while Khurdopin is hardest because its lake is absent or very small in the test years.]</w:t>
       </w:r>
     </w:p>
     <w:p>
@@ -18000,7 +18038,7 @@
           <w:sz w:val="16"/>
           <w:szCs w:val="16"/>
         </w:rPr>
-        <w:t xml:space="preserve">SEGMENTATION RESULTS ON HELD-OUT YEARS (MEAN ± SD OVER 54 TEST IMAGES)</w:t>
+        <w:t xml:space="preserve">PIXEL-POOLED SEGMENTATION RESULTS ON HELD-OUT YEARS (ALL 54 TEST IMAGES)</w:t>
       </w:r>
     </w:p>
     <w:tbl>
@@ -18326,7 +18364,7 @@
                 <w:szCs w:val="16"/>
                 <w:highlight w:val="yellow"/>
               </w:rPr>
-              <w:t xml:space="preserve">[0.___ ± 0.___]</w:t>
+              <w:t xml:space="preserve">[0.___]</w:t>
             </w:r>
           </w:p>
         </w:tc>
@@ -18359,7 +18397,7 @@
                 <w:szCs w:val="16"/>
                 <w:highlight w:val="yellow"/>
               </w:rPr>
-              <w:t xml:space="preserve">[0.___ ± 0.___]</w:t>
+              <w:t xml:space="preserve">[0.___]</w:t>
             </w:r>
           </w:p>
         </w:tc>
@@ -18392,7 +18430,7 @@
                 <w:szCs w:val="16"/>
                 <w:highlight w:val="yellow"/>
               </w:rPr>
-              <w:t xml:space="preserve">[0.___ ± 0.___]</w:t>
+              <w:t xml:space="preserve">[0.___]</w:t>
             </w:r>
           </w:p>
         </w:tc>
@@ -18425,7 +18463,7 @@
                 <w:szCs w:val="16"/>
                 <w:highlight w:val="yellow"/>
               </w:rPr>
-              <w:t xml:space="preserve">[0.___ ± 0.___]</w:t>
+              <w:t xml:space="preserve">[0.___]</w:t>
             </w:r>
           </w:p>
         </w:tc>
@@ -18528,7 +18566,7 @@
                 <w:szCs w:val="16"/>
                 <w:highlight w:val="yellow"/>
               </w:rPr>
-              <w:t xml:space="preserve">[0.___ ± 0.___]</w:t>
+              <w:t xml:space="preserve">[0.___]</w:t>
             </w:r>
           </w:p>
         </w:tc>
@@ -18561,7 +18599,7 @@
                 <w:szCs w:val="16"/>
                 <w:highlight w:val="yellow"/>
               </w:rPr>
-              <w:t xml:space="preserve">[0.___ ± 0.___]</w:t>
+              <w:t xml:space="preserve">[0.___]</w:t>
             </w:r>
           </w:p>
         </w:tc>
@@ -18594,7 +18632,7 @@
                 <w:szCs w:val="16"/>
                 <w:highlight w:val="yellow"/>
               </w:rPr>
-              <w:t xml:space="preserve">[0.___ ± 0.___]</w:t>
+              <w:t xml:space="preserve">[0.___]</w:t>
             </w:r>
           </w:p>
         </w:tc>
@@ -18627,7 +18665,7 @@
                 <w:szCs w:val="16"/>
                 <w:highlight w:val="yellow"/>
               </w:rPr>
-              <w:t xml:space="preserve">[0.___ ± 0.___]</w:t>
+              <w:t xml:space="preserve">[0.___]</w:t>
             </w:r>
           </w:p>
         </w:tc>
@@ -18730,7 +18768,7 @@
                 <w:szCs w:val="16"/>
                 <w:highlight w:val="yellow"/>
               </w:rPr>
-              <w:t xml:space="preserve">[0.___ ± 0.___]</w:t>
+              <w:t xml:space="preserve">[0.___]</w:t>
             </w:r>
           </w:p>
         </w:tc>
@@ -18763,7 +18801,7 @@
                 <w:szCs w:val="16"/>
                 <w:highlight w:val="yellow"/>
               </w:rPr>
-              <w:t xml:space="preserve">[0.___ ± 0.___]</w:t>
+              <w:t xml:space="preserve">[0.___]</w:t>
             </w:r>
           </w:p>
         </w:tc>
@@ -18796,7 +18834,7 @@
                 <w:szCs w:val="16"/>
                 <w:highlight w:val="yellow"/>
               </w:rPr>
-              <w:t xml:space="preserve">[0.___ ± 0.___]</w:t>
+              <w:t xml:space="preserve">[0.___]</w:t>
             </w:r>
           </w:p>
         </w:tc>
@@ -18829,7 +18867,7 @@
                 <w:szCs w:val="16"/>
                 <w:highlight w:val="yellow"/>
               </w:rPr>
-              <w:t xml:space="preserve">[0.___ ± 0.___]</w:t>
+              <w:t xml:space="preserve">[0.___]</w:t>
             </w:r>
           </w:p>
         </w:tc>
@@ -18932,7 +18970,7 @@
                 <w:szCs w:val="16"/>
                 <w:highlight w:val="yellow"/>
               </w:rPr>
-              <w:t xml:space="preserve">[0.___ ± 0.___]</w:t>
+              <w:t xml:space="preserve">[0.___]</w:t>
             </w:r>
           </w:p>
         </w:tc>
@@ -18965,7 +19003,7 @@
                 <w:szCs w:val="16"/>
                 <w:highlight w:val="yellow"/>
               </w:rPr>
-              <w:t xml:space="preserve">[0.___ ± 0.___]</w:t>
+              <w:t xml:space="preserve">[0.___]</w:t>
             </w:r>
           </w:p>
         </w:tc>
@@ -18998,7 +19036,7 @@
                 <w:szCs w:val="16"/>
                 <w:highlight w:val="yellow"/>
               </w:rPr>
-              <w:t xml:space="preserve">[0.___ ± 0.___]</w:t>
+              <w:t xml:space="preserve">[0.___]</w:t>
             </w:r>
           </w:p>
         </w:tc>
@@ -19031,7 +19069,7 @@
                 <w:szCs w:val="16"/>
                 <w:highlight w:val="yellow"/>
               </w:rPr>
-              <w:t xml:space="preserve">[0.___ ± 0.___]</w:t>
+              <w:t xml:space="preserve">[0.___]</w:t>
             </w:r>
           </w:p>
         </w:tc>
@@ -19052,117 +19090,6 @@
         <w:t xml:space="preserve">Best value per condition in bold. Clear = original inputs; simulated cloud = all five optical channels set to zero.</w:t>
       </w:r>
     </w:p>
-    <w:tbl>
-      <w:tblPr>
-        <w:tblW w:type="dxa" w:w="9638"/>
-        <w:tblBorders>
-          <w:top w:val="single" w:color="auto" w:sz="4"/>
-          <w:left w:val="single" w:color="auto" w:sz="4"/>
-          <w:bottom w:val="single" w:color="auto" w:sz="4"/>
-          <w:right w:val="single" w:color="auto" w:sz="4"/>
-          <w:insideH w:val="single" w:color="auto" w:sz="4"/>
-          <w:insideV w:val="single" w:color="auto" w:sz="4"/>
-        </w:tblBorders>
-      </w:tblPr>
-      <w:tblGrid>
-        <w:gridCol w:w="9638"/>
-      </w:tblGrid>
-      <w:tr>
-        <w:tc>
-          <w:tcPr>
-            <w:tcW w:type="dxa" w:w="9638"/>
-            <w:tcBorders>
-              <w:top w:val="single" w:color="2A78D6" w:sz="6"/>
-              <w:left w:val="single" w:color="2A78D6" w:sz="24"/>
-              <w:bottom w:val="single" w:color="2A78D6" w:sz="6"/>
-              <w:right w:val="single" w:color="2A78D6" w:sz="6"/>
-            </w:tcBorders>
-            <w:shd w:fill="EAF2FB" w:color="auto" w:val="clear"/>
-            <w:tcMar>
-              <w:top w:type="dxa" w:w="100"/>
-              <w:left w:type="dxa" w:w="160"/>
-              <w:bottom w:type="dxa" w:w="100"/>
-              <w:right w:type="dxa" w:w="160"/>
-            </w:tcMar>
-          </w:tcPr>
-          <w:p>
-            <w:pPr>
-              <w:spacing w:after="60"/>
-            </w:pPr>
-            <w:r>
-              <w:rPr>
-                <w:rFonts w:ascii="Times New Roman" w:cs="Times New Roman" w:eastAsia="Times New Roman" w:hAnsi="Times New Roman"/>
-                <w:b/>
-                <w:bCs/>
-                <w:color w:val="1A4F8F"/>
-                <w:sz w:val="19"/>
-                <w:szCs w:val="19"/>
-              </w:rPr>
-              <w:t xml:space="preserve">Guide — delete this box before submitting</w:t>
-            </w:r>
-          </w:p>
-          <w:p>
-            <w:pPr>
-              <w:spacing w:after="50"/>
-              <w:jc w:val="left"/>
-            </w:pPr>
-            <w:r>
-              <w:rPr>
-                <w:rFonts w:ascii="Times New Roman" w:cs="Times New Roman" w:eastAsia="Times New Roman" w:hAnsi="Times New Roman"/>
-                <w:sz w:val="19"/>
-                <w:szCs w:val="19"/>
-              </w:rPr>
-              <w:t xml:space="preserve">Source: notebook </w:t>
-            </w:r>
-            <w:r>
-              <w:rPr>
-                <w:rFonts w:ascii="Times New Roman" w:cs="Times New Roman" w:eastAsia="Times New Roman" w:hAnsi="Times New Roman"/>
-                <w:b/>
-                <w:bCs/>
-                <w:sz w:val="19"/>
-                <w:szCs w:val="19"/>
-              </w:rPr>
-              <w:t xml:space="preserve">section 8</w:t>
-            </w:r>
-            <w:r>
-              <w:rPr>
-                <w:rFonts w:ascii="Times New Roman" w:cs="Times New Roman" w:eastAsia="Times New Roman" w:hAnsi="Times New Roman"/>
-                <w:sz w:val="19"/>
-                <w:szCs w:val="19"/>
-              </w:rPr>
-              <w:t xml:space="preserve">, first output table (mean per condition and model). For mean ± sd run this in a new cell after section 8:</w:t>
-            </w:r>
-          </w:p>
-          <w:p>
-            <w:pPr>
-              <w:spacing w:after="40"/>
-            </w:pPr>
-            <w:r>
-              <w:rPr>
-                <w:rFonts w:ascii="Consolas" w:cs="Consolas" w:eastAsia="Consolas" w:hAnsi="Consolas"/>
-                <w:sz w:val="17"/>
-                <w:szCs w:val="17"/>
-              </w:rPr>
-              <w:t xml:space="preserve">results.groupby(["condition","model"])[["IoU","F1","precision","recall"]].agg(["mean","std"]).round(3)</w:t>
-            </w:r>
-          </w:p>
-          <w:p>
-            <w:pPr>
-              <w:spacing w:after="50"/>
-              <w:jc w:val="left"/>
-            </w:pPr>
-            <w:r>
-              <w:rPr>
-                <w:rFonts w:ascii="Times New Roman" w:cs="Times New Roman" w:eastAsia="Times New Roman" w:hAnsi="Times New Roman"/>
-                <w:sz w:val="19"/>
-                <w:szCs w:val="19"/>
-              </w:rPr>
-              <w:t xml:space="preserve">Write values as 0.812 ± 0.095. Bold the best model per condition. If you repeat training with 3 seeds (change torch.manual_seed), report mean ± sd over seeds instead and say so in the caption.</w:t>
-            </w:r>
-          </w:p>
-        </w:tc>
-      </w:tr>
-    </w:tbl>
     <w:p>
       <w:pPr>
         <w:keepNext/>
@@ -19190,7 +19117,7 @@
           <w:sz w:val="16"/>
           <w:szCs w:val="16"/>
         </w:rPr>
-        <w:t xml:space="preserve">PER-SITE SEGMENTATION RESULTS (MEAN IOU / F1 OVER TEST IMAGES)</w:t>
+        <w:t xml:space="preserve">PIXEL-POOLED IOU PER SITE</w:t>
       </w:r>
     </w:p>
     <w:tbl>
@@ -19207,12 +19134,11 @@
         <w:tblLayout w:type="fixed"/>
       </w:tblPr>
       <w:tblGrid>
-        <w:gridCol w:w="2120"/>
-        <w:gridCol w:w="1445"/>
-        <w:gridCol w:w="1445"/>
-        <w:gridCol w:w="1445"/>
-        <w:gridCol w:w="1445"/>
-        <w:gridCol w:w="1738"/>
+        <w:gridCol w:w="2698"/>
+        <w:gridCol w:w="1542"/>
+        <w:gridCol w:w="1542"/>
+        <w:gridCol w:w="1927"/>
+        <w:gridCol w:w="1929"/>
       </w:tblGrid>
       <w:tr>
         <w:trPr>
@@ -19221,7 +19147,7 @@
         </w:trPr>
         <w:tc>
           <w:tcPr>
-            <w:tcW w:type="dxa" w:w="2120"/>
+            <w:tcW w:type="dxa" w:w="2698"/>
             <w:tcBorders>
               <w:top w:val="single" w:color="000000" w:sz="4"/>
               <w:left w:val="none" w:color="FFFFFF" w:sz="0"/>
@@ -19248,13 +19174,13 @@
                 <w:sz w:val="16"/>
                 <w:szCs w:val="16"/>
               </w:rPr>
-              <w:t xml:space="preserve">Site (test images)</w:t>
-            </w:r>
-          </w:p>
-        </w:tc>
-        <w:tc>
-          <w:tcPr>
-            <w:tcW w:type="dxa" w:w="1445"/>
+              <w:t xml:space="preserve">Site (test images / with water)</w:t>
+            </w:r>
+          </w:p>
+        </w:tc>
+        <w:tc>
+          <w:tcPr>
+            <w:tcW w:type="dxa" w:w="1542"/>
             <w:tcBorders>
               <w:top w:val="single" w:color="000000" w:sz="4"/>
               <w:left w:val="none" w:color="FFFFFF" w:sz="0"/>
@@ -19287,7 +19213,7 @@
         </w:tc>
         <w:tc>
           <w:tcPr>
-            <w:tcW w:type="dxa" w:w="1445"/>
+            <w:tcW w:type="dxa" w:w="1542"/>
             <w:tcBorders>
               <w:top w:val="single" w:color="000000" w:sz="4"/>
               <w:left w:val="none" w:color="FFFFFF" w:sz="0"/>
@@ -19320,7 +19246,7 @@
         </w:tc>
         <w:tc>
           <w:tcPr>
-            <w:tcW w:type="dxa" w:w="1445"/>
+            <w:tcW w:type="dxa" w:w="1927"/>
             <w:tcBorders>
               <w:top w:val="single" w:color="000000" w:sz="4"/>
               <w:left w:val="none" w:color="FFFFFF" w:sz="0"/>
@@ -19347,46 +19273,13 @@
                 <w:sz w:val="16"/>
                 <w:szCs w:val="16"/>
               </w:rPr>
-              <w:t xml:space="preserve">Optical F1</w:t>
-            </w:r>
-          </w:p>
-        </w:tc>
-        <w:tc>
-          <w:tcPr>
-            <w:tcW w:type="dxa" w:w="1445"/>
-            <w:tcBorders>
-              <w:top w:val="single" w:color="000000" w:sz="4"/>
-              <w:left w:val="none" w:color="FFFFFF" w:sz="0"/>
-              <w:bottom w:val="single" w:color="000000" w:sz="4"/>
-              <w:right w:val="none" w:color="FFFFFF" w:sz="0"/>
-            </w:tcBorders>
-            <w:shd w:fill="EFEFEC" w:color="auto" w:val="clear"/>
-            <w:tcMar>
-              <w:top w:type="dxa" w:w="40"/>
-              <w:left w:type="dxa" w:w="70"/>
-              <w:bottom w:type="dxa" w:w="40"/>
-              <w:right w:type="dxa" w:w="70"/>
-            </w:tcMar>
-          </w:tcPr>
-          <w:p>
-            <w:pPr>
-              <w:jc w:val="center"/>
-            </w:pPr>
-            <w:r>
-              <w:rPr>
-                <w:rFonts w:ascii="Times New Roman" w:cs="Times New Roman" w:eastAsia="Times New Roman" w:hAnsi="Times New Roman"/>
-                <w:b/>
-                <w:bCs/>
-                <w:sz w:val="16"/>
-                <w:szCs w:val="16"/>
-              </w:rPr>
-              <w:t xml:space="preserve">Fusion F1</w:t>
-            </w:r>
-          </w:p>
-        </w:tc>
-        <w:tc>
-          <w:tcPr>
-            <w:tcW w:type="dxa" w:w="1738"/>
+              <w:t xml:space="preserve">Optical IoU, sim. cloud</w:t>
+            </w:r>
+          </w:p>
+        </w:tc>
+        <w:tc>
+          <w:tcPr>
+            <w:tcW w:type="dxa" w:w="1929"/>
             <w:tcBorders>
               <w:top w:val="single" w:color="000000" w:sz="4"/>
               <w:left w:val="none" w:color="FFFFFF" w:sz="0"/>
@@ -19425,7 +19318,7 @@
         </w:trPr>
         <w:tc>
           <w:tcPr>
-            <w:tcW w:type="dxa" w:w="2120"/>
+            <w:tcW w:type="dxa" w:w="2698"/>
             <w:tcBorders>
               <w:top w:val="none" w:color="FFFFFF" w:sz="0"/>
               <w:left w:val="none" w:color="FFFFFF" w:sz="0"/>
@@ -19451,13 +19344,13 @@
                 <w:sz w:val="16"/>
                 <w:szCs w:val="16"/>
               </w:rPr>
-              <w:t xml:space="preserve">Shishper (13)</w:t>
-            </w:r>
-          </w:p>
-        </w:tc>
-        <w:tc>
-          <w:tcPr>
-            <w:tcW w:type="dxa" w:w="1445"/>
+              <w:t xml:space="preserve">Shishper (13 / 8)</w:t>
+            </w:r>
+          </w:p>
+        </w:tc>
+        <w:tc>
+          <w:tcPr>
+            <w:tcW w:type="dxa" w:w="1542"/>
             <w:tcBorders>
               <w:top w:val="none" w:color="FFFFFF" w:sz="0"/>
               <w:left w:val="none" w:color="FFFFFF" w:sz="0"/>
@@ -19484,13 +19377,13 @@
                 <w:szCs w:val="16"/>
                 <w:highlight w:val="yellow"/>
               </w:rPr>
-              <w:t xml:space="preserve">[FILL]</w:t>
-            </w:r>
-          </w:p>
-        </w:tc>
-        <w:tc>
-          <w:tcPr>
-            <w:tcW w:type="dxa" w:w="1445"/>
+              <w:t xml:space="preserve">[0.___]</w:t>
+            </w:r>
+          </w:p>
+        </w:tc>
+        <w:tc>
+          <w:tcPr>
+            <w:tcW w:type="dxa" w:w="1542"/>
             <w:tcBorders>
               <w:top w:val="none" w:color="FFFFFF" w:sz="0"/>
               <w:left w:val="none" w:color="FFFFFF" w:sz="0"/>
@@ -19517,13 +19410,13 @@
                 <w:szCs w:val="16"/>
                 <w:highlight w:val="yellow"/>
               </w:rPr>
-              <w:t xml:space="preserve">[FILL]</w:t>
-            </w:r>
-          </w:p>
-        </w:tc>
-        <w:tc>
-          <w:tcPr>
-            <w:tcW w:type="dxa" w:w="1445"/>
+              <w:t xml:space="preserve">[0.___]</w:t>
+            </w:r>
+          </w:p>
+        </w:tc>
+        <w:tc>
+          <w:tcPr>
+            <w:tcW w:type="dxa" w:w="1927"/>
             <w:tcBorders>
               <w:top w:val="none" w:color="FFFFFF" w:sz="0"/>
               <w:left w:val="none" w:color="FFFFFF" w:sz="0"/>
@@ -19550,13 +19443,13 @@
                 <w:szCs w:val="16"/>
                 <w:highlight w:val="yellow"/>
               </w:rPr>
-              <w:t xml:space="preserve">[FILL]</w:t>
-            </w:r>
-          </w:p>
-        </w:tc>
-        <w:tc>
-          <w:tcPr>
-            <w:tcW w:type="dxa" w:w="1445"/>
+              <w:t xml:space="preserve">[0.___]</w:t>
+            </w:r>
+          </w:p>
+        </w:tc>
+        <w:tc>
+          <w:tcPr>
+            <w:tcW w:type="dxa" w:w="1929"/>
             <w:tcBorders>
               <w:top w:val="none" w:color="FFFFFF" w:sz="0"/>
               <w:left w:val="none" w:color="FFFFFF" w:sz="0"/>
@@ -19583,40 +19476,7 @@
                 <w:szCs w:val="16"/>
                 <w:highlight w:val="yellow"/>
               </w:rPr>
-              <w:t xml:space="preserve">[FILL]</w:t>
-            </w:r>
-          </w:p>
-        </w:tc>
-        <w:tc>
-          <w:tcPr>
-            <w:tcW w:type="dxa" w:w="1738"/>
-            <w:tcBorders>
-              <w:top w:val="none" w:color="FFFFFF" w:sz="0"/>
-              <w:left w:val="none" w:color="FFFFFF" w:sz="0"/>
-              <w:bottom w:val="none" w:color="FFFFFF" w:sz="0"/>
-              <w:right w:val="none" w:color="FFFFFF" w:sz="0"/>
-            </w:tcBorders>
-            <w:tcMar>
-              <w:top w:type="dxa" w:w="40"/>
-              <w:left w:type="dxa" w:w="70"/>
-              <w:bottom w:type="dxa" w:w="40"/>
-              <w:right w:type="dxa" w:w="70"/>
-            </w:tcMar>
-          </w:tcPr>
-          <w:p>
-            <w:pPr>
-              <w:jc w:val="center"/>
-            </w:pPr>
-            <w:r>
-              <w:rPr>
-                <w:rFonts w:ascii="Times New Roman" w:cs="Times New Roman" w:eastAsia="Times New Roman" w:hAnsi="Times New Roman"/>
-                <w:b/>
-                <w:bCs/>
-                <w:sz w:val="16"/>
-                <w:szCs w:val="16"/>
-                <w:highlight w:val="yellow"/>
-              </w:rPr>
-              <w:t xml:space="preserve">[FILL]</w:t>
+              <w:t xml:space="preserve">[0.___]</w:t>
             </w:r>
           </w:p>
         </w:tc>
@@ -19628,7 +19488,7 @@
         </w:trPr>
         <w:tc>
           <w:tcPr>
-            <w:tcW w:type="dxa" w:w="2120"/>
+            <w:tcW w:type="dxa" w:w="2698"/>
             <w:tcBorders>
               <w:top w:val="none" w:color="FFFFFF" w:sz="0"/>
               <w:left w:val="none" w:color="FFFFFF" w:sz="0"/>
@@ -19654,13 +19514,13 @@
                 <w:sz w:val="16"/>
                 <w:szCs w:val="16"/>
               </w:rPr>
-              <w:t xml:space="preserve">Khurdopin (26)</w:t>
-            </w:r>
-          </w:p>
-        </w:tc>
-        <w:tc>
-          <w:tcPr>
-            <w:tcW w:type="dxa" w:w="1445"/>
+              <w:t xml:space="preserve">Khurdopin (26 / 8)</w:t>
+            </w:r>
+          </w:p>
+        </w:tc>
+        <w:tc>
+          <w:tcPr>
+            <w:tcW w:type="dxa" w:w="1542"/>
             <w:tcBorders>
               <w:top w:val="none" w:color="FFFFFF" w:sz="0"/>
               <w:left w:val="none" w:color="FFFFFF" w:sz="0"/>
@@ -19687,13 +19547,13 @@
                 <w:szCs w:val="16"/>
                 <w:highlight w:val="yellow"/>
               </w:rPr>
-              <w:t xml:space="preserve">[FILL]</w:t>
-            </w:r>
-          </w:p>
-        </w:tc>
-        <w:tc>
-          <w:tcPr>
-            <w:tcW w:type="dxa" w:w="1445"/>
+              <w:t xml:space="preserve">[0.___]</w:t>
+            </w:r>
+          </w:p>
+        </w:tc>
+        <w:tc>
+          <w:tcPr>
+            <w:tcW w:type="dxa" w:w="1542"/>
             <w:tcBorders>
               <w:top w:val="none" w:color="FFFFFF" w:sz="0"/>
               <w:left w:val="none" w:color="FFFFFF" w:sz="0"/>
@@ -19720,13 +19580,13 @@
                 <w:szCs w:val="16"/>
                 <w:highlight w:val="yellow"/>
               </w:rPr>
-              <w:t xml:space="preserve">[FILL]</w:t>
-            </w:r>
-          </w:p>
-        </w:tc>
-        <w:tc>
-          <w:tcPr>
-            <w:tcW w:type="dxa" w:w="1445"/>
+              <w:t xml:space="preserve">[0.___]</w:t>
+            </w:r>
+          </w:p>
+        </w:tc>
+        <w:tc>
+          <w:tcPr>
+            <w:tcW w:type="dxa" w:w="1927"/>
             <w:tcBorders>
               <w:top w:val="none" w:color="FFFFFF" w:sz="0"/>
               <w:left w:val="none" w:color="FFFFFF" w:sz="0"/>
@@ -19753,13 +19613,13 @@
                 <w:szCs w:val="16"/>
                 <w:highlight w:val="yellow"/>
               </w:rPr>
-              <w:t xml:space="preserve">[FILL]</w:t>
-            </w:r>
-          </w:p>
-        </w:tc>
-        <w:tc>
-          <w:tcPr>
-            <w:tcW w:type="dxa" w:w="1445"/>
+              <w:t xml:space="preserve">[0.___]</w:t>
+            </w:r>
+          </w:p>
+        </w:tc>
+        <w:tc>
+          <w:tcPr>
+            <w:tcW w:type="dxa" w:w="1929"/>
             <w:tcBorders>
               <w:top w:val="none" w:color="FFFFFF" w:sz="0"/>
               <w:left w:val="none" w:color="FFFFFF" w:sz="0"/>
@@ -19786,40 +19646,7 @@
                 <w:szCs w:val="16"/>
                 <w:highlight w:val="yellow"/>
               </w:rPr>
-              <w:t xml:space="preserve">[FILL]</w:t>
-            </w:r>
-          </w:p>
-        </w:tc>
-        <w:tc>
-          <w:tcPr>
-            <w:tcW w:type="dxa" w:w="1738"/>
-            <w:tcBorders>
-              <w:top w:val="none" w:color="FFFFFF" w:sz="0"/>
-              <w:left w:val="none" w:color="FFFFFF" w:sz="0"/>
-              <w:bottom w:val="none" w:color="FFFFFF" w:sz="0"/>
-              <w:right w:val="none" w:color="FFFFFF" w:sz="0"/>
-            </w:tcBorders>
-            <w:tcMar>
-              <w:top w:type="dxa" w:w="40"/>
-              <w:left w:type="dxa" w:w="70"/>
-              <w:bottom w:type="dxa" w:w="40"/>
-              <w:right w:type="dxa" w:w="70"/>
-            </w:tcMar>
-          </w:tcPr>
-          <w:p>
-            <w:pPr>
-              <w:jc w:val="center"/>
-            </w:pPr>
-            <w:r>
-              <w:rPr>
-                <w:rFonts w:ascii="Times New Roman" w:cs="Times New Roman" w:eastAsia="Times New Roman" w:hAnsi="Times New Roman"/>
-                <w:b/>
-                <w:bCs/>
-                <w:sz w:val="16"/>
-                <w:szCs w:val="16"/>
-                <w:highlight w:val="yellow"/>
-              </w:rPr>
-              <w:t xml:space="preserve">[FILL]</w:t>
+              <w:t xml:space="preserve">[0.___]</w:t>
             </w:r>
           </w:p>
         </w:tc>
@@ -19831,7 +19658,7 @@
         </w:trPr>
         <w:tc>
           <w:tcPr>
-            <w:tcW w:type="dxa" w:w="2120"/>
+            <w:tcW w:type="dxa" w:w="2698"/>
             <w:tcBorders>
               <w:top w:val="none" w:color="FFFFFF" w:sz="0"/>
               <w:left w:val="none" w:color="FFFFFF" w:sz="0"/>
@@ -19857,13 +19684,13 @@
                 <w:sz w:val="16"/>
                 <w:szCs w:val="16"/>
               </w:rPr>
-              <w:t xml:space="preserve">Passu / Borith (15)</w:t>
-            </w:r>
-          </w:p>
-        </w:tc>
-        <w:tc>
-          <w:tcPr>
-            <w:tcW w:type="dxa" w:w="1445"/>
+              <w:t xml:space="preserve">Passu / Borith (15 / 15)</w:t>
+            </w:r>
+          </w:p>
+        </w:tc>
+        <w:tc>
+          <w:tcPr>
+            <w:tcW w:type="dxa" w:w="1542"/>
             <w:tcBorders>
               <w:top w:val="none" w:color="FFFFFF" w:sz="0"/>
               <w:left w:val="none" w:color="FFFFFF" w:sz="0"/>
@@ -19890,13 +19717,13 @@
                 <w:szCs w:val="16"/>
                 <w:highlight w:val="yellow"/>
               </w:rPr>
-              <w:t xml:space="preserve">[FILL]</w:t>
-            </w:r>
-          </w:p>
-        </w:tc>
-        <w:tc>
-          <w:tcPr>
-            <w:tcW w:type="dxa" w:w="1445"/>
+              <w:t xml:space="preserve">[0.___]</w:t>
+            </w:r>
+          </w:p>
+        </w:tc>
+        <w:tc>
+          <w:tcPr>
+            <w:tcW w:type="dxa" w:w="1542"/>
             <w:tcBorders>
               <w:top w:val="none" w:color="FFFFFF" w:sz="0"/>
               <w:left w:val="none" w:color="FFFFFF" w:sz="0"/>
@@ -19923,13 +19750,13 @@
                 <w:szCs w:val="16"/>
                 <w:highlight w:val="yellow"/>
               </w:rPr>
-              <w:t xml:space="preserve">[FILL]</w:t>
-            </w:r>
-          </w:p>
-        </w:tc>
-        <w:tc>
-          <w:tcPr>
-            <w:tcW w:type="dxa" w:w="1445"/>
+              <w:t xml:space="preserve">[0.___]</w:t>
+            </w:r>
+          </w:p>
+        </w:tc>
+        <w:tc>
+          <w:tcPr>
+            <w:tcW w:type="dxa" w:w="1927"/>
             <w:tcBorders>
               <w:top w:val="none" w:color="FFFFFF" w:sz="0"/>
               <w:left w:val="none" w:color="FFFFFF" w:sz="0"/>
@@ -19956,13 +19783,13 @@
                 <w:szCs w:val="16"/>
                 <w:highlight w:val="yellow"/>
               </w:rPr>
-              <w:t xml:space="preserve">[FILL]</w:t>
-            </w:r>
-          </w:p>
-        </w:tc>
-        <w:tc>
-          <w:tcPr>
-            <w:tcW w:type="dxa" w:w="1445"/>
+              <w:t xml:space="preserve">[0.___]</w:t>
+            </w:r>
+          </w:p>
+        </w:tc>
+        <w:tc>
+          <w:tcPr>
+            <w:tcW w:type="dxa" w:w="1929"/>
             <w:tcBorders>
               <w:top w:val="none" w:color="FFFFFF" w:sz="0"/>
               <w:left w:val="none" w:color="FFFFFF" w:sz="0"/>
@@ -19989,40 +19816,7 @@
                 <w:szCs w:val="16"/>
                 <w:highlight w:val="yellow"/>
               </w:rPr>
-              <w:t xml:space="preserve">[FILL]</w:t>
-            </w:r>
-          </w:p>
-        </w:tc>
-        <w:tc>
-          <w:tcPr>
-            <w:tcW w:type="dxa" w:w="1738"/>
-            <w:tcBorders>
-              <w:top w:val="none" w:color="FFFFFF" w:sz="0"/>
-              <w:left w:val="none" w:color="FFFFFF" w:sz="0"/>
-              <w:bottom w:val="none" w:color="FFFFFF" w:sz="0"/>
-              <w:right w:val="none" w:color="FFFFFF" w:sz="0"/>
-            </w:tcBorders>
-            <w:tcMar>
-              <w:top w:type="dxa" w:w="40"/>
-              <w:left w:type="dxa" w:w="70"/>
-              <w:bottom w:type="dxa" w:w="40"/>
-              <w:right w:type="dxa" w:w="70"/>
-            </w:tcMar>
-          </w:tcPr>
-          <w:p>
-            <w:pPr>
-              <w:jc w:val="center"/>
-            </w:pPr>
-            <w:r>
-              <w:rPr>
-                <w:rFonts w:ascii="Times New Roman" w:cs="Times New Roman" w:eastAsia="Times New Roman" w:hAnsi="Times New Roman"/>
-                <w:b/>
-                <w:bCs/>
-                <w:sz w:val="16"/>
-                <w:szCs w:val="16"/>
-                <w:highlight w:val="yellow"/>
-              </w:rPr>
-              <w:t xml:space="preserve">[FILL]</w:t>
+              <w:t xml:space="preserve">[0.___]</w:t>
             </w:r>
           </w:p>
         </w:tc>
@@ -20034,7 +19828,7 @@
         </w:trPr>
         <w:tc>
           <w:tcPr>
-            <w:tcW w:type="dxa" w:w="2120"/>
+            <w:tcW w:type="dxa" w:w="2698"/>
             <w:tcBorders>
               <w:top w:val="none" w:color="FFFFFF" w:sz="0"/>
               <w:left w:val="none" w:color="FFFFFF" w:sz="0"/>
@@ -20060,13 +19854,13 @@
                 <w:sz w:val="16"/>
                 <w:szCs w:val="16"/>
               </w:rPr>
-              <w:t xml:space="preserve">Pooled (54)</w:t>
-            </w:r>
-          </w:p>
-        </w:tc>
-        <w:tc>
-          <w:tcPr>
-            <w:tcW w:type="dxa" w:w="1445"/>
+              <w:t xml:space="preserve">All sites (54 / 31)</w:t>
+            </w:r>
+          </w:p>
+        </w:tc>
+        <w:tc>
+          <w:tcPr>
+            <w:tcW w:type="dxa" w:w="1542"/>
             <w:tcBorders>
               <w:top w:val="none" w:color="FFFFFF" w:sz="0"/>
               <w:left w:val="none" w:color="FFFFFF" w:sz="0"/>
@@ -20093,13 +19887,13 @@
                 <w:szCs w:val="16"/>
                 <w:highlight w:val="yellow"/>
               </w:rPr>
-              <w:t xml:space="preserve">[FILL]</w:t>
-            </w:r>
-          </w:p>
-        </w:tc>
-        <w:tc>
-          <w:tcPr>
-            <w:tcW w:type="dxa" w:w="1445"/>
+              <w:t xml:space="preserve">[0.___]</w:t>
+            </w:r>
+          </w:p>
+        </w:tc>
+        <w:tc>
+          <w:tcPr>
+            <w:tcW w:type="dxa" w:w="1542"/>
             <w:tcBorders>
               <w:top w:val="none" w:color="FFFFFF" w:sz="0"/>
               <w:left w:val="none" w:color="FFFFFF" w:sz="0"/>
@@ -20126,13 +19920,13 @@
                 <w:szCs w:val="16"/>
                 <w:highlight w:val="yellow"/>
               </w:rPr>
-              <w:t xml:space="preserve">[FILL]</w:t>
-            </w:r>
-          </w:p>
-        </w:tc>
-        <w:tc>
-          <w:tcPr>
-            <w:tcW w:type="dxa" w:w="1445"/>
+              <w:t xml:space="preserve">[0.___]</w:t>
+            </w:r>
+          </w:p>
+        </w:tc>
+        <w:tc>
+          <w:tcPr>
+            <w:tcW w:type="dxa" w:w="1927"/>
             <w:tcBorders>
               <w:top w:val="none" w:color="FFFFFF" w:sz="0"/>
               <w:left w:val="none" w:color="FFFFFF" w:sz="0"/>
@@ -20159,13 +19953,13 @@
                 <w:szCs w:val="16"/>
                 <w:highlight w:val="yellow"/>
               </w:rPr>
-              <w:t xml:space="preserve">[FILL]</w:t>
-            </w:r>
-          </w:p>
-        </w:tc>
-        <w:tc>
-          <w:tcPr>
-            <w:tcW w:type="dxa" w:w="1445"/>
+              <w:t xml:space="preserve">[0.___]</w:t>
+            </w:r>
+          </w:p>
+        </w:tc>
+        <w:tc>
+          <w:tcPr>
+            <w:tcW w:type="dxa" w:w="1929"/>
             <w:tcBorders>
               <w:top w:val="none" w:color="FFFFFF" w:sz="0"/>
               <w:left w:val="none" w:color="FFFFFF" w:sz="0"/>
@@ -20192,40 +19986,7 @@
                 <w:szCs w:val="16"/>
                 <w:highlight w:val="yellow"/>
               </w:rPr>
-              <w:t xml:space="preserve">[FILL]</w:t>
-            </w:r>
-          </w:p>
-        </w:tc>
-        <w:tc>
-          <w:tcPr>
-            <w:tcW w:type="dxa" w:w="1738"/>
-            <w:tcBorders>
-              <w:top w:val="none" w:color="FFFFFF" w:sz="0"/>
-              <w:left w:val="none" w:color="FFFFFF" w:sz="0"/>
-              <w:bottom w:val="single" w:color="000000" w:sz="4"/>
-              <w:right w:val="none" w:color="FFFFFF" w:sz="0"/>
-            </w:tcBorders>
-            <w:tcMar>
-              <w:top w:type="dxa" w:w="40"/>
-              <w:left w:type="dxa" w:w="70"/>
-              <w:bottom w:type="dxa" w:w="40"/>
-              <w:right w:type="dxa" w:w="70"/>
-            </w:tcMar>
-          </w:tcPr>
-          <w:p>
-            <w:pPr>
-              <w:jc w:val="center"/>
-            </w:pPr>
-            <w:r>
-              <w:rPr>
-                <w:rFonts w:ascii="Times New Roman" w:cs="Times New Roman" w:eastAsia="Times New Roman" w:hAnsi="Times New Roman"/>
-                <w:b/>
-                <w:bCs/>
-                <w:sz w:val="16"/>
-                <w:szCs w:val="16"/>
-                <w:highlight w:val="yellow"/>
-              </w:rPr>
-              <w:t xml:space="preserve">[FILL]</w:t>
+              <w:t xml:space="preserve">[0.___]</w:t>
             </w:r>
           </w:p>
         </w:tc>
@@ -20314,23 +20075,2077 @@
                 <w:sz w:val="19"/>
                 <w:szCs w:val="19"/>
               </w:rPr>
-              <w:t xml:space="preserve">, second output table (per lake, condition and model). Test-image counts in brackets come from our run (13 / 26 / 15); correct them if yours differ (print </w:t>
-            </w:r>
-            <w:r>
-              <w:rPr>
-                <w:rFonts w:ascii="Consolas" w:cs="Consolas" w:eastAsia="Consolas" w:hAnsi="Consolas"/>
-                <w:sz w:val="17"/>
-                <w:szCs w:val="17"/>
-              </w:rPr>
-              <w:t xml:space="preserve">pd.Series([n for n,_ in test_idx]).value_counts()</w:t>
-            </w:r>
+              <w:t xml:space="preserve">. The first printed line gives test images and images with water per site (13/8, 26/8, 15/15 in our run). Table "1) Pixel-pooled metrics, all test images" fills the pooled table; the "per site" table below it fills the per-site table.</w:t>
+            </w:r>
+          </w:p>
+          <w:p>
+            <w:pPr>
+              <w:spacing w:after="50"/>
+              <w:jc w:val="left"/>
+            </w:pPr>
             <w:r>
               <w:rPr>
                 <w:rFonts w:ascii="Times New Roman" w:cs="Times New Roman" w:eastAsia="Times New Roman" w:hAnsi="Times New Roman"/>
                 <w:sz w:val="19"/>
                 <w:szCs w:val="19"/>
               </w:rPr>
-              <w:t xml:space="preserve">).</w:t>
+              <w:t xml:space="preserve">The same tables are saved to Drive as seg_pooled_overall.csv and seg_pooled_per_lake.csv.</w:t>
+            </w:r>
+          </w:p>
+        </w:tc>
+      </w:tr>
+    </w:tbl>
+    <w:p>
+      <w:pPr>
+        <w:keepNext/>
+        <w:spacing w:after="40" w:before="160"/>
+        <w:jc w:val="center"/>
+      </w:pPr>
+      <w:r>
+        <w:rPr>
+          <w:rFonts w:ascii="Times New Roman" w:cs="Times New Roman" w:eastAsia="Times New Roman" w:hAnsi="Times New Roman"/>
+          <w:sz w:val="18"/>
+          <w:szCs w:val="18"/>
+        </w:rPr>
+        <w:t xml:space="preserve">TABLE XIV</w:t>
+      </w:r>
+    </w:p>
+    <w:p>
+      <w:pPr>
+        <w:keepNext/>
+        <w:spacing w:after="80"/>
+        <w:jc w:val="center"/>
+      </w:pPr>
+      <w:r>
+        <w:rPr>
+          <w:rFonts w:ascii="Times New Roman" w:cs="Times New Roman" w:eastAsia="Times New Roman" w:hAnsi="Times New Roman"/>
+          <w:sz w:val="16"/>
+          <w:szCs w:val="16"/>
+        </w:rPr>
+        <w:t xml:space="preserve">PER-IMAGE RESULTS ON TEST IMAGES CONTAINING WATER (MEAN ± SD)</w:t>
+      </w:r>
+    </w:p>
+    <w:tbl>
+      <w:tblPr>
+        <w:tblW w:type="dxa" w:w="9638"/>
+        <w:tblBorders>
+          <w:top w:val="single" w:color="auto" w:sz="4"/>
+          <w:left w:val="single" w:color="auto" w:sz="4"/>
+          <w:bottom w:val="single" w:color="auto" w:sz="4"/>
+          <w:right w:val="single" w:color="auto" w:sz="4"/>
+          <w:insideH w:val="single" w:color="auto" w:sz="4"/>
+          <w:insideV w:val="single" w:color="auto" w:sz="4"/>
+        </w:tblBorders>
+        <w:tblLayout w:type="fixed"/>
+      </w:tblPr>
+      <w:tblGrid>
+        <w:gridCol w:w="1927"/>
+        <w:gridCol w:w="1734"/>
+        <w:gridCol w:w="1445"/>
+        <w:gridCol w:w="1445"/>
+        <w:gridCol w:w="1542"/>
+        <w:gridCol w:w="1545"/>
+      </w:tblGrid>
+      <w:tr>
+        <w:trPr>
+          <w:cantSplit/>
+          <w:tblHeader/>
+        </w:trPr>
+        <w:tc>
+          <w:tcPr>
+            <w:tcW w:type="dxa" w:w="1927"/>
+            <w:tcBorders>
+              <w:top w:val="single" w:color="000000" w:sz="4"/>
+              <w:left w:val="none" w:color="FFFFFF" w:sz="0"/>
+              <w:bottom w:val="single" w:color="000000" w:sz="4"/>
+              <w:right w:val="none" w:color="FFFFFF" w:sz="0"/>
+            </w:tcBorders>
+            <w:shd w:fill="EFEFEC" w:color="auto" w:val="clear"/>
+            <w:tcMar>
+              <w:top w:type="dxa" w:w="40"/>
+              <w:left w:type="dxa" w:w="70"/>
+              <w:bottom w:type="dxa" w:w="40"/>
+              <w:right w:type="dxa" w:w="70"/>
+            </w:tcMar>
+          </w:tcPr>
+          <w:p>
+            <w:pPr>
+              <w:jc w:val="left"/>
+            </w:pPr>
+            <w:r>
+              <w:rPr>
+                <w:rFonts w:ascii="Times New Roman" w:cs="Times New Roman" w:eastAsia="Times New Roman" w:hAnsi="Times New Roman"/>
+                <w:b/>
+                <w:bCs/>
+                <w:sz w:val="16"/>
+                <w:szCs w:val="16"/>
+              </w:rPr>
+              <w:t xml:space="preserve">Condition</w:t>
+            </w:r>
+          </w:p>
+        </w:tc>
+        <w:tc>
+          <w:tcPr>
+            <w:tcW w:type="dxa" w:w="1734"/>
+            <w:tcBorders>
+              <w:top w:val="single" w:color="000000" w:sz="4"/>
+              <w:left w:val="none" w:color="FFFFFF" w:sz="0"/>
+              <w:bottom w:val="single" w:color="000000" w:sz="4"/>
+              <w:right w:val="none" w:color="FFFFFF" w:sz="0"/>
+            </w:tcBorders>
+            <w:shd w:fill="EFEFEC" w:color="auto" w:val="clear"/>
+            <w:tcMar>
+              <w:top w:type="dxa" w:w="40"/>
+              <w:left w:type="dxa" w:w="70"/>
+              <w:bottom w:type="dxa" w:w="40"/>
+              <w:right w:type="dxa" w:w="70"/>
+            </w:tcMar>
+          </w:tcPr>
+          <w:p>
+            <w:pPr>
+              <w:jc w:val="center"/>
+            </w:pPr>
+            <w:r>
+              <w:rPr>
+                <w:rFonts w:ascii="Times New Roman" w:cs="Times New Roman" w:eastAsia="Times New Roman" w:hAnsi="Times New Roman"/>
+                <w:b/>
+                <w:bCs/>
+                <w:sz w:val="16"/>
+                <w:szCs w:val="16"/>
+              </w:rPr>
+              <w:t xml:space="preserve">Model</w:t>
+            </w:r>
+          </w:p>
+        </w:tc>
+        <w:tc>
+          <w:tcPr>
+            <w:tcW w:type="dxa" w:w="1445"/>
+            <w:tcBorders>
+              <w:top w:val="single" w:color="000000" w:sz="4"/>
+              <w:left w:val="none" w:color="FFFFFF" w:sz="0"/>
+              <w:bottom w:val="single" w:color="000000" w:sz="4"/>
+              <w:right w:val="none" w:color="FFFFFF" w:sz="0"/>
+            </w:tcBorders>
+            <w:shd w:fill="EFEFEC" w:color="auto" w:val="clear"/>
+            <w:tcMar>
+              <w:top w:type="dxa" w:w="40"/>
+              <w:left w:type="dxa" w:w="70"/>
+              <w:bottom w:type="dxa" w:w="40"/>
+              <w:right w:type="dxa" w:w="70"/>
+            </w:tcMar>
+          </w:tcPr>
+          <w:p>
+            <w:pPr>
+              <w:jc w:val="center"/>
+            </w:pPr>
+            <w:r>
+              <w:rPr>
+                <w:rFonts w:ascii="Times New Roman" w:cs="Times New Roman" w:eastAsia="Times New Roman" w:hAnsi="Times New Roman"/>
+                <w:b/>
+                <w:bCs/>
+                <w:sz w:val="16"/>
+                <w:szCs w:val="16"/>
+              </w:rPr>
+              <w:t xml:space="preserve">IoU</w:t>
+            </w:r>
+          </w:p>
+        </w:tc>
+        <w:tc>
+          <w:tcPr>
+            <w:tcW w:type="dxa" w:w="1445"/>
+            <w:tcBorders>
+              <w:top w:val="single" w:color="000000" w:sz="4"/>
+              <w:left w:val="none" w:color="FFFFFF" w:sz="0"/>
+              <w:bottom w:val="single" w:color="000000" w:sz="4"/>
+              <w:right w:val="none" w:color="FFFFFF" w:sz="0"/>
+            </w:tcBorders>
+            <w:shd w:fill="EFEFEC" w:color="auto" w:val="clear"/>
+            <w:tcMar>
+              <w:top w:type="dxa" w:w="40"/>
+              <w:left w:type="dxa" w:w="70"/>
+              <w:bottom w:type="dxa" w:w="40"/>
+              <w:right w:type="dxa" w:w="70"/>
+            </w:tcMar>
+          </w:tcPr>
+          <w:p>
+            <w:pPr>
+              <w:jc w:val="center"/>
+            </w:pPr>
+            <w:r>
+              <w:rPr>
+                <w:rFonts w:ascii="Times New Roman" w:cs="Times New Roman" w:eastAsia="Times New Roman" w:hAnsi="Times New Roman"/>
+                <w:b/>
+                <w:bCs/>
+                <w:sz w:val="16"/>
+                <w:szCs w:val="16"/>
+              </w:rPr>
+              <w:t xml:space="preserve">F1</w:t>
+            </w:r>
+          </w:p>
+        </w:tc>
+        <w:tc>
+          <w:tcPr>
+            <w:tcW w:type="dxa" w:w="1542"/>
+            <w:tcBorders>
+              <w:top w:val="single" w:color="000000" w:sz="4"/>
+              <w:left w:val="none" w:color="FFFFFF" w:sz="0"/>
+              <w:bottom w:val="single" w:color="000000" w:sz="4"/>
+              <w:right w:val="none" w:color="FFFFFF" w:sz="0"/>
+            </w:tcBorders>
+            <w:shd w:fill="EFEFEC" w:color="auto" w:val="clear"/>
+            <w:tcMar>
+              <w:top w:type="dxa" w:w="40"/>
+              <w:left w:type="dxa" w:w="70"/>
+              <w:bottom w:type="dxa" w:w="40"/>
+              <w:right w:type="dxa" w:w="70"/>
+            </w:tcMar>
+          </w:tcPr>
+          <w:p>
+            <w:pPr>
+              <w:jc w:val="center"/>
+            </w:pPr>
+            <w:r>
+              <w:rPr>
+                <w:rFonts w:ascii="Times New Roman" w:cs="Times New Roman" w:eastAsia="Times New Roman" w:hAnsi="Times New Roman"/>
+                <w:b/>
+                <w:bCs/>
+                <w:sz w:val="16"/>
+                <w:szCs w:val="16"/>
+              </w:rPr>
+              <w:t xml:space="preserve">Precision</w:t>
+            </w:r>
+          </w:p>
+        </w:tc>
+        <w:tc>
+          <w:tcPr>
+            <w:tcW w:type="dxa" w:w="1545"/>
+            <w:tcBorders>
+              <w:top w:val="single" w:color="000000" w:sz="4"/>
+              <w:left w:val="none" w:color="FFFFFF" w:sz="0"/>
+              <w:bottom w:val="single" w:color="000000" w:sz="4"/>
+              <w:right w:val="none" w:color="FFFFFF" w:sz="0"/>
+            </w:tcBorders>
+            <w:shd w:fill="EFEFEC" w:color="auto" w:val="clear"/>
+            <w:tcMar>
+              <w:top w:type="dxa" w:w="40"/>
+              <w:left w:type="dxa" w:w="70"/>
+              <w:bottom w:type="dxa" w:w="40"/>
+              <w:right w:type="dxa" w:w="70"/>
+            </w:tcMar>
+          </w:tcPr>
+          <w:p>
+            <w:pPr>
+              <w:jc w:val="center"/>
+            </w:pPr>
+            <w:r>
+              <w:rPr>
+                <w:rFonts w:ascii="Times New Roman" w:cs="Times New Roman" w:eastAsia="Times New Roman" w:hAnsi="Times New Roman"/>
+                <w:b/>
+                <w:bCs/>
+                <w:sz w:val="16"/>
+                <w:szCs w:val="16"/>
+              </w:rPr>
+              <w:t xml:space="preserve">Recall</w:t>
+            </w:r>
+          </w:p>
+        </w:tc>
+      </w:tr>
+      <w:tr>
+        <w:trPr>
+          <w:cantSplit/>
+          <w:tblHeader w:val="off"/>
+        </w:trPr>
+        <w:tc>
+          <w:tcPr>
+            <w:tcW w:type="dxa" w:w="1927"/>
+            <w:tcBorders>
+              <w:top w:val="none" w:color="FFFFFF" w:sz="0"/>
+              <w:left w:val="none" w:color="FFFFFF" w:sz="0"/>
+              <w:bottom w:val="none" w:color="FFFFFF" w:sz="0"/>
+              <w:right w:val="none" w:color="FFFFFF" w:sz="0"/>
+            </w:tcBorders>
+            <w:tcMar>
+              <w:top w:type="dxa" w:w="40"/>
+              <w:left w:type="dxa" w:w="70"/>
+              <w:bottom w:type="dxa" w:w="40"/>
+              <w:right w:type="dxa" w:w="70"/>
+            </w:tcMar>
+          </w:tcPr>
+          <w:p>
+            <w:pPr>
+              <w:jc w:val="left"/>
+            </w:pPr>
+            <w:r>
+              <w:rPr>
+                <w:rFonts w:ascii="Times New Roman" w:cs="Times New Roman" w:eastAsia="Times New Roman" w:hAnsi="Times New Roman"/>
+                <w:b w:val="false"/>
+                <w:bCs w:val="false"/>
+                <w:sz w:val="16"/>
+                <w:szCs w:val="16"/>
+              </w:rPr>
+              <w:t xml:space="preserve">Clear</w:t>
+            </w:r>
+          </w:p>
+        </w:tc>
+        <w:tc>
+          <w:tcPr>
+            <w:tcW w:type="dxa" w:w="1734"/>
+            <w:tcBorders>
+              <w:top w:val="none" w:color="FFFFFF" w:sz="0"/>
+              <w:left w:val="none" w:color="FFFFFF" w:sz="0"/>
+              <w:bottom w:val="none" w:color="FFFFFF" w:sz="0"/>
+              <w:right w:val="none" w:color="FFFFFF" w:sz="0"/>
+            </w:tcBorders>
+            <w:tcMar>
+              <w:top w:type="dxa" w:w="40"/>
+              <w:left w:type="dxa" w:w="70"/>
+              <w:bottom w:type="dxa" w:w="40"/>
+              <w:right w:type="dxa" w:w="70"/>
+            </w:tcMar>
+          </w:tcPr>
+          <w:p>
+            <w:pPr>
+              <w:jc w:val="center"/>
+            </w:pPr>
+            <w:r>
+              <w:rPr>
+                <w:rFonts w:ascii="Times New Roman" w:cs="Times New Roman" w:eastAsia="Times New Roman" w:hAnsi="Times New Roman"/>
+                <w:b w:val="false"/>
+                <w:bCs w:val="false"/>
+                <w:sz w:val="16"/>
+                <w:szCs w:val="16"/>
+              </w:rPr>
+              <w:t xml:space="preserve">Optical-only</w:t>
+            </w:r>
+          </w:p>
+        </w:tc>
+        <w:tc>
+          <w:tcPr>
+            <w:tcW w:type="dxa" w:w="1445"/>
+            <w:tcBorders>
+              <w:top w:val="none" w:color="FFFFFF" w:sz="0"/>
+              <w:left w:val="none" w:color="FFFFFF" w:sz="0"/>
+              <w:bottom w:val="none" w:color="FFFFFF" w:sz="0"/>
+              <w:right w:val="none" w:color="FFFFFF" w:sz="0"/>
+            </w:tcBorders>
+            <w:tcMar>
+              <w:top w:type="dxa" w:w="40"/>
+              <w:left w:type="dxa" w:w="70"/>
+              <w:bottom w:type="dxa" w:w="40"/>
+              <w:right w:type="dxa" w:w="70"/>
+            </w:tcMar>
+          </w:tcPr>
+          <w:p>
+            <w:pPr>
+              <w:jc w:val="center"/>
+            </w:pPr>
+            <w:r>
+              <w:rPr>
+                <w:rFonts w:ascii="Times New Roman" w:cs="Times New Roman" w:eastAsia="Times New Roman" w:hAnsi="Times New Roman"/>
+                <w:b/>
+                <w:bCs/>
+                <w:sz w:val="16"/>
+                <w:szCs w:val="16"/>
+                <w:highlight w:val="yellow"/>
+              </w:rPr>
+              <w:t xml:space="preserve">[0.___ ± 0.___]</w:t>
+            </w:r>
+          </w:p>
+        </w:tc>
+        <w:tc>
+          <w:tcPr>
+            <w:tcW w:type="dxa" w:w="1445"/>
+            <w:tcBorders>
+              <w:top w:val="none" w:color="FFFFFF" w:sz="0"/>
+              <w:left w:val="none" w:color="FFFFFF" w:sz="0"/>
+              <w:bottom w:val="none" w:color="FFFFFF" w:sz="0"/>
+              <w:right w:val="none" w:color="FFFFFF" w:sz="0"/>
+            </w:tcBorders>
+            <w:tcMar>
+              <w:top w:type="dxa" w:w="40"/>
+              <w:left w:type="dxa" w:w="70"/>
+              <w:bottom w:type="dxa" w:w="40"/>
+              <w:right w:type="dxa" w:w="70"/>
+            </w:tcMar>
+          </w:tcPr>
+          <w:p>
+            <w:pPr>
+              <w:jc w:val="center"/>
+            </w:pPr>
+            <w:r>
+              <w:rPr>
+                <w:rFonts w:ascii="Times New Roman" w:cs="Times New Roman" w:eastAsia="Times New Roman" w:hAnsi="Times New Roman"/>
+                <w:b/>
+                <w:bCs/>
+                <w:sz w:val="16"/>
+                <w:szCs w:val="16"/>
+                <w:highlight w:val="yellow"/>
+              </w:rPr>
+              <w:t xml:space="preserve">[0.___ ± 0.___]</w:t>
+            </w:r>
+          </w:p>
+        </w:tc>
+        <w:tc>
+          <w:tcPr>
+            <w:tcW w:type="dxa" w:w="1542"/>
+            <w:tcBorders>
+              <w:top w:val="none" w:color="FFFFFF" w:sz="0"/>
+              <w:left w:val="none" w:color="FFFFFF" w:sz="0"/>
+              <w:bottom w:val="none" w:color="FFFFFF" w:sz="0"/>
+              <w:right w:val="none" w:color="FFFFFF" w:sz="0"/>
+            </w:tcBorders>
+            <w:tcMar>
+              <w:top w:type="dxa" w:w="40"/>
+              <w:left w:type="dxa" w:w="70"/>
+              <w:bottom w:type="dxa" w:w="40"/>
+              <w:right w:type="dxa" w:w="70"/>
+            </w:tcMar>
+          </w:tcPr>
+          <w:p>
+            <w:pPr>
+              <w:jc w:val="center"/>
+            </w:pPr>
+            <w:r>
+              <w:rPr>
+                <w:rFonts w:ascii="Times New Roman" w:cs="Times New Roman" w:eastAsia="Times New Roman" w:hAnsi="Times New Roman"/>
+                <w:b/>
+                <w:bCs/>
+                <w:sz w:val="16"/>
+                <w:szCs w:val="16"/>
+                <w:highlight w:val="yellow"/>
+              </w:rPr>
+              <w:t xml:space="preserve">[0.___ ± 0.___]</w:t>
+            </w:r>
+          </w:p>
+        </w:tc>
+        <w:tc>
+          <w:tcPr>
+            <w:tcW w:type="dxa" w:w="1545"/>
+            <w:tcBorders>
+              <w:top w:val="none" w:color="FFFFFF" w:sz="0"/>
+              <w:left w:val="none" w:color="FFFFFF" w:sz="0"/>
+              <w:bottom w:val="none" w:color="FFFFFF" w:sz="0"/>
+              <w:right w:val="none" w:color="FFFFFF" w:sz="0"/>
+            </w:tcBorders>
+            <w:tcMar>
+              <w:top w:type="dxa" w:w="40"/>
+              <w:left w:type="dxa" w:w="70"/>
+              <w:bottom w:type="dxa" w:w="40"/>
+              <w:right w:type="dxa" w:w="70"/>
+            </w:tcMar>
+          </w:tcPr>
+          <w:p>
+            <w:pPr>
+              <w:jc w:val="center"/>
+            </w:pPr>
+            <w:r>
+              <w:rPr>
+                <w:rFonts w:ascii="Times New Roman" w:cs="Times New Roman" w:eastAsia="Times New Roman" w:hAnsi="Times New Roman"/>
+                <w:b/>
+                <w:bCs/>
+                <w:sz w:val="16"/>
+                <w:szCs w:val="16"/>
+                <w:highlight w:val="yellow"/>
+              </w:rPr>
+              <w:t xml:space="preserve">[0.___ ± 0.___]</w:t>
+            </w:r>
+          </w:p>
+        </w:tc>
+      </w:tr>
+      <w:tr>
+        <w:trPr>
+          <w:cantSplit/>
+          <w:tblHeader w:val="off"/>
+        </w:trPr>
+        <w:tc>
+          <w:tcPr>
+            <w:tcW w:type="dxa" w:w="1927"/>
+            <w:tcBorders>
+              <w:top w:val="none" w:color="FFFFFF" w:sz="0"/>
+              <w:left w:val="none" w:color="FFFFFF" w:sz="0"/>
+              <w:bottom w:val="none" w:color="FFFFFF" w:sz="0"/>
+              <w:right w:val="none" w:color="FFFFFF" w:sz="0"/>
+            </w:tcBorders>
+            <w:tcMar>
+              <w:top w:type="dxa" w:w="40"/>
+              <w:left w:type="dxa" w:w="70"/>
+              <w:bottom w:type="dxa" w:w="40"/>
+              <w:right w:type="dxa" w:w="70"/>
+            </w:tcMar>
+          </w:tcPr>
+          <w:p>
+            <w:pPr>
+              <w:jc w:val="left"/>
+            </w:pPr>
+            <w:r>
+              <w:rPr>
+                <w:rFonts w:ascii="Times New Roman" w:cs="Times New Roman" w:eastAsia="Times New Roman" w:hAnsi="Times New Roman"/>
+                <w:b w:val="false"/>
+                <w:bCs w:val="false"/>
+                <w:sz w:val="16"/>
+                <w:szCs w:val="16"/>
+              </w:rPr>
+              <w:t xml:space="preserve">Clear</w:t>
+            </w:r>
+          </w:p>
+        </w:tc>
+        <w:tc>
+          <w:tcPr>
+            <w:tcW w:type="dxa" w:w="1734"/>
+            <w:tcBorders>
+              <w:top w:val="none" w:color="FFFFFF" w:sz="0"/>
+              <w:left w:val="none" w:color="FFFFFF" w:sz="0"/>
+              <w:bottom w:val="none" w:color="FFFFFF" w:sz="0"/>
+              <w:right w:val="none" w:color="FFFFFF" w:sz="0"/>
+            </w:tcBorders>
+            <w:tcMar>
+              <w:top w:type="dxa" w:w="40"/>
+              <w:left w:type="dxa" w:w="70"/>
+              <w:bottom w:type="dxa" w:w="40"/>
+              <w:right w:type="dxa" w:w="70"/>
+            </w:tcMar>
+          </w:tcPr>
+          <w:p>
+            <w:pPr>
+              <w:jc w:val="center"/>
+            </w:pPr>
+            <w:r>
+              <w:rPr>
+                <w:rFonts w:ascii="Times New Roman" w:cs="Times New Roman" w:eastAsia="Times New Roman" w:hAnsi="Times New Roman"/>
+                <w:b w:val="false"/>
+                <w:bCs w:val="false"/>
+                <w:sz w:val="16"/>
+                <w:szCs w:val="16"/>
+              </w:rPr>
+              <w:t xml:space="preserve">Fusion</w:t>
+            </w:r>
+          </w:p>
+        </w:tc>
+        <w:tc>
+          <w:tcPr>
+            <w:tcW w:type="dxa" w:w="1445"/>
+            <w:tcBorders>
+              <w:top w:val="none" w:color="FFFFFF" w:sz="0"/>
+              <w:left w:val="none" w:color="FFFFFF" w:sz="0"/>
+              <w:bottom w:val="none" w:color="FFFFFF" w:sz="0"/>
+              <w:right w:val="none" w:color="FFFFFF" w:sz="0"/>
+            </w:tcBorders>
+            <w:tcMar>
+              <w:top w:type="dxa" w:w="40"/>
+              <w:left w:type="dxa" w:w="70"/>
+              <w:bottom w:type="dxa" w:w="40"/>
+              <w:right w:type="dxa" w:w="70"/>
+            </w:tcMar>
+          </w:tcPr>
+          <w:p>
+            <w:pPr>
+              <w:jc w:val="center"/>
+            </w:pPr>
+            <w:r>
+              <w:rPr>
+                <w:rFonts w:ascii="Times New Roman" w:cs="Times New Roman" w:eastAsia="Times New Roman" w:hAnsi="Times New Roman"/>
+                <w:b/>
+                <w:bCs/>
+                <w:sz w:val="16"/>
+                <w:szCs w:val="16"/>
+                <w:highlight w:val="yellow"/>
+              </w:rPr>
+              <w:t xml:space="preserve">[0.___ ± 0.___]</w:t>
+            </w:r>
+          </w:p>
+        </w:tc>
+        <w:tc>
+          <w:tcPr>
+            <w:tcW w:type="dxa" w:w="1445"/>
+            <w:tcBorders>
+              <w:top w:val="none" w:color="FFFFFF" w:sz="0"/>
+              <w:left w:val="none" w:color="FFFFFF" w:sz="0"/>
+              <w:bottom w:val="none" w:color="FFFFFF" w:sz="0"/>
+              <w:right w:val="none" w:color="FFFFFF" w:sz="0"/>
+            </w:tcBorders>
+            <w:tcMar>
+              <w:top w:type="dxa" w:w="40"/>
+              <w:left w:type="dxa" w:w="70"/>
+              <w:bottom w:type="dxa" w:w="40"/>
+              <w:right w:type="dxa" w:w="70"/>
+            </w:tcMar>
+          </w:tcPr>
+          <w:p>
+            <w:pPr>
+              <w:jc w:val="center"/>
+            </w:pPr>
+            <w:r>
+              <w:rPr>
+                <w:rFonts w:ascii="Times New Roman" w:cs="Times New Roman" w:eastAsia="Times New Roman" w:hAnsi="Times New Roman"/>
+                <w:b/>
+                <w:bCs/>
+                <w:sz w:val="16"/>
+                <w:szCs w:val="16"/>
+                <w:highlight w:val="yellow"/>
+              </w:rPr>
+              <w:t xml:space="preserve">[0.___ ± 0.___]</w:t>
+            </w:r>
+          </w:p>
+        </w:tc>
+        <w:tc>
+          <w:tcPr>
+            <w:tcW w:type="dxa" w:w="1542"/>
+            <w:tcBorders>
+              <w:top w:val="none" w:color="FFFFFF" w:sz="0"/>
+              <w:left w:val="none" w:color="FFFFFF" w:sz="0"/>
+              <w:bottom w:val="none" w:color="FFFFFF" w:sz="0"/>
+              <w:right w:val="none" w:color="FFFFFF" w:sz="0"/>
+            </w:tcBorders>
+            <w:tcMar>
+              <w:top w:type="dxa" w:w="40"/>
+              <w:left w:type="dxa" w:w="70"/>
+              <w:bottom w:type="dxa" w:w="40"/>
+              <w:right w:type="dxa" w:w="70"/>
+            </w:tcMar>
+          </w:tcPr>
+          <w:p>
+            <w:pPr>
+              <w:jc w:val="center"/>
+            </w:pPr>
+            <w:r>
+              <w:rPr>
+                <w:rFonts w:ascii="Times New Roman" w:cs="Times New Roman" w:eastAsia="Times New Roman" w:hAnsi="Times New Roman"/>
+                <w:b/>
+                <w:bCs/>
+                <w:sz w:val="16"/>
+                <w:szCs w:val="16"/>
+                <w:highlight w:val="yellow"/>
+              </w:rPr>
+              <w:t xml:space="preserve">[0.___ ± 0.___]</w:t>
+            </w:r>
+          </w:p>
+        </w:tc>
+        <w:tc>
+          <w:tcPr>
+            <w:tcW w:type="dxa" w:w="1545"/>
+            <w:tcBorders>
+              <w:top w:val="none" w:color="FFFFFF" w:sz="0"/>
+              <w:left w:val="none" w:color="FFFFFF" w:sz="0"/>
+              <w:bottom w:val="none" w:color="FFFFFF" w:sz="0"/>
+              <w:right w:val="none" w:color="FFFFFF" w:sz="0"/>
+            </w:tcBorders>
+            <w:tcMar>
+              <w:top w:type="dxa" w:w="40"/>
+              <w:left w:type="dxa" w:w="70"/>
+              <w:bottom w:type="dxa" w:w="40"/>
+              <w:right w:type="dxa" w:w="70"/>
+            </w:tcMar>
+          </w:tcPr>
+          <w:p>
+            <w:pPr>
+              <w:jc w:val="center"/>
+            </w:pPr>
+            <w:r>
+              <w:rPr>
+                <w:rFonts w:ascii="Times New Roman" w:cs="Times New Roman" w:eastAsia="Times New Roman" w:hAnsi="Times New Roman"/>
+                <w:b/>
+                <w:bCs/>
+                <w:sz w:val="16"/>
+                <w:szCs w:val="16"/>
+                <w:highlight w:val="yellow"/>
+              </w:rPr>
+              <w:t xml:space="preserve">[0.___ ± 0.___]</w:t>
+            </w:r>
+          </w:p>
+        </w:tc>
+      </w:tr>
+      <w:tr>
+        <w:trPr>
+          <w:cantSplit/>
+          <w:tblHeader w:val="off"/>
+        </w:trPr>
+        <w:tc>
+          <w:tcPr>
+            <w:tcW w:type="dxa" w:w="1927"/>
+            <w:tcBorders>
+              <w:top w:val="none" w:color="FFFFFF" w:sz="0"/>
+              <w:left w:val="none" w:color="FFFFFF" w:sz="0"/>
+              <w:bottom w:val="none" w:color="FFFFFF" w:sz="0"/>
+              <w:right w:val="none" w:color="FFFFFF" w:sz="0"/>
+            </w:tcBorders>
+            <w:tcMar>
+              <w:top w:type="dxa" w:w="40"/>
+              <w:left w:type="dxa" w:w="70"/>
+              <w:bottom w:type="dxa" w:w="40"/>
+              <w:right w:type="dxa" w:w="70"/>
+            </w:tcMar>
+          </w:tcPr>
+          <w:p>
+            <w:pPr>
+              <w:jc w:val="left"/>
+            </w:pPr>
+            <w:r>
+              <w:rPr>
+                <w:rFonts w:ascii="Times New Roman" w:cs="Times New Roman" w:eastAsia="Times New Roman" w:hAnsi="Times New Roman"/>
+                <w:b w:val="false"/>
+                <w:bCs w:val="false"/>
+                <w:sz w:val="16"/>
+                <w:szCs w:val="16"/>
+              </w:rPr>
+              <w:t xml:space="preserve">Simulated cloud</w:t>
+            </w:r>
+          </w:p>
+        </w:tc>
+        <w:tc>
+          <w:tcPr>
+            <w:tcW w:type="dxa" w:w="1734"/>
+            <w:tcBorders>
+              <w:top w:val="none" w:color="FFFFFF" w:sz="0"/>
+              <w:left w:val="none" w:color="FFFFFF" w:sz="0"/>
+              <w:bottom w:val="none" w:color="FFFFFF" w:sz="0"/>
+              <w:right w:val="none" w:color="FFFFFF" w:sz="0"/>
+            </w:tcBorders>
+            <w:tcMar>
+              <w:top w:type="dxa" w:w="40"/>
+              <w:left w:type="dxa" w:w="70"/>
+              <w:bottom w:type="dxa" w:w="40"/>
+              <w:right w:type="dxa" w:w="70"/>
+            </w:tcMar>
+          </w:tcPr>
+          <w:p>
+            <w:pPr>
+              <w:jc w:val="center"/>
+            </w:pPr>
+            <w:r>
+              <w:rPr>
+                <w:rFonts w:ascii="Times New Roman" w:cs="Times New Roman" w:eastAsia="Times New Roman" w:hAnsi="Times New Roman"/>
+                <w:b w:val="false"/>
+                <w:bCs w:val="false"/>
+                <w:sz w:val="16"/>
+                <w:szCs w:val="16"/>
+              </w:rPr>
+              <w:t xml:space="preserve">Optical-only</w:t>
+            </w:r>
+          </w:p>
+        </w:tc>
+        <w:tc>
+          <w:tcPr>
+            <w:tcW w:type="dxa" w:w="1445"/>
+            <w:tcBorders>
+              <w:top w:val="none" w:color="FFFFFF" w:sz="0"/>
+              <w:left w:val="none" w:color="FFFFFF" w:sz="0"/>
+              <w:bottom w:val="none" w:color="FFFFFF" w:sz="0"/>
+              <w:right w:val="none" w:color="FFFFFF" w:sz="0"/>
+            </w:tcBorders>
+            <w:tcMar>
+              <w:top w:type="dxa" w:w="40"/>
+              <w:left w:type="dxa" w:w="70"/>
+              <w:bottom w:type="dxa" w:w="40"/>
+              <w:right w:type="dxa" w:w="70"/>
+            </w:tcMar>
+          </w:tcPr>
+          <w:p>
+            <w:pPr>
+              <w:jc w:val="center"/>
+            </w:pPr>
+            <w:r>
+              <w:rPr>
+                <w:rFonts w:ascii="Times New Roman" w:cs="Times New Roman" w:eastAsia="Times New Roman" w:hAnsi="Times New Roman"/>
+                <w:b/>
+                <w:bCs/>
+                <w:sz w:val="16"/>
+                <w:szCs w:val="16"/>
+                <w:highlight w:val="yellow"/>
+              </w:rPr>
+              <w:t xml:space="preserve">[0.___ ± 0.___]</w:t>
+            </w:r>
+          </w:p>
+        </w:tc>
+        <w:tc>
+          <w:tcPr>
+            <w:tcW w:type="dxa" w:w="1445"/>
+            <w:tcBorders>
+              <w:top w:val="none" w:color="FFFFFF" w:sz="0"/>
+              <w:left w:val="none" w:color="FFFFFF" w:sz="0"/>
+              <w:bottom w:val="none" w:color="FFFFFF" w:sz="0"/>
+              <w:right w:val="none" w:color="FFFFFF" w:sz="0"/>
+            </w:tcBorders>
+            <w:tcMar>
+              <w:top w:type="dxa" w:w="40"/>
+              <w:left w:type="dxa" w:w="70"/>
+              <w:bottom w:type="dxa" w:w="40"/>
+              <w:right w:type="dxa" w:w="70"/>
+            </w:tcMar>
+          </w:tcPr>
+          <w:p>
+            <w:pPr>
+              <w:jc w:val="center"/>
+            </w:pPr>
+            <w:r>
+              <w:rPr>
+                <w:rFonts w:ascii="Times New Roman" w:cs="Times New Roman" w:eastAsia="Times New Roman" w:hAnsi="Times New Roman"/>
+                <w:b/>
+                <w:bCs/>
+                <w:sz w:val="16"/>
+                <w:szCs w:val="16"/>
+                <w:highlight w:val="yellow"/>
+              </w:rPr>
+              <w:t xml:space="preserve">[0.___ ± 0.___]</w:t>
+            </w:r>
+          </w:p>
+        </w:tc>
+        <w:tc>
+          <w:tcPr>
+            <w:tcW w:type="dxa" w:w="1542"/>
+            <w:tcBorders>
+              <w:top w:val="none" w:color="FFFFFF" w:sz="0"/>
+              <w:left w:val="none" w:color="FFFFFF" w:sz="0"/>
+              <w:bottom w:val="none" w:color="FFFFFF" w:sz="0"/>
+              <w:right w:val="none" w:color="FFFFFF" w:sz="0"/>
+            </w:tcBorders>
+            <w:tcMar>
+              <w:top w:type="dxa" w:w="40"/>
+              <w:left w:type="dxa" w:w="70"/>
+              <w:bottom w:type="dxa" w:w="40"/>
+              <w:right w:type="dxa" w:w="70"/>
+            </w:tcMar>
+          </w:tcPr>
+          <w:p>
+            <w:pPr>
+              <w:jc w:val="center"/>
+            </w:pPr>
+            <w:r>
+              <w:rPr>
+                <w:rFonts w:ascii="Times New Roman" w:cs="Times New Roman" w:eastAsia="Times New Roman" w:hAnsi="Times New Roman"/>
+                <w:b/>
+                <w:bCs/>
+                <w:sz w:val="16"/>
+                <w:szCs w:val="16"/>
+                <w:highlight w:val="yellow"/>
+              </w:rPr>
+              <w:t xml:space="preserve">[0.___ ± 0.___]</w:t>
+            </w:r>
+          </w:p>
+        </w:tc>
+        <w:tc>
+          <w:tcPr>
+            <w:tcW w:type="dxa" w:w="1545"/>
+            <w:tcBorders>
+              <w:top w:val="none" w:color="FFFFFF" w:sz="0"/>
+              <w:left w:val="none" w:color="FFFFFF" w:sz="0"/>
+              <w:bottom w:val="none" w:color="FFFFFF" w:sz="0"/>
+              <w:right w:val="none" w:color="FFFFFF" w:sz="0"/>
+            </w:tcBorders>
+            <w:tcMar>
+              <w:top w:type="dxa" w:w="40"/>
+              <w:left w:type="dxa" w:w="70"/>
+              <w:bottom w:type="dxa" w:w="40"/>
+              <w:right w:type="dxa" w:w="70"/>
+            </w:tcMar>
+          </w:tcPr>
+          <w:p>
+            <w:pPr>
+              <w:jc w:val="center"/>
+            </w:pPr>
+            <w:r>
+              <w:rPr>
+                <w:rFonts w:ascii="Times New Roman" w:cs="Times New Roman" w:eastAsia="Times New Roman" w:hAnsi="Times New Roman"/>
+                <w:b/>
+                <w:bCs/>
+                <w:sz w:val="16"/>
+                <w:szCs w:val="16"/>
+                <w:highlight w:val="yellow"/>
+              </w:rPr>
+              <w:t xml:space="preserve">[0.___ ± 0.___]</w:t>
+            </w:r>
+          </w:p>
+        </w:tc>
+      </w:tr>
+      <w:tr>
+        <w:trPr>
+          <w:cantSplit/>
+          <w:tblHeader w:val="off"/>
+        </w:trPr>
+        <w:tc>
+          <w:tcPr>
+            <w:tcW w:type="dxa" w:w="1927"/>
+            <w:tcBorders>
+              <w:top w:val="none" w:color="FFFFFF" w:sz="0"/>
+              <w:left w:val="none" w:color="FFFFFF" w:sz="0"/>
+              <w:bottom w:val="single" w:color="000000" w:sz="4"/>
+              <w:right w:val="none" w:color="FFFFFF" w:sz="0"/>
+            </w:tcBorders>
+            <w:tcMar>
+              <w:top w:type="dxa" w:w="40"/>
+              <w:left w:type="dxa" w:w="70"/>
+              <w:bottom w:type="dxa" w:w="40"/>
+              <w:right w:type="dxa" w:w="70"/>
+            </w:tcMar>
+          </w:tcPr>
+          <w:p>
+            <w:pPr>
+              <w:jc w:val="left"/>
+            </w:pPr>
+            <w:r>
+              <w:rPr>
+                <w:rFonts w:ascii="Times New Roman" w:cs="Times New Roman" w:eastAsia="Times New Roman" w:hAnsi="Times New Roman"/>
+                <w:b w:val="false"/>
+                <w:bCs w:val="false"/>
+                <w:sz w:val="16"/>
+                <w:szCs w:val="16"/>
+              </w:rPr>
+              <w:t xml:space="preserve">Simulated cloud</w:t>
+            </w:r>
+          </w:p>
+        </w:tc>
+        <w:tc>
+          <w:tcPr>
+            <w:tcW w:type="dxa" w:w="1734"/>
+            <w:tcBorders>
+              <w:top w:val="none" w:color="FFFFFF" w:sz="0"/>
+              <w:left w:val="none" w:color="FFFFFF" w:sz="0"/>
+              <w:bottom w:val="single" w:color="000000" w:sz="4"/>
+              <w:right w:val="none" w:color="FFFFFF" w:sz="0"/>
+            </w:tcBorders>
+            <w:tcMar>
+              <w:top w:type="dxa" w:w="40"/>
+              <w:left w:type="dxa" w:w="70"/>
+              <w:bottom w:type="dxa" w:w="40"/>
+              <w:right w:type="dxa" w:w="70"/>
+            </w:tcMar>
+          </w:tcPr>
+          <w:p>
+            <w:pPr>
+              <w:jc w:val="center"/>
+            </w:pPr>
+            <w:r>
+              <w:rPr>
+                <w:rFonts w:ascii="Times New Roman" w:cs="Times New Roman" w:eastAsia="Times New Roman" w:hAnsi="Times New Roman"/>
+                <w:b w:val="false"/>
+                <w:bCs w:val="false"/>
+                <w:sz w:val="16"/>
+                <w:szCs w:val="16"/>
+              </w:rPr>
+              <w:t xml:space="preserve">Fusion</w:t>
+            </w:r>
+          </w:p>
+        </w:tc>
+        <w:tc>
+          <w:tcPr>
+            <w:tcW w:type="dxa" w:w="1445"/>
+            <w:tcBorders>
+              <w:top w:val="none" w:color="FFFFFF" w:sz="0"/>
+              <w:left w:val="none" w:color="FFFFFF" w:sz="0"/>
+              <w:bottom w:val="single" w:color="000000" w:sz="4"/>
+              <w:right w:val="none" w:color="FFFFFF" w:sz="0"/>
+            </w:tcBorders>
+            <w:tcMar>
+              <w:top w:type="dxa" w:w="40"/>
+              <w:left w:type="dxa" w:w="70"/>
+              <w:bottom w:type="dxa" w:w="40"/>
+              <w:right w:type="dxa" w:w="70"/>
+            </w:tcMar>
+          </w:tcPr>
+          <w:p>
+            <w:pPr>
+              <w:jc w:val="center"/>
+            </w:pPr>
+            <w:r>
+              <w:rPr>
+                <w:rFonts w:ascii="Times New Roman" w:cs="Times New Roman" w:eastAsia="Times New Roman" w:hAnsi="Times New Roman"/>
+                <w:b/>
+                <w:bCs/>
+                <w:sz w:val="16"/>
+                <w:szCs w:val="16"/>
+                <w:highlight w:val="yellow"/>
+              </w:rPr>
+              <w:t xml:space="preserve">[0.___ ± 0.___]</w:t>
+            </w:r>
+          </w:p>
+        </w:tc>
+        <w:tc>
+          <w:tcPr>
+            <w:tcW w:type="dxa" w:w="1445"/>
+            <w:tcBorders>
+              <w:top w:val="none" w:color="FFFFFF" w:sz="0"/>
+              <w:left w:val="none" w:color="FFFFFF" w:sz="0"/>
+              <w:bottom w:val="single" w:color="000000" w:sz="4"/>
+              <w:right w:val="none" w:color="FFFFFF" w:sz="0"/>
+            </w:tcBorders>
+            <w:tcMar>
+              <w:top w:type="dxa" w:w="40"/>
+              <w:left w:type="dxa" w:w="70"/>
+              <w:bottom w:type="dxa" w:w="40"/>
+              <w:right w:type="dxa" w:w="70"/>
+            </w:tcMar>
+          </w:tcPr>
+          <w:p>
+            <w:pPr>
+              <w:jc w:val="center"/>
+            </w:pPr>
+            <w:r>
+              <w:rPr>
+                <w:rFonts w:ascii="Times New Roman" w:cs="Times New Roman" w:eastAsia="Times New Roman" w:hAnsi="Times New Roman"/>
+                <w:b/>
+                <w:bCs/>
+                <w:sz w:val="16"/>
+                <w:szCs w:val="16"/>
+                <w:highlight w:val="yellow"/>
+              </w:rPr>
+              <w:t xml:space="preserve">[0.___ ± 0.___]</w:t>
+            </w:r>
+          </w:p>
+        </w:tc>
+        <w:tc>
+          <w:tcPr>
+            <w:tcW w:type="dxa" w:w="1542"/>
+            <w:tcBorders>
+              <w:top w:val="none" w:color="FFFFFF" w:sz="0"/>
+              <w:left w:val="none" w:color="FFFFFF" w:sz="0"/>
+              <w:bottom w:val="single" w:color="000000" w:sz="4"/>
+              <w:right w:val="none" w:color="FFFFFF" w:sz="0"/>
+            </w:tcBorders>
+            <w:tcMar>
+              <w:top w:type="dxa" w:w="40"/>
+              <w:left w:type="dxa" w:w="70"/>
+              <w:bottom w:type="dxa" w:w="40"/>
+              <w:right w:type="dxa" w:w="70"/>
+            </w:tcMar>
+          </w:tcPr>
+          <w:p>
+            <w:pPr>
+              <w:jc w:val="center"/>
+            </w:pPr>
+            <w:r>
+              <w:rPr>
+                <w:rFonts w:ascii="Times New Roman" w:cs="Times New Roman" w:eastAsia="Times New Roman" w:hAnsi="Times New Roman"/>
+                <w:b/>
+                <w:bCs/>
+                <w:sz w:val="16"/>
+                <w:szCs w:val="16"/>
+                <w:highlight w:val="yellow"/>
+              </w:rPr>
+              <w:t xml:space="preserve">[0.___ ± 0.___]</w:t>
+            </w:r>
+          </w:p>
+        </w:tc>
+        <w:tc>
+          <w:tcPr>
+            <w:tcW w:type="dxa" w:w="1545"/>
+            <w:tcBorders>
+              <w:top w:val="none" w:color="FFFFFF" w:sz="0"/>
+              <w:left w:val="none" w:color="FFFFFF" w:sz="0"/>
+              <w:bottom w:val="single" w:color="000000" w:sz="4"/>
+              <w:right w:val="none" w:color="FFFFFF" w:sz="0"/>
+            </w:tcBorders>
+            <w:tcMar>
+              <w:top w:type="dxa" w:w="40"/>
+              <w:left w:type="dxa" w:w="70"/>
+              <w:bottom w:type="dxa" w:w="40"/>
+              <w:right w:type="dxa" w:w="70"/>
+            </w:tcMar>
+          </w:tcPr>
+          <w:p>
+            <w:pPr>
+              <w:jc w:val="center"/>
+            </w:pPr>
+            <w:r>
+              <w:rPr>
+                <w:rFonts w:ascii="Times New Roman" w:cs="Times New Roman" w:eastAsia="Times New Roman" w:hAnsi="Times New Roman"/>
+                <w:b/>
+                <w:bCs/>
+                <w:sz w:val="16"/>
+                <w:szCs w:val="16"/>
+                <w:highlight w:val="yellow"/>
+              </w:rPr>
+              <w:t xml:space="preserve">[0.___ ± 0.___]</w:t>
+            </w:r>
+          </w:p>
+        </w:tc>
+      </w:tr>
+    </w:tbl>
+    <w:p>
+      <w:pPr>
+        <w:spacing w:after="160"/>
+      </w:pPr>
+    </w:p>
+    <w:p>
+      <w:pPr>
+        <w:keepNext/>
+        <w:spacing w:after="40" w:before="160"/>
+        <w:jc w:val="center"/>
+      </w:pPr>
+      <w:r>
+        <w:rPr>
+          <w:rFonts w:ascii="Times New Roman" w:cs="Times New Roman" w:eastAsia="Times New Roman" w:hAnsi="Times New Roman"/>
+          <w:sz w:val="18"/>
+          <w:szCs w:val="18"/>
+        </w:rPr>
+        <w:t xml:space="preserve">TABLE XV</w:t>
+      </w:r>
+    </w:p>
+    <w:p>
+      <w:pPr>
+        <w:keepNext/>
+        <w:spacing w:after="80"/>
+        <w:jc w:val="center"/>
+      </w:pPr>
+      <w:r>
+        <w:rPr>
+          <w:rFonts w:ascii="Times New Roman" w:cs="Times New Roman" w:eastAsia="Times New Roman" w:hAnsi="Times New Roman"/>
+          <w:sz w:val="16"/>
+          <w:szCs w:val="16"/>
+        </w:rPr>
+        <w:t xml:space="preserve">FALSE POSITIVES ON TEST IMAGES WITHOUT WATER</w:t>
+      </w:r>
+    </w:p>
+    <w:tbl>
+      <w:tblPr>
+        <w:tblW w:type="dxa" w:w="9638"/>
+        <w:tblBorders>
+          <w:top w:val="single" w:color="auto" w:sz="4"/>
+          <w:left w:val="single" w:color="auto" w:sz="4"/>
+          <w:bottom w:val="single" w:color="auto" w:sz="4"/>
+          <w:right w:val="single" w:color="auto" w:sz="4"/>
+          <w:insideH w:val="single" w:color="auto" w:sz="4"/>
+          <w:insideV w:val="single" w:color="auto" w:sz="4"/>
+        </w:tblBorders>
+        <w:tblLayout w:type="fixed"/>
+      </w:tblPr>
+      <w:tblGrid>
+        <w:gridCol w:w="1734"/>
+        <w:gridCol w:w="1542"/>
+        <w:gridCol w:w="1927"/>
+        <w:gridCol w:w="2120"/>
+        <w:gridCol w:w="2315"/>
+      </w:tblGrid>
+      <w:tr>
+        <w:trPr>
+          <w:cantSplit/>
+          <w:tblHeader/>
+        </w:trPr>
+        <w:tc>
+          <w:tcPr>
+            <w:tcW w:type="dxa" w:w="1734"/>
+            <w:tcBorders>
+              <w:top w:val="single" w:color="000000" w:sz="4"/>
+              <w:left w:val="none" w:color="FFFFFF" w:sz="0"/>
+              <w:bottom w:val="single" w:color="000000" w:sz="4"/>
+              <w:right w:val="none" w:color="FFFFFF" w:sz="0"/>
+            </w:tcBorders>
+            <w:shd w:fill="EFEFEC" w:color="auto" w:val="clear"/>
+            <w:tcMar>
+              <w:top w:type="dxa" w:w="40"/>
+              <w:left w:type="dxa" w:w="70"/>
+              <w:bottom w:type="dxa" w:w="40"/>
+              <w:right w:type="dxa" w:w="70"/>
+            </w:tcMar>
+          </w:tcPr>
+          <w:p>
+            <w:pPr>
+              <w:jc w:val="left"/>
+            </w:pPr>
+            <w:r>
+              <w:rPr>
+                <w:rFonts w:ascii="Times New Roman" w:cs="Times New Roman" w:eastAsia="Times New Roman" w:hAnsi="Times New Roman"/>
+                <w:b/>
+                <w:bCs/>
+                <w:sz w:val="16"/>
+                <w:szCs w:val="16"/>
+              </w:rPr>
+              <w:t xml:space="preserve">Condition</w:t>
+            </w:r>
+          </w:p>
+        </w:tc>
+        <w:tc>
+          <w:tcPr>
+            <w:tcW w:type="dxa" w:w="1542"/>
+            <w:tcBorders>
+              <w:top w:val="single" w:color="000000" w:sz="4"/>
+              <w:left w:val="none" w:color="FFFFFF" w:sz="0"/>
+              <w:bottom w:val="single" w:color="000000" w:sz="4"/>
+              <w:right w:val="none" w:color="FFFFFF" w:sz="0"/>
+            </w:tcBorders>
+            <w:shd w:fill="EFEFEC" w:color="auto" w:val="clear"/>
+            <w:tcMar>
+              <w:top w:type="dxa" w:w="40"/>
+              <w:left w:type="dxa" w:w="70"/>
+              <w:bottom w:type="dxa" w:w="40"/>
+              <w:right w:type="dxa" w:w="70"/>
+            </w:tcMar>
+          </w:tcPr>
+          <w:p>
+            <w:pPr>
+              <w:jc w:val="center"/>
+            </w:pPr>
+            <w:r>
+              <w:rPr>
+                <w:rFonts w:ascii="Times New Roman" w:cs="Times New Roman" w:eastAsia="Times New Roman" w:hAnsi="Times New Roman"/>
+                <w:b/>
+                <w:bCs/>
+                <w:sz w:val="16"/>
+                <w:szCs w:val="16"/>
+              </w:rPr>
+              <w:t xml:space="preserve">Model</w:t>
+            </w:r>
+          </w:p>
+        </w:tc>
+        <w:tc>
+          <w:tcPr>
+            <w:tcW w:type="dxa" w:w="1927"/>
+            <w:tcBorders>
+              <w:top w:val="single" w:color="000000" w:sz="4"/>
+              <w:left w:val="none" w:color="FFFFFF" w:sz="0"/>
+              <w:bottom w:val="single" w:color="000000" w:sz="4"/>
+              <w:right w:val="none" w:color="FFFFFF" w:sz="0"/>
+            </w:tcBorders>
+            <w:shd w:fill="EFEFEC" w:color="auto" w:val="clear"/>
+            <w:tcMar>
+              <w:top w:type="dxa" w:w="40"/>
+              <w:left w:type="dxa" w:w="70"/>
+              <w:bottom w:type="dxa" w:w="40"/>
+              <w:right w:type="dxa" w:w="70"/>
+            </w:tcMar>
+          </w:tcPr>
+          <w:p>
+            <w:pPr>
+              <w:jc w:val="center"/>
+            </w:pPr>
+            <w:r>
+              <w:rPr>
+                <w:rFonts w:ascii="Times New Roman" w:cs="Times New Roman" w:eastAsia="Times New Roman" w:hAnsi="Times New Roman"/>
+                <w:b/>
+                <w:bCs/>
+                <w:sz w:val="16"/>
+                <w:szCs w:val="16"/>
+              </w:rPr>
+              <w:t xml:space="preserve">Images without water</w:t>
+            </w:r>
+          </w:p>
+        </w:tc>
+        <w:tc>
+          <w:tcPr>
+            <w:tcW w:type="dxa" w:w="2120"/>
+            <w:tcBorders>
+              <w:top w:val="single" w:color="000000" w:sz="4"/>
+              <w:left w:val="none" w:color="FFFFFF" w:sz="0"/>
+              <w:bottom w:val="single" w:color="000000" w:sz="4"/>
+              <w:right w:val="none" w:color="FFFFFF" w:sz="0"/>
+            </w:tcBorders>
+            <w:shd w:fill="EFEFEC" w:color="auto" w:val="clear"/>
+            <w:tcMar>
+              <w:top w:type="dxa" w:w="40"/>
+              <w:left w:type="dxa" w:w="70"/>
+              <w:bottom w:type="dxa" w:w="40"/>
+              <w:right w:type="dxa" w:w="70"/>
+            </w:tcMar>
+          </w:tcPr>
+          <w:p>
+            <w:pPr>
+              <w:jc w:val="center"/>
+            </w:pPr>
+            <w:r>
+              <w:rPr>
+                <w:rFonts w:ascii="Times New Roman" w:cs="Times New Roman" w:eastAsia="Times New Roman" w:hAnsi="Times New Roman"/>
+                <w:b/>
+                <w:bCs/>
+                <w:sz w:val="16"/>
+                <w:szCs w:val="16"/>
+              </w:rPr>
+              <w:t xml:space="preserve">Images with any false positive</w:t>
+            </w:r>
+          </w:p>
+        </w:tc>
+        <w:tc>
+          <w:tcPr>
+            <w:tcW w:type="dxa" w:w="2315"/>
+            <w:tcBorders>
+              <w:top w:val="single" w:color="000000" w:sz="4"/>
+              <w:left w:val="none" w:color="FFFFFF" w:sz="0"/>
+              <w:bottom w:val="single" w:color="000000" w:sz="4"/>
+              <w:right w:val="none" w:color="FFFFFF" w:sz="0"/>
+            </w:tcBorders>
+            <w:shd w:fill="EFEFEC" w:color="auto" w:val="clear"/>
+            <w:tcMar>
+              <w:top w:type="dxa" w:w="40"/>
+              <w:left w:type="dxa" w:w="70"/>
+              <w:bottom w:type="dxa" w:w="40"/>
+              <w:right w:type="dxa" w:w="70"/>
+            </w:tcMar>
+          </w:tcPr>
+          <w:p>
+            <w:pPr>
+              <w:jc w:val="center"/>
+            </w:pPr>
+            <w:r>
+              <w:rPr>
+                <w:rFonts w:ascii="Times New Roman" w:cs="Times New Roman" w:eastAsia="Times New Roman" w:hAnsi="Times New Roman"/>
+                <w:b/>
+                <w:bCs/>
+                <w:sz w:val="16"/>
+                <w:szCs w:val="16"/>
+              </w:rPr>
+              <w:t xml:space="preserve">Mean false-positive area (km²)</w:t>
+            </w:r>
+          </w:p>
+        </w:tc>
+      </w:tr>
+      <w:tr>
+        <w:trPr>
+          <w:cantSplit/>
+          <w:tblHeader w:val="off"/>
+        </w:trPr>
+        <w:tc>
+          <w:tcPr>
+            <w:tcW w:type="dxa" w:w="1734"/>
+            <w:tcBorders>
+              <w:top w:val="none" w:color="FFFFFF" w:sz="0"/>
+              <w:left w:val="none" w:color="FFFFFF" w:sz="0"/>
+              <w:bottom w:val="none" w:color="FFFFFF" w:sz="0"/>
+              <w:right w:val="none" w:color="FFFFFF" w:sz="0"/>
+            </w:tcBorders>
+            <w:tcMar>
+              <w:top w:type="dxa" w:w="40"/>
+              <w:left w:type="dxa" w:w="70"/>
+              <w:bottom w:type="dxa" w:w="40"/>
+              <w:right w:type="dxa" w:w="70"/>
+            </w:tcMar>
+          </w:tcPr>
+          <w:p>
+            <w:pPr>
+              <w:jc w:val="left"/>
+            </w:pPr>
+            <w:r>
+              <w:rPr>
+                <w:rFonts w:ascii="Times New Roman" w:cs="Times New Roman" w:eastAsia="Times New Roman" w:hAnsi="Times New Roman"/>
+                <w:b w:val="false"/>
+                <w:bCs w:val="false"/>
+                <w:sz w:val="16"/>
+                <w:szCs w:val="16"/>
+              </w:rPr>
+              <w:t xml:space="preserve">Clear</w:t>
+            </w:r>
+          </w:p>
+        </w:tc>
+        <w:tc>
+          <w:tcPr>
+            <w:tcW w:type="dxa" w:w="1542"/>
+            <w:tcBorders>
+              <w:top w:val="none" w:color="FFFFFF" w:sz="0"/>
+              <w:left w:val="none" w:color="FFFFFF" w:sz="0"/>
+              <w:bottom w:val="none" w:color="FFFFFF" w:sz="0"/>
+              <w:right w:val="none" w:color="FFFFFF" w:sz="0"/>
+            </w:tcBorders>
+            <w:tcMar>
+              <w:top w:type="dxa" w:w="40"/>
+              <w:left w:type="dxa" w:w="70"/>
+              <w:bottom w:type="dxa" w:w="40"/>
+              <w:right w:type="dxa" w:w="70"/>
+            </w:tcMar>
+          </w:tcPr>
+          <w:p>
+            <w:pPr>
+              <w:jc w:val="center"/>
+            </w:pPr>
+            <w:r>
+              <w:rPr>
+                <w:rFonts w:ascii="Times New Roman" w:cs="Times New Roman" w:eastAsia="Times New Roman" w:hAnsi="Times New Roman"/>
+                <w:b w:val="false"/>
+                <w:bCs w:val="false"/>
+                <w:sz w:val="16"/>
+                <w:szCs w:val="16"/>
+              </w:rPr>
+              <w:t xml:space="preserve">Optical-only</w:t>
+            </w:r>
+          </w:p>
+        </w:tc>
+        <w:tc>
+          <w:tcPr>
+            <w:tcW w:type="dxa" w:w="1927"/>
+            <w:tcBorders>
+              <w:top w:val="none" w:color="FFFFFF" w:sz="0"/>
+              <w:left w:val="none" w:color="FFFFFF" w:sz="0"/>
+              <w:bottom w:val="none" w:color="FFFFFF" w:sz="0"/>
+              <w:right w:val="none" w:color="FFFFFF" w:sz="0"/>
+            </w:tcBorders>
+            <w:tcMar>
+              <w:top w:type="dxa" w:w="40"/>
+              <w:left w:type="dxa" w:w="70"/>
+              <w:bottom w:type="dxa" w:w="40"/>
+              <w:right w:type="dxa" w:w="70"/>
+            </w:tcMar>
+          </w:tcPr>
+          <w:p>
+            <w:pPr>
+              <w:jc w:val="center"/>
+            </w:pPr>
+            <w:r>
+              <w:rPr>
+                <w:rFonts w:ascii="Times New Roman" w:cs="Times New Roman" w:eastAsia="Times New Roman" w:hAnsi="Times New Roman"/>
+                <w:b/>
+                <w:bCs/>
+                <w:sz w:val="16"/>
+                <w:szCs w:val="16"/>
+                <w:highlight w:val="yellow"/>
+              </w:rPr>
+              <w:t xml:space="preserve">[FILL]</w:t>
+            </w:r>
+          </w:p>
+        </w:tc>
+        <w:tc>
+          <w:tcPr>
+            <w:tcW w:type="dxa" w:w="2120"/>
+            <w:tcBorders>
+              <w:top w:val="none" w:color="FFFFFF" w:sz="0"/>
+              <w:left w:val="none" w:color="FFFFFF" w:sz="0"/>
+              <w:bottom w:val="none" w:color="FFFFFF" w:sz="0"/>
+              <w:right w:val="none" w:color="FFFFFF" w:sz="0"/>
+            </w:tcBorders>
+            <w:tcMar>
+              <w:top w:type="dxa" w:w="40"/>
+              <w:left w:type="dxa" w:w="70"/>
+              <w:bottom w:type="dxa" w:w="40"/>
+              <w:right w:type="dxa" w:w="70"/>
+            </w:tcMar>
+          </w:tcPr>
+          <w:p>
+            <w:pPr>
+              <w:jc w:val="center"/>
+            </w:pPr>
+            <w:r>
+              <w:rPr>
+                <w:rFonts w:ascii="Times New Roman" w:cs="Times New Roman" w:eastAsia="Times New Roman" w:hAnsi="Times New Roman"/>
+                <w:b/>
+                <w:bCs/>
+                <w:sz w:val="16"/>
+                <w:szCs w:val="16"/>
+                <w:highlight w:val="yellow"/>
+              </w:rPr>
+              <w:t xml:space="preserve">[FILL]</w:t>
+            </w:r>
+          </w:p>
+        </w:tc>
+        <w:tc>
+          <w:tcPr>
+            <w:tcW w:type="dxa" w:w="2315"/>
+            <w:tcBorders>
+              <w:top w:val="none" w:color="FFFFFF" w:sz="0"/>
+              <w:left w:val="none" w:color="FFFFFF" w:sz="0"/>
+              <w:bottom w:val="none" w:color="FFFFFF" w:sz="0"/>
+              <w:right w:val="none" w:color="FFFFFF" w:sz="0"/>
+            </w:tcBorders>
+            <w:tcMar>
+              <w:top w:type="dxa" w:w="40"/>
+              <w:left w:type="dxa" w:w="70"/>
+              <w:bottom w:type="dxa" w:w="40"/>
+              <w:right w:type="dxa" w:w="70"/>
+            </w:tcMar>
+          </w:tcPr>
+          <w:p>
+            <w:pPr>
+              <w:jc w:val="center"/>
+            </w:pPr>
+            <w:r>
+              <w:rPr>
+                <w:rFonts w:ascii="Times New Roman" w:cs="Times New Roman" w:eastAsia="Times New Roman" w:hAnsi="Times New Roman"/>
+                <w:b/>
+                <w:bCs/>
+                <w:sz w:val="16"/>
+                <w:szCs w:val="16"/>
+                <w:highlight w:val="yellow"/>
+              </w:rPr>
+              <w:t xml:space="preserve">[FILL]</w:t>
+            </w:r>
+          </w:p>
+        </w:tc>
+      </w:tr>
+      <w:tr>
+        <w:trPr>
+          <w:cantSplit/>
+          <w:tblHeader w:val="off"/>
+        </w:trPr>
+        <w:tc>
+          <w:tcPr>
+            <w:tcW w:type="dxa" w:w="1734"/>
+            <w:tcBorders>
+              <w:top w:val="none" w:color="FFFFFF" w:sz="0"/>
+              <w:left w:val="none" w:color="FFFFFF" w:sz="0"/>
+              <w:bottom w:val="none" w:color="FFFFFF" w:sz="0"/>
+              <w:right w:val="none" w:color="FFFFFF" w:sz="0"/>
+            </w:tcBorders>
+            <w:tcMar>
+              <w:top w:type="dxa" w:w="40"/>
+              <w:left w:type="dxa" w:w="70"/>
+              <w:bottom w:type="dxa" w:w="40"/>
+              <w:right w:type="dxa" w:w="70"/>
+            </w:tcMar>
+          </w:tcPr>
+          <w:p>
+            <w:pPr>
+              <w:jc w:val="left"/>
+            </w:pPr>
+            <w:r>
+              <w:rPr>
+                <w:rFonts w:ascii="Times New Roman" w:cs="Times New Roman" w:eastAsia="Times New Roman" w:hAnsi="Times New Roman"/>
+                <w:b w:val="false"/>
+                <w:bCs w:val="false"/>
+                <w:sz w:val="16"/>
+                <w:szCs w:val="16"/>
+              </w:rPr>
+              <w:t xml:space="preserve">Clear</w:t>
+            </w:r>
+          </w:p>
+        </w:tc>
+        <w:tc>
+          <w:tcPr>
+            <w:tcW w:type="dxa" w:w="1542"/>
+            <w:tcBorders>
+              <w:top w:val="none" w:color="FFFFFF" w:sz="0"/>
+              <w:left w:val="none" w:color="FFFFFF" w:sz="0"/>
+              <w:bottom w:val="none" w:color="FFFFFF" w:sz="0"/>
+              <w:right w:val="none" w:color="FFFFFF" w:sz="0"/>
+            </w:tcBorders>
+            <w:tcMar>
+              <w:top w:type="dxa" w:w="40"/>
+              <w:left w:type="dxa" w:w="70"/>
+              <w:bottom w:type="dxa" w:w="40"/>
+              <w:right w:type="dxa" w:w="70"/>
+            </w:tcMar>
+          </w:tcPr>
+          <w:p>
+            <w:pPr>
+              <w:jc w:val="center"/>
+            </w:pPr>
+            <w:r>
+              <w:rPr>
+                <w:rFonts w:ascii="Times New Roman" w:cs="Times New Roman" w:eastAsia="Times New Roman" w:hAnsi="Times New Roman"/>
+                <w:b w:val="false"/>
+                <w:bCs w:val="false"/>
+                <w:sz w:val="16"/>
+                <w:szCs w:val="16"/>
+              </w:rPr>
+              <w:t xml:space="preserve">Fusion</w:t>
+            </w:r>
+          </w:p>
+        </w:tc>
+        <w:tc>
+          <w:tcPr>
+            <w:tcW w:type="dxa" w:w="1927"/>
+            <w:tcBorders>
+              <w:top w:val="none" w:color="FFFFFF" w:sz="0"/>
+              <w:left w:val="none" w:color="FFFFFF" w:sz="0"/>
+              <w:bottom w:val="none" w:color="FFFFFF" w:sz="0"/>
+              <w:right w:val="none" w:color="FFFFFF" w:sz="0"/>
+            </w:tcBorders>
+            <w:tcMar>
+              <w:top w:type="dxa" w:w="40"/>
+              <w:left w:type="dxa" w:w="70"/>
+              <w:bottom w:type="dxa" w:w="40"/>
+              <w:right w:type="dxa" w:w="70"/>
+            </w:tcMar>
+          </w:tcPr>
+          <w:p>
+            <w:pPr>
+              <w:jc w:val="center"/>
+            </w:pPr>
+            <w:r>
+              <w:rPr>
+                <w:rFonts w:ascii="Times New Roman" w:cs="Times New Roman" w:eastAsia="Times New Roman" w:hAnsi="Times New Roman"/>
+                <w:b/>
+                <w:bCs/>
+                <w:sz w:val="16"/>
+                <w:szCs w:val="16"/>
+                <w:highlight w:val="yellow"/>
+              </w:rPr>
+              <w:t xml:space="preserve">[FILL]</w:t>
+            </w:r>
+          </w:p>
+        </w:tc>
+        <w:tc>
+          <w:tcPr>
+            <w:tcW w:type="dxa" w:w="2120"/>
+            <w:tcBorders>
+              <w:top w:val="none" w:color="FFFFFF" w:sz="0"/>
+              <w:left w:val="none" w:color="FFFFFF" w:sz="0"/>
+              <w:bottom w:val="none" w:color="FFFFFF" w:sz="0"/>
+              <w:right w:val="none" w:color="FFFFFF" w:sz="0"/>
+            </w:tcBorders>
+            <w:tcMar>
+              <w:top w:type="dxa" w:w="40"/>
+              <w:left w:type="dxa" w:w="70"/>
+              <w:bottom w:type="dxa" w:w="40"/>
+              <w:right w:type="dxa" w:w="70"/>
+            </w:tcMar>
+          </w:tcPr>
+          <w:p>
+            <w:pPr>
+              <w:jc w:val="center"/>
+            </w:pPr>
+            <w:r>
+              <w:rPr>
+                <w:rFonts w:ascii="Times New Roman" w:cs="Times New Roman" w:eastAsia="Times New Roman" w:hAnsi="Times New Roman"/>
+                <w:b/>
+                <w:bCs/>
+                <w:sz w:val="16"/>
+                <w:szCs w:val="16"/>
+                <w:highlight w:val="yellow"/>
+              </w:rPr>
+              <w:t xml:space="preserve">[FILL]</w:t>
+            </w:r>
+          </w:p>
+        </w:tc>
+        <w:tc>
+          <w:tcPr>
+            <w:tcW w:type="dxa" w:w="2315"/>
+            <w:tcBorders>
+              <w:top w:val="none" w:color="FFFFFF" w:sz="0"/>
+              <w:left w:val="none" w:color="FFFFFF" w:sz="0"/>
+              <w:bottom w:val="none" w:color="FFFFFF" w:sz="0"/>
+              <w:right w:val="none" w:color="FFFFFF" w:sz="0"/>
+            </w:tcBorders>
+            <w:tcMar>
+              <w:top w:type="dxa" w:w="40"/>
+              <w:left w:type="dxa" w:w="70"/>
+              <w:bottom w:type="dxa" w:w="40"/>
+              <w:right w:type="dxa" w:w="70"/>
+            </w:tcMar>
+          </w:tcPr>
+          <w:p>
+            <w:pPr>
+              <w:jc w:val="center"/>
+            </w:pPr>
+            <w:r>
+              <w:rPr>
+                <w:rFonts w:ascii="Times New Roman" w:cs="Times New Roman" w:eastAsia="Times New Roman" w:hAnsi="Times New Roman"/>
+                <w:b/>
+                <w:bCs/>
+                <w:sz w:val="16"/>
+                <w:szCs w:val="16"/>
+                <w:highlight w:val="yellow"/>
+              </w:rPr>
+              <w:t xml:space="preserve">[FILL]</w:t>
+            </w:r>
+          </w:p>
+        </w:tc>
+      </w:tr>
+      <w:tr>
+        <w:trPr>
+          <w:cantSplit/>
+          <w:tblHeader w:val="off"/>
+        </w:trPr>
+        <w:tc>
+          <w:tcPr>
+            <w:tcW w:type="dxa" w:w="1734"/>
+            <w:tcBorders>
+              <w:top w:val="none" w:color="FFFFFF" w:sz="0"/>
+              <w:left w:val="none" w:color="FFFFFF" w:sz="0"/>
+              <w:bottom w:val="none" w:color="FFFFFF" w:sz="0"/>
+              <w:right w:val="none" w:color="FFFFFF" w:sz="0"/>
+            </w:tcBorders>
+            <w:tcMar>
+              <w:top w:type="dxa" w:w="40"/>
+              <w:left w:type="dxa" w:w="70"/>
+              <w:bottom w:type="dxa" w:w="40"/>
+              <w:right w:type="dxa" w:w="70"/>
+            </w:tcMar>
+          </w:tcPr>
+          <w:p>
+            <w:pPr>
+              <w:jc w:val="left"/>
+            </w:pPr>
+            <w:r>
+              <w:rPr>
+                <w:rFonts w:ascii="Times New Roman" w:cs="Times New Roman" w:eastAsia="Times New Roman" w:hAnsi="Times New Roman"/>
+                <w:b w:val="false"/>
+                <w:bCs w:val="false"/>
+                <w:sz w:val="16"/>
+                <w:szCs w:val="16"/>
+              </w:rPr>
+              <w:t xml:space="preserve">Simulated cloud</w:t>
+            </w:r>
+          </w:p>
+        </w:tc>
+        <w:tc>
+          <w:tcPr>
+            <w:tcW w:type="dxa" w:w="1542"/>
+            <w:tcBorders>
+              <w:top w:val="none" w:color="FFFFFF" w:sz="0"/>
+              <w:left w:val="none" w:color="FFFFFF" w:sz="0"/>
+              <w:bottom w:val="none" w:color="FFFFFF" w:sz="0"/>
+              <w:right w:val="none" w:color="FFFFFF" w:sz="0"/>
+            </w:tcBorders>
+            <w:tcMar>
+              <w:top w:type="dxa" w:w="40"/>
+              <w:left w:type="dxa" w:w="70"/>
+              <w:bottom w:type="dxa" w:w="40"/>
+              <w:right w:type="dxa" w:w="70"/>
+            </w:tcMar>
+          </w:tcPr>
+          <w:p>
+            <w:pPr>
+              <w:jc w:val="center"/>
+            </w:pPr>
+            <w:r>
+              <w:rPr>
+                <w:rFonts w:ascii="Times New Roman" w:cs="Times New Roman" w:eastAsia="Times New Roman" w:hAnsi="Times New Roman"/>
+                <w:b w:val="false"/>
+                <w:bCs w:val="false"/>
+                <w:sz w:val="16"/>
+                <w:szCs w:val="16"/>
+              </w:rPr>
+              <w:t xml:space="preserve">Optical-only</w:t>
+            </w:r>
+          </w:p>
+        </w:tc>
+        <w:tc>
+          <w:tcPr>
+            <w:tcW w:type="dxa" w:w="1927"/>
+            <w:tcBorders>
+              <w:top w:val="none" w:color="FFFFFF" w:sz="0"/>
+              <w:left w:val="none" w:color="FFFFFF" w:sz="0"/>
+              <w:bottom w:val="none" w:color="FFFFFF" w:sz="0"/>
+              <w:right w:val="none" w:color="FFFFFF" w:sz="0"/>
+            </w:tcBorders>
+            <w:tcMar>
+              <w:top w:type="dxa" w:w="40"/>
+              <w:left w:type="dxa" w:w="70"/>
+              <w:bottom w:type="dxa" w:w="40"/>
+              <w:right w:type="dxa" w:w="70"/>
+            </w:tcMar>
+          </w:tcPr>
+          <w:p>
+            <w:pPr>
+              <w:jc w:val="center"/>
+            </w:pPr>
+            <w:r>
+              <w:rPr>
+                <w:rFonts w:ascii="Times New Roman" w:cs="Times New Roman" w:eastAsia="Times New Roman" w:hAnsi="Times New Roman"/>
+                <w:b/>
+                <w:bCs/>
+                <w:sz w:val="16"/>
+                <w:szCs w:val="16"/>
+                <w:highlight w:val="yellow"/>
+              </w:rPr>
+              <w:t xml:space="preserve">[FILL]</w:t>
+            </w:r>
+          </w:p>
+        </w:tc>
+        <w:tc>
+          <w:tcPr>
+            <w:tcW w:type="dxa" w:w="2120"/>
+            <w:tcBorders>
+              <w:top w:val="none" w:color="FFFFFF" w:sz="0"/>
+              <w:left w:val="none" w:color="FFFFFF" w:sz="0"/>
+              <w:bottom w:val="none" w:color="FFFFFF" w:sz="0"/>
+              <w:right w:val="none" w:color="FFFFFF" w:sz="0"/>
+            </w:tcBorders>
+            <w:tcMar>
+              <w:top w:type="dxa" w:w="40"/>
+              <w:left w:type="dxa" w:w="70"/>
+              <w:bottom w:type="dxa" w:w="40"/>
+              <w:right w:type="dxa" w:w="70"/>
+            </w:tcMar>
+          </w:tcPr>
+          <w:p>
+            <w:pPr>
+              <w:jc w:val="center"/>
+            </w:pPr>
+            <w:r>
+              <w:rPr>
+                <w:rFonts w:ascii="Times New Roman" w:cs="Times New Roman" w:eastAsia="Times New Roman" w:hAnsi="Times New Roman"/>
+                <w:b/>
+                <w:bCs/>
+                <w:sz w:val="16"/>
+                <w:szCs w:val="16"/>
+                <w:highlight w:val="yellow"/>
+              </w:rPr>
+              <w:t xml:space="preserve">[FILL]</w:t>
+            </w:r>
+          </w:p>
+        </w:tc>
+        <w:tc>
+          <w:tcPr>
+            <w:tcW w:type="dxa" w:w="2315"/>
+            <w:tcBorders>
+              <w:top w:val="none" w:color="FFFFFF" w:sz="0"/>
+              <w:left w:val="none" w:color="FFFFFF" w:sz="0"/>
+              <w:bottom w:val="none" w:color="FFFFFF" w:sz="0"/>
+              <w:right w:val="none" w:color="FFFFFF" w:sz="0"/>
+            </w:tcBorders>
+            <w:tcMar>
+              <w:top w:type="dxa" w:w="40"/>
+              <w:left w:type="dxa" w:w="70"/>
+              <w:bottom w:type="dxa" w:w="40"/>
+              <w:right w:type="dxa" w:w="70"/>
+            </w:tcMar>
+          </w:tcPr>
+          <w:p>
+            <w:pPr>
+              <w:jc w:val="center"/>
+            </w:pPr>
+            <w:r>
+              <w:rPr>
+                <w:rFonts w:ascii="Times New Roman" w:cs="Times New Roman" w:eastAsia="Times New Roman" w:hAnsi="Times New Roman"/>
+                <w:b/>
+                <w:bCs/>
+                <w:sz w:val="16"/>
+                <w:szCs w:val="16"/>
+                <w:highlight w:val="yellow"/>
+              </w:rPr>
+              <w:t xml:space="preserve">[FILL]</w:t>
+            </w:r>
+          </w:p>
+        </w:tc>
+      </w:tr>
+      <w:tr>
+        <w:trPr>
+          <w:cantSplit/>
+          <w:tblHeader w:val="off"/>
+        </w:trPr>
+        <w:tc>
+          <w:tcPr>
+            <w:tcW w:type="dxa" w:w="1734"/>
+            <w:tcBorders>
+              <w:top w:val="none" w:color="FFFFFF" w:sz="0"/>
+              <w:left w:val="none" w:color="FFFFFF" w:sz="0"/>
+              <w:bottom w:val="single" w:color="000000" w:sz="4"/>
+              <w:right w:val="none" w:color="FFFFFF" w:sz="0"/>
+            </w:tcBorders>
+            <w:tcMar>
+              <w:top w:type="dxa" w:w="40"/>
+              <w:left w:type="dxa" w:w="70"/>
+              <w:bottom w:type="dxa" w:w="40"/>
+              <w:right w:type="dxa" w:w="70"/>
+            </w:tcMar>
+          </w:tcPr>
+          <w:p>
+            <w:pPr>
+              <w:jc w:val="left"/>
+            </w:pPr>
+            <w:r>
+              <w:rPr>
+                <w:rFonts w:ascii="Times New Roman" w:cs="Times New Roman" w:eastAsia="Times New Roman" w:hAnsi="Times New Roman"/>
+                <w:b w:val="false"/>
+                <w:bCs w:val="false"/>
+                <w:sz w:val="16"/>
+                <w:szCs w:val="16"/>
+              </w:rPr>
+              <w:t xml:space="preserve">Simulated cloud</w:t>
+            </w:r>
+          </w:p>
+        </w:tc>
+        <w:tc>
+          <w:tcPr>
+            <w:tcW w:type="dxa" w:w="1542"/>
+            <w:tcBorders>
+              <w:top w:val="none" w:color="FFFFFF" w:sz="0"/>
+              <w:left w:val="none" w:color="FFFFFF" w:sz="0"/>
+              <w:bottom w:val="single" w:color="000000" w:sz="4"/>
+              <w:right w:val="none" w:color="FFFFFF" w:sz="0"/>
+            </w:tcBorders>
+            <w:tcMar>
+              <w:top w:type="dxa" w:w="40"/>
+              <w:left w:type="dxa" w:w="70"/>
+              <w:bottom w:type="dxa" w:w="40"/>
+              <w:right w:type="dxa" w:w="70"/>
+            </w:tcMar>
+          </w:tcPr>
+          <w:p>
+            <w:pPr>
+              <w:jc w:val="center"/>
+            </w:pPr>
+            <w:r>
+              <w:rPr>
+                <w:rFonts w:ascii="Times New Roman" w:cs="Times New Roman" w:eastAsia="Times New Roman" w:hAnsi="Times New Roman"/>
+                <w:b w:val="false"/>
+                <w:bCs w:val="false"/>
+                <w:sz w:val="16"/>
+                <w:szCs w:val="16"/>
+              </w:rPr>
+              <w:t xml:space="preserve">Fusion</w:t>
+            </w:r>
+          </w:p>
+        </w:tc>
+        <w:tc>
+          <w:tcPr>
+            <w:tcW w:type="dxa" w:w="1927"/>
+            <w:tcBorders>
+              <w:top w:val="none" w:color="FFFFFF" w:sz="0"/>
+              <w:left w:val="none" w:color="FFFFFF" w:sz="0"/>
+              <w:bottom w:val="single" w:color="000000" w:sz="4"/>
+              <w:right w:val="none" w:color="FFFFFF" w:sz="0"/>
+            </w:tcBorders>
+            <w:tcMar>
+              <w:top w:type="dxa" w:w="40"/>
+              <w:left w:type="dxa" w:w="70"/>
+              <w:bottom w:type="dxa" w:w="40"/>
+              <w:right w:type="dxa" w:w="70"/>
+            </w:tcMar>
+          </w:tcPr>
+          <w:p>
+            <w:pPr>
+              <w:jc w:val="center"/>
+            </w:pPr>
+            <w:r>
+              <w:rPr>
+                <w:rFonts w:ascii="Times New Roman" w:cs="Times New Roman" w:eastAsia="Times New Roman" w:hAnsi="Times New Roman"/>
+                <w:b/>
+                <w:bCs/>
+                <w:sz w:val="16"/>
+                <w:szCs w:val="16"/>
+                <w:highlight w:val="yellow"/>
+              </w:rPr>
+              <w:t xml:space="preserve">[FILL]</w:t>
+            </w:r>
+          </w:p>
+        </w:tc>
+        <w:tc>
+          <w:tcPr>
+            <w:tcW w:type="dxa" w:w="2120"/>
+            <w:tcBorders>
+              <w:top w:val="none" w:color="FFFFFF" w:sz="0"/>
+              <w:left w:val="none" w:color="FFFFFF" w:sz="0"/>
+              <w:bottom w:val="single" w:color="000000" w:sz="4"/>
+              <w:right w:val="none" w:color="FFFFFF" w:sz="0"/>
+            </w:tcBorders>
+            <w:tcMar>
+              <w:top w:type="dxa" w:w="40"/>
+              <w:left w:type="dxa" w:w="70"/>
+              <w:bottom w:type="dxa" w:w="40"/>
+              <w:right w:type="dxa" w:w="70"/>
+            </w:tcMar>
+          </w:tcPr>
+          <w:p>
+            <w:pPr>
+              <w:jc w:val="center"/>
+            </w:pPr>
+            <w:r>
+              <w:rPr>
+                <w:rFonts w:ascii="Times New Roman" w:cs="Times New Roman" w:eastAsia="Times New Roman" w:hAnsi="Times New Roman"/>
+                <w:b/>
+                <w:bCs/>
+                <w:sz w:val="16"/>
+                <w:szCs w:val="16"/>
+                <w:highlight w:val="yellow"/>
+              </w:rPr>
+              <w:t xml:space="preserve">[FILL]</w:t>
+            </w:r>
+          </w:p>
+        </w:tc>
+        <w:tc>
+          <w:tcPr>
+            <w:tcW w:type="dxa" w:w="2315"/>
+            <w:tcBorders>
+              <w:top w:val="none" w:color="FFFFFF" w:sz="0"/>
+              <w:left w:val="none" w:color="FFFFFF" w:sz="0"/>
+              <w:bottom w:val="single" w:color="000000" w:sz="4"/>
+              <w:right w:val="none" w:color="FFFFFF" w:sz="0"/>
+            </w:tcBorders>
+            <w:tcMar>
+              <w:top w:type="dxa" w:w="40"/>
+              <w:left w:type="dxa" w:w="70"/>
+              <w:bottom w:type="dxa" w:w="40"/>
+              <w:right w:type="dxa" w:w="70"/>
+            </w:tcMar>
+          </w:tcPr>
+          <w:p>
+            <w:pPr>
+              <w:jc w:val="center"/>
+            </w:pPr>
+            <w:r>
+              <w:rPr>
+                <w:rFonts w:ascii="Times New Roman" w:cs="Times New Roman" w:eastAsia="Times New Roman" w:hAnsi="Times New Roman"/>
+                <w:b/>
+                <w:bCs/>
+                <w:sz w:val="16"/>
+                <w:szCs w:val="16"/>
+                <w:highlight w:val="yellow"/>
+              </w:rPr>
+              <w:t xml:space="preserve">[FILL]</w:t>
+            </w:r>
+          </w:p>
+        </w:tc>
+      </w:tr>
+    </w:tbl>
+    <w:p>
+      <w:pPr>
+        <w:spacing w:after="160"/>
+      </w:pPr>
+    </w:p>
+    <w:tbl>
+      <w:tblPr>
+        <w:tblW w:type="dxa" w:w="9638"/>
+        <w:tblBorders>
+          <w:top w:val="single" w:color="auto" w:sz="4"/>
+          <w:left w:val="single" w:color="auto" w:sz="4"/>
+          <w:bottom w:val="single" w:color="auto" w:sz="4"/>
+          <w:right w:val="single" w:color="auto" w:sz="4"/>
+          <w:insideH w:val="single" w:color="auto" w:sz="4"/>
+          <w:insideV w:val="single" w:color="auto" w:sz="4"/>
+        </w:tblBorders>
+      </w:tblPr>
+      <w:tblGrid>
+        <w:gridCol w:w="9638"/>
+      </w:tblGrid>
+      <w:tr>
+        <w:tc>
+          <w:tcPr>
+            <w:tcW w:type="dxa" w:w="9638"/>
+            <w:tcBorders>
+              <w:top w:val="single" w:color="2A78D6" w:sz="6"/>
+              <w:left w:val="single" w:color="2A78D6" w:sz="24"/>
+              <w:bottom w:val="single" w:color="2A78D6" w:sz="6"/>
+              <w:right w:val="single" w:color="2A78D6" w:sz="6"/>
+            </w:tcBorders>
+            <w:shd w:fill="EAF2FB" w:color="auto" w:val="clear"/>
+            <w:tcMar>
+              <w:top w:type="dxa" w:w="100"/>
+              <w:left w:type="dxa" w:w="160"/>
+              <w:bottom w:type="dxa" w:w="100"/>
+              <w:right w:type="dxa" w:w="160"/>
+            </w:tcMar>
+          </w:tcPr>
+          <w:p>
+            <w:pPr>
+              <w:spacing w:after="60"/>
+            </w:pPr>
+            <w:r>
+              <w:rPr>
+                <w:rFonts w:ascii="Times New Roman" w:cs="Times New Roman" w:eastAsia="Times New Roman" w:hAnsi="Times New Roman"/>
+                <w:b/>
+                <w:bCs/>
+                <w:color w:val="1A4F8F"/>
+                <w:sz w:val="19"/>
+                <w:szCs w:val="19"/>
+              </w:rPr>
+              <w:t xml:space="preserve">Guide — delete this box before submitting</w:t>
+            </w:r>
+          </w:p>
+          <w:p>
+            <w:pPr>
+              <w:spacing w:after="50"/>
+              <w:jc w:val="left"/>
+            </w:pPr>
+            <w:r>
+              <w:rPr>
+                <w:rFonts w:ascii="Times New Roman" w:cs="Times New Roman" w:eastAsia="Times New Roman" w:hAnsi="Times New Roman"/>
+                <w:sz w:val="19"/>
+                <w:szCs w:val="19"/>
+              </w:rPr>
+              <w:t xml:space="preserve">Source: notebook </w:t>
+            </w:r>
+            <w:r>
+              <w:rPr>
+                <w:rFonts w:ascii="Times New Roman" w:cs="Times New Roman" w:eastAsia="Times New Roman" w:hAnsi="Times New Roman"/>
+                <w:b/>
+                <w:bCs/>
+                <w:sz w:val="19"/>
+                <w:szCs w:val="19"/>
+              </w:rPr>
+              <w:t xml:space="preserve">section 8</w:t>
+            </w:r>
+            <w:r>
+              <w:rPr>
+                <w:rFonts w:ascii="Times New Roman" w:cs="Times New Roman" w:eastAsia="Times New Roman" w:hAnsi="Times New Roman"/>
+                <w:sz w:val="19"/>
+                <w:szCs w:val="19"/>
+              </w:rPr>
+              <w:t xml:space="preserve">, tables "2) Per-image metrics…" (values as mean ± std, e.g. 0.812 ± 0.095) and "3) False positives on test images without water". Saved as seg_per_image_water.csv and seg_fp_empty_images.csv.</w:t>
             </w:r>
           </w:p>
         </w:tc>
@@ -20371,7 +22186,7 @@
         <w:rPr>
           <w:rFonts w:ascii="Times New Roman" w:cs="Times New Roman" w:eastAsia="Times New Roman" w:hAnsi="Times New Roman"/>
         </w:rPr>
-        <w:t xml:space="preserve"> to answer the second part of RQ1. When all optical channels are removed, the optical-only model's IoU drops to </w:t>
+        <w:t xml:space="preserve"> to answer the second part of RQ1. When all optical channels are removed, the optical-only model's pooled IoU drops to </w:t>
       </w:r>
       <w:r>
         <w:rPr>
@@ -20386,7 +22201,7 @@
         <w:rPr>
           <w:rFonts w:ascii="Times New Roman" w:cs="Times New Roman" w:eastAsia="Times New Roman" w:hAnsi="Times New Roman"/>
         </w:rPr>
-        <w:t xml:space="preserve"> while the fusion model retains an IoU of </w:t>
+        <w:t xml:space="preserve"> while the fusion model retains </w:t>
       </w:r>
       <w:r>
         <w:rPr>
@@ -20428,7 +22243,19 @@
         <w:rPr>
           <w:rFonts w:ascii="Times New Roman" w:cs="Times New Roman" w:eastAsia="Times New Roman" w:hAnsi="Times New Roman"/>
         </w:rPr>
-        <w:t xml:space="preserve">% of its clear-condition IoU. </w:t>
+        <w:t xml:space="preserve">% of its clear-condition IoU. Per site (</w:t>
+      </w:r>
+      <w:r>
+        <w:rPr>
+          <w:rFonts w:ascii="Times New Roman" w:cs="Times New Roman" w:eastAsia="Times New Roman" w:hAnsi="Times New Roman"/>
+        </w:rPr>
+        <w:t xml:space="preserve">Table XIII</w:t>
+      </w:r>
+      <w:r>
+        <w:rPr>
+          <w:rFonts w:ascii="Times New Roman" w:cs="Times New Roman" w:eastAsia="Times New Roman" w:hAnsi="Times New Roman"/>
+        </w:rPr>
+        <w:t xml:space="preserve">), </w:t>
       </w:r>
       <w:r>
         <w:rPr>
@@ -20437,7 +22264,55 @@
           <w:bCs/>
           <w:highlight w:val="yellow"/>
         </w:rPr>
-        <w:t xml:space="preserve">[FILL: one sentence on precision/recall under simulated cloud, e.g. the fusion model keeps high precision but loses recall at lake margins.]</w:t>
+        <w:t xml:space="preserve">[FILL: e.g. the fusion model keeps an IoU of 0.__ on Borith Lake but fails on the small Shishper and Khurdopin lakes]</w:t>
+      </w:r>
+      <w:r>
+        <w:rPr>
+          <w:rFonts w:ascii="Times New Roman" w:cs="Times New Roman" w:eastAsia="Times New Roman" w:hAnsi="Times New Roman"/>
+        </w:rPr>
+        <w:t xml:space="preserve">. Without optical data the fusion model also produces </w:t>
+      </w:r>
+      <w:r>
+        <w:rPr>
+          <w:rFonts w:ascii="Times New Roman" w:cs="Times New Roman" w:eastAsia="Times New Roman" w:hAnsi="Times New Roman"/>
+          <w:b/>
+          <w:bCs/>
+          <w:highlight w:val="yellow"/>
+        </w:rPr>
+        <w:t xml:space="preserve">[FILL: more / fewer]</w:t>
+      </w:r>
+      <w:r>
+        <w:rPr>
+          <w:rFonts w:ascii="Times New Roman" w:cs="Times New Roman" w:eastAsia="Times New Roman" w:hAnsi="Times New Roman"/>
+        </w:rPr>
+        <w:t xml:space="preserve"> false positives on images without water (</w:t>
+      </w:r>
+      <w:r>
+        <w:rPr>
+          <w:rFonts w:ascii="Times New Roman" w:cs="Times New Roman" w:eastAsia="Times New Roman" w:hAnsi="Times New Roman"/>
+        </w:rPr>
+        <w:t xml:space="preserve">Table XV</w:t>
+      </w:r>
+      <w:r>
+        <w:rPr>
+          <w:rFonts w:ascii="Times New Roman" w:cs="Times New Roman" w:eastAsia="Times New Roman" w:hAnsi="Times New Roman"/>
+        </w:rPr>
+        <w:t xml:space="preserve">), </w:t>
+      </w:r>
+      <w:r>
+        <w:rPr>
+          <w:rFonts w:ascii="Times New Roman" w:cs="Times New Roman" w:eastAsia="Times New Roman" w:hAnsi="Times New Roman"/>
+          <w:b/>
+          <w:bCs/>
+          <w:highlight w:val="yellow"/>
+        </w:rPr>
+        <w:t xml:space="preserve">[FILL: e.g. dark radar-shadow patches mistaken for water]</w:t>
+      </w:r>
+      <w:r>
+        <w:rPr>
+          <w:rFonts w:ascii="Times New Roman" w:cs="Times New Roman" w:eastAsia="Times New Roman" w:hAnsi="Times New Roman"/>
+        </w:rPr>
+        <w:t xml:space="preserve">.</w:t>
       </w:r>
     </w:p>
     <w:tbl>
@@ -20521,7 +22396,7 @@
                 <w:sz w:val="18"/>
                 <w:szCs w:val="18"/>
               </w:rPr>
-              <w:t xml:space="preserve">results.groupby(["condition","model"]).IoU.agg(["mean","std"]).unstack().plot.bar(rot=0)</w:t>
+              <w:t xml:space="preserve">seg_lake.IoU.unstack(["condition","model"]).plot.bar(rot=0)</w:t>
             </w:r>
           </w:p>
           <w:p>
@@ -20561,7 +22436,7 @@
           <w:sz w:val="18"/>
           <w:szCs w:val="18"/>
         </w:rPr>
-        <w:t xml:space="preserve">IoU of the optical-only and fusion models under clear and simulated-cloud conditions (mean ± sd over test images).</w:t>
+        <w:t xml:space="preserve">Pixel-pooled IoU per site for the optical-only and fusion models under clear and simulated-cloud conditions.</w:t>
       </w:r>
     </w:p>
     <w:p>
@@ -21005,7 +22880,7 @@
         <w:rPr>
           <w:rFonts w:ascii="Times New Roman" w:cs="Times New Roman" w:eastAsia="Times New Roman" w:hAnsi="Times New Roman"/>
         </w:rPr>
-        <w:t xml:space="preserve">Table XIV</w:t>
+        <w:t xml:space="preserve">Table XVI</w:t>
       </w:r>
       <w:r>
         <w:rPr>
@@ -21200,7 +23075,7 @@
           <w:sz w:val="18"/>
           <w:szCs w:val="18"/>
         </w:rPr>
-        <w:t xml:space="preserve">TABLE XIV</w:t>
+        <w:t xml:space="preserve">TABLE XVI</w:t>
       </w:r>
     </w:p>
     <w:p>
@@ -22231,7 +24106,7 @@
         <w:rPr>
           <w:rFonts w:ascii="Times New Roman" w:cs="Times New Roman" w:eastAsia="Times New Roman" w:hAnsi="Times New Roman"/>
         </w:rPr>
-        <w:t xml:space="preserve">Table XV</w:t>
+        <w:t xml:space="preserve">Table XVII</w:t>
       </w:r>
       <w:r>
         <w:rPr>
@@ -22441,7 +24316,7 @@
           <w:sz w:val="18"/>
           <w:szCs w:val="18"/>
         </w:rPr>
-        <w:t xml:space="preserve">TABLE XV</w:t>
+        <w:t xml:space="preserve">TABLE XVII</w:t>
       </w:r>
     </w:p>
     <w:p>
@@ -24282,7 +26157,7 @@
         <w:rPr>
           <w:rFonts w:ascii="Times New Roman" w:cs="Times New Roman" w:eastAsia="Times New Roman" w:hAnsi="Times New Roman"/>
         </w:rPr>
-        <w:t xml:space="preserve">Table XVI</w:t>
+        <w:t xml:space="preserve">Table XVIII</w:t>
       </w:r>
       <w:r>
         <w:rPr>
@@ -24333,7 +26208,7 @@
           <w:sz w:val="18"/>
           <w:szCs w:val="18"/>
         </w:rPr>
-        <w:t xml:space="preserve">TABLE XVI</w:t>
+        <w:t xml:space="preserve">TABLE XVIII</w:t>
       </w:r>
     </w:p>
     <w:p>

--- a/reports/deliverables/Deliverable_3_Experiments_and_Results.docx
+++ b/reports/deliverables/Deliverable_3_Experiments_and_Results.docx
@@ -152,7 +152,7 @@
                 <w:sz w:val="19"/>
                 <w:szCs w:val="19"/>
               </w:rPr>
-              <w:t xml:space="preserve">This document contains all chapters up to Experiments and Results, as required for Deliverable 3. Submit it together with notebooks/glof_pipeline.ipynb (run end to end on Colab so the outputs are saved in the notebook).</w:t>
+              <w:t xml:space="preserve">This document contains all chapters up to Experiments and Results, as required for Deliverable 3, with the results of the Colab run (notebooks/glof_pipeline.ipynb; all numbers are also in results/metrics/). Submit it together with the executed notebook.</w:t>
             </w:r>
           </w:p>
           <w:p>
@@ -166,21 +166,7 @@
                 <w:sz w:val="19"/>
                 <w:szCs w:val="19"/>
               </w:rPr>
-              <w:t xml:space="preserve">Run the notebook on a Colab T4 GPU, then search this document for "FILL" and "INSERT FIGURE" and complete each item using the guide boxes in Section IV. Remove every blue guide box before exporting to PDF.</w:t>
-            </w:r>
-          </w:p>
-          <w:p>
-            <w:pPr>
-              <w:spacing w:after="50"/>
-              <w:jc w:val="left"/>
-            </w:pPr>
-            <w:r>
-              <w:rPr>
-                <w:rFonts w:ascii="Times New Roman" w:cs="Times New Roman" w:eastAsia="Times New Roman" w:hAnsi="Times New Roman"/>
-                <w:sz w:val="19"/>
-                <w:szCs w:val="19"/>
-              </w:rPr>
-              <w:t xml:space="preserve">The abstract also contains result placeholders — fill it last.</w:t>
+              <w:t xml:space="preserve">Remaining placeholders: affiliation and e-mails under the title, the GPU model in the training-configuration table, the optional GPU training time, and the venue of the Thati &amp; Ari reference. Delete every blue box before exporting to PDF.</w:t>
             </w:r>
           </w:p>
         </w:tc>
@@ -216,112 +202,7 @@
           <w:sz w:val="19"/>
           <w:szCs w:val="19"/>
         </w:rPr>
-        <w:t xml:space="preserve">Glacial lake outburst floods (GLOFs) are among the most destructive hazards in high-mountain Asia, and the Hunza Valley of Gilgit-Baltistan, Pakistan, has experienced repeated, well-documented events within a single decade. Optical satellite monitoring is interrupted by cloud exactly when lakes change fastest, while synthetic aperture radar (SAR) observes through cloud but is noisier. We present a reproducible Google Earth Engine pipeline that co-registers Sentinel-1 SAR, Sentinel-2 optical and Copernicus DEM data on a common 10 m grid and samples every available acquisition in 90-day pre-event / 45-day post-event windows and seasonal anniversary windows (730 acquisition dates in total) at three sites: the ice-dammed Shishper lake, the surge-dammed Khurdopin lake and Borith Lake as a comparison site next to Passu Glacier. Water labels are generated automatically from Sentinel-2 NDWI with cloud, shadow and snow rules (191 labelled dates). We compare an optical-only U-Net with an early-fusion U-Net (ResNet-18 encoder) trained with optical-channel dropout, using a year-wise held-out test set. On held-out years the fusion model reaches an IoU of </w:t>
-      </w:r>
-      <w:r>
-        <w:rPr>
-          <w:rFonts w:ascii="Times New Roman" w:cs="Times New Roman" w:eastAsia="Times New Roman" w:hAnsi="Times New Roman"/>
-          <w:b/>
-          <w:bCs/>
-          <w:sz w:val="19"/>
-          <w:szCs w:val="19"/>
-          <w:highlight w:val="yellow"/>
-        </w:rPr>
-        <w:t xml:space="preserve">[FILL: 0.___]</w:t>
-      </w:r>
-      <w:r>
-        <w:rPr>
-          <w:rFonts w:ascii="Times New Roman" w:cs="Times New Roman" w:eastAsia="Times New Roman" w:hAnsi="Times New Roman"/>
-          <w:b/>
-          <w:bCs/>
-          <w:sz w:val="19"/>
-          <w:szCs w:val="19"/>
-        </w:rPr>
-        <w:t xml:space="preserve"> versus </w:t>
-      </w:r>
-      <w:r>
-        <w:rPr>
-          <w:rFonts w:ascii="Times New Roman" w:cs="Times New Roman" w:eastAsia="Times New Roman" w:hAnsi="Times New Roman"/>
-          <w:b/>
-          <w:bCs/>
-          <w:sz w:val="19"/>
-          <w:szCs w:val="19"/>
-          <w:highlight w:val="yellow"/>
-        </w:rPr>
-        <w:t xml:space="preserve">[FILL: 0.___]</w:t>
-      </w:r>
-      <w:r>
-        <w:rPr>
-          <w:rFonts w:ascii="Times New Roman" w:cs="Times New Roman" w:eastAsia="Times New Roman" w:hAnsi="Times New Roman"/>
-          <w:b/>
-          <w:bCs/>
-          <w:sz w:val="19"/>
-          <w:szCs w:val="19"/>
-        </w:rPr>
-        <w:t xml:space="preserve"> for the optical baseline under clear conditions, and </w:t>
-      </w:r>
-      <w:r>
-        <w:rPr>
-          <w:rFonts w:ascii="Times New Roman" w:cs="Times New Roman" w:eastAsia="Times New Roman" w:hAnsi="Times New Roman"/>
-          <w:b/>
-          <w:bCs/>
-          <w:sz w:val="19"/>
-          <w:szCs w:val="19"/>
-          <w:highlight w:val="yellow"/>
-        </w:rPr>
-        <w:t xml:space="preserve">[FILL: 0.___]</w:t>
-      </w:r>
-      <w:r>
-        <w:rPr>
-          <w:rFonts w:ascii="Times New Roman" w:cs="Times New Roman" w:eastAsia="Times New Roman" w:hAnsi="Times New Roman"/>
-          <w:b/>
-          <w:bCs/>
-          <w:sz w:val="19"/>
-          <w:szCs w:val="19"/>
-        </w:rPr>
-        <w:t xml:space="preserve"> versus </w:t>
-      </w:r>
-      <w:r>
-        <w:rPr>
-          <w:rFonts w:ascii="Times New Roman" w:cs="Times New Roman" w:eastAsia="Times New Roman" w:hAnsi="Times New Roman"/>
-          <w:b/>
-          <w:bCs/>
-          <w:sz w:val="19"/>
-          <w:szCs w:val="19"/>
-          <w:highlight w:val="yellow"/>
-        </w:rPr>
-        <w:t xml:space="preserve">[FILL: 0.___]</w:t>
-      </w:r>
-      <w:r>
-        <w:rPr>
-          <w:rFonts w:ascii="Times New Roman" w:cs="Times New Roman" w:eastAsia="Times New Roman" w:hAnsi="Times New Roman"/>
-          <w:b/>
-          <w:bCs/>
-          <w:sz w:val="19"/>
-          <w:szCs w:val="19"/>
-        </w:rPr>
-        <w:t xml:space="preserve"> when all optical inputs are removed to simulate complete cloud cover. The fusion model is then applied to all dates, including radar-only dates, to derive lake-area and growth-rate time series and a transparent equal-weight hazard index. The resulting series capture the drainage of Shishper lake after 29 May 2020 and 7 May 2022 and of Khurdopin lake in July 2017, and the hazard index </w:t>
-      </w:r>
-      <w:r>
-        <w:rPr>
-          <w:rFonts w:ascii="Times New Roman" w:cs="Times New Roman" w:eastAsia="Times New Roman" w:hAnsi="Times New Roman"/>
-          <w:b/>
-          <w:bCs/>
-          <w:sz w:val="19"/>
-          <w:szCs w:val="19"/>
-          <w:highlight w:val="yellow"/>
-        </w:rPr>
-        <w:t xml:space="preserve">[FILL: one-sentence outcome, e.g. was higher for the event lakes than for the comparison site in 2 of 3 pre-event windows]</w:t>
-      </w:r>
-      <w:r>
-        <w:rPr>
-          <w:rFonts w:ascii="Times New Roman" w:cs="Times New Roman" w:eastAsia="Times New Roman" w:hAnsi="Times New Roman"/>
-          <w:b/>
-          <w:bCs/>
-          <w:sz w:val="19"/>
-          <w:szCs w:val="19"/>
-        </w:rPr>
-        <w:t xml:space="preserve">. The study shows that radar–optical fusion makes event-scale glacial-lake tracking possible through cloud-covered periods, and it provides an open, multi-event validation setting for the Hunza basin.</w:t>
+        <w:t xml:space="preserve">Glacial lake outburst floods (GLOFs) are among the most destructive hazards in high-mountain Asia, and the Hunza Valley of Gilgit-Baltistan, Pakistan, has experienced repeated, well-documented events within a single decade. Optical satellite monitoring is interrupted by cloud exactly when lakes change fastest, while synthetic aperture radar (SAR) observes through cloud but is noisier. We present a reproducible Google Earth Engine pipeline that co-registers Sentinel-1 SAR, Sentinel-2 optical and Copernicus DEM data on a common 10 m grid and samples every available acquisition in 90-day pre-event / 45-day post-event windows and seasonal anniversary windows (730 dates) at three sites: the ice-dammed Shishper lake, the surge-dammed Khurdopin lake and Borith Lake as a comparison site next to Passu Glacier. Water labels are generated automatically from Sentinel-2 NDWI with cloud, shadow and snow rules (191 labelled dates). An optical-only U-Net and an early-fusion U-Net (ResNet-18 encoder) trained with optical-channel dropout are compared on held-out years. Under clear conditions both models perform similarly (pixel-pooled IoU 0.649 for fusion versus 0.618 for optical-only), with fusion producing fewer false positives. When all optical inputs are removed to simulate complete cloud cover, the optical-only model fails (IoU 0) while the fusion model retains an IoU of 0.326 (0.440 on Borith Lake, precision 0.83), although it does not recover the small Shishper and Khurdopin lakes from radar alone. Lake-area time series from the fusion model reproduce the drainage of Shishper lake after 29 May 2020 and 7 May 2022 and of Khurdopin lake in July 2017. A transparent equal-weight hazard index reached its highest single value at Shishper 22 days before the 2022 GLOF, but on average ranked the large, stable comparison lake highest in all three pre-event windows, showing that absolute lake area must be normalised per site before it can serve as a hazard signal.</w:t>
       </w:r>
     </w:p>
     <w:p>
@@ -16109,136 +15990,6 @@
         <w:t xml:space="preserve">IV. EXPERIMENTS AND RESULTS</w:t>
       </w:r>
     </w:p>
-    <w:tbl>
-      <w:tblPr>
-        <w:tblW w:type="dxa" w:w="9638"/>
-        <w:tblBorders>
-          <w:top w:val="single" w:color="auto" w:sz="4"/>
-          <w:left w:val="single" w:color="auto" w:sz="4"/>
-          <w:bottom w:val="single" w:color="auto" w:sz="4"/>
-          <w:right w:val="single" w:color="auto" w:sz="4"/>
-          <w:insideH w:val="single" w:color="auto" w:sz="4"/>
-          <w:insideV w:val="single" w:color="auto" w:sz="4"/>
-        </w:tblBorders>
-      </w:tblPr>
-      <w:tblGrid>
-        <w:gridCol w:w="9638"/>
-      </w:tblGrid>
-      <w:tr>
-        <w:tc>
-          <w:tcPr>
-            <w:tcW w:type="dxa" w:w="9638"/>
-            <w:tcBorders>
-              <w:top w:val="single" w:color="2A78D6" w:sz="6"/>
-              <w:left w:val="single" w:color="2A78D6" w:sz="24"/>
-              <w:bottom w:val="single" w:color="2A78D6" w:sz="6"/>
-              <w:right w:val="single" w:color="2A78D6" w:sz="6"/>
-            </w:tcBorders>
-            <w:shd w:fill="EAF2FB" w:color="auto" w:val="clear"/>
-            <w:tcMar>
-              <w:top w:type="dxa" w:w="100"/>
-              <w:left w:type="dxa" w:w="160"/>
-              <w:bottom w:type="dxa" w:w="100"/>
-              <w:right w:type="dxa" w:w="160"/>
-            </w:tcMar>
-          </w:tcPr>
-          <w:p>
-            <w:pPr>
-              <w:spacing w:after="60"/>
-            </w:pPr>
-            <w:r>
-              <w:rPr>
-                <w:rFonts w:ascii="Times New Roman" w:cs="Times New Roman" w:eastAsia="Times New Roman" w:hAnsi="Times New Roman"/>
-                <w:b/>
-                <w:bCs/>
-                <w:color w:val="1A4F8F"/>
-                <w:sz w:val="19"/>
-                <w:szCs w:val="19"/>
-              </w:rPr>
-              <w:t xml:space="preserve">How to complete Section IV — delete this box before submitting</w:t>
-            </w:r>
-          </w:p>
-          <w:p>
-            <w:pPr>
-              <w:spacing w:after="50"/>
-              <w:jc w:val="left"/>
-            </w:pPr>
-            <w:r>
-              <w:rPr>
-                <w:rFonts w:ascii="Times New Roman" w:cs="Times New Roman" w:eastAsia="Times New Roman" w:hAnsi="Times New Roman"/>
-                <w:sz w:val="19"/>
-                <w:szCs w:val="19"/>
-              </w:rPr>
-              <w:t xml:space="preserve">Every </w:t>
-            </w:r>
-            <w:r>
-              <w:rPr>
-                <w:rFonts w:ascii="Times New Roman" w:cs="Times New Roman" w:eastAsia="Times New Roman" w:hAnsi="Times New Roman"/>
-                <w:b/>
-                <w:bCs/>
-                <w:sz w:val="19"/>
-                <w:szCs w:val="19"/>
-              </w:rPr>
-              <w:t xml:space="preserve">yellow [FILL]</w:t>
-            </w:r>
-            <w:r>
-              <w:rPr>
-                <w:rFonts w:ascii="Times New Roman" w:cs="Times New Roman" w:eastAsia="Times New Roman" w:hAnsi="Times New Roman"/>
-                <w:sz w:val="19"/>
-                <w:szCs w:val="19"/>
-              </w:rPr>
-              <w:t xml:space="preserve"> in this section comes from your Colab run of </w:t>
-            </w:r>
-            <w:r>
-              <w:rPr>
-                <w:rFonts w:ascii="Times New Roman" w:cs="Times New Roman" w:eastAsia="Times New Roman" w:hAnsi="Times New Roman"/>
-                <w:i/>
-                <w:iCs/>
-                <w:sz w:val="19"/>
-                <w:szCs w:val="19"/>
-              </w:rPr>
-              <w:t xml:space="preserve">glof_pipeline.ipynb</w:t>
-            </w:r>
-            <w:r>
-              <w:rPr>
-                <w:rFonts w:ascii="Times New Roman" w:cs="Times New Roman" w:eastAsia="Times New Roman" w:hAnsi="Times New Roman"/>
-                <w:sz w:val="19"/>
-                <w:szCs w:val="19"/>
-              </w:rPr>
-              <w:t xml:space="preserve">. Use Ctrl+F for "FILL" and "INSERT FIGURE" to find them all.</w:t>
-            </w:r>
-          </w:p>
-          <w:p>
-            <w:pPr>
-              <w:spacing w:after="50"/>
-              <w:jc w:val="left"/>
-            </w:pPr>
-            <w:r>
-              <w:rPr>
-                <w:rFonts w:ascii="Times New Roman" w:cs="Times New Roman" w:eastAsia="Times New Roman" w:hAnsi="Times New Roman"/>
-                <w:sz w:val="19"/>
-                <w:szCs w:val="19"/>
-              </w:rPr>
-              <w:t xml:space="preserve">Run the notebook once end to end on a T4 GPU, then copy numbers from the cells named in the guide boxes below. Report 3 decimals for metrics.</w:t>
-            </w:r>
-          </w:p>
-          <w:p>
-            <w:pPr>
-              <w:spacing w:after="50"/>
-              <w:jc w:val="left"/>
-            </w:pPr>
-            <w:r>
-              <w:rPr>
-                <w:rFonts w:ascii="Times New Roman" w:cs="Times New Roman" w:eastAsia="Times New Roman" w:hAnsi="Times New Roman"/>
-                <w:sz w:val="19"/>
-                <w:szCs w:val="19"/>
-              </w:rPr>
-              <w:t xml:space="preserve">Experiment E1 already contains real numbers from our data download; check them against the outputs of notebook sections 4–6 and correct them if your run differs.</w:t>
-            </w:r>
-          </w:p>
-        </w:tc>
-      </w:tr>
-    </w:tbl>
     <w:p>
       <w:pPr>
         <w:spacing w:after="100" w:line="264"/>
@@ -16261,7 +16012,7 @@
         <w:rPr>
           <w:rFonts w:ascii="Times New Roman" w:cs="Times New Roman" w:eastAsia="Times New Roman" w:hAnsi="Times New Roman"/>
         </w:rPr>
-        <w:t xml:space="preserve">). All experiments use the data, split and configuration of Section III; both models are trained with identical settings, seeds and data, and differ only in their input channels and in the optical-channel dropout of the fusion model.</w:t>
+        <w:t xml:space="preserve">). All experiments use the data, split and configuration of Section III. Both models were trained once on a Google Colab GPU with identical settings, seeds and data; they differ only in their input channels and in the optical-channel dropout of the fusion model.</w:t>
       </w:r>
     </w:p>
     <w:p>
@@ -16950,7 +16701,7 @@
                 <w:sz w:val="16"/>
                 <w:szCs w:val="16"/>
               </w:rPr>
-              <w:t xml:space="preserve">Track area and growth with the fusion model on all 730 dates</w:t>
+              <w:t xml:space="preserve">Track lake area with the fusion model on all 730 dates</w:t>
             </w:r>
           </w:p>
         </w:tc>
@@ -17174,7 +16925,7 @@
         <w:rPr>
           <w:rFonts w:ascii="Times New Roman" w:cs="Times New Roman" w:eastAsia="Times New Roman" w:hAnsi="Times New Roman"/>
         </w:rPr>
-        <w:t xml:space="preserve">). Khurdopin has about twice as many optical dates as the other sites, most likely because it lies where adjacent Sentinel-2 orbits overlap. Radar-only dates make up 33% of all dates and fill gaps in the optical record. Only 191 of 490 optical dates (39%) are clear enough to be labelled, which quantifies how strongly cloud and snow limit optical monitoring in these windows.</w:t>
+        <w:t xml:space="preserve">). Khurdopin has about twice as many optical dates as the other sites, most likely because it lies where adjacent Sentinel-2 orbits overlap. Radar-only dates make up 33% of all dates. Only 191 of 490 optical dates (39%) are clear enough to be labelled, which quantifies how strongly cloud and snow limit optical monitoring in these windows.</w:t>
       </w:r>
     </w:p>
     <w:p>
@@ -17193,7 +16944,7 @@
         <w:rPr>
           <w:rFonts w:ascii="Times New Roman" w:cs="Times New Roman" w:eastAsia="Times New Roman" w:hAnsi="Times New Roman"/>
         </w:rPr>
-        <w:t xml:space="preserve"> shows the lake area measured directly from the automatic labels (clear dates only). Already at this stage the documented events are visible (</w:t>
+        <w:t xml:space="preserve"> shows the lake area measured directly from the automatic labels (clear dates only). The documented events are already visible (</w:t>
       </w:r>
       <w:r>
         <w:rPr>
@@ -17205,7 +16956,7 @@
         <w:rPr>
           <w:rFonts w:ascii="Times New Roman" w:cs="Times New Roman" w:eastAsia="Times New Roman" w:hAnsi="Times New Roman"/>
         </w:rPr>
-        <w:t xml:space="preserve">): the Shishper lake had water on 30 April 2022 and none on 10 May 2022, three days after the 7 May GLOF; it had water on 25 May 2020 and none by 29 June 2020; and the Khurdopin lake was present from late May to 12 June 2017 and gone by 27 July 2017. The lake also held water in May 2019 and was empty by late July 2019, consistent with its repeated drainage </w:t>
+        <w:t xml:space="preserve">): the Shishper lake had water on 30 April 2022 and none on 10 May 2022, three days after the 7 May GLOF; it had water on 25 May 2020 and none by 29 June 2020; and the Khurdopin lake was present from late May to 12 June 2017 and gone by 27 July 2017. The Shishper lake also held water in May 2019 and was empty by late July 2019, consistent with its repeated drainage </w:t>
       </w:r>
       <w:r>
         <w:rPr>
@@ -17891,7 +17642,7 @@
         <w:rPr>
           <w:rFonts w:ascii="Times New Roman" w:cs="Times New Roman" w:eastAsia="Times New Roman" w:hAnsi="Times New Roman"/>
         </w:rPr>
-        <w:t xml:space="preserve"> to answer the first part of RQ1 under identical conditions. </w:t>
+        <w:t xml:space="preserve"> to answer the first part of RQ1 under identical conditions. Of the 54 held-out images from 2019 and 2021, 31 contain lake water and 23 do not. </w:t>
       </w:r>
       <w:r>
         <w:rPr>
@@ -17903,7 +17654,7 @@
         <w:rPr>
           <w:rFonts w:ascii="Times New Roman" w:cs="Times New Roman" w:eastAsia="Times New Roman" w:hAnsi="Times New Roman"/>
         </w:rPr>
-        <w:t xml:space="preserve"> reports the pixel-pooled metrics over all 54 held-out images from 2019 and 2021, </w:t>
+        <w:t xml:space="preserve"> reports pixel-pooled metrics over all test images, </w:t>
       </w:r>
       <w:r>
         <w:rPr>
@@ -17915,6 +17666,18 @@
         <w:rPr>
           <w:rFonts w:ascii="Times New Roman" w:cs="Times New Roman" w:eastAsia="Times New Roman" w:hAnsi="Times New Roman"/>
         </w:rPr>
+        <w:t xml:space="preserve"> and </w:t>
+      </w:r>
+      <w:r>
+        <w:rPr>
+          <w:rFonts w:ascii="Times New Roman" w:cs="Times New Roman" w:eastAsia="Times New Roman" w:hAnsi="Times New Roman"/>
+        </w:rPr>
+        <w:t xml:space="preserve">Fig. 7</w:t>
+      </w:r>
+      <w:r>
+        <w:rPr>
+          <w:rFonts w:ascii="Times New Roman" w:cs="Times New Roman" w:eastAsia="Times New Roman" w:hAnsi="Times New Roman"/>
+        </w:rPr>
         <w:t xml:space="preserve"> the pooled IoU per site, </w:t>
       </w:r>
       <w:r>
@@ -17927,7 +17690,7 @@
         <w:rPr>
           <w:rFonts w:ascii="Times New Roman" w:cs="Times New Roman" w:eastAsia="Times New Roman" w:hAnsi="Times New Roman"/>
         </w:rPr>
-        <w:t xml:space="preserve"> the per-image metrics on the test images that contain water, and </w:t>
+        <w:t xml:space="preserve"> per-image metrics on the images that contain water, and </w:t>
       </w:r>
       <w:r>
         <w:rPr>
@@ -17939,76 +17702,20 @@
         <w:rPr>
           <w:rFonts w:ascii="Times New Roman" w:cs="Times New Roman" w:eastAsia="Times New Roman" w:hAnsi="Times New Roman"/>
         </w:rPr>
-        <w:t xml:space="preserve"> the false positives on test images without water. Under clear conditions the </w:t>
-      </w:r>
-      <w:r>
-        <w:rPr>
-          <w:rFonts w:ascii="Times New Roman" w:cs="Times New Roman" w:eastAsia="Times New Roman" w:hAnsi="Times New Roman"/>
-          <w:b/>
-          <w:bCs/>
-          <w:highlight w:val="yellow"/>
-        </w:rPr>
-        <w:t xml:space="preserve">[FILL: fusion / optical-only]</w:t>
-      </w:r>
-      <w:r>
-        <w:rPr>
-          <w:rFonts w:ascii="Times New Roman" w:cs="Times New Roman" w:eastAsia="Times New Roman" w:hAnsi="Times New Roman"/>
-        </w:rPr>
-        <w:t xml:space="preserve"> model performs best, with a pooled IoU of </w:t>
-      </w:r>
-      <w:r>
-        <w:rPr>
-          <w:rFonts w:ascii="Times New Roman" w:cs="Times New Roman" w:eastAsia="Times New Roman" w:hAnsi="Times New Roman"/>
-          <w:b/>
-          <w:bCs/>
-          <w:highlight w:val="yellow"/>
-        </w:rPr>
-        <w:t xml:space="preserve">[FILL: 0.___]</w:t>
-      </w:r>
-      <w:r>
-        <w:rPr>
-          <w:rFonts w:ascii="Times New Roman" w:cs="Times New Roman" w:eastAsia="Times New Roman" w:hAnsi="Times New Roman"/>
-        </w:rPr>
-        <w:t xml:space="preserve"> compared with </w:t>
-      </w:r>
-      <w:r>
-        <w:rPr>
-          <w:rFonts w:ascii="Times New Roman" w:cs="Times New Roman" w:eastAsia="Times New Roman" w:hAnsi="Times New Roman"/>
-          <w:b/>
-          <w:bCs/>
-          <w:highlight w:val="yellow"/>
-        </w:rPr>
-        <w:t xml:space="preserve">[FILL: 0.___]</w:t>
-      </w:r>
-      <w:r>
-        <w:rPr>
-          <w:rFonts w:ascii="Times New Roman" w:cs="Times New Roman" w:eastAsia="Times New Roman" w:hAnsi="Times New Roman"/>
-        </w:rPr>
-        <w:t xml:space="preserve"> for the </w:t>
-      </w:r>
-      <w:r>
-        <w:rPr>
-          <w:rFonts w:ascii="Times New Roman" w:cs="Times New Roman" w:eastAsia="Times New Roman" w:hAnsi="Times New Roman"/>
-          <w:b/>
-          <w:bCs/>
-          <w:highlight w:val="yellow"/>
-        </w:rPr>
-        <w:t xml:space="preserve">[FILL: other model]</w:t>
-      </w:r>
-      <w:r>
-        <w:rPr>
-          <w:rFonts w:ascii="Times New Roman" w:cs="Times New Roman" w:eastAsia="Times New Roman" w:hAnsi="Times New Roman"/>
-        </w:rPr>
-        <w:t xml:space="preserve">. </w:t>
-      </w:r>
-      <w:r>
-        <w:rPr>
-          <w:rFonts w:ascii="Times New Roman" w:cs="Times New Roman" w:eastAsia="Times New Roman" w:hAnsi="Times New Roman"/>
-          <w:b/>
-          <w:bCs/>
-          <w:highlight w:val="yellow"/>
-        </w:rPr>
-        <w:t xml:space="preserve">[FILL: one sentence per site, e.g. both models delineate Borith Lake well (IoU ≈ 0.8), while Khurdopin is hardest because its lake is absent or very small in the test years.]</w:t>
+        <w:t xml:space="preserve"> false positives on the images without water.</w:t>
+      </w:r>
+    </w:p>
+    <w:p>
+      <w:pPr>
+        <w:spacing w:after="100" w:line="264"/>
+        <w:ind w:firstLine="284"/>
+        <w:jc w:val="both"/>
+      </w:pPr>
+      <w:r>
+        <w:rPr>
+          <w:rFonts w:ascii="Times New Roman" w:cs="Times New Roman" w:eastAsia="Times New Roman" w:hAnsi="Times New Roman"/>
+        </w:rPr>
+        <w:t xml:space="preserve">Under clear conditions the two models perform similarly. Pooled over all test pixels, the fusion model reaches an IoU of 0.649 (F1 0.787) against 0.618 (F1 0.764) for the optical-only model. The difference comes from precision (0.767 versus 0.706): the optical-only model marks more non-lake pixels as water, and on the 23 images without water it produces false positives on 4 images against 1 for the fusion model. The optical-only model has the higher recall (0.831 versus 0.809) and, averaged over the 31 images with water, a slightly higher IoU (0.584 ± 0.279 versus 0.551 ± 0.274); this difference is well within one standard deviation. Per site, the fusion model is better on the two event lakes (Shishper 0.419 versus 0.372; Khurdopin 0.393 versus 0.329) and slightly worse on Borith Lake (0.761 versus 0.788), which both models delineate well.</w:t>
       </w:r>
     </w:p>
     <w:p>
@@ -18358,112 +18065,108 @@
             <w:r>
               <w:rPr>
                 <w:rFonts w:ascii="Times New Roman" w:cs="Times New Roman" w:eastAsia="Times New Roman" w:hAnsi="Times New Roman"/>
+                <w:b w:val="false"/>
+                <w:bCs w:val="false"/>
+                <w:sz w:val="16"/>
+                <w:szCs w:val="16"/>
+              </w:rPr>
+              <w:t xml:space="preserve">0.618</w:t>
+            </w:r>
+          </w:p>
+        </w:tc>
+        <w:tc>
+          <w:tcPr>
+            <w:tcW w:type="dxa" w:w="1349"/>
+            <w:tcBorders>
+              <w:top w:val="none" w:color="FFFFFF" w:sz="0"/>
+              <w:left w:val="none" w:color="FFFFFF" w:sz="0"/>
+              <w:bottom w:val="none" w:color="FFFFFF" w:sz="0"/>
+              <w:right w:val="none" w:color="FFFFFF" w:sz="0"/>
+            </w:tcBorders>
+            <w:tcMar>
+              <w:top w:type="dxa" w:w="40"/>
+              <w:left w:type="dxa" w:w="70"/>
+              <w:bottom w:type="dxa" w:w="40"/>
+              <w:right w:type="dxa" w:w="70"/>
+            </w:tcMar>
+          </w:tcPr>
+          <w:p>
+            <w:pPr>
+              <w:jc w:val="center"/>
+            </w:pPr>
+            <w:r>
+              <w:rPr>
+                <w:rFonts w:ascii="Times New Roman" w:cs="Times New Roman" w:eastAsia="Times New Roman" w:hAnsi="Times New Roman"/>
+                <w:b w:val="false"/>
+                <w:bCs w:val="false"/>
+                <w:sz w:val="16"/>
+                <w:szCs w:val="16"/>
+              </w:rPr>
+              <w:t xml:space="preserve">0.764</w:t>
+            </w:r>
+          </w:p>
+        </w:tc>
+        <w:tc>
+          <w:tcPr>
+            <w:tcW w:type="dxa" w:w="1445"/>
+            <w:tcBorders>
+              <w:top w:val="none" w:color="FFFFFF" w:sz="0"/>
+              <w:left w:val="none" w:color="FFFFFF" w:sz="0"/>
+              <w:bottom w:val="none" w:color="FFFFFF" w:sz="0"/>
+              <w:right w:val="none" w:color="FFFFFF" w:sz="0"/>
+            </w:tcBorders>
+            <w:tcMar>
+              <w:top w:type="dxa" w:w="40"/>
+              <w:left w:type="dxa" w:w="70"/>
+              <w:bottom w:type="dxa" w:w="40"/>
+              <w:right w:type="dxa" w:w="70"/>
+            </w:tcMar>
+          </w:tcPr>
+          <w:p>
+            <w:pPr>
+              <w:jc w:val="center"/>
+            </w:pPr>
+            <w:r>
+              <w:rPr>
+                <w:rFonts w:ascii="Times New Roman" w:cs="Times New Roman" w:eastAsia="Times New Roman" w:hAnsi="Times New Roman"/>
+                <w:b w:val="false"/>
+                <w:bCs w:val="false"/>
+                <w:sz w:val="16"/>
+                <w:szCs w:val="16"/>
+              </w:rPr>
+              <w:t xml:space="preserve">0.706</w:t>
+            </w:r>
+          </w:p>
+        </w:tc>
+        <w:tc>
+          <w:tcPr>
+            <w:tcW w:type="dxa" w:w="1448"/>
+            <w:tcBorders>
+              <w:top w:val="none" w:color="FFFFFF" w:sz="0"/>
+              <w:left w:val="none" w:color="FFFFFF" w:sz="0"/>
+              <w:bottom w:val="none" w:color="FFFFFF" w:sz="0"/>
+              <w:right w:val="none" w:color="FFFFFF" w:sz="0"/>
+            </w:tcBorders>
+            <w:tcMar>
+              <w:top w:type="dxa" w:w="40"/>
+              <w:left w:type="dxa" w:w="70"/>
+              <w:bottom w:type="dxa" w:w="40"/>
+              <w:right w:type="dxa" w:w="70"/>
+            </w:tcMar>
+          </w:tcPr>
+          <w:p>
+            <w:pPr>
+              <w:jc w:val="center"/>
+            </w:pPr>
+            <w:r>
+              <w:rPr>
+                <w:rFonts w:ascii="Times New Roman" w:cs="Times New Roman" w:eastAsia="Times New Roman" w:hAnsi="Times New Roman"/>
                 <w:b/>
                 <w:bCs/>
                 <w:sz w:val="16"/>
                 <w:szCs w:val="16"/>
-                <w:highlight w:val="yellow"/>
-              </w:rPr>
-              <w:t xml:space="preserve">[0.___]</w:t>
-            </w:r>
-          </w:p>
-        </w:tc>
-        <w:tc>
-          <w:tcPr>
-            <w:tcW w:type="dxa" w:w="1349"/>
-            <w:tcBorders>
-              <w:top w:val="none" w:color="FFFFFF" w:sz="0"/>
-              <w:left w:val="none" w:color="FFFFFF" w:sz="0"/>
-              <w:bottom w:val="none" w:color="FFFFFF" w:sz="0"/>
-              <w:right w:val="none" w:color="FFFFFF" w:sz="0"/>
-            </w:tcBorders>
-            <w:tcMar>
-              <w:top w:type="dxa" w:w="40"/>
-              <w:left w:type="dxa" w:w="70"/>
-              <w:bottom w:type="dxa" w:w="40"/>
-              <w:right w:type="dxa" w:w="70"/>
-            </w:tcMar>
-          </w:tcPr>
-          <w:p>
-            <w:pPr>
-              <w:jc w:val="center"/>
-            </w:pPr>
-            <w:r>
-              <w:rPr>
-                <w:rFonts w:ascii="Times New Roman" w:cs="Times New Roman" w:eastAsia="Times New Roman" w:hAnsi="Times New Roman"/>
-                <w:b/>
-                <w:bCs/>
-                <w:sz w:val="16"/>
-                <w:szCs w:val="16"/>
-                <w:highlight w:val="yellow"/>
-              </w:rPr>
-              <w:t xml:space="preserve">[0.___]</w:t>
-            </w:r>
-          </w:p>
-        </w:tc>
-        <w:tc>
-          <w:tcPr>
-            <w:tcW w:type="dxa" w:w="1445"/>
-            <w:tcBorders>
-              <w:top w:val="none" w:color="FFFFFF" w:sz="0"/>
-              <w:left w:val="none" w:color="FFFFFF" w:sz="0"/>
-              <w:bottom w:val="none" w:color="FFFFFF" w:sz="0"/>
-              <w:right w:val="none" w:color="FFFFFF" w:sz="0"/>
-            </w:tcBorders>
-            <w:tcMar>
-              <w:top w:type="dxa" w:w="40"/>
-              <w:left w:type="dxa" w:w="70"/>
-              <w:bottom w:type="dxa" w:w="40"/>
-              <w:right w:type="dxa" w:w="70"/>
-            </w:tcMar>
-          </w:tcPr>
-          <w:p>
-            <w:pPr>
-              <w:jc w:val="center"/>
-            </w:pPr>
-            <w:r>
-              <w:rPr>
-                <w:rFonts w:ascii="Times New Roman" w:cs="Times New Roman" w:eastAsia="Times New Roman" w:hAnsi="Times New Roman"/>
-                <w:b/>
-                <w:bCs/>
-                <w:sz w:val="16"/>
-                <w:szCs w:val="16"/>
-                <w:highlight w:val="yellow"/>
-              </w:rPr>
-              <w:t xml:space="preserve">[0.___]</w:t>
-            </w:r>
-          </w:p>
-        </w:tc>
-        <w:tc>
-          <w:tcPr>
-            <w:tcW w:type="dxa" w:w="1448"/>
-            <w:tcBorders>
-              <w:top w:val="none" w:color="FFFFFF" w:sz="0"/>
-              <w:left w:val="none" w:color="FFFFFF" w:sz="0"/>
-              <w:bottom w:val="none" w:color="FFFFFF" w:sz="0"/>
-              <w:right w:val="none" w:color="FFFFFF" w:sz="0"/>
-            </w:tcBorders>
-            <w:tcMar>
-              <w:top w:type="dxa" w:w="40"/>
-              <w:left w:type="dxa" w:w="70"/>
-              <w:bottom w:type="dxa" w:w="40"/>
-              <w:right w:type="dxa" w:w="70"/>
-            </w:tcMar>
-          </w:tcPr>
-          <w:p>
-            <w:pPr>
-              <w:jc w:val="center"/>
-            </w:pPr>
-            <w:r>
-              <w:rPr>
-                <w:rFonts w:ascii="Times New Roman" w:cs="Times New Roman" w:eastAsia="Times New Roman" w:hAnsi="Times New Roman"/>
-                <w:b/>
-                <w:bCs/>
-                <w:sz w:val="16"/>
-                <w:szCs w:val="16"/>
-                <w:highlight w:val="yellow"/>
-              </w:rPr>
-              <w:t xml:space="preserve">[0.___]</w:t>
+              </w:rPr>
+              <w:t xml:space="preserve">0.831</w:t>
             </w:r>
           </w:p>
         </w:tc>
@@ -18564,9 +18267,8 @@
                 <w:bCs/>
                 <w:sz w:val="16"/>
                 <w:szCs w:val="16"/>
-                <w:highlight w:val="yellow"/>
-              </w:rPr>
-              <w:t xml:space="preserve">[0.___]</w:t>
+              </w:rPr>
+              <w:t xml:space="preserve">0.649</w:t>
             </w:r>
           </w:p>
         </w:tc>
@@ -18597,9 +18299,8 @@
                 <w:bCs/>
                 <w:sz w:val="16"/>
                 <w:szCs w:val="16"/>
-                <w:highlight w:val="yellow"/>
-              </w:rPr>
-              <w:t xml:space="preserve">[0.___]</w:t>
+              </w:rPr>
+              <w:t xml:space="preserve">0.787</w:t>
             </w:r>
           </w:p>
         </w:tc>
@@ -18630,9 +18331,8 @@
                 <w:bCs/>
                 <w:sz w:val="16"/>
                 <w:szCs w:val="16"/>
-                <w:highlight w:val="yellow"/>
-              </w:rPr>
-              <w:t xml:space="preserve">[0.___]</w:t>
+              </w:rPr>
+              <w:t xml:space="preserve">0.767</w:t>
             </w:r>
           </w:p>
         </w:tc>
@@ -18659,13 +18359,12 @@
             <w:r>
               <w:rPr>
                 <w:rFonts w:ascii="Times New Roman" w:cs="Times New Roman" w:eastAsia="Times New Roman" w:hAnsi="Times New Roman"/>
-                <w:b/>
-                <w:bCs/>
-                <w:sz w:val="16"/>
-                <w:szCs w:val="16"/>
-                <w:highlight w:val="yellow"/>
-              </w:rPr>
-              <w:t xml:space="preserve">[0.___]</w:t>
+                <w:b w:val="false"/>
+                <w:bCs w:val="false"/>
+                <w:sz w:val="16"/>
+                <w:szCs w:val="16"/>
+              </w:rPr>
+              <w:t xml:space="preserve">0.809</w:t>
             </w:r>
           </w:p>
         </w:tc>
@@ -18762,13 +18461,12 @@
             <w:r>
               <w:rPr>
                 <w:rFonts w:ascii="Times New Roman" w:cs="Times New Roman" w:eastAsia="Times New Roman" w:hAnsi="Times New Roman"/>
-                <w:b/>
-                <w:bCs/>
-                <w:sz w:val="16"/>
-                <w:szCs w:val="16"/>
-                <w:highlight w:val="yellow"/>
-              </w:rPr>
-              <w:t xml:space="preserve">[0.___]</w:t>
+                <w:b w:val="false"/>
+                <w:bCs w:val="false"/>
+                <w:sz w:val="16"/>
+                <w:szCs w:val="16"/>
+              </w:rPr>
+              <w:t xml:space="preserve">0.000</w:t>
             </w:r>
           </w:p>
         </w:tc>
@@ -18795,13 +18493,12 @@
             <w:r>
               <w:rPr>
                 <w:rFonts w:ascii="Times New Roman" w:cs="Times New Roman" w:eastAsia="Times New Roman" w:hAnsi="Times New Roman"/>
-                <w:b/>
-                <w:bCs/>
-                <w:sz w:val="16"/>
-                <w:szCs w:val="16"/>
-                <w:highlight w:val="yellow"/>
-              </w:rPr>
-              <w:t xml:space="preserve">[0.___]</w:t>
+                <w:b w:val="false"/>
+                <w:bCs w:val="false"/>
+                <w:sz w:val="16"/>
+                <w:szCs w:val="16"/>
+              </w:rPr>
+              <w:t xml:space="preserve">0.000</w:t>
             </w:r>
           </w:p>
         </w:tc>
@@ -18828,13 +18525,12 @@
             <w:r>
               <w:rPr>
                 <w:rFonts w:ascii="Times New Roman" w:cs="Times New Roman" w:eastAsia="Times New Roman" w:hAnsi="Times New Roman"/>
-                <w:b/>
-                <w:bCs/>
-                <w:sz w:val="16"/>
-                <w:szCs w:val="16"/>
-                <w:highlight w:val="yellow"/>
-              </w:rPr>
-              <w:t xml:space="preserve">[0.___]</w:t>
+                <w:b w:val="false"/>
+                <w:bCs w:val="false"/>
+                <w:sz w:val="16"/>
+                <w:szCs w:val="16"/>
+              </w:rPr>
+              <w:t xml:space="preserve">0.000</w:t>
             </w:r>
           </w:p>
         </w:tc>
@@ -18861,13 +18557,12 @@
             <w:r>
               <w:rPr>
                 <w:rFonts w:ascii="Times New Roman" w:cs="Times New Roman" w:eastAsia="Times New Roman" w:hAnsi="Times New Roman"/>
-                <w:b/>
-                <w:bCs/>
-                <w:sz w:val="16"/>
-                <w:szCs w:val="16"/>
-                <w:highlight w:val="yellow"/>
-              </w:rPr>
-              <w:t xml:space="preserve">[0.___]</w:t>
+                <w:b w:val="false"/>
+                <w:bCs w:val="false"/>
+                <w:sz w:val="16"/>
+                <w:szCs w:val="16"/>
+              </w:rPr>
+              <w:t xml:space="preserve">0.000</w:t>
             </w:r>
           </w:p>
         </w:tc>
@@ -18968,9 +18663,8 @@
                 <w:bCs/>
                 <w:sz w:val="16"/>
                 <w:szCs w:val="16"/>
-                <w:highlight w:val="yellow"/>
-              </w:rPr>
-              <w:t xml:space="preserve">[0.___]</w:t>
+              </w:rPr>
+              <w:t xml:space="preserve">0.326</w:t>
             </w:r>
           </w:p>
         </w:tc>
@@ -19001,9 +18695,8 @@
                 <w:bCs/>
                 <w:sz w:val="16"/>
                 <w:szCs w:val="16"/>
-                <w:highlight w:val="yellow"/>
-              </w:rPr>
-              <w:t xml:space="preserve">[0.___]</w:t>
+              </w:rPr>
+              <w:t xml:space="preserve">0.492</w:t>
             </w:r>
           </w:p>
         </w:tc>
@@ -19034,9 +18727,8 @@
                 <w:bCs/>
                 <w:sz w:val="16"/>
                 <w:szCs w:val="16"/>
-                <w:highlight w:val="yellow"/>
-              </w:rPr>
-              <w:t xml:space="preserve">[0.___]</w:t>
+              </w:rPr>
+              <w:t xml:space="preserve">0.834</w:t>
             </w:r>
           </w:p>
         </w:tc>
@@ -19067,9 +18759,8 @@
                 <w:bCs/>
                 <w:sz w:val="16"/>
                 <w:szCs w:val="16"/>
-                <w:highlight w:val="yellow"/>
-              </w:rPr>
-              <w:t xml:space="preserve">[0.___]</w:t>
+              </w:rPr>
+              <w:t xml:space="preserve">0.349</w:t>
             </w:r>
           </w:p>
         </w:tc>
@@ -19371,19 +19062,50 @@
             <w:r>
               <w:rPr>
                 <w:rFonts w:ascii="Times New Roman" w:cs="Times New Roman" w:eastAsia="Times New Roman" w:hAnsi="Times New Roman"/>
+                <w:b w:val="false"/>
+                <w:bCs w:val="false"/>
+                <w:sz w:val="16"/>
+                <w:szCs w:val="16"/>
+              </w:rPr>
+              <w:t xml:space="preserve">0.372</w:t>
+            </w:r>
+          </w:p>
+        </w:tc>
+        <w:tc>
+          <w:tcPr>
+            <w:tcW w:type="dxa" w:w="1542"/>
+            <w:tcBorders>
+              <w:top w:val="none" w:color="FFFFFF" w:sz="0"/>
+              <w:left w:val="none" w:color="FFFFFF" w:sz="0"/>
+              <w:bottom w:val="none" w:color="FFFFFF" w:sz="0"/>
+              <w:right w:val="none" w:color="FFFFFF" w:sz="0"/>
+            </w:tcBorders>
+            <w:tcMar>
+              <w:top w:type="dxa" w:w="40"/>
+              <w:left w:type="dxa" w:w="70"/>
+              <w:bottom w:type="dxa" w:w="40"/>
+              <w:right w:type="dxa" w:w="70"/>
+            </w:tcMar>
+          </w:tcPr>
+          <w:p>
+            <w:pPr>
+              <w:jc w:val="center"/>
+            </w:pPr>
+            <w:r>
+              <w:rPr>
+                <w:rFonts w:ascii="Times New Roman" w:cs="Times New Roman" w:eastAsia="Times New Roman" w:hAnsi="Times New Roman"/>
                 <w:b/>
                 <w:bCs/>
                 <w:sz w:val="16"/>
                 <w:szCs w:val="16"/>
-                <w:highlight w:val="yellow"/>
-              </w:rPr>
-              <w:t xml:space="preserve">[0.___]</w:t>
-            </w:r>
-          </w:p>
-        </w:tc>
-        <w:tc>
-          <w:tcPr>
-            <w:tcW w:type="dxa" w:w="1542"/>
+              </w:rPr>
+              <w:t xml:space="preserve">0.419</w:t>
+            </w:r>
+          </w:p>
+        </w:tc>
+        <w:tc>
+          <w:tcPr>
+            <w:tcW w:type="dxa" w:w="1927"/>
             <w:tcBorders>
               <w:top w:val="none" w:color="FFFFFF" w:sz="0"/>
               <w:left w:val="none" w:color="FFFFFF" w:sz="0"/>
@@ -19404,19 +19126,18 @@
             <w:r>
               <w:rPr>
                 <w:rFonts w:ascii="Times New Roman" w:cs="Times New Roman" w:eastAsia="Times New Roman" w:hAnsi="Times New Roman"/>
-                <w:b/>
-                <w:bCs/>
-                <w:sz w:val="16"/>
-                <w:szCs w:val="16"/>
-                <w:highlight w:val="yellow"/>
-              </w:rPr>
-              <w:t xml:space="preserve">[0.___]</w:t>
-            </w:r>
-          </w:p>
-        </w:tc>
-        <w:tc>
-          <w:tcPr>
-            <w:tcW w:type="dxa" w:w="1927"/>
+                <w:b w:val="false"/>
+                <w:bCs w:val="false"/>
+                <w:sz w:val="16"/>
+                <w:szCs w:val="16"/>
+              </w:rPr>
+              <w:t xml:space="preserve">0.000</w:t>
+            </w:r>
+          </w:p>
+        </w:tc>
+        <w:tc>
+          <w:tcPr>
+            <w:tcW w:type="dxa" w:w="1929"/>
             <w:tcBorders>
               <w:top w:val="none" w:color="FFFFFF" w:sz="0"/>
               <w:left w:val="none" w:color="FFFFFF" w:sz="0"/>
@@ -19437,46 +19158,12 @@
             <w:r>
               <w:rPr>
                 <w:rFonts w:ascii="Times New Roman" w:cs="Times New Roman" w:eastAsia="Times New Roman" w:hAnsi="Times New Roman"/>
-                <w:b/>
-                <w:bCs/>
-                <w:sz w:val="16"/>
-                <w:szCs w:val="16"/>
-                <w:highlight w:val="yellow"/>
-              </w:rPr>
-              <w:t xml:space="preserve">[0.___]</w:t>
-            </w:r>
-          </w:p>
-        </w:tc>
-        <w:tc>
-          <w:tcPr>
-            <w:tcW w:type="dxa" w:w="1929"/>
-            <w:tcBorders>
-              <w:top w:val="none" w:color="FFFFFF" w:sz="0"/>
-              <w:left w:val="none" w:color="FFFFFF" w:sz="0"/>
-              <w:bottom w:val="none" w:color="FFFFFF" w:sz="0"/>
-              <w:right w:val="none" w:color="FFFFFF" w:sz="0"/>
-            </w:tcBorders>
-            <w:tcMar>
-              <w:top w:type="dxa" w:w="40"/>
-              <w:left w:type="dxa" w:w="70"/>
-              <w:bottom w:type="dxa" w:w="40"/>
-              <w:right w:type="dxa" w:w="70"/>
-            </w:tcMar>
-          </w:tcPr>
-          <w:p>
-            <w:pPr>
-              <w:jc w:val="center"/>
-            </w:pPr>
-            <w:r>
-              <w:rPr>
-                <w:rFonts w:ascii="Times New Roman" w:cs="Times New Roman" w:eastAsia="Times New Roman" w:hAnsi="Times New Roman"/>
-                <w:b/>
-                <w:bCs/>
-                <w:sz w:val="16"/>
-                <w:szCs w:val="16"/>
-                <w:highlight w:val="yellow"/>
-              </w:rPr>
-              <w:t xml:space="preserve">[0.___]</w:t>
+                <w:b w:val="false"/>
+                <w:bCs w:val="false"/>
+                <w:sz w:val="16"/>
+                <w:szCs w:val="16"/>
+              </w:rPr>
+              <w:t xml:space="preserve">0.000</w:t>
             </w:r>
           </w:p>
         </w:tc>
@@ -19541,19 +19228,50 @@
             <w:r>
               <w:rPr>
                 <w:rFonts w:ascii="Times New Roman" w:cs="Times New Roman" w:eastAsia="Times New Roman" w:hAnsi="Times New Roman"/>
+                <w:b w:val="false"/>
+                <w:bCs w:val="false"/>
+                <w:sz w:val="16"/>
+                <w:szCs w:val="16"/>
+              </w:rPr>
+              <w:t xml:space="preserve">0.329</w:t>
+            </w:r>
+          </w:p>
+        </w:tc>
+        <w:tc>
+          <w:tcPr>
+            <w:tcW w:type="dxa" w:w="1542"/>
+            <w:tcBorders>
+              <w:top w:val="none" w:color="FFFFFF" w:sz="0"/>
+              <w:left w:val="none" w:color="FFFFFF" w:sz="0"/>
+              <w:bottom w:val="none" w:color="FFFFFF" w:sz="0"/>
+              <w:right w:val="none" w:color="FFFFFF" w:sz="0"/>
+            </w:tcBorders>
+            <w:tcMar>
+              <w:top w:type="dxa" w:w="40"/>
+              <w:left w:type="dxa" w:w="70"/>
+              <w:bottom w:type="dxa" w:w="40"/>
+              <w:right w:type="dxa" w:w="70"/>
+            </w:tcMar>
+          </w:tcPr>
+          <w:p>
+            <w:pPr>
+              <w:jc w:val="center"/>
+            </w:pPr>
+            <w:r>
+              <w:rPr>
+                <w:rFonts w:ascii="Times New Roman" w:cs="Times New Roman" w:eastAsia="Times New Roman" w:hAnsi="Times New Roman"/>
                 <w:b/>
                 <w:bCs/>
                 <w:sz w:val="16"/>
                 <w:szCs w:val="16"/>
-                <w:highlight w:val="yellow"/>
-              </w:rPr>
-              <w:t xml:space="preserve">[0.___]</w:t>
-            </w:r>
-          </w:p>
-        </w:tc>
-        <w:tc>
-          <w:tcPr>
-            <w:tcW w:type="dxa" w:w="1542"/>
+              </w:rPr>
+              <w:t xml:space="preserve">0.393</w:t>
+            </w:r>
+          </w:p>
+        </w:tc>
+        <w:tc>
+          <w:tcPr>
+            <w:tcW w:type="dxa" w:w="1927"/>
             <w:tcBorders>
               <w:top w:val="none" w:color="FFFFFF" w:sz="0"/>
               <w:left w:val="none" w:color="FFFFFF" w:sz="0"/>
@@ -19574,19 +19292,18 @@
             <w:r>
               <w:rPr>
                 <w:rFonts w:ascii="Times New Roman" w:cs="Times New Roman" w:eastAsia="Times New Roman" w:hAnsi="Times New Roman"/>
-                <w:b/>
-                <w:bCs/>
-                <w:sz w:val="16"/>
-                <w:szCs w:val="16"/>
-                <w:highlight w:val="yellow"/>
-              </w:rPr>
-              <w:t xml:space="preserve">[0.___]</w:t>
-            </w:r>
-          </w:p>
-        </w:tc>
-        <w:tc>
-          <w:tcPr>
-            <w:tcW w:type="dxa" w:w="1927"/>
+                <w:b w:val="false"/>
+                <w:bCs w:val="false"/>
+                <w:sz w:val="16"/>
+                <w:szCs w:val="16"/>
+              </w:rPr>
+              <w:t xml:space="preserve">0.000</w:t>
+            </w:r>
+          </w:p>
+        </w:tc>
+        <w:tc>
+          <w:tcPr>
+            <w:tcW w:type="dxa" w:w="1929"/>
             <w:tcBorders>
               <w:top w:val="none" w:color="FFFFFF" w:sz="0"/>
               <w:left w:val="none" w:color="FFFFFF" w:sz="0"/>
@@ -19607,46 +19324,12 @@
             <w:r>
               <w:rPr>
                 <w:rFonts w:ascii="Times New Roman" w:cs="Times New Roman" w:eastAsia="Times New Roman" w:hAnsi="Times New Roman"/>
-                <w:b/>
-                <w:bCs/>
-                <w:sz w:val="16"/>
-                <w:szCs w:val="16"/>
-                <w:highlight w:val="yellow"/>
-              </w:rPr>
-              <w:t xml:space="preserve">[0.___]</w:t>
-            </w:r>
-          </w:p>
-        </w:tc>
-        <w:tc>
-          <w:tcPr>
-            <w:tcW w:type="dxa" w:w="1929"/>
-            <w:tcBorders>
-              <w:top w:val="none" w:color="FFFFFF" w:sz="0"/>
-              <w:left w:val="none" w:color="FFFFFF" w:sz="0"/>
-              <w:bottom w:val="none" w:color="FFFFFF" w:sz="0"/>
-              <w:right w:val="none" w:color="FFFFFF" w:sz="0"/>
-            </w:tcBorders>
-            <w:tcMar>
-              <w:top w:type="dxa" w:w="40"/>
-              <w:left w:type="dxa" w:w="70"/>
-              <w:bottom w:type="dxa" w:w="40"/>
-              <w:right w:type="dxa" w:w="70"/>
-            </w:tcMar>
-          </w:tcPr>
-          <w:p>
-            <w:pPr>
-              <w:jc w:val="center"/>
-            </w:pPr>
-            <w:r>
-              <w:rPr>
-                <w:rFonts w:ascii="Times New Roman" w:cs="Times New Roman" w:eastAsia="Times New Roman" w:hAnsi="Times New Roman"/>
-                <w:b/>
-                <w:bCs/>
-                <w:sz w:val="16"/>
-                <w:szCs w:val="16"/>
-                <w:highlight w:val="yellow"/>
-              </w:rPr>
-              <w:t xml:space="preserve">[0.___]</w:t>
+                <w:b w:val="false"/>
+                <w:bCs w:val="false"/>
+                <w:sz w:val="16"/>
+                <w:szCs w:val="16"/>
+              </w:rPr>
+              <w:t xml:space="preserve">0.000</w:t>
             </w:r>
           </w:p>
         </w:tc>
@@ -19715,15 +19398,78 @@
                 <w:bCs/>
                 <w:sz w:val="16"/>
                 <w:szCs w:val="16"/>
-                <w:highlight w:val="yellow"/>
-              </w:rPr>
-              <w:t xml:space="preserve">[0.___]</w:t>
+              </w:rPr>
+              <w:t xml:space="preserve">0.788</w:t>
             </w:r>
           </w:p>
         </w:tc>
         <w:tc>
           <w:tcPr>
             <w:tcW w:type="dxa" w:w="1542"/>
+            <w:tcBorders>
+              <w:top w:val="none" w:color="FFFFFF" w:sz="0"/>
+              <w:left w:val="none" w:color="FFFFFF" w:sz="0"/>
+              <w:bottom w:val="none" w:color="FFFFFF" w:sz="0"/>
+              <w:right w:val="none" w:color="FFFFFF" w:sz="0"/>
+            </w:tcBorders>
+            <w:tcMar>
+              <w:top w:type="dxa" w:w="40"/>
+              <w:left w:type="dxa" w:w="70"/>
+              <w:bottom w:type="dxa" w:w="40"/>
+              <w:right w:type="dxa" w:w="70"/>
+            </w:tcMar>
+          </w:tcPr>
+          <w:p>
+            <w:pPr>
+              <w:jc w:val="center"/>
+            </w:pPr>
+            <w:r>
+              <w:rPr>
+                <w:rFonts w:ascii="Times New Roman" w:cs="Times New Roman" w:eastAsia="Times New Roman" w:hAnsi="Times New Roman"/>
+                <w:b w:val="false"/>
+                <w:bCs w:val="false"/>
+                <w:sz w:val="16"/>
+                <w:szCs w:val="16"/>
+              </w:rPr>
+              <w:t xml:space="preserve">0.761</w:t>
+            </w:r>
+          </w:p>
+        </w:tc>
+        <w:tc>
+          <w:tcPr>
+            <w:tcW w:type="dxa" w:w="1927"/>
+            <w:tcBorders>
+              <w:top w:val="none" w:color="FFFFFF" w:sz="0"/>
+              <w:left w:val="none" w:color="FFFFFF" w:sz="0"/>
+              <w:bottom w:val="none" w:color="FFFFFF" w:sz="0"/>
+              <w:right w:val="none" w:color="FFFFFF" w:sz="0"/>
+            </w:tcBorders>
+            <w:tcMar>
+              <w:top w:type="dxa" w:w="40"/>
+              <w:left w:type="dxa" w:w="70"/>
+              <w:bottom w:type="dxa" w:w="40"/>
+              <w:right w:type="dxa" w:w="70"/>
+            </w:tcMar>
+          </w:tcPr>
+          <w:p>
+            <w:pPr>
+              <w:jc w:val="center"/>
+            </w:pPr>
+            <w:r>
+              <w:rPr>
+                <w:rFonts w:ascii="Times New Roman" w:cs="Times New Roman" w:eastAsia="Times New Roman" w:hAnsi="Times New Roman"/>
+                <w:b w:val="false"/>
+                <w:bCs w:val="false"/>
+                <w:sz w:val="16"/>
+                <w:szCs w:val="16"/>
+              </w:rPr>
+              <w:t xml:space="preserve">0.000</w:t>
+            </w:r>
+          </w:p>
+        </w:tc>
+        <w:tc>
+          <w:tcPr>
+            <w:tcW w:type="dxa" w:w="1929"/>
             <w:tcBorders>
               <w:top w:val="none" w:color="FFFFFF" w:sz="0"/>
               <w:left w:val="none" w:color="FFFFFF" w:sz="0"/>
@@ -19748,75 +19494,8 @@
                 <w:bCs/>
                 <w:sz w:val="16"/>
                 <w:szCs w:val="16"/>
-                <w:highlight w:val="yellow"/>
-              </w:rPr>
-              <w:t xml:space="preserve">[0.___]</w:t>
-            </w:r>
-          </w:p>
-        </w:tc>
-        <w:tc>
-          <w:tcPr>
-            <w:tcW w:type="dxa" w:w="1927"/>
-            <w:tcBorders>
-              <w:top w:val="none" w:color="FFFFFF" w:sz="0"/>
-              <w:left w:val="none" w:color="FFFFFF" w:sz="0"/>
-              <w:bottom w:val="none" w:color="FFFFFF" w:sz="0"/>
-              <w:right w:val="none" w:color="FFFFFF" w:sz="0"/>
-            </w:tcBorders>
-            <w:tcMar>
-              <w:top w:type="dxa" w:w="40"/>
-              <w:left w:type="dxa" w:w="70"/>
-              <w:bottom w:type="dxa" w:w="40"/>
-              <w:right w:type="dxa" w:w="70"/>
-            </w:tcMar>
-          </w:tcPr>
-          <w:p>
-            <w:pPr>
-              <w:jc w:val="center"/>
-            </w:pPr>
-            <w:r>
-              <w:rPr>
-                <w:rFonts w:ascii="Times New Roman" w:cs="Times New Roman" w:eastAsia="Times New Roman" w:hAnsi="Times New Roman"/>
-                <w:b/>
-                <w:bCs/>
-                <w:sz w:val="16"/>
-                <w:szCs w:val="16"/>
-                <w:highlight w:val="yellow"/>
-              </w:rPr>
-              <w:t xml:space="preserve">[0.___]</w:t>
-            </w:r>
-          </w:p>
-        </w:tc>
-        <w:tc>
-          <w:tcPr>
-            <w:tcW w:type="dxa" w:w="1929"/>
-            <w:tcBorders>
-              <w:top w:val="none" w:color="FFFFFF" w:sz="0"/>
-              <w:left w:val="none" w:color="FFFFFF" w:sz="0"/>
-              <w:bottom w:val="none" w:color="FFFFFF" w:sz="0"/>
-              <w:right w:val="none" w:color="FFFFFF" w:sz="0"/>
-            </w:tcBorders>
-            <w:tcMar>
-              <w:top w:type="dxa" w:w="40"/>
-              <w:left w:type="dxa" w:w="70"/>
-              <w:bottom w:type="dxa" w:w="40"/>
-              <w:right w:type="dxa" w:w="70"/>
-            </w:tcMar>
-          </w:tcPr>
-          <w:p>
-            <w:pPr>
-              <w:jc w:val="center"/>
-            </w:pPr>
-            <w:r>
-              <w:rPr>
-                <w:rFonts w:ascii="Times New Roman" w:cs="Times New Roman" w:eastAsia="Times New Roman" w:hAnsi="Times New Roman"/>
-                <w:b/>
-                <w:bCs/>
-                <w:sz w:val="16"/>
-                <w:szCs w:val="16"/>
-                <w:highlight w:val="yellow"/>
-              </w:rPr>
-              <w:t xml:space="preserve">[0.___]</w:t>
+              </w:rPr>
+              <w:t xml:space="preserve">0.440</w:t>
             </w:r>
           </w:p>
         </w:tc>
@@ -19881,19 +19560,82 @@
             <w:r>
               <w:rPr>
                 <w:rFonts w:ascii="Times New Roman" w:cs="Times New Roman" w:eastAsia="Times New Roman" w:hAnsi="Times New Roman"/>
+                <w:b w:val="false"/>
+                <w:bCs w:val="false"/>
+                <w:sz w:val="16"/>
+                <w:szCs w:val="16"/>
+              </w:rPr>
+              <w:t xml:space="preserve">0.618</w:t>
+            </w:r>
+          </w:p>
+        </w:tc>
+        <w:tc>
+          <w:tcPr>
+            <w:tcW w:type="dxa" w:w="1542"/>
+            <w:tcBorders>
+              <w:top w:val="none" w:color="FFFFFF" w:sz="0"/>
+              <w:left w:val="none" w:color="FFFFFF" w:sz="0"/>
+              <w:bottom w:val="single" w:color="000000" w:sz="4"/>
+              <w:right w:val="none" w:color="FFFFFF" w:sz="0"/>
+            </w:tcBorders>
+            <w:tcMar>
+              <w:top w:type="dxa" w:w="40"/>
+              <w:left w:type="dxa" w:w="70"/>
+              <w:bottom w:type="dxa" w:w="40"/>
+              <w:right w:type="dxa" w:w="70"/>
+            </w:tcMar>
+          </w:tcPr>
+          <w:p>
+            <w:pPr>
+              <w:jc w:val="center"/>
+            </w:pPr>
+            <w:r>
+              <w:rPr>
+                <w:rFonts w:ascii="Times New Roman" w:cs="Times New Roman" w:eastAsia="Times New Roman" w:hAnsi="Times New Roman"/>
                 <w:b/>
                 <w:bCs/>
                 <w:sz w:val="16"/>
                 <w:szCs w:val="16"/>
-                <w:highlight w:val="yellow"/>
-              </w:rPr>
-              <w:t xml:space="preserve">[0.___]</w:t>
-            </w:r>
-          </w:p>
-        </w:tc>
-        <w:tc>
-          <w:tcPr>
-            <w:tcW w:type="dxa" w:w="1542"/>
+              </w:rPr>
+              <w:t xml:space="preserve">0.649</w:t>
+            </w:r>
+          </w:p>
+        </w:tc>
+        <w:tc>
+          <w:tcPr>
+            <w:tcW w:type="dxa" w:w="1927"/>
+            <w:tcBorders>
+              <w:top w:val="none" w:color="FFFFFF" w:sz="0"/>
+              <w:left w:val="none" w:color="FFFFFF" w:sz="0"/>
+              <w:bottom w:val="single" w:color="000000" w:sz="4"/>
+              <w:right w:val="none" w:color="FFFFFF" w:sz="0"/>
+            </w:tcBorders>
+            <w:tcMar>
+              <w:top w:type="dxa" w:w="40"/>
+              <w:left w:type="dxa" w:w="70"/>
+              <w:bottom w:type="dxa" w:w="40"/>
+              <w:right w:type="dxa" w:w="70"/>
+            </w:tcMar>
+          </w:tcPr>
+          <w:p>
+            <w:pPr>
+              <w:jc w:val="center"/>
+            </w:pPr>
+            <w:r>
+              <w:rPr>
+                <w:rFonts w:ascii="Times New Roman" w:cs="Times New Roman" w:eastAsia="Times New Roman" w:hAnsi="Times New Roman"/>
+                <w:b w:val="false"/>
+                <w:bCs w:val="false"/>
+                <w:sz w:val="16"/>
+                <w:szCs w:val="16"/>
+              </w:rPr>
+              <w:t xml:space="preserve">0.000</w:t>
+            </w:r>
+          </w:p>
+        </w:tc>
+        <w:tc>
+          <w:tcPr>
+            <w:tcW w:type="dxa" w:w="1929"/>
             <w:tcBorders>
               <w:top w:val="none" w:color="FFFFFF" w:sz="0"/>
               <w:left w:val="none" w:color="FFFFFF" w:sz="0"/>
@@ -19918,75 +19660,8 @@
                 <w:bCs/>
                 <w:sz w:val="16"/>
                 <w:szCs w:val="16"/>
-                <w:highlight w:val="yellow"/>
-              </w:rPr>
-              <w:t xml:space="preserve">[0.___]</w:t>
-            </w:r>
-          </w:p>
-        </w:tc>
-        <w:tc>
-          <w:tcPr>
-            <w:tcW w:type="dxa" w:w="1927"/>
-            <w:tcBorders>
-              <w:top w:val="none" w:color="FFFFFF" w:sz="0"/>
-              <w:left w:val="none" w:color="FFFFFF" w:sz="0"/>
-              <w:bottom w:val="single" w:color="000000" w:sz="4"/>
-              <w:right w:val="none" w:color="FFFFFF" w:sz="0"/>
-            </w:tcBorders>
-            <w:tcMar>
-              <w:top w:type="dxa" w:w="40"/>
-              <w:left w:type="dxa" w:w="70"/>
-              <w:bottom w:type="dxa" w:w="40"/>
-              <w:right w:type="dxa" w:w="70"/>
-            </w:tcMar>
-          </w:tcPr>
-          <w:p>
-            <w:pPr>
-              <w:jc w:val="center"/>
-            </w:pPr>
-            <w:r>
-              <w:rPr>
-                <w:rFonts w:ascii="Times New Roman" w:cs="Times New Roman" w:eastAsia="Times New Roman" w:hAnsi="Times New Roman"/>
-                <w:b/>
-                <w:bCs/>
-                <w:sz w:val="16"/>
-                <w:szCs w:val="16"/>
-                <w:highlight w:val="yellow"/>
-              </w:rPr>
-              <w:t xml:space="preserve">[0.___]</w:t>
-            </w:r>
-          </w:p>
-        </w:tc>
-        <w:tc>
-          <w:tcPr>
-            <w:tcW w:type="dxa" w:w="1929"/>
-            <w:tcBorders>
-              <w:top w:val="none" w:color="FFFFFF" w:sz="0"/>
-              <w:left w:val="none" w:color="FFFFFF" w:sz="0"/>
-              <w:bottom w:val="single" w:color="000000" w:sz="4"/>
-              <w:right w:val="none" w:color="FFFFFF" w:sz="0"/>
-            </w:tcBorders>
-            <w:tcMar>
-              <w:top w:type="dxa" w:w="40"/>
-              <w:left w:type="dxa" w:w="70"/>
-              <w:bottom w:type="dxa" w:w="40"/>
-              <w:right w:type="dxa" w:w="70"/>
-            </w:tcMar>
-          </w:tcPr>
-          <w:p>
-            <w:pPr>
-              <w:jc w:val="center"/>
-            </w:pPr>
-            <w:r>
-              <w:rPr>
-                <w:rFonts w:ascii="Times New Roman" w:cs="Times New Roman" w:eastAsia="Times New Roman" w:hAnsi="Times New Roman"/>
-                <w:b/>
-                <w:bCs/>
-                <w:sz w:val="16"/>
-                <w:szCs w:val="16"/>
-                <w:highlight w:val="yellow"/>
-              </w:rPr>
-              <w:t xml:space="preserve">[0.___]</w:t>
+              </w:rPr>
+              <w:t xml:space="preserve">0.326</w:t>
             </w:r>
           </w:p>
         </w:tc>
@@ -19997,104 +19672,6 @@
         <w:spacing w:after="160"/>
       </w:pPr>
     </w:p>
-    <w:tbl>
-      <w:tblPr>
-        <w:tblW w:type="dxa" w:w="9638"/>
-        <w:tblBorders>
-          <w:top w:val="single" w:color="auto" w:sz="4"/>
-          <w:left w:val="single" w:color="auto" w:sz="4"/>
-          <w:bottom w:val="single" w:color="auto" w:sz="4"/>
-          <w:right w:val="single" w:color="auto" w:sz="4"/>
-          <w:insideH w:val="single" w:color="auto" w:sz="4"/>
-          <w:insideV w:val="single" w:color="auto" w:sz="4"/>
-        </w:tblBorders>
-      </w:tblPr>
-      <w:tblGrid>
-        <w:gridCol w:w="9638"/>
-      </w:tblGrid>
-      <w:tr>
-        <w:tc>
-          <w:tcPr>
-            <w:tcW w:type="dxa" w:w="9638"/>
-            <w:tcBorders>
-              <w:top w:val="single" w:color="2A78D6" w:sz="6"/>
-              <w:left w:val="single" w:color="2A78D6" w:sz="24"/>
-              <w:bottom w:val="single" w:color="2A78D6" w:sz="6"/>
-              <w:right w:val="single" w:color="2A78D6" w:sz="6"/>
-            </w:tcBorders>
-            <w:shd w:fill="EAF2FB" w:color="auto" w:val="clear"/>
-            <w:tcMar>
-              <w:top w:type="dxa" w:w="100"/>
-              <w:left w:type="dxa" w:w="160"/>
-              <w:bottom w:type="dxa" w:w="100"/>
-              <w:right w:type="dxa" w:w="160"/>
-            </w:tcMar>
-          </w:tcPr>
-          <w:p>
-            <w:pPr>
-              <w:spacing w:after="60"/>
-            </w:pPr>
-            <w:r>
-              <w:rPr>
-                <w:rFonts w:ascii="Times New Roman" w:cs="Times New Roman" w:eastAsia="Times New Roman" w:hAnsi="Times New Roman"/>
-                <w:b/>
-                <w:bCs/>
-                <w:color w:val="1A4F8F"/>
-                <w:sz w:val="19"/>
-                <w:szCs w:val="19"/>
-              </w:rPr>
-              <w:t xml:space="preserve">Guide — delete this box before submitting</w:t>
-            </w:r>
-          </w:p>
-          <w:p>
-            <w:pPr>
-              <w:spacing w:after="50"/>
-              <w:jc w:val="left"/>
-            </w:pPr>
-            <w:r>
-              <w:rPr>
-                <w:rFonts w:ascii="Times New Roman" w:cs="Times New Roman" w:eastAsia="Times New Roman" w:hAnsi="Times New Roman"/>
-                <w:sz w:val="19"/>
-                <w:szCs w:val="19"/>
-              </w:rPr>
-              <w:t xml:space="preserve">Source: notebook </w:t>
-            </w:r>
-            <w:r>
-              <w:rPr>
-                <w:rFonts w:ascii="Times New Roman" w:cs="Times New Roman" w:eastAsia="Times New Roman" w:hAnsi="Times New Roman"/>
-                <w:b/>
-                <w:bCs/>
-                <w:sz w:val="19"/>
-                <w:szCs w:val="19"/>
-              </w:rPr>
-              <w:t xml:space="preserve">section 8</w:t>
-            </w:r>
-            <w:r>
-              <w:rPr>
-                <w:rFonts w:ascii="Times New Roman" w:cs="Times New Roman" w:eastAsia="Times New Roman" w:hAnsi="Times New Roman"/>
-                <w:sz w:val="19"/>
-                <w:szCs w:val="19"/>
-              </w:rPr>
-              <w:t xml:space="preserve">. The first printed line gives test images and images with water per site (13/8, 26/8, 15/15 in our run). Table "1) Pixel-pooled metrics, all test images" fills the pooled table; the "per site" table below it fills the per-site table.</w:t>
-            </w:r>
-          </w:p>
-          <w:p>
-            <w:pPr>
-              <w:spacing w:after="50"/>
-              <w:jc w:val="left"/>
-            </w:pPr>
-            <w:r>
-              <w:rPr>
-                <w:rFonts w:ascii="Times New Roman" w:cs="Times New Roman" w:eastAsia="Times New Roman" w:hAnsi="Times New Roman"/>
-                <w:sz w:val="19"/>
-                <w:szCs w:val="19"/>
-              </w:rPr>
-              <w:t xml:space="preserve">The same tables are saved to Drive as seg_pooled_overall.csv and seg_pooled_per_lake.csv.</w:t>
-            </w:r>
-          </w:p>
-        </w:tc>
-      </w:tr>
-    </w:tbl>
     <w:p>
       <w:pPr>
         <w:keepNext/>
@@ -20122,7 +19699,7 @@
           <w:sz w:val="16"/>
           <w:szCs w:val="16"/>
         </w:rPr>
-        <w:t xml:space="preserve">PER-IMAGE RESULTS ON TEST IMAGES CONTAINING WATER (MEAN ± SD)</w:t>
+        <w:t xml:space="preserve">PER-IMAGE RESULTS ON THE 31 TEST IMAGES CONTAINING WATER (MEAN ± SD)</w:t>
       </w:r>
     </w:p>
     <w:tbl>
@@ -20139,12 +19716,12 @@
         <w:tblLayout w:type="fixed"/>
       </w:tblPr>
       <w:tblGrid>
-        <w:gridCol w:w="1927"/>
         <w:gridCol w:w="1734"/>
-        <w:gridCol w:w="1445"/>
-        <w:gridCol w:w="1445"/>
         <w:gridCol w:w="1542"/>
-        <w:gridCol w:w="1545"/>
+        <w:gridCol w:w="1542"/>
+        <w:gridCol w:w="1542"/>
+        <w:gridCol w:w="1638"/>
+        <w:gridCol w:w="1640"/>
       </w:tblGrid>
       <w:tr>
         <w:trPr>
@@ -20153,7 +19730,7 @@
         </w:trPr>
         <w:tc>
           <w:tcPr>
-            <w:tcW w:type="dxa" w:w="1927"/>
+            <w:tcW w:type="dxa" w:w="1734"/>
             <w:tcBorders>
               <w:top w:val="single" w:color="000000" w:sz="4"/>
               <w:left w:val="none" w:color="FFFFFF" w:sz="0"/>
@@ -20177,8 +19754,8 @@
                 <w:rFonts w:ascii="Times New Roman" w:cs="Times New Roman" w:eastAsia="Times New Roman" w:hAnsi="Times New Roman"/>
                 <w:b/>
                 <w:bCs/>
-                <w:sz w:val="16"/>
-                <w:szCs w:val="16"/>
+                <w:sz w:val="15"/>
+                <w:szCs w:val="15"/>
               </w:rPr>
               <w:t xml:space="preserve">Condition</w:t>
             </w:r>
@@ -20186,7 +19763,7 @@
         </w:tc>
         <w:tc>
           <w:tcPr>
-            <w:tcW w:type="dxa" w:w="1734"/>
+            <w:tcW w:type="dxa" w:w="1542"/>
             <w:tcBorders>
               <w:top w:val="single" w:color="000000" w:sz="4"/>
               <w:left w:val="none" w:color="FFFFFF" w:sz="0"/>
@@ -20210,8 +19787,8 @@
                 <w:rFonts w:ascii="Times New Roman" w:cs="Times New Roman" w:eastAsia="Times New Roman" w:hAnsi="Times New Roman"/>
                 <w:b/>
                 <w:bCs/>
-                <w:sz w:val="16"/>
-                <w:szCs w:val="16"/>
+                <w:sz w:val="15"/>
+                <w:szCs w:val="15"/>
               </w:rPr>
               <w:t xml:space="preserve">Model</w:t>
             </w:r>
@@ -20219,7 +19796,7 @@
         </w:tc>
         <w:tc>
           <w:tcPr>
-            <w:tcW w:type="dxa" w:w="1445"/>
+            <w:tcW w:type="dxa" w:w="1542"/>
             <w:tcBorders>
               <w:top w:val="single" w:color="000000" w:sz="4"/>
               <w:left w:val="none" w:color="FFFFFF" w:sz="0"/>
@@ -20243,8 +19820,8 @@
                 <w:rFonts w:ascii="Times New Roman" w:cs="Times New Roman" w:eastAsia="Times New Roman" w:hAnsi="Times New Roman"/>
                 <w:b/>
                 <w:bCs/>
-                <w:sz w:val="16"/>
-                <w:szCs w:val="16"/>
+                <w:sz w:val="15"/>
+                <w:szCs w:val="15"/>
               </w:rPr>
               <w:t xml:space="preserve">IoU</w:t>
             </w:r>
@@ -20252,7 +19829,7 @@
         </w:tc>
         <w:tc>
           <w:tcPr>
-            <w:tcW w:type="dxa" w:w="1445"/>
+            <w:tcW w:type="dxa" w:w="1542"/>
             <w:tcBorders>
               <w:top w:val="single" w:color="000000" w:sz="4"/>
               <w:left w:val="none" w:color="FFFFFF" w:sz="0"/>
@@ -20276,8 +19853,8 @@
                 <w:rFonts w:ascii="Times New Roman" w:cs="Times New Roman" w:eastAsia="Times New Roman" w:hAnsi="Times New Roman"/>
                 <w:b/>
                 <w:bCs/>
-                <w:sz w:val="16"/>
-                <w:szCs w:val="16"/>
+                <w:sz w:val="15"/>
+                <w:szCs w:val="15"/>
               </w:rPr>
               <w:t xml:space="preserve">F1</w:t>
             </w:r>
@@ -20285,7 +19862,7 @@
         </w:tc>
         <w:tc>
           <w:tcPr>
-            <w:tcW w:type="dxa" w:w="1542"/>
+            <w:tcW w:type="dxa" w:w="1638"/>
             <w:tcBorders>
               <w:top w:val="single" w:color="000000" w:sz="4"/>
               <w:left w:val="none" w:color="FFFFFF" w:sz="0"/>
@@ -20309,8 +19886,8 @@
                 <w:rFonts w:ascii="Times New Roman" w:cs="Times New Roman" w:eastAsia="Times New Roman" w:hAnsi="Times New Roman"/>
                 <w:b/>
                 <w:bCs/>
-                <w:sz w:val="16"/>
-                <w:szCs w:val="16"/>
+                <w:sz w:val="15"/>
+                <w:szCs w:val="15"/>
               </w:rPr>
               <w:t xml:space="preserve">Precision</w:t>
             </w:r>
@@ -20318,7 +19895,7 @@
         </w:tc>
         <w:tc>
           <w:tcPr>
-            <w:tcW w:type="dxa" w:w="1545"/>
+            <w:tcW w:type="dxa" w:w="1640"/>
             <w:tcBorders>
               <w:top w:val="single" w:color="000000" w:sz="4"/>
               <w:left w:val="none" w:color="FFFFFF" w:sz="0"/>
@@ -20342,8 +19919,8 @@
                 <w:rFonts w:ascii="Times New Roman" w:cs="Times New Roman" w:eastAsia="Times New Roman" w:hAnsi="Times New Roman"/>
                 <w:b/>
                 <w:bCs/>
-                <w:sz w:val="16"/>
-                <w:szCs w:val="16"/>
+                <w:sz w:val="15"/>
+                <w:szCs w:val="15"/>
               </w:rPr>
               <w:t xml:space="preserve">Recall</w:t>
             </w:r>
@@ -20357,7 +19934,7 @@
         </w:trPr>
         <w:tc>
           <w:tcPr>
-            <w:tcW w:type="dxa" w:w="1927"/>
+            <w:tcW w:type="dxa" w:w="1734"/>
             <w:tcBorders>
               <w:top w:val="none" w:color="FFFFFF" w:sz="0"/>
               <w:left w:val="none" w:color="FFFFFF" w:sz="0"/>
@@ -20380,8 +19957,8 @@
                 <w:rFonts w:ascii="Times New Roman" w:cs="Times New Roman" w:eastAsia="Times New Roman" w:hAnsi="Times New Roman"/>
                 <w:b w:val="false"/>
                 <w:bCs w:val="false"/>
-                <w:sz w:val="16"/>
-                <w:szCs w:val="16"/>
+                <w:sz w:val="15"/>
+                <w:szCs w:val="15"/>
               </w:rPr>
               <w:t xml:space="preserve">Clear</w:t>
             </w:r>
@@ -20389,7 +19966,7 @@
         </w:tc>
         <w:tc>
           <w:tcPr>
-            <w:tcW w:type="dxa" w:w="1734"/>
+            <w:tcW w:type="dxa" w:w="1542"/>
             <w:tcBorders>
               <w:top w:val="none" w:color="FFFFFF" w:sz="0"/>
               <w:left w:val="none" w:color="FFFFFF" w:sz="0"/>
@@ -20412,8 +19989,8 @@
                 <w:rFonts w:ascii="Times New Roman" w:cs="Times New Roman" w:eastAsia="Times New Roman" w:hAnsi="Times New Roman"/>
                 <w:b w:val="false"/>
                 <w:bCs w:val="false"/>
-                <w:sz w:val="16"/>
-                <w:szCs w:val="16"/>
+                <w:sz w:val="15"/>
+                <w:szCs w:val="15"/>
               </w:rPr>
               <w:t xml:space="preserve">Optical-only</w:t>
             </w:r>
@@ -20421,7 +19998,7 @@
         </w:tc>
         <w:tc>
           <w:tcPr>
-            <w:tcW w:type="dxa" w:w="1445"/>
+            <w:tcW w:type="dxa" w:w="1542"/>
             <w:tcBorders>
               <w:top w:val="none" w:color="FFFFFF" w:sz="0"/>
               <w:left w:val="none" w:color="FFFFFF" w:sz="0"/>
@@ -20444,17 +20021,16 @@
                 <w:rFonts w:ascii="Times New Roman" w:cs="Times New Roman" w:eastAsia="Times New Roman" w:hAnsi="Times New Roman"/>
                 <w:b/>
                 <w:bCs/>
-                <w:sz w:val="16"/>
-                <w:szCs w:val="16"/>
-                <w:highlight w:val="yellow"/>
-              </w:rPr>
-              <w:t xml:space="preserve">[0.___ ± 0.___]</w:t>
-            </w:r>
-          </w:p>
-        </w:tc>
-        <w:tc>
-          <w:tcPr>
-            <w:tcW w:type="dxa" w:w="1445"/>
+                <w:sz w:val="15"/>
+                <w:szCs w:val="15"/>
+              </w:rPr>
+              <w:t xml:space="preserve">0.584 ± 0.279</w:t>
+            </w:r>
+          </w:p>
+        </w:tc>
+        <w:tc>
+          <w:tcPr>
+            <w:tcW w:type="dxa" w:w="1542"/>
             <w:tcBorders>
               <w:top w:val="none" w:color="FFFFFF" w:sz="0"/>
               <w:left w:val="none" w:color="FFFFFF" w:sz="0"/>
@@ -20477,17 +20053,48 @@
                 <w:rFonts w:ascii="Times New Roman" w:cs="Times New Roman" w:eastAsia="Times New Roman" w:hAnsi="Times New Roman"/>
                 <w:b/>
                 <w:bCs/>
-                <w:sz w:val="16"/>
-                <w:szCs w:val="16"/>
-                <w:highlight w:val="yellow"/>
-              </w:rPr>
-              <w:t xml:space="preserve">[0.___ ± 0.___]</w:t>
-            </w:r>
-          </w:p>
-        </w:tc>
-        <w:tc>
-          <w:tcPr>
-            <w:tcW w:type="dxa" w:w="1542"/>
+                <w:sz w:val="15"/>
+                <w:szCs w:val="15"/>
+              </w:rPr>
+              <w:t xml:space="preserve">0.692 ± 0.271</w:t>
+            </w:r>
+          </w:p>
+        </w:tc>
+        <w:tc>
+          <w:tcPr>
+            <w:tcW w:type="dxa" w:w="1638"/>
+            <w:tcBorders>
+              <w:top w:val="none" w:color="FFFFFF" w:sz="0"/>
+              <w:left w:val="none" w:color="FFFFFF" w:sz="0"/>
+              <w:bottom w:val="none" w:color="FFFFFF" w:sz="0"/>
+              <w:right w:val="none" w:color="FFFFFF" w:sz="0"/>
+            </w:tcBorders>
+            <w:tcMar>
+              <w:top w:type="dxa" w:w="40"/>
+              <w:left w:type="dxa" w:w="70"/>
+              <w:bottom w:type="dxa" w:w="40"/>
+              <w:right w:type="dxa" w:w="70"/>
+            </w:tcMar>
+          </w:tcPr>
+          <w:p>
+            <w:pPr>
+              <w:jc w:val="center"/>
+            </w:pPr>
+            <w:r>
+              <w:rPr>
+                <w:rFonts w:ascii="Times New Roman" w:cs="Times New Roman" w:eastAsia="Times New Roman" w:hAnsi="Times New Roman"/>
+                <w:b w:val="false"/>
+                <w:bCs w:val="false"/>
+                <w:sz w:val="15"/>
+                <w:szCs w:val="15"/>
+              </w:rPr>
+              <w:t xml:space="preserve">0.672 ± 0.297</w:t>
+            </w:r>
+          </w:p>
+        </w:tc>
+        <w:tc>
+          <w:tcPr>
+            <w:tcW w:type="dxa" w:w="1640"/>
             <w:tcBorders>
               <w:top w:val="none" w:color="FFFFFF" w:sz="0"/>
               <w:left w:val="none" w:color="FFFFFF" w:sz="0"/>
@@ -20510,44 +20117,10 @@
                 <w:rFonts w:ascii="Times New Roman" w:cs="Times New Roman" w:eastAsia="Times New Roman" w:hAnsi="Times New Roman"/>
                 <w:b/>
                 <w:bCs/>
-                <w:sz w:val="16"/>
-                <w:szCs w:val="16"/>
-                <w:highlight w:val="yellow"/>
-              </w:rPr>
-              <w:t xml:space="preserve">[0.___ ± 0.___]</w:t>
-            </w:r>
-          </w:p>
-        </w:tc>
-        <w:tc>
-          <w:tcPr>
-            <w:tcW w:type="dxa" w:w="1545"/>
-            <w:tcBorders>
-              <w:top w:val="none" w:color="FFFFFF" w:sz="0"/>
-              <w:left w:val="none" w:color="FFFFFF" w:sz="0"/>
-              <w:bottom w:val="none" w:color="FFFFFF" w:sz="0"/>
-              <w:right w:val="none" w:color="FFFFFF" w:sz="0"/>
-            </w:tcBorders>
-            <w:tcMar>
-              <w:top w:type="dxa" w:w="40"/>
-              <w:left w:type="dxa" w:w="70"/>
-              <w:bottom w:type="dxa" w:w="40"/>
-              <w:right w:type="dxa" w:w="70"/>
-            </w:tcMar>
-          </w:tcPr>
-          <w:p>
-            <w:pPr>
-              <w:jc w:val="center"/>
-            </w:pPr>
-            <w:r>
-              <w:rPr>
-                <w:rFonts w:ascii="Times New Roman" w:cs="Times New Roman" w:eastAsia="Times New Roman" w:hAnsi="Times New Roman"/>
-                <w:b/>
-                <w:bCs/>
-                <w:sz w:val="16"/>
-                <w:szCs w:val="16"/>
-                <w:highlight w:val="yellow"/>
-              </w:rPr>
-              <w:t xml:space="preserve">[0.___ ± 0.___]</w:t>
+                <w:sz w:val="15"/>
+                <w:szCs w:val="15"/>
+              </w:rPr>
+              <w:t xml:space="preserve">0.768 ± 0.266</w:t>
             </w:r>
           </w:p>
         </w:tc>
@@ -20559,7 +20132,7 @@
         </w:trPr>
         <w:tc>
           <w:tcPr>
-            <w:tcW w:type="dxa" w:w="1927"/>
+            <w:tcW w:type="dxa" w:w="1734"/>
             <w:tcBorders>
               <w:top w:val="none" w:color="FFFFFF" w:sz="0"/>
               <w:left w:val="none" w:color="FFFFFF" w:sz="0"/>
@@ -20582,8 +20155,8 @@
                 <w:rFonts w:ascii="Times New Roman" w:cs="Times New Roman" w:eastAsia="Times New Roman" w:hAnsi="Times New Roman"/>
                 <w:b w:val="false"/>
                 <w:bCs w:val="false"/>
-                <w:sz w:val="16"/>
-                <w:szCs w:val="16"/>
+                <w:sz w:val="15"/>
+                <w:szCs w:val="15"/>
               </w:rPr>
               <w:t xml:space="preserve">Clear</w:t>
             </w:r>
@@ -20591,7 +20164,7 @@
         </w:tc>
         <w:tc>
           <w:tcPr>
-            <w:tcW w:type="dxa" w:w="1734"/>
+            <w:tcW w:type="dxa" w:w="1542"/>
             <w:tcBorders>
               <w:top w:val="none" w:color="FFFFFF" w:sz="0"/>
               <w:left w:val="none" w:color="FFFFFF" w:sz="0"/>
@@ -20614,8 +20187,8 @@
                 <w:rFonts w:ascii="Times New Roman" w:cs="Times New Roman" w:eastAsia="Times New Roman" w:hAnsi="Times New Roman"/>
                 <w:b w:val="false"/>
                 <w:bCs w:val="false"/>
-                <w:sz w:val="16"/>
-                <w:szCs w:val="16"/>
+                <w:sz w:val="15"/>
+                <w:szCs w:val="15"/>
               </w:rPr>
               <w:t xml:space="preserve">Fusion</w:t>
             </w:r>
@@ -20623,7 +20196,71 @@
         </w:tc>
         <w:tc>
           <w:tcPr>
-            <w:tcW w:type="dxa" w:w="1445"/>
+            <w:tcW w:type="dxa" w:w="1542"/>
+            <w:tcBorders>
+              <w:top w:val="none" w:color="FFFFFF" w:sz="0"/>
+              <w:left w:val="none" w:color="FFFFFF" w:sz="0"/>
+              <w:bottom w:val="none" w:color="FFFFFF" w:sz="0"/>
+              <w:right w:val="none" w:color="FFFFFF" w:sz="0"/>
+            </w:tcBorders>
+            <w:tcMar>
+              <w:top w:type="dxa" w:w="40"/>
+              <w:left w:type="dxa" w:w="70"/>
+              <w:bottom w:type="dxa" w:w="40"/>
+              <w:right w:type="dxa" w:w="70"/>
+            </w:tcMar>
+          </w:tcPr>
+          <w:p>
+            <w:pPr>
+              <w:jc w:val="center"/>
+            </w:pPr>
+            <w:r>
+              <w:rPr>
+                <w:rFonts w:ascii="Times New Roman" w:cs="Times New Roman" w:eastAsia="Times New Roman" w:hAnsi="Times New Roman"/>
+                <w:b w:val="false"/>
+                <w:bCs w:val="false"/>
+                <w:sz w:val="15"/>
+                <w:szCs w:val="15"/>
+              </w:rPr>
+              <w:t xml:space="preserve">0.551 ± 0.274</w:t>
+            </w:r>
+          </w:p>
+        </w:tc>
+        <w:tc>
+          <w:tcPr>
+            <w:tcW w:type="dxa" w:w="1542"/>
+            <w:tcBorders>
+              <w:top w:val="none" w:color="FFFFFF" w:sz="0"/>
+              <w:left w:val="none" w:color="FFFFFF" w:sz="0"/>
+              <w:bottom w:val="none" w:color="FFFFFF" w:sz="0"/>
+              <w:right w:val="none" w:color="FFFFFF" w:sz="0"/>
+            </w:tcBorders>
+            <w:tcMar>
+              <w:top w:type="dxa" w:w="40"/>
+              <w:left w:type="dxa" w:w="70"/>
+              <w:bottom w:type="dxa" w:w="40"/>
+              <w:right w:type="dxa" w:w="70"/>
+            </w:tcMar>
+          </w:tcPr>
+          <w:p>
+            <w:pPr>
+              <w:jc w:val="center"/>
+            </w:pPr>
+            <w:r>
+              <w:rPr>
+                <w:rFonts w:ascii="Times New Roman" w:cs="Times New Roman" w:eastAsia="Times New Roman" w:hAnsi="Times New Roman"/>
+                <w:b w:val="false"/>
+                <w:bCs w:val="false"/>
+                <w:sz w:val="15"/>
+                <w:szCs w:val="15"/>
+              </w:rPr>
+              <w:t xml:space="preserve">0.665 ± 0.274</w:t>
+            </w:r>
+          </w:p>
+        </w:tc>
+        <w:tc>
+          <w:tcPr>
+            <w:tcW w:type="dxa" w:w="1638"/>
             <w:tcBorders>
               <w:top w:val="none" w:color="FFFFFF" w:sz="0"/>
               <w:left w:val="none" w:color="FFFFFF" w:sz="0"/>
@@ -20646,17 +20283,16 @@
                 <w:rFonts w:ascii="Times New Roman" w:cs="Times New Roman" w:eastAsia="Times New Roman" w:hAnsi="Times New Roman"/>
                 <w:b/>
                 <w:bCs/>
-                <w:sz w:val="16"/>
-                <w:szCs w:val="16"/>
-                <w:highlight w:val="yellow"/>
-              </w:rPr>
-              <w:t xml:space="preserve">[0.___ ± 0.___]</w:t>
-            </w:r>
-          </w:p>
-        </w:tc>
-        <w:tc>
-          <w:tcPr>
-            <w:tcW w:type="dxa" w:w="1445"/>
+                <w:sz w:val="15"/>
+                <w:szCs w:val="15"/>
+              </w:rPr>
+              <w:t xml:space="preserve">0.684 ± 0.265</w:t>
+            </w:r>
+          </w:p>
+        </w:tc>
+        <w:tc>
+          <w:tcPr>
+            <w:tcW w:type="dxa" w:w="1640"/>
             <w:tcBorders>
               <w:top w:val="none" w:color="FFFFFF" w:sz="0"/>
               <w:left w:val="none" w:color="FFFFFF" w:sz="0"/>
@@ -20677,79 +20313,12 @@
             <w:r>
               <w:rPr>
                 <w:rFonts w:ascii="Times New Roman" w:cs="Times New Roman" w:eastAsia="Times New Roman" w:hAnsi="Times New Roman"/>
-                <w:b/>
-                <w:bCs/>
-                <w:sz w:val="16"/>
-                <w:szCs w:val="16"/>
-                <w:highlight w:val="yellow"/>
-              </w:rPr>
-              <w:t xml:space="preserve">[0.___ ± 0.___]</w:t>
-            </w:r>
-          </w:p>
-        </w:tc>
-        <w:tc>
-          <w:tcPr>
-            <w:tcW w:type="dxa" w:w="1542"/>
-            <w:tcBorders>
-              <w:top w:val="none" w:color="FFFFFF" w:sz="0"/>
-              <w:left w:val="none" w:color="FFFFFF" w:sz="0"/>
-              <w:bottom w:val="none" w:color="FFFFFF" w:sz="0"/>
-              <w:right w:val="none" w:color="FFFFFF" w:sz="0"/>
-            </w:tcBorders>
-            <w:tcMar>
-              <w:top w:type="dxa" w:w="40"/>
-              <w:left w:type="dxa" w:w="70"/>
-              <w:bottom w:type="dxa" w:w="40"/>
-              <w:right w:type="dxa" w:w="70"/>
-            </w:tcMar>
-          </w:tcPr>
-          <w:p>
-            <w:pPr>
-              <w:jc w:val="center"/>
-            </w:pPr>
-            <w:r>
-              <w:rPr>
-                <w:rFonts w:ascii="Times New Roman" w:cs="Times New Roman" w:eastAsia="Times New Roman" w:hAnsi="Times New Roman"/>
-                <w:b/>
-                <w:bCs/>
-                <w:sz w:val="16"/>
-                <w:szCs w:val="16"/>
-                <w:highlight w:val="yellow"/>
-              </w:rPr>
-              <w:t xml:space="preserve">[0.___ ± 0.___]</w:t>
-            </w:r>
-          </w:p>
-        </w:tc>
-        <w:tc>
-          <w:tcPr>
-            <w:tcW w:type="dxa" w:w="1545"/>
-            <w:tcBorders>
-              <w:top w:val="none" w:color="FFFFFF" w:sz="0"/>
-              <w:left w:val="none" w:color="FFFFFF" w:sz="0"/>
-              <w:bottom w:val="none" w:color="FFFFFF" w:sz="0"/>
-              <w:right w:val="none" w:color="FFFFFF" w:sz="0"/>
-            </w:tcBorders>
-            <w:tcMar>
-              <w:top w:type="dxa" w:w="40"/>
-              <w:left w:type="dxa" w:w="70"/>
-              <w:bottom w:type="dxa" w:w="40"/>
-              <w:right w:type="dxa" w:w="70"/>
-            </w:tcMar>
-          </w:tcPr>
-          <w:p>
-            <w:pPr>
-              <w:jc w:val="center"/>
-            </w:pPr>
-            <w:r>
-              <w:rPr>
-                <w:rFonts w:ascii="Times New Roman" w:cs="Times New Roman" w:eastAsia="Times New Roman" w:hAnsi="Times New Roman"/>
-                <w:b/>
-                <w:bCs/>
-                <w:sz w:val="16"/>
-                <w:szCs w:val="16"/>
-                <w:highlight w:val="yellow"/>
-              </w:rPr>
-              <w:t xml:space="preserve">[0.___ ± 0.___]</w:t>
+                <w:b w:val="false"/>
+                <w:bCs w:val="false"/>
+                <w:sz w:val="15"/>
+                <w:szCs w:val="15"/>
+              </w:rPr>
+              <w:t xml:space="preserve">0.704 ± 0.321</w:t>
             </w:r>
           </w:p>
         </w:tc>
@@ -20761,7 +20330,7 @@
         </w:trPr>
         <w:tc>
           <w:tcPr>
-            <w:tcW w:type="dxa" w:w="1927"/>
+            <w:tcW w:type="dxa" w:w="1734"/>
             <w:tcBorders>
               <w:top w:val="none" w:color="FFFFFF" w:sz="0"/>
               <w:left w:val="none" w:color="FFFFFF" w:sz="0"/>
@@ -20784,8 +20353,8 @@
                 <w:rFonts w:ascii="Times New Roman" w:cs="Times New Roman" w:eastAsia="Times New Roman" w:hAnsi="Times New Roman"/>
                 <w:b w:val="false"/>
                 <w:bCs w:val="false"/>
-                <w:sz w:val="16"/>
-                <w:szCs w:val="16"/>
+                <w:sz w:val="15"/>
+                <w:szCs w:val="15"/>
               </w:rPr>
               <w:t xml:space="preserve">Simulated cloud</w:t>
             </w:r>
@@ -20793,7 +20362,7 @@
         </w:tc>
         <w:tc>
           <w:tcPr>
-            <w:tcW w:type="dxa" w:w="1734"/>
+            <w:tcW w:type="dxa" w:w="1542"/>
             <w:tcBorders>
               <w:top w:val="none" w:color="FFFFFF" w:sz="0"/>
               <w:left w:val="none" w:color="FFFFFF" w:sz="0"/>
@@ -20816,8 +20385,8 @@
                 <w:rFonts w:ascii="Times New Roman" w:cs="Times New Roman" w:eastAsia="Times New Roman" w:hAnsi="Times New Roman"/>
                 <w:b w:val="false"/>
                 <w:bCs w:val="false"/>
-                <w:sz w:val="16"/>
-                <w:szCs w:val="16"/>
+                <w:sz w:val="15"/>
+                <w:szCs w:val="15"/>
               </w:rPr>
               <w:t xml:space="preserve">Optical-only</w:t>
             </w:r>
@@ -20825,7 +20394,7 @@
         </w:tc>
         <w:tc>
           <w:tcPr>
-            <w:tcW w:type="dxa" w:w="1445"/>
+            <w:tcW w:type="dxa" w:w="1542"/>
             <w:tcBorders>
               <w:top w:val="none" w:color="FFFFFF" w:sz="0"/>
               <w:left w:val="none" w:color="FFFFFF" w:sz="0"/>
@@ -20846,19 +20415,18 @@
             <w:r>
               <w:rPr>
                 <w:rFonts w:ascii="Times New Roman" w:cs="Times New Roman" w:eastAsia="Times New Roman" w:hAnsi="Times New Roman"/>
-                <w:b/>
-                <w:bCs/>
-                <w:sz w:val="16"/>
-                <w:szCs w:val="16"/>
-                <w:highlight w:val="yellow"/>
-              </w:rPr>
-              <w:t xml:space="preserve">[0.___ ± 0.___]</w:t>
-            </w:r>
-          </w:p>
-        </w:tc>
-        <w:tc>
-          <w:tcPr>
-            <w:tcW w:type="dxa" w:w="1445"/>
+                <w:b w:val="false"/>
+                <w:bCs w:val="false"/>
+                <w:sz w:val="15"/>
+                <w:szCs w:val="15"/>
+              </w:rPr>
+              <w:t xml:space="preserve">0.000 ± 0.000</w:t>
+            </w:r>
+          </w:p>
+        </w:tc>
+        <w:tc>
+          <w:tcPr>
+            <w:tcW w:type="dxa" w:w="1542"/>
             <w:tcBorders>
               <w:top w:val="none" w:color="FFFFFF" w:sz="0"/>
               <w:left w:val="none" w:color="FFFFFF" w:sz="0"/>
@@ -20879,19 +20447,18 @@
             <w:r>
               <w:rPr>
                 <w:rFonts w:ascii="Times New Roman" w:cs="Times New Roman" w:eastAsia="Times New Roman" w:hAnsi="Times New Roman"/>
-                <w:b/>
-                <w:bCs/>
-                <w:sz w:val="16"/>
-                <w:szCs w:val="16"/>
-                <w:highlight w:val="yellow"/>
-              </w:rPr>
-              <w:t xml:space="preserve">[0.___ ± 0.___]</w:t>
-            </w:r>
-          </w:p>
-        </w:tc>
-        <w:tc>
-          <w:tcPr>
-            <w:tcW w:type="dxa" w:w="1542"/>
+                <w:b w:val="false"/>
+                <w:bCs w:val="false"/>
+                <w:sz w:val="15"/>
+                <w:szCs w:val="15"/>
+              </w:rPr>
+              <w:t xml:space="preserve">0.000 ± 0.000</w:t>
+            </w:r>
+          </w:p>
+        </w:tc>
+        <w:tc>
+          <w:tcPr>
+            <w:tcW w:type="dxa" w:w="1638"/>
             <w:tcBorders>
               <w:top w:val="none" w:color="FFFFFF" w:sz="0"/>
               <w:left w:val="none" w:color="FFFFFF" w:sz="0"/>
@@ -20912,19 +20479,18 @@
             <w:r>
               <w:rPr>
                 <w:rFonts w:ascii="Times New Roman" w:cs="Times New Roman" w:eastAsia="Times New Roman" w:hAnsi="Times New Roman"/>
-                <w:b/>
-                <w:bCs/>
-                <w:sz w:val="16"/>
-                <w:szCs w:val="16"/>
-                <w:highlight w:val="yellow"/>
-              </w:rPr>
-              <w:t xml:space="preserve">[0.___ ± 0.___]</w:t>
-            </w:r>
-          </w:p>
-        </w:tc>
-        <w:tc>
-          <w:tcPr>
-            <w:tcW w:type="dxa" w:w="1545"/>
+                <w:b w:val="false"/>
+                <w:bCs w:val="false"/>
+                <w:sz w:val="15"/>
+                <w:szCs w:val="15"/>
+              </w:rPr>
+              <w:t xml:space="preserve">0.000 ± 0.000</w:t>
+            </w:r>
+          </w:p>
+        </w:tc>
+        <w:tc>
+          <w:tcPr>
+            <w:tcW w:type="dxa" w:w="1640"/>
             <w:tcBorders>
               <w:top w:val="none" w:color="FFFFFF" w:sz="0"/>
               <w:left w:val="none" w:color="FFFFFF" w:sz="0"/>
@@ -20945,13 +20511,12 @@
             <w:r>
               <w:rPr>
                 <w:rFonts w:ascii="Times New Roman" w:cs="Times New Roman" w:eastAsia="Times New Roman" w:hAnsi="Times New Roman"/>
-                <w:b/>
-                <w:bCs/>
-                <w:sz w:val="16"/>
-                <w:szCs w:val="16"/>
-                <w:highlight w:val="yellow"/>
-              </w:rPr>
-              <w:t xml:space="preserve">[0.___ ± 0.___]</w:t>
+                <w:b w:val="false"/>
+                <w:bCs w:val="false"/>
+                <w:sz w:val="15"/>
+                <w:szCs w:val="15"/>
+              </w:rPr>
+              <w:t xml:space="preserve">0.000 ± 0.000</w:t>
             </w:r>
           </w:p>
         </w:tc>
@@ -20963,7 +20528,7 @@
         </w:trPr>
         <w:tc>
           <w:tcPr>
-            <w:tcW w:type="dxa" w:w="1927"/>
+            <w:tcW w:type="dxa" w:w="1734"/>
             <w:tcBorders>
               <w:top w:val="none" w:color="FFFFFF" w:sz="0"/>
               <w:left w:val="none" w:color="FFFFFF" w:sz="0"/>
@@ -20986,8 +20551,8 @@
                 <w:rFonts w:ascii="Times New Roman" w:cs="Times New Roman" w:eastAsia="Times New Roman" w:hAnsi="Times New Roman"/>
                 <w:b w:val="false"/>
                 <w:bCs w:val="false"/>
-                <w:sz w:val="16"/>
-                <w:szCs w:val="16"/>
+                <w:sz w:val="15"/>
+                <w:szCs w:val="15"/>
               </w:rPr>
               <w:t xml:space="preserve">Simulated cloud</w:t>
             </w:r>
@@ -20995,7 +20560,7 @@
         </w:tc>
         <w:tc>
           <w:tcPr>
-            <w:tcW w:type="dxa" w:w="1734"/>
+            <w:tcW w:type="dxa" w:w="1542"/>
             <w:tcBorders>
               <w:top w:val="none" w:color="FFFFFF" w:sz="0"/>
               <w:left w:val="none" w:color="FFFFFF" w:sz="0"/>
@@ -21018,8 +20583,8 @@
                 <w:rFonts w:ascii="Times New Roman" w:cs="Times New Roman" w:eastAsia="Times New Roman" w:hAnsi="Times New Roman"/>
                 <w:b w:val="false"/>
                 <w:bCs w:val="false"/>
-                <w:sz w:val="16"/>
-                <w:szCs w:val="16"/>
+                <w:sz w:val="15"/>
+                <w:szCs w:val="15"/>
               </w:rPr>
               <w:t xml:space="preserve">Fusion</w:t>
             </w:r>
@@ -21027,7 +20592,7 @@
         </w:tc>
         <w:tc>
           <w:tcPr>
-            <w:tcW w:type="dxa" w:w="1445"/>
+            <w:tcW w:type="dxa" w:w="1542"/>
             <w:tcBorders>
               <w:top w:val="none" w:color="FFFFFF" w:sz="0"/>
               <w:left w:val="none" w:color="FFFFFF" w:sz="0"/>
@@ -21050,17 +20615,16 @@
                 <w:rFonts w:ascii="Times New Roman" w:cs="Times New Roman" w:eastAsia="Times New Roman" w:hAnsi="Times New Roman"/>
                 <w:b/>
                 <w:bCs/>
-                <w:sz w:val="16"/>
-                <w:szCs w:val="16"/>
-                <w:highlight w:val="yellow"/>
-              </w:rPr>
-              <w:t xml:space="preserve">[0.___ ± 0.___]</w:t>
-            </w:r>
-          </w:p>
-        </w:tc>
-        <w:tc>
-          <w:tcPr>
-            <w:tcW w:type="dxa" w:w="1445"/>
+                <w:sz w:val="15"/>
+                <w:szCs w:val="15"/>
+              </w:rPr>
+              <w:t xml:space="preserve">0.210 ± 0.249</w:t>
+            </w:r>
+          </w:p>
+        </w:tc>
+        <w:tc>
+          <w:tcPr>
+            <w:tcW w:type="dxa" w:w="1542"/>
             <w:tcBorders>
               <w:top w:val="none" w:color="FFFFFF" w:sz="0"/>
               <w:left w:val="none" w:color="FFFFFF" w:sz="0"/>
@@ -21083,17 +20647,16 @@
                 <w:rFonts w:ascii="Times New Roman" w:cs="Times New Roman" w:eastAsia="Times New Roman" w:hAnsi="Times New Roman"/>
                 <w:b/>
                 <w:bCs/>
-                <w:sz w:val="16"/>
-                <w:szCs w:val="16"/>
-                <w:highlight w:val="yellow"/>
-              </w:rPr>
-              <w:t xml:space="preserve">[0.___ ± 0.___]</w:t>
-            </w:r>
-          </w:p>
-        </w:tc>
-        <w:tc>
-          <w:tcPr>
-            <w:tcW w:type="dxa" w:w="1542"/>
+                <w:sz w:val="15"/>
+                <w:szCs w:val="15"/>
+              </w:rPr>
+              <w:t xml:space="preserve">0.282 ± 0.325</w:t>
+            </w:r>
+          </w:p>
+        </w:tc>
+        <w:tc>
+          <w:tcPr>
+            <w:tcW w:type="dxa" w:w="1638"/>
             <w:tcBorders>
               <w:top w:val="none" w:color="FFFFFF" w:sz="0"/>
               <w:left w:val="none" w:color="FFFFFF" w:sz="0"/>
@@ -21116,17 +20679,16 @@
                 <w:rFonts w:ascii="Times New Roman" w:cs="Times New Roman" w:eastAsia="Times New Roman" w:hAnsi="Times New Roman"/>
                 <w:b/>
                 <w:bCs/>
-                <w:sz w:val="16"/>
-                <w:szCs w:val="16"/>
-                <w:highlight w:val="yellow"/>
-              </w:rPr>
-              <w:t xml:space="preserve">[0.___ ± 0.___]</w:t>
-            </w:r>
-          </w:p>
-        </w:tc>
-        <w:tc>
-          <w:tcPr>
-            <w:tcW w:type="dxa" w:w="1545"/>
+                <w:sz w:val="15"/>
+                <w:szCs w:val="15"/>
+              </w:rPr>
+              <w:t xml:space="preserve">0.375 ± 0.437</w:t>
+            </w:r>
+          </w:p>
+        </w:tc>
+        <w:tc>
+          <w:tcPr>
+            <w:tcW w:type="dxa" w:w="1640"/>
             <w:tcBorders>
               <w:top w:val="none" w:color="FFFFFF" w:sz="0"/>
               <w:left w:val="none" w:color="FFFFFF" w:sz="0"/>
@@ -21149,11 +20711,10 @@
                 <w:rFonts w:ascii="Times New Roman" w:cs="Times New Roman" w:eastAsia="Times New Roman" w:hAnsi="Times New Roman"/>
                 <w:b/>
                 <w:bCs/>
-                <w:sz w:val="16"/>
-                <w:szCs w:val="16"/>
-                <w:highlight w:val="yellow"/>
-              </w:rPr>
-              <w:t xml:space="preserve">[0.___ ± 0.___]</w:t>
+                <w:sz w:val="15"/>
+                <w:szCs w:val="15"/>
+              </w:rPr>
+              <w:t xml:space="preserve">0.237 ± 0.277</w:t>
             </w:r>
           </w:p>
         </w:tc>
@@ -21191,7 +20752,7 @@
           <w:sz w:val="16"/>
           <w:szCs w:val="16"/>
         </w:rPr>
-        <w:t xml:space="preserve">FALSE POSITIVES ON TEST IMAGES WITHOUT WATER</w:t>
+        <w:t xml:space="preserve">FALSE POSITIVES ON THE 23 TEST IMAGES WITHOUT WATER</w:t>
       </w:r>
     </w:p>
     <w:tbl>
@@ -21477,13 +21038,12 @@
             <w:r>
               <w:rPr>
                 <w:rFonts w:ascii="Times New Roman" w:cs="Times New Roman" w:eastAsia="Times New Roman" w:hAnsi="Times New Roman"/>
-                <w:b/>
-                <w:bCs/>
-                <w:sz w:val="16"/>
-                <w:szCs w:val="16"/>
-                <w:highlight w:val="yellow"/>
-              </w:rPr>
-              <w:t xml:space="preserve">[FILL]</w:t>
+                <w:b w:val="false"/>
+                <w:bCs w:val="false"/>
+                <w:sz w:val="16"/>
+                <w:szCs w:val="16"/>
+              </w:rPr>
+              <w:t xml:space="preserve">23</w:t>
             </w:r>
           </w:p>
         </w:tc>
@@ -21510,13 +21070,12 @@
             <w:r>
               <w:rPr>
                 <w:rFonts w:ascii="Times New Roman" w:cs="Times New Roman" w:eastAsia="Times New Roman" w:hAnsi="Times New Roman"/>
-                <w:b/>
-                <w:bCs/>
-                <w:sz w:val="16"/>
-                <w:szCs w:val="16"/>
-                <w:highlight w:val="yellow"/>
-              </w:rPr>
-              <w:t xml:space="preserve">[FILL]</w:t>
+                <w:b w:val="false"/>
+                <w:bCs w:val="false"/>
+                <w:sz w:val="16"/>
+                <w:szCs w:val="16"/>
+              </w:rPr>
+              <w:t xml:space="preserve">4</w:t>
             </w:r>
           </w:p>
         </w:tc>
@@ -21543,13 +21102,12 @@
             <w:r>
               <w:rPr>
                 <w:rFonts w:ascii="Times New Roman" w:cs="Times New Roman" w:eastAsia="Times New Roman" w:hAnsi="Times New Roman"/>
-                <w:b/>
-                <w:bCs/>
-                <w:sz w:val="16"/>
-                <w:szCs w:val="16"/>
-                <w:highlight w:val="yellow"/>
-              </w:rPr>
-              <w:t xml:space="preserve">[FILL]</w:t>
+                <w:b w:val="false"/>
+                <w:bCs w:val="false"/>
+                <w:sz w:val="16"/>
+                <w:szCs w:val="16"/>
+              </w:rPr>
+              <w:t xml:space="preserve">0.0029</w:t>
             </w:r>
           </w:p>
         </w:tc>
@@ -21646,13 +21204,12 @@
             <w:r>
               <w:rPr>
                 <w:rFonts w:ascii="Times New Roman" w:cs="Times New Roman" w:eastAsia="Times New Roman" w:hAnsi="Times New Roman"/>
-                <w:b/>
-                <w:bCs/>
-                <w:sz w:val="16"/>
-                <w:szCs w:val="16"/>
-                <w:highlight w:val="yellow"/>
-              </w:rPr>
-              <w:t xml:space="preserve">[FILL]</w:t>
+                <w:b w:val="false"/>
+                <w:bCs w:val="false"/>
+                <w:sz w:val="16"/>
+                <w:szCs w:val="16"/>
+              </w:rPr>
+              <w:t xml:space="preserve">23</w:t>
             </w:r>
           </w:p>
         </w:tc>
@@ -21679,13 +21236,12 @@
             <w:r>
               <w:rPr>
                 <w:rFonts w:ascii="Times New Roman" w:cs="Times New Roman" w:eastAsia="Times New Roman" w:hAnsi="Times New Roman"/>
-                <w:b/>
-                <w:bCs/>
-                <w:sz w:val="16"/>
-                <w:szCs w:val="16"/>
-                <w:highlight w:val="yellow"/>
-              </w:rPr>
-              <w:t xml:space="preserve">[FILL]</w:t>
+                <w:b w:val="false"/>
+                <w:bCs w:val="false"/>
+                <w:sz w:val="16"/>
+                <w:szCs w:val="16"/>
+              </w:rPr>
+              <w:t xml:space="preserve">1</w:t>
             </w:r>
           </w:p>
         </w:tc>
@@ -21712,13 +21268,12 @@
             <w:r>
               <w:rPr>
                 <w:rFonts w:ascii="Times New Roman" w:cs="Times New Roman" w:eastAsia="Times New Roman" w:hAnsi="Times New Roman"/>
-                <w:b/>
-                <w:bCs/>
-                <w:sz w:val="16"/>
-                <w:szCs w:val="16"/>
-                <w:highlight w:val="yellow"/>
-              </w:rPr>
-              <w:t xml:space="preserve">[FILL]</w:t>
+                <w:b w:val="false"/>
+                <w:bCs w:val="false"/>
+                <w:sz w:val="16"/>
+                <w:szCs w:val="16"/>
+              </w:rPr>
+              <w:t xml:space="preserve">&lt; 0.0001</w:t>
             </w:r>
           </w:p>
         </w:tc>
@@ -21815,13 +21370,12 @@
             <w:r>
               <w:rPr>
                 <w:rFonts w:ascii="Times New Roman" w:cs="Times New Roman" w:eastAsia="Times New Roman" w:hAnsi="Times New Roman"/>
-                <w:b/>
-                <w:bCs/>
-                <w:sz w:val="16"/>
-                <w:szCs w:val="16"/>
-                <w:highlight w:val="yellow"/>
-              </w:rPr>
-              <w:t xml:space="preserve">[FILL]</w:t>
+                <w:b w:val="false"/>
+                <w:bCs w:val="false"/>
+                <w:sz w:val="16"/>
+                <w:szCs w:val="16"/>
+              </w:rPr>
+              <w:t xml:space="preserve">23</w:t>
             </w:r>
           </w:p>
         </w:tc>
@@ -21848,13 +21402,12 @@
             <w:r>
               <w:rPr>
                 <w:rFonts w:ascii="Times New Roman" w:cs="Times New Roman" w:eastAsia="Times New Roman" w:hAnsi="Times New Roman"/>
-                <w:b/>
-                <w:bCs/>
-                <w:sz w:val="16"/>
-                <w:szCs w:val="16"/>
-                <w:highlight w:val="yellow"/>
-              </w:rPr>
-              <w:t xml:space="preserve">[FILL]</w:t>
+                <w:b w:val="false"/>
+                <w:bCs w:val="false"/>
+                <w:sz w:val="16"/>
+                <w:szCs w:val="16"/>
+              </w:rPr>
+              <w:t xml:space="preserve">0</w:t>
             </w:r>
           </w:p>
         </w:tc>
@@ -21881,13 +21434,12 @@
             <w:r>
               <w:rPr>
                 <w:rFonts w:ascii="Times New Roman" w:cs="Times New Roman" w:eastAsia="Times New Roman" w:hAnsi="Times New Roman"/>
-                <w:b/>
-                <w:bCs/>
-                <w:sz w:val="16"/>
-                <w:szCs w:val="16"/>
-                <w:highlight w:val="yellow"/>
-              </w:rPr>
-              <w:t xml:space="preserve">[FILL]</w:t>
+                <w:b w:val="false"/>
+                <w:bCs w:val="false"/>
+                <w:sz w:val="16"/>
+                <w:szCs w:val="16"/>
+              </w:rPr>
+              <w:t xml:space="preserve">0</w:t>
             </w:r>
           </w:p>
         </w:tc>
@@ -21984,13 +21536,12 @@
             <w:r>
               <w:rPr>
                 <w:rFonts w:ascii="Times New Roman" w:cs="Times New Roman" w:eastAsia="Times New Roman" w:hAnsi="Times New Roman"/>
-                <w:b/>
-                <w:bCs/>
-                <w:sz w:val="16"/>
-                <w:szCs w:val="16"/>
-                <w:highlight w:val="yellow"/>
-              </w:rPr>
-              <w:t xml:space="preserve">[FILL]</w:t>
+                <w:b w:val="false"/>
+                <w:bCs w:val="false"/>
+                <w:sz w:val="16"/>
+                <w:szCs w:val="16"/>
+              </w:rPr>
+              <w:t xml:space="preserve">23</w:t>
             </w:r>
           </w:p>
         </w:tc>
@@ -22017,13 +21568,12 @@
             <w:r>
               <w:rPr>
                 <w:rFonts w:ascii="Times New Roman" w:cs="Times New Roman" w:eastAsia="Times New Roman" w:hAnsi="Times New Roman"/>
-                <w:b/>
-                <w:bCs/>
-                <w:sz w:val="16"/>
-                <w:szCs w:val="16"/>
-                <w:highlight w:val="yellow"/>
-              </w:rPr>
-              <w:t xml:space="preserve">[FILL]</w:t>
+                <w:b w:val="false"/>
+                <w:bCs w:val="false"/>
+                <w:sz w:val="16"/>
+                <w:szCs w:val="16"/>
+              </w:rPr>
+              <w:t xml:space="preserve">1</w:t>
             </w:r>
           </w:p>
         </w:tc>
@@ -22050,13 +21600,12 @@
             <w:r>
               <w:rPr>
                 <w:rFonts w:ascii="Times New Roman" w:cs="Times New Roman" w:eastAsia="Times New Roman" w:hAnsi="Times New Roman"/>
-                <w:b/>
-                <w:bCs/>
-                <w:sz w:val="16"/>
-                <w:szCs w:val="16"/>
-                <w:highlight w:val="yellow"/>
-              </w:rPr>
-              <w:t xml:space="preserve">[FILL]</w:t>
+                <w:b w:val="false"/>
+                <w:bCs w:val="false"/>
+                <w:sz w:val="16"/>
+                <w:szCs w:val="16"/>
+              </w:rPr>
+              <w:t xml:space="preserve">0.0001</w:t>
             </w:r>
           </w:p>
         </w:tc>
@@ -22067,90 +21616,6 @@
         <w:spacing w:after="160"/>
       </w:pPr>
     </w:p>
-    <w:tbl>
-      <w:tblPr>
-        <w:tblW w:type="dxa" w:w="9638"/>
-        <w:tblBorders>
-          <w:top w:val="single" w:color="auto" w:sz="4"/>
-          <w:left w:val="single" w:color="auto" w:sz="4"/>
-          <w:bottom w:val="single" w:color="auto" w:sz="4"/>
-          <w:right w:val="single" w:color="auto" w:sz="4"/>
-          <w:insideH w:val="single" w:color="auto" w:sz="4"/>
-          <w:insideV w:val="single" w:color="auto" w:sz="4"/>
-        </w:tblBorders>
-      </w:tblPr>
-      <w:tblGrid>
-        <w:gridCol w:w="9638"/>
-      </w:tblGrid>
-      <w:tr>
-        <w:tc>
-          <w:tcPr>
-            <w:tcW w:type="dxa" w:w="9638"/>
-            <w:tcBorders>
-              <w:top w:val="single" w:color="2A78D6" w:sz="6"/>
-              <w:left w:val="single" w:color="2A78D6" w:sz="24"/>
-              <w:bottom w:val="single" w:color="2A78D6" w:sz="6"/>
-              <w:right w:val="single" w:color="2A78D6" w:sz="6"/>
-            </w:tcBorders>
-            <w:shd w:fill="EAF2FB" w:color="auto" w:val="clear"/>
-            <w:tcMar>
-              <w:top w:type="dxa" w:w="100"/>
-              <w:left w:type="dxa" w:w="160"/>
-              <w:bottom w:type="dxa" w:w="100"/>
-              <w:right w:type="dxa" w:w="160"/>
-            </w:tcMar>
-          </w:tcPr>
-          <w:p>
-            <w:pPr>
-              <w:spacing w:after="60"/>
-            </w:pPr>
-            <w:r>
-              <w:rPr>
-                <w:rFonts w:ascii="Times New Roman" w:cs="Times New Roman" w:eastAsia="Times New Roman" w:hAnsi="Times New Roman"/>
-                <w:b/>
-                <w:bCs/>
-                <w:color w:val="1A4F8F"/>
-                <w:sz w:val="19"/>
-                <w:szCs w:val="19"/>
-              </w:rPr>
-              <w:t xml:space="preserve">Guide — delete this box before submitting</w:t>
-            </w:r>
-          </w:p>
-          <w:p>
-            <w:pPr>
-              <w:spacing w:after="50"/>
-              <w:jc w:val="left"/>
-            </w:pPr>
-            <w:r>
-              <w:rPr>
-                <w:rFonts w:ascii="Times New Roman" w:cs="Times New Roman" w:eastAsia="Times New Roman" w:hAnsi="Times New Roman"/>
-                <w:sz w:val="19"/>
-                <w:szCs w:val="19"/>
-              </w:rPr>
-              <w:t xml:space="preserve">Source: notebook </w:t>
-            </w:r>
-            <w:r>
-              <w:rPr>
-                <w:rFonts w:ascii="Times New Roman" w:cs="Times New Roman" w:eastAsia="Times New Roman" w:hAnsi="Times New Roman"/>
-                <w:b/>
-                <w:bCs/>
-                <w:sz w:val="19"/>
-                <w:szCs w:val="19"/>
-              </w:rPr>
-              <w:t xml:space="preserve">section 8</w:t>
-            </w:r>
-            <w:r>
-              <w:rPr>
-                <w:rFonts w:ascii="Times New Roman" w:cs="Times New Roman" w:eastAsia="Times New Roman" w:hAnsi="Times New Roman"/>
-                <w:sz w:val="19"/>
-                <w:szCs w:val="19"/>
-              </w:rPr>
-              <w:t xml:space="preserve">, tables "2) Per-image metrics…" (values as mean ± std, e.g. 0.812 ± 0.095) and "3) False positives on test images without water". Saved as seg_per_image_water.csv and seg_fp_empty_images.csv.</w:t>
-            </w:r>
-          </w:p>
-        </w:tc>
-      </w:tr>
-    </w:tbl>
     <w:p>
       <w:pPr>
         <w:pStyle w:val="Heading2"/>
@@ -22186,37 +21651,7 @@
         <w:rPr>
           <w:rFonts w:ascii="Times New Roman" w:cs="Times New Roman" w:eastAsia="Times New Roman" w:hAnsi="Times New Roman"/>
         </w:rPr>
-        <w:t xml:space="preserve"> to answer the second part of RQ1. When all optical channels are removed, the optical-only model's pooled IoU drops to </w:t>
-      </w:r>
-      <w:r>
-        <w:rPr>
-          <w:rFonts w:ascii="Times New Roman" w:cs="Times New Roman" w:eastAsia="Times New Roman" w:hAnsi="Times New Roman"/>
-          <w:b/>
-          <w:bCs/>
-          <w:highlight w:val="yellow"/>
-        </w:rPr>
-        <w:t xml:space="preserve">[FILL: 0.___]</w:t>
-      </w:r>
-      <w:r>
-        <w:rPr>
-          <w:rFonts w:ascii="Times New Roman" w:cs="Times New Roman" w:eastAsia="Times New Roman" w:hAnsi="Times New Roman"/>
-        </w:rPr>
-        <w:t xml:space="preserve"> while the fusion model retains </w:t>
-      </w:r>
-      <w:r>
-        <w:rPr>
-          <w:rFonts w:ascii="Times New Roman" w:cs="Times New Roman" w:eastAsia="Times New Roman" w:hAnsi="Times New Roman"/>
-          <w:b/>
-          <w:bCs/>
-          <w:highlight w:val="yellow"/>
-        </w:rPr>
-        <w:t xml:space="preserve">[FILL: 0.___]</w:t>
-      </w:r>
-      <w:r>
-        <w:rPr>
-          <w:rFonts w:ascii="Times New Roman" w:cs="Times New Roman" w:eastAsia="Times New Roman" w:hAnsi="Times New Roman"/>
-        </w:rPr>
-        <w:t xml:space="preserve"> (</w:t>
+        <w:t xml:space="preserve"> to answer the second part of RQ1. When all optical channels are removed, the optical-only model predicts no water at all (IoU 0 at every site), whereas the fusion model retains a pooled IoU of 0.326 — 50% of its clear-condition value (</w:t>
       </w:r>
       <w:r>
         <w:rPr>
@@ -22228,22 +21663,31 @@
         <w:rPr>
           <w:rFonts w:ascii="Times New Roman" w:cs="Times New Roman" w:eastAsia="Times New Roman" w:hAnsi="Times New Roman"/>
         </w:rPr>
-        <w:t xml:space="preserve">, lower rows), i.e. </w:t>
-      </w:r>
-      <w:r>
-        <w:rPr>
-          <w:rFonts w:ascii="Times New Roman" w:cs="Times New Roman" w:eastAsia="Times New Roman" w:hAnsi="Times New Roman"/>
-          <w:b/>
-          <w:bCs/>
-          <w:highlight w:val="yellow"/>
-        </w:rPr>
-        <w:t xml:space="preserve">[FILL: __]</w:t>
-      </w:r>
-      <w:r>
-        <w:rPr>
-          <w:rFonts w:ascii="Times New Roman" w:cs="Times New Roman" w:eastAsia="Times New Roman" w:hAnsi="Times New Roman"/>
-        </w:rPr>
-        <w:t xml:space="preserve">% of its clear-condition IoU. Per site (</w:t>
+        <w:t xml:space="preserve">, </w:t>
+      </w:r>
+      <w:r>
+        <w:rPr>
+          <w:rFonts w:ascii="Times New Roman" w:cs="Times New Roman" w:eastAsia="Times New Roman" w:hAnsi="Times New Roman"/>
+        </w:rPr>
+        <w:t xml:space="preserve">Fig. 7</w:t>
+      </w:r>
+      <w:r>
+        <w:rPr>
+          <w:rFonts w:ascii="Times New Roman" w:cs="Times New Roman" w:eastAsia="Times New Roman" w:hAnsi="Times New Roman"/>
+        </w:rPr>
+        <w:t xml:space="preserve">). Its radar-and-terrain predictions are conservative but reliable: precision stays high (0.834) while recall drops to 0.349, and it adds a false positive on only one of the 23 images without water (</w:t>
+      </w:r>
+      <w:r>
+        <w:rPr>
+          <w:rFonts w:ascii="Times New Roman" w:cs="Times New Roman" w:eastAsia="Times New Roman" w:hAnsi="Times New Roman"/>
+        </w:rPr>
+        <w:t xml:space="preserve">Table XV</w:t>
+      </w:r>
+      <w:r>
+        <w:rPr>
+          <w:rFonts w:ascii="Times New Roman" w:cs="Times New Roman" w:eastAsia="Times New Roman" w:hAnsi="Times New Roman"/>
+        </w:rPr>
+        <w:t xml:space="preserve">). The robustness is, however, site-dependent (</w:t>
       </w:r>
       <w:r>
         <w:rPr>
@@ -22255,171 +21699,59 @@
         <w:rPr>
           <w:rFonts w:ascii="Times New Roman" w:cs="Times New Roman" w:eastAsia="Times New Roman" w:hAnsi="Times New Roman"/>
         </w:rPr>
-        <w:t xml:space="preserve">), </w:t>
-      </w:r>
-      <w:r>
-        <w:rPr>
-          <w:rFonts w:ascii="Times New Roman" w:cs="Times New Roman" w:eastAsia="Times New Roman" w:hAnsi="Times New Roman"/>
-          <w:b/>
-          <w:bCs/>
-          <w:highlight w:val="yellow"/>
-        </w:rPr>
-        <w:t xml:space="preserve">[FILL: e.g. the fusion model keeps an IoU of 0.__ on Borith Lake but fails on the small Shishper and Khurdopin lakes]</w:t>
-      </w:r>
-      <w:r>
-        <w:rPr>
-          <w:rFonts w:ascii="Times New Roman" w:cs="Times New Roman" w:eastAsia="Times New Roman" w:hAnsi="Times New Roman"/>
-        </w:rPr>
-        <w:t xml:space="preserve">. Without optical data the fusion model also produces </w:t>
-      </w:r>
-      <w:r>
-        <w:rPr>
-          <w:rFonts w:ascii="Times New Roman" w:cs="Times New Roman" w:eastAsia="Times New Roman" w:hAnsi="Times New Roman"/>
-          <w:b/>
-          <w:bCs/>
-          <w:highlight w:val="yellow"/>
-        </w:rPr>
-        <w:t xml:space="preserve">[FILL: more / fewer]</w:t>
-      </w:r>
-      <w:r>
-        <w:rPr>
-          <w:rFonts w:ascii="Times New Roman" w:cs="Times New Roman" w:eastAsia="Times New Roman" w:hAnsi="Times New Roman"/>
-        </w:rPr>
-        <w:t xml:space="preserve"> false positives on images without water (</w:t>
-      </w:r>
-      <w:r>
-        <w:rPr>
-          <w:rFonts w:ascii="Times New Roman" w:cs="Times New Roman" w:eastAsia="Times New Roman" w:hAnsi="Times New Roman"/>
-        </w:rPr>
-        <w:t xml:space="preserve">Table XV</w:t>
-      </w:r>
-      <w:r>
-        <w:rPr>
-          <w:rFonts w:ascii="Times New Roman" w:cs="Times New Roman" w:eastAsia="Times New Roman" w:hAnsi="Times New Roman"/>
-        </w:rPr>
-        <w:t xml:space="preserve">), </w:t>
-      </w:r>
-      <w:r>
-        <w:rPr>
-          <w:rFonts w:ascii="Times New Roman" w:cs="Times New Roman" w:eastAsia="Times New Roman" w:hAnsi="Times New Roman"/>
-          <w:b/>
-          <w:bCs/>
-          <w:highlight w:val="yellow"/>
-        </w:rPr>
-        <w:t xml:space="preserve">[FILL: e.g. dark radar-shadow patches mistaken for water]</w:t>
-      </w:r>
-      <w:r>
-        <w:rPr>
-          <w:rFonts w:ascii="Times New Roman" w:cs="Times New Roman" w:eastAsia="Times New Roman" w:hAnsi="Times New Roman"/>
-        </w:rPr>
-        <w:t xml:space="preserve">.</w:t>
+        <w:t xml:space="preserve">): on Borith Lake the fusion model keeps an IoU of 0.440 (precision 0.839, recall 0.480), but it does not recover the smaller Shishper and Khurdopin lakes from radar alone (IoU 0).</w:t>
       </w:r>
     </w:p>
-    <w:tbl>
-      <w:tblPr>
-        <w:tblW w:type="dxa" w:w="9638"/>
-        <w:tblBorders>
-          <w:top w:val="single" w:color="auto" w:sz="4"/>
-          <w:left w:val="single" w:color="auto" w:sz="4"/>
-          <w:bottom w:val="single" w:color="auto" w:sz="4"/>
-          <w:right w:val="single" w:color="auto" w:sz="4"/>
-          <w:insideH w:val="single" w:color="auto" w:sz="4"/>
-          <w:insideV w:val="single" w:color="auto" w:sz="4"/>
-        </w:tblBorders>
-      </w:tblPr>
-      <w:tblGrid>
-        <w:gridCol w:w="9638"/>
-      </w:tblGrid>
-      <w:tr>
-        <w:trPr>
-          <w:trHeight w:val="3168" w:hRule="atLeast"/>
-        </w:trPr>
-        <w:tc>
-          <w:tcPr>
-            <w:tcW w:type="dxa" w:w="9638"/>
-            <w:tcBorders>
-              <w:top w:val="dashed" w:color="8A8A8A" w:sz="8"/>
-              <w:left w:val="dashed" w:color="8A8A8A" w:sz="8"/>
-              <w:bottom w:val="dashed" w:color="8A8A8A" w:sz="8"/>
-              <w:right w:val="dashed" w:color="8A8A8A" w:sz="8"/>
-            </w:tcBorders>
-            <w:shd w:fill="F4F4F2" w:color="auto" w:val="clear"/>
-            <w:tcMar>
-              <w:top w:type="dxa" w:w="120"/>
-              <w:left w:type="dxa" w:w="200"/>
-              <w:bottom w:type="dxa" w:w="120"/>
-              <w:right w:type="dxa" w:w="200"/>
-            </w:tcMar>
-            <w:vAlign w:val="center"/>
-          </w:tcPr>
-          <w:p>
-            <w:pPr>
-              <w:spacing w:after="80"/>
-              <w:jc w:val="center"/>
-            </w:pPr>
-            <w:r>
-              <w:rPr>
-                <w:rFonts w:ascii="Times New Roman" w:cs="Times New Roman" w:eastAsia="Times New Roman" w:hAnsi="Times New Roman"/>
-                <w:b/>
-                <w:bCs/>
-                <w:sz w:val="22"/>
-                <w:szCs w:val="22"/>
-                <w:highlight w:val="yellow"/>
-              </w:rPr>
-              <w:t xml:space="preserve">[INSERT FIGURE 7 HERE]</w:t>
-            </w:r>
-          </w:p>
-          <w:p>
-            <w:pPr>
-              <w:spacing w:after="40"/>
-              <w:jc w:val="center"/>
-            </w:pPr>
-            <w:r>
-              <w:rPr>
-                <w:rFonts w:ascii="Times New Roman" w:cs="Times New Roman" w:eastAsia="Times New Roman" w:hAnsi="Times New Roman"/>
-                <w:color w:val="52514E"/>
-                <w:sz w:val="18"/>
-                <w:szCs w:val="18"/>
-              </w:rPr>
-              <w:t xml:space="preserve">Optional chart. In a new notebook cell after section 8 run:</w:t>
-            </w:r>
-          </w:p>
-          <w:p>
-            <w:pPr>
-              <w:spacing w:after="40"/>
-              <w:jc w:val="center"/>
-            </w:pPr>
-            <w:r>
-              <w:rPr>
-                <w:rFonts w:ascii="Times New Roman" w:cs="Times New Roman" w:eastAsia="Times New Roman" w:hAnsi="Times New Roman"/>
-                <w:color w:val="52514E"/>
-                <w:sz w:val="18"/>
-                <w:szCs w:val="18"/>
-              </w:rPr>
-              <w:t xml:space="preserve">seg_lake.IoU.unstack(["condition","model"]).plot.bar(rot=0)</w:t>
-            </w:r>
-          </w:p>
-          <w:p>
-            <w:pPr>
-              <w:spacing w:after="40"/>
-              <w:jc w:val="center"/>
-            </w:pPr>
-            <w:r>
-              <w:rPr>
-                <w:rFonts w:ascii="Times New Roman" w:cs="Times New Roman" w:eastAsia="Times New Roman" w:hAnsi="Times New Roman"/>
-                <w:color w:val="52514E"/>
-                <w:sz w:val="18"/>
-                <w:szCs w:val="18"/>
-              </w:rPr>
-              <w:t xml:space="preserve">Save the image and insert it here, or delete this figure and its caption if you prefer the table only.</w:t>
-            </w:r>
-          </w:p>
-        </w:tc>
-      </w:tr>
-    </w:tbl>
     <w:p>
       <w:pPr>
-        <w:spacing w:after="180" w:before="60"/>
+        <w:keepNext/>
+        <w:spacing w:after="60" w:before="120"/>
+        <w:jc w:val="center"/>
+      </w:pPr>
+      <w:r>
+        <w:drawing>
+          <wp:inline distT="0" distB="0" distL="0" distR="0">
+            <wp:extent cx="5852160" cy="2275840"/>
+            <wp:effectExtent t="0" r="0" b="0" l="0"/>
+            <wp:docPr id="16" name="iou" descr="Pixel-pooled IoU per site of the optical-only and fusion models under clear conditions and with all optical channels removed (simulated complete cloud cover)." title="Pixel-pooled IoU per site of the optical-only and fusion mod"/>
+            <wp:cNvGraphicFramePr>
+              <a:graphicFrameLocks xmlns:a="http://schemas.openxmlformats.org/drawingml/2006/main" noChangeAspect="1"/>
+            </wp:cNvGraphicFramePr>
+            <a:graphic xmlns:a="http://schemas.openxmlformats.org/drawingml/2006/main">
+              <a:graphicData uri="http://schemas.openxmlformats.org/drawingml/2006/picture">
+                <pic:pic xmlns:pic="http://schemas.openxmlformats.org/drawingml/2006/picture">
+                  <pic:nvPicPr>
+                    <pic:cNvPr id="0" name="" descr=""/>
+                    <pic:cNvPicPr>
+                      <a:picLocks noChangeAspect="1" noChangeArrowheads="1"/>
+                    </pic:cNvPicPr>
+                  </pic:nvPicPr>
+                  <pic:blipFill>
+                    <a:blip r:embed="rId14" cstate="none"/>
+                    <a:srcRect/>
+                    <a:stretch>
+                      <a:fillRect/>
+                    </a:stretch>
+                  </pic:blipFill>
+                  <pic:spPr bwMode="auto">
+                    <a:xfrm>
+                      <a:off x="0" y="0"/>
+                      <a:ext cx="5852160" cy="2275840"/>
+                    </a:xfrm>
+                    <a:prstGeom prst="rect">
+                      <a:avLst/>
+                    </a:prstGeom>
+                  </pic:spPr>
+                </pic:pic>
+              </a:graphicData>
+            </a:graphic>
+          </wp:inline>
+        </w:drawing>
+      </w:r>
+    </w:p>
+    <w:p>
+      <w:pPr>
+        <w:spacing w:after="180"/>
         <w:jc w:val="both"/>
       </w:pPr>
       <w:r>
@@ -22436,7 +21768,7 @@
           <w:sz w:val="18"/>
           <w:szCs w:val="18"/>
         </w:rPr>
-        <w:t xml:space="preserve">Pixel-pooled IoU per site for the optical-only and fusion models under clear and simulated-cloud conditions.</w:t>
+        <w:t xml:space="preserve">Pixel-pooled IoU per site of the optical-only and fusion models under clear conditions and with all optical channels removed (simulated complete cloud cover).</w:t>
       </w:r>
     </w:p>
     <w:p>
@@ -22472,179 +21804,71 @@
         <w:rPr>
           <w:rFonts w:ascii="Times New Roman" w:cs="Times New Roman" w:eastAsia="Times New Roman" w:hAnsi="Times New Roman"/>
         </w:rPr>
-        <w:t xml:space="preserve"> shows predictions of both models on held-out dates. </w:t>
-      </w:r>
-      <w:r>
-        <w:rPr>
-          <w:rFonts w:ascii="Times New Roman" w:cs="Times New Roman" w:eastAsia="Times New Roman" w:hAnsi="Times New Roman"/>
-          <w:b/>
-          <w:bCs/>
-          <w:highlight w:val="yellow"/>
-        </w:rPr>
-        <w:t xml:space="preserve">[FILL: describe a success case, e.g. both models delineate Borith Lake almost identically under clear sky.]</w:t>
-      </w:r>
-      <w:r>
-        <w:rPr>
-          <w:rFonts w:ascii="Times New Roman" w:cs="Times New Roman" w:eastAsia="Times New Roman" w:hAnsi="Times New Roman"/>
-        </w:rPr>
-        <w:t xml:space="preserve"> </w:t>
-      </w:r>
-      <w:r>
-        <w:rPr>
-          <w:rFonts w:ascii="Times New Roman" w:cs="Times New Roman" w:eastAsia="Times New Roman" w:hAnsi="Times New Roman"/>
-          <w:b/>
-          <w:bCs/>
-          <w:highlight w:val="yellow"/>
-        </w:rPr>
-        <w:t xml:space="preserve">[FILL: describe a failure case, e.g. the fusion model misses part of the Shishper lake where it is frozen, or marks river channels near Khurdopin as water.]</w:t>
-      </w:r>
-      <w:r>
-        <w:rPr>
-          <w:rFonts w:ascii="Times New Roman" w:cs="Times New Roman" w:eastAsia="Times New Roman" w:hAnsi="Times New Roman"/>
-        </w:rPr>
-        <w:t xml:space="preserve"> Under simulated cloud the optical-only model predicts </w:t>
-      </w:r>
-      <w:r>
-        <w:rPr>
-          <w:rFonts w:ascii="Times New Roman" w:cs="Times New Roman" w:eastAsia="Times New Roman" w:hAnsi="Times New Roman"/>
-          <w:b/>
-          <w:bCs/>
-          <w:highlight w:val="yellow"/>
-        </w:rPr>
-        <w:t xml:space="preserve">[FILL: no water / scattered false water]</w:t>
-      </w:r>
-      <w:r>
-        <w:rPr>
-          <w:rFonts w:ascii="Times New Roman" w:cs="Times New Roman" w:eastAsia="Times New Roman" w:hAnsi="Times New Roman"/>
-        </w:rPr>
-        <w:t xml:space="preserve">, whereas the fusion model </w:t>
-      </w:r>
-      <w:r>
-        <w:rPr>
-          <w:rFonts w:ascii="Times New Roman" w:cs="Times New Roman" w:eastAsia="Times New Roman" w:hAnsi="Times New Roman"/>
-          <w:b/>
-          <w:bCs/>
-          <w:highlight w:val="yellow"/>
-        </w:rPr>
-        <w:t xml:space="preserve">[FILL: still recovers the main lake body from SAR, with smoother and slightly smaller outlines]</w:t>
-      </w:r>
-      <w:r>
-        <w:rPr>
-          <w:rFonts w:ascii="Times New Roman" w:cs="Times New Roman" w:eastAsia="Times New Roman" w:hAnsi="Times New Roman"/>
-        </w:rPr>
-        <w:t xml:space="preserve">.</w:t>
+        <w:t xml:space="preserve"> shows four held-out dates. On Shishper (6 May 2019) the automatic label covers only part of the turquoise lake, while both models detect a larger part of it; the optical-only model also marks several dark streams and shadowed patches elsewhere in the box as water, whereas the fusion output is limited to the lake — the precision difference of </w:t>
+      </w:r>
+      <w:r>
+        <w:rPr>
+          <w:rFonts w:ascii="Times New Roman" w:cs="Times New Roman" w:eastAsia="Times New Roman" w:hAnsi="Times New Roman"/>
+        </w:rPr>
+        <w:t xml:space="preserve">Table XII</w:t>
+      </w:r>
+      <w:r>
+        <w:rPr>
+          <w:rFonts w:ascii="Times New Roman" w:cs="Times New Roman" w:eastAsia="Times New Roman" w:hAnsi="Times New Roman"/>
+        </w:rPr>
+        <w:t xml:space="preserve">. Neither model recovers the lake without optical inputs. On Khurdopin (26 July 2021) the label contains only a tiny water patch on the river at the image edge, which both models miss; such cases count as false negatives and explain the low Khurdopin scores. On Borith Lake (29 July 2021) both models match the label closely, and with optical inputs removed the fusion model still recovers the lake outline, with two small false positives at the image edge. On the drained Shishper lake (25 July 2019) both models correctly predict no water.</w:t>
       </w:r>
     </w:p>
-    <w:tbl>
-      <w:tblPr>
-        <w:tblW w:type="dxa" w:w="9638"/>
-        <w:tblBorders>
-          <w:top w:val="single" w:color="auto" w:sz="4"/>
-          <w:left w:val="single" w:color="auto" w:sz="4"/>
-          <w:bottom w:val="single" w:color="auto" w:sz="4"/>
-          <w:right w:val="single" w:color="auto" w:sz="4"/>
-          <w:insideH w:val="single" w:color="auto" w:sz="4"/>
-          <w:insideV w:val="single" w:color="auto" w:sz="4"/>
-        </w:tblBorders>
-      </w:tblPr>
-      <w:tblGrid>
-        <w:gridCol w:w="9638"/>
-      </w:tblGrid>
-      <w:tr>
-        <w:trPr>
-          <w:trHeight w:val="4320" w:hRule="atLeast"/>
-        </w:trPr>
-        <w:tc>
-          <w:tcPr>
-            <w:tcW w:type="dxa" w:w="9638"/>
-            <w:tcBorders>
-              <w:top w:val="dashed" w:color="8A8A8A" w:sz="8"/>
-              <w:left w:val="dashed" w:color="8A8A8A" w:sz="8"/>
-              <w:bottom w:val="dashed" w:color="8A8A8A" w:sz="8"/>
-              <w:right w:val="dashed" w:color="8A8A8A" w:sz="8"/>
-            </w:tcBorders>
-            <w:shd w:fill="F4F4F2" w:color="auto" w:val="clear"/>
-            <w:tcMar>
-              <w:top w:type="dxa" w:w="120"/>
-              <w:left w:type="dxa" w:w="200"/>
-              <w:bottom w:type="dxa" w:w="120"/>
-              <w:right w:type="dxa" w:w="200"/>
-            </w:tcMar>
-            <w:vAlign w:val="center"/>
-          </w:tcPr>
-          <w:p>
-            <w:pPr>
-              <w:spacing w:after="80"/>
-              <w:jc w:val="center"/>
-            </w:pPr>
-            <w:r>
-              <w:rPr>
-                <w:rFonts w:ascii="Times New Roman" w:cs="Times New Roman" w:eastAsia="Times New Roman" w:hAnsi="Times New Roman"/>
-                <w:b/>
-                <w:bCs/>
-                <w:sz w:val="22"/>
-                <w:szCs w:val="22"/>
-                <w:highlight w:val="yellow"/>
-              </w:rPr>
-              <w:t xml:space="preserve">[INSERT FIGURE 8 HERE]</w:t>
-            </w:r>
-          </w:p>
-          <w:p>
-            <w:pPr>
-              <w:spacing w:after="40"/>
-              <w:jc w:val="center"/>
-            </w:pPr>
-            <w:r>
-              <w:rPr>
-                <w:rFonts w:ascii="Times New Roman" w:cs="Times New Roman" w:eastAsia="Times New Roman" w:hAnsi="Times New Roman"/>
-                <w:color w:val="52514E"/>
-                <w:sz w:val="18"/>
-                <w:szCs w:val="18"/>
-              </w:rPr>
-              <w:t xml:space="preserve">Source: notebook </w:t>
-            </w:r>
-            <w:r>
-              <w:rPr>
-                <w:rFonts w:ascii="Times New Roman" w:cs="Times New Roman" w:eastAsia="Times New Roman" w:hAnsi="Times New Roman"/>
-                <w:b/>
-                <w:bCs/>
-                <w:color w:val="52514E"/>
-                <w:sz w:val="18"/>
-                <w:szCs w:val="18"/>
-              </w:rPr>
-              <w:t xml:space="preserve">section 8</w:t>
-            </w:r>
-            <w:r>
-              <w:rPr>
-                <w:rFonts w:ascii="Times New Roman" w:cs="Times New Roman" w:eastAsia="Times New Roman" w:hAnsi="Times New Roman"/>
-                <w:color w:val="52514E"/>
-                <w:sz w:val="18"/>
-                <w:szCs w:val="18"/>
-              </w:rPr>
-              <w:t xml:space="preserve">, second code cell (6-panel rows: image, auto label, optical, fusion, optical sim. cloud, fusion sim. cloud).</w:t>
-            </w:r>
-          </w:p>
-          <w:p>
-            <w:pPr>
-              <w:spacing w:after="40"/>
-              <w:jc w:val="center"/>
-            </w:pPr>
-            <w:r>
-              <w:rPr>
-                <w:rFonts w:ascii="Times New Roman" w:cs="Times New Roman" w:eastAsia="Times New Roman" w:hAnsi="Times New Roman"/>
-                <w:color w:val="52514E"/>
-                <w:sz w:val="18"/>
-                <w:szCs w:val="18"/>
-              </w:rPr>
-              <w:t xml:space="preserve">In Colab: right-click each output image → Save image as… → Insert ▸ Pictures in Word. Use 2–4 rows; pick one clear success and one failure.</w:t>
-            </w:r>
-          </w:p>
-        </w:tc>
-      </w:tr>
-    </w:tbl>
     <w:p>
       <w:pPr>
-        <w:spacing w:after="180" w:before="60"/>
+        <w:keepNext/>
+        <w:spacing w:after="60" w:before="120"/>
+        <w:jc w:val="center"/>
+      </w:pPr>
+      <w:r>
+        <w:drawing>
+          <wp:inline distT="0" distB="0" distL="0" distR="0">
+            <wp:extent cx="6035040" cy="4576987"/>
+            <wp:effectExtent t="0" r="0" b="0" l="0"/>
+            <wp:docPr id="17" name="qual" descr="Qualitative results on held-out dates. Columns: Sentinel-2 image, automatic label, optical-only prediction, fusion prediction, and both models with all optical channels removed (simulated cloud)." title="Qualitative results on held-out dates. Columns: Sentinel-2 i"/>
+            <wp:cNvGraphicFramePr>
+              <a:graphicFrameLocks xmlns:a="http://schemas.openxmlformats.org/drawingml/2006/main" noChangeAspect="1"/>
+            </wp:cNvGraphicFramePr>
+            <a:graphic xmlns:a="http://schemas.openxmlformats.org/drawingml/2006/main">
+              <a:graphicData uri="http://schemas.openxmlformats.org/drawingml/2006/picture">
+                <pic:pic xmlns:pic="http://schemas.openxmlformats.org/drawingml/2006/picture">
+                  <pic:nvPicPr>
+                    <pic:cNvPr id="0" name="" descr=""/>
+                    <pic:cNvPicPr>
+                      <a:picLocks noChangeAspect="1" noChangeArrowheads="1"/>
+                    </pic:cNvPicPr>
+                  </pic:nvPicPr>
+                  <pic:blipFill>
+                    <a:blip r:embed="rId15" cstate="none"/>
+                    <a:srcRect/>
+                    <a:stretch>
+                      <a:fillRect/>
+                    </a:stretch>
+                  </pic:blipFill>
+                  <pic:spPr bwMode="auto">
+                    <a:xfrm>
+                      <a:off x="0" y="0"/>
+                      <a:ext cx="6035040" cy="4576987"/>
+                    </a:xfrm>
+                    <a:prstGeom prst="rect">
+                      <a:avLst/>
+                    </a:prstGeom>
+                  </pic:spPr>
+                </pic:pic>
+              </a:graphicData>
+            </a:graphic>
+          </wp:inline>
+        </w:drawing>
+      </w:r>
+    </w:p>
+    <w:p>
+      <w:pPr>
+        <w:spacing w:after="180"/>
         <w:jc w:val="both"/>
       </w:pPr>
       <w:r>
@@ -22661,170 +21885,7 @@
           <w:sz w:val="18"/>
           <w:szCs w:val="18"/>
         </w:rPr>
-        <w:t xml:space="preserve">Qualitative results on held-out dates. Columns: Sentinel-2 image, automatic label, optical-only prediction, fusion prediction, and both models under simulated cloud. Include at least one success and one failure case.</w:t>
-      </w:r>
-    </w:p>
-    <w:tbl>
-      <w:tblPr>
-        <w:tblW w:type="dxa" w:w="9638"/>
-        <w:tblBorders>
-          <w:top w:val="single" w:color="auto" w:sz="4"/>
-          <w:left w:val="single" w:color="auto" w:sz="4"/>
-          <w:bottom w:val="single" w:color="auto" w:sz="4"/>
-          <w:right w:val="single" w:color="auto" w:sz="4"/>
-          <w:insideH w:val="single" w:color="auto" w:sz="4"/>
-          <w:insideV w:val="single" w:color="auto" w:sz="4"/>
-        </w:tblBorders>
-      </w:tblPr>
-      <w:tblGrid>
-        <w:gridCol w:w="9638"/>
-      </w:tblGrid>
-      <w:tr>
-        <w:trPr>
-          <w:trHeight w:val="3456" w:hRule="atLeast"/>
-        </w:trPr>
-        <w:tc>
-          <w:tcPr>
-            <w:tcW w:type="dxa" w:w="9638"/>
-            <w:tcBorders>
-              <w:top w:val="dashed" w:color="8A8A8A" w:sz="8"/>
-              <w:left w:val="dashed" w:color="8A8A8A" w:sz="8"/>
-              <w:bottom w:val="dashed" w:color="8A8A8A" w:sz="8"/>
-              <w:right w:val="dashed" w:color="8A8A8A" w:sz="8"/>
-            </w:tcBorders>
-            <w:shd w:fill="F4F4F2" w:color="auto" w:val="clear"/>
-            <w:tcMar>
-              <w:top w:type="dxa" w:w="120"/>
-              <w:left w:type="dxa" w:w="200"/>
-              <w:bottom w:type="dxa" w:w="120"/>
-              <w:right w:type="dxa" w:w="200"/>
-            </w:tcMar>
-            <w:vAlign w:val="center"/>
-          </w:tcPr>
-          <w:p>
-            <w:pPr>
-              <w:spacing w:after="80"/>
-              <w:jc w:val="center"/>
-            </w:pPr>
-            <w:r>
-              <w:rPr>
-                <w:rFonts w:ascii="Times New Roman" w:cs="Times New Roman" w:eastAsia="Times New Roman" w:hAnsi="Times New Roman"/>
-                <w:b/>
-                <w:bCs/>
-                <w:sz w:val="22"/>
-                <w:szCs w:val="22"/>
-                <w:highlight w:val="yellow"/>
-              </w:rPr>
-              <w:t xml:space="preserve">[INSERT FIGURE 9 HERE]</w:t>
-            </w:r>
-          </w:p>
-          <w:p>
-            <w:pPr>
-              <w:spacing w:after="40"/>
-              <w:jc w:val="center"/>
-            </w:pPr>
-            <w:r>
-              <w:rPr>
-                <w:rFonts w:ascii="Times New Roman" w:cs="Times New Roman" w:eastAsia="Times New Roman" w:hAnsi="Times New Roman"/>
-                <w:color w:val="52514E"/>
-                <w:sz w:val="18"/>
-                <w:szCs w:val="18"/>
-              </w:rPr>
-              <w:t xml:space="preserve">Optional but recommended. In a new cell, pick dates with source == "optical cloudy" or "radar only" from </w:t>
-            </w:r>
-            <w:r>
-              <w:rPr>
-                <w:rFonts w:ascii="Consolas" w:cs="Consolas" w:eastAsia="Consolas" w:hAnsi="Consolas"/>
-                <w:color w:val="52514E"/>
-                <w:sz w:val="16"/>
-                <w:szCs w:val="16"/>
-              </w:rPr>
-              <w:t xml:space="preserve">ts</w:t>
-            </w:r>
-            <w:r>
-              <w:rPr>
-                <w:rFonts w:ascii="Times New Roman" w:cs="Times New Roman" w:eastAsia="Times New Roman" w:hAnsi="Times New Roman"/>
-                <w:color w:val="52514E"/>
-                <w:sz w:val="18"/>
-                <w:szCs w:val="18"/>
-              </w:rPr>
-              <w:t xml:space="preserve">, run </w:t>
-            </w:r>
-            <w:r>
-              <w:rPr>
-                <w:rFonts w:ascii="Consolas" w:cs="Consolas" w:eastAsia="Consolas" w:hAnsi="Consolas"/>
-                <w:color w:val="52514E"/>
-                <w:sz w:val="16"/>
-                <w:szCs w:val="16"/>
-              </w:rPr>
-              <w:t xml:space="preserve">predict(model_fus, DATA[lake]["xn"][t][FUSION])</w:t>
-            </w:r>
-            <w:r>
-              <w:rPr>
-                <w:rFonts w:ascii="Times New Roman" w:cs="Times New Roman" w:eastAsia="Times New Roman" w:hAnsi="Times New Roman"/>
-                <w:color w:val="52514E"/>
-                <w:sz w:val="18"/>
-                <w:szCs w:val="18"/>
-              </w:rPr>
-              <w:t xml:space="preserve"> and plot the mask next to </w:t>
-            </w:r>
-            <w:r>
-              <w:rPr>
-                <w:rFonts w:ascii="Consolas" w:cs="Consolas" w:eastAsia="Consolas" w:hAnsi="Consolas"/>
-                <w:color w:val="52514E"/>
-                <w:sz w:val="16"/>
-                <w:szCs w:val="16"/>
-              </w:rPr>
-              <w:t xml:space="preserve">rgb(DATA[lake]["s2"][t])</w:t>
-            </w:r>
-            <w:r>
-              <w:rPr>
-                <w:rFonts w:ascii="Times New Roman" w:cs="Times New Roman" w:eastAsia="Times New Roman" w:hAnsi="Times New Roman"/>
-                <w:color w:val="52514E"/>
-                <w:sz w:val="18"/>
-                <w:szCs w:val="18"/>
-              </w:rPr>
-              <w:t xml:space="preserve">.</w:t>
-            </w:r>
-          </w:p>
-          <w:p>
-            <w:pPr>
-              <w:spacing w:after="40"/>
-              <w:jc w:val="center"/>
-            </w:pPr>
-            <w:r>
-              <w:rPr>
-                <w:rFonts w:ascii="Times New Roman" w:cs="Times New Roman" w:eastAsia="Times New Roman" w:hAnsi="Times New Roman"/>
-                <w:color w:val="52514E"/>
-                <w:sz w:val="18"/>
-                <w:szCs w:val="18"/>
-              </w:rPr>
-              <w:t xml:space="preserve">Shows the practical benefit of fusion beyond the simulated test.</w:t>
-            </w:r>
-          </w:p>
-        </w:tc>
-      </w:tr>
-    </w:tbl>
-    <w:p>
-      <w:pPr>
-        <w:spacing w:after="180" w:before="60"/>
-        <w:jc w:val="both"/>
-      </w:pPr>
-      <w:r>
-        <w:rPr>
-          <w:rFonts w:ascii="Times New Roman" w:cs="Times New Roman" w:eastAsia="Times New Roman" w:hAnsi="Times New Roman"/>
-          <w:sz w:val="18"/>
-          <w:szCs w:val="18"/>
-        </w:rPr>
-        <w:t xml:space="preserve">Fig. 9. </w:t>
-      </w:r>
-      <w:r>
-        <w:rPr>
-          <w:rFonts w:ascii="Times New Roman" w:cs="Times New Roman" w:eastAsia="Times New Roman" w:hAnsi="Times New Roman"/>
-          <w:sz w:val="18"/>
-          <w:szCs w:val="18"/>
-        </w:rPr>
-        <w:t xml:space="preserve">Fusion-model predictions on real cloud-covered and radar-only dates, where no label exists.</w:t>
+        <w:t xml:space="preserve">Qualitative results on held-out dates. Columns: Sentinel-2 image, automatic label, optical-only prediction, fusion prediction, and both models with all optical channels removed (simulated cloud).</w:t>
       </w:r>
     </w:p>
     <w:p>
@@ -22868,13 +21929,13 @@
         <w:rPr>
           <w:rFonts w:ascii="Times New Roman" w:cs="Times New Roman" w:eastAsia="Times New Roman" w:hAnsi="Times New Roman"/>
         </w:rPr>
-        <w:t xml:space="preserve">Fig. 10</w:t>
-      </w:r>
-      <w:r>
-        <w:rPr>
-          <w:rFonts w:ascii="Times New Roman" w:cs="Times New Roman" w:eastAsia="Times New Roman" w:hAnsi="Times New Roman"/>
-        </w:rPr>
-        <w:t xml:space="preserve"> shows the lake area derived by the fusion model for all dates, coloured by data source, and </w:t>
+        <w:t xml:space="preserve">Fig. 9</w:t>
+      </w:r>
+      <w:r>
+        <w:rPr>
+          <w:rFonts w:ascii="Times New Roman" w:cs="Times New Roman" w:eastAsia="Times New Roman" w:hAnsi="Times New Roman"/>
+        </w:rPr>
+        <w:t xml:space="preserve"> shows the lake area derived by the fusion model for all 730 dates, coloured by data source, and </w:t>
       </w:r>
       <w:r>
         <w:rPr>
@@ -22886,164 +21947,101 @@
         <w:rPr>
           <w:rFonts w:ascii="Times New Roman" w:cs="Times New Roman" w:eastAsia="Times New Roman" w:hAnsi="Times New Roman"/>
         </w:rPr>
-        <w:t xml:space="preserve"> summarises the series. </w:t>
+        <w:t xml:space="preserve"> summarises the series. At </w:t>
       </w:r>
       <w:r>
         <w:rPr>
           <w:rFonts w:ascii="Times New Roman" w:cs="Times New Roman" w:eastAsia="Times New Roman" w:hAnsi="Times New Roman"/>
           <w:b/>
           <w:bCs/>
-          <w:highlight w:val="yellow"/>
-        </w:rPr>
-        <w:t xml:space="preserve">[FILL: Shishper — describe the rise of the lake in spring 2022 and the drop after 7 May 2022, and the same around 29 May 2020.]</w:t>
-      </w:r>
-      <w:r>
-        <w:rPr>
-          <w:rFonts w:ascii="Times New Roman" w:cs="Times New Roman" w:eastAsia="Times New Roman" w:hAnsi="Times New Roman"/>
-        </w:rPr>
-        <w:t xml:space="preserve"> </w:t>
+        </w:rPr>
+        <w:t xml:space="preserve">Shishper</w:t>
+      </w:r>
+      <w:r>
+        <w:rPr>
+          <w:rFonts w:ascii="Times New Roman" w:cs="Times New Roman" w:eastAsia="Times New Roman" w:hAnsi="Times New Roman"/>
+        </w:rPr>
+        <w:t xml:space="preserve">, lake water appears on clear spring dates before each event — up to about 0.05 km² in April–May 2020 and about 0.10 km² in April 2022 — and the area is zero on every date after 29 May 2020 and after 7 May 2022, apart from one cloudy-date detection of about 0.025 km² in June 2022. The lake also appears in May 2019 and spring 2021 and is gone by mid-summer in both years. At </w:t>
       </w:r>
       <w:r>
         <w:rPr>
           <w:rFonts w:ascii="Times New Roman" w:cs="Times New Roman" w:eastAsia="Times New Roman" w:hAnsi="Times New Roman"/>
           <w:b/>
           <w:bCs/>
-          <w:highlight w:val="yellow"/>
-        </w:rPr>
-        <w:t xml:space="preserve">[FILL: Khurdopin — describe presence in May–June 2017 and absence after the July 2017 drainage; near-zero area in later years.]</w:t>
-      </w:r>
-      <w:r>
-        <w:rPr>
-          <w:rFonts w:ascii="Times New Roman" w:cs="Times New Roman" w:eastAsia="Times New Roman" w:hAnsi="Times New Roman"/>
-        </w:rPr>
-        <w:t xml:space="preserve"> </w:t>
+        </w:rPr>
+        <w:t xml:space="preserve">Khurdopin</w:t>
+      </w:r>
+      <w:r>
+        <w:rPr>
+          <w:rFonts w:ascii="Times New Roman" w:cs="Times New Roman" w:eastAsia="Times New Roman" w:hAnsi="Times New Roman"/>
+        </w:rPr>
+        <w:t xml:space="preserve">, small areas of 0.01–0.02 km² are detected in May–June 2017 and none after the July 2017 drainage or in any later year. </w:t>
       </w:r>
       <w:r>
         <w:rPr>
           <w:rFonts w:ascii="Times New Roman" w:cs="Times New Roman" w:eastAsia="Times New Roman" w:hAnsi="Times New Roman"/>
           <w:b/>
           <w:bCs/>
-          <w:highlight w:val="yellow"/>
-        </w:rPr>
-        <w:t xml:space="preserve">[FILL: Passu/Borith — describe stable area across all years.]</w:t>
-      </w:r>
-      <w:r>
-        <w:rPr>
-          <w:rFonts w:ascii="Times New Roman" w:cs="Times New Roman" w:eastAsia="Times New Roman" w:hAnsi="Times New Roman"/>
-        </w:rPr>
-        <w:t xml:space="preserve"> Radar-only dates add </w:t>
-      </w:r>
-      <w:r>
-        <w:rPr>
-          <w:rFonts w:ascii="Times New Roman" w:cs="Times New Roman" w:eastAsia="Times New Roman" w:hAnsi="Times New Roman"/>
-          <w:b/>
-          <w:bCs/>
-          <w:highlight w:val="yellow"/>
-        </w:rPr>
-        <w:t xml:space="preserve">[FILL: n]</w:t>
-      </w:r>
-      <w:r>
-        <w:rPr>
-          <w:rFonts w:ascii="Times New Roman" w:cs="Times New Roman" w:eastAsia="Times New Roman" w:hAnsi="Times New Roman"/>
-        </w:rPr>
-        <w:t xml:space="preserve"> observations inside the 90-day pre-event windows that would otherwise be missing.</w:t>
+        </w:rPr>
+        <w:t xml:space="preserve">Borith Lake</w:t>
+      </w:r>
+      <w:r>
+        <w:rPr>
+          <w:rFonts w:ascii="Times New Roman" w:cs="Times New Roman" w:eastAsia="Times New Roman" w:hAnsi="Times New Roman"/>
+        </w:rPr>
+        <w:t xml:space="preserve"> is detected on almost every date, at 0.02–0.15 km², with large scatter: radar-only dates give systematically smaller areas (about 0.04–0.09 km²) than clear optical dates (0.10–0.15 km²), and several winter and early-spring dates give zero when the lake is frozen or snow-covered. At the two event lakes, radar-only dates show zero area even while the lake existed, consistent with E3. A single cloudy date in April 2020 gives a spurious 0.20 km² at Shishper.</w:t>
       </w:r>
     </w:p>
-    <w:tbl>
-      <w:tblPr>
-        <w:tblW w:type="dxa" w:w="9638"/>
-        <w:tblBorders>
-          <w:top w:val="single" w:color="auto" w:sz="4"/>
-          <w:left w:val="single" w:color="auto" w:sz="4"/>
-          <w:bottom w:val="single" w:color="auto" w:sz="4"/>
-          <w:right w:val="single" w:color="auto" w:sz="4"/>
-          <w:insideH w:val="single" w:color="auto" w:sz="4"/>
-          <w:insideV w:val="single" w:color="auto" w:sz="4"/>
-        </w:tblBorders>
-      </w:tblPr>
-      <w:tblGrid>
-        <w:gridCol w:w="9638"/>
-      </w:tblGrid>
-      <w:tr>
-        <w:trPr>
-          <w:trHeight w:val="4896" w:hRule="atLeast"/>
-        </w:trPr>
-        <w:tc>
-          <w:tcPr>
-            <w:tcW w:type="dxa" w:w="9638"/>
-            <w:tcBorders>
-              <w:top w:val="dashed" w:color="8A8A8A" w:sz="8"/>
-              <w:left w:val="dashed" w:color="8A8A8A" w:sz="8"/>
-              <w:bottom w:val="dashed" w:color="8A8A8A" w:sz="8"/>
-              <w:right w:val="dashed" w:color="8A8A8A" w:sz="8"/>
-            </w:tcBorders>
-            <w:shd w:fill="F4F4F2" w:color="auto" w:val="clear"/>
-            <w:tcMar>
-              <w:top w:type="dxa" w:w="120"/>
-              <w:left w:type="dxa" w:w="200"/>
-              <w:bottom w:type="dxa" w:w="120"/>
-              <w:right w:type="dxa" w:w="200"/>
-            </w:tcMar>
-            <w:vAlign w:val="center"/>
-          </w:tcPr>
-          <w:p>
-            <w:pPr>
-              <w:spacing w:after="80"/>
-              <w:jc w:val="center"/>
-            </w:pPr>
-            <w:r>
-              <w:rPr>
-                <w:rFonts w:ascii="Times New Roman" w:cs="Times New Roman" w:eastAsia="Times New Roman" w:hAnsi="Times New Roman"/>
-                <w:b/>
-                <w:bCs/>
-                <w:sz w:val="22"/>
-                <w:szCs w:val="22"/>
-                <w:highlight w:val="yellow"/>
-              </w:rPr>
-              <w:t xml:space="preserve">[INSERT FIGURE 10 HERE]</w:t>
-            </w:r>
-          </w:p>
-          <w:p>
-            <w:pPr>
-              <w:spacing w:after="40"/>
-              <w:jc w:val="center"/>
-            </w:pPr>
-            <w:r>
-              <w:rPr>
-                <w:rFonts w:ascii="Times New Roman" w:cs="Times New Roman" w:eastAsia="Times New Roman" w:hAnsi="Times New Roman"/>
-                <w:color w:val="52514E"/>
-                <w:sz w:val="18"/>
-                <w:szCs w:val="18"/>
-              </w:rPr>
-              <w:t xml:space="preserve">Source: notebook </w:t>
-            </w:r>
-            <w:r>
-              <w:rPr>
-                <w:rFonts w:ascii="Times New Roman" w:cs="Times New Roman" w:eastAsia="Times New Roman" w:hAnsi="Times New Roman"/>
-                <w:b/>
-                <w:bCs/>
-                <w:color w:val="52514E"/>
-                <w:sz w:val="18"/>
-                <w:szCs w:val="18"/>
-              </w:rPr>
-              <w:t xml:space="preserve">section 9</w:t>
-            </w:r>
-            <w:r>
-              <w:rPr>
-                <w:rFonts w:ascii="Times New Roman" w:cs="Times New Roman" w:eastAsia="Times New Roman" w:hAnsi="Times New Roman"/>
-                <w:color w:val="52514E"/>
-                <w:sz w:val="18"/>
-                <w:szCs w:val="18"/>
-              </w:rPr>
-              <w:t xml:space="preserve">, the 3-panel area plot (second cell). Save the image and insert it here.</w:t>
-            </w:r>
-          </w:p>
-        </w:tc>
-      </w:tr>
-    </w:tbl>
     <w:p>
       <w:pPr>
-        <w:spacing w:after="180" w:before="60"/>
+        <w:keepNext/>
+        <w:spacing w:after="60" w:before="120"/>
+        <w:jc w:val="center"/>
+      </w:pPr>
+      <w:r>
+        <w:drawing>
+          <wp:inline distT="0" distB="0" distL="0" distR="0">
+            <wp:extent cx="6035040" cy="4008499"/>
+            <wp:effectExtent t="0" r="0" b="0" l="0"/>
+            <wp:docPr id="18" name="ts" descr="Lake area from the fusion model at the three sites (points coloured by source: optical clear, optical cloudy, radar only; black line: 3-point rolling median). Red dashed lines: events at that site; pink: events at the other sites." title="Lake area from the fusion model at the three sites (points c"/>
+            <wp:cNvGraphicFramePr>
+              <a:graphicFrameLocks xmlns:a="http://schemas.openxmlformats.org/drawingml/2006/main" noChangeAspect="1"/>
+            </wp:cNvGraphicFramePr>
+            <a:graphic xmlns:a="http://schemas.openxmlformats.org/drawingml/2006/main">
+              <a:graphicData uri="http://schemas.openxmlformats.org/drawingml/2006/picture">
+                <pic:pic xmlns:pic="http://schemas.openxmlformats.org/drawingml/2006/picture">
+                  <pic:nvPicPr>
+                    <pic:cNvPr id="0" name="" descr=""/>
+                    <pic:cNvPicPr>
+                      <a:picLocks noChangeAspect="1" noChangeArrowheads="1"/>
+                    </pic:cNvPicPr>
+                  </pic:nvPicPr>
+                  <pic:blipFill>
+                    <a:blip r:embed="rId16" cstate="none"/>
+                    <a:srcRect/>
+                    <a:stretch>
+                      <a:fillRect/>
+                    </a:stretch>
+                  </pic:blipFill>
+                  <pic:spPr bwMode="auto">
+                    <a:xfrm>
+                      <a:off x="0" y="0"/>
+                      <a:ext cx="6035040" cy="4008499"/>
+                    </a:xfrm>
+                    <a:prstGeom prst="rect">
+                      <a:avLst/>
+                    </a:prstGeom>
+                  </pic:spPr>
+                </pic:pic>
+              </a:graphicData>
+            </a:graphic>
+          </wp:inline>
+        </w:drawing>
+      </w:r>
+    </w:p>
+    <w:p>
+      <w:pPr>
+        <w:spacing w:after="180"/>
         <w:jc w:val="both"/>
       </w:pPr>
       <w:r>
@@ -23052,7 +22050,7 @@
           <w:sz w:val="18"/>
           <w:szCs w:val="18"/>
         </w:rPr>
-        <w:t xml:space="preserve">Fig. 10. </w:t>
+        <w:t xml:space="preserve">Fig. 9. </w:t>
       </w:r>
       <w:r>
         <w:rPr>
@@ -23060,7 +22058,7 @@
           <w:sz w:val="18"/>
           <w:szCs w:val="18"/>
         </w:rPr>
-        <w:t xml:space="preserve">Lake area from the fusion model at the three sites (points coloured by source: optical clear, optical cloudy, radar only; black line: 3-point rolling median). Dashed lines mark documented events.</w:t>
+        <w:t xml:space="preserve">Lake area from the fusion model at the three sites (points coloured by source: optical clear, optical cloudy, radar only; black line: 3-point rolling median). Red dashed lines: events at that site; pink: events at the other sites.</w:t>
       </w:r>
     </w:p>
     <w:p>
@@ -23090,7 +22088,7 @@
           <w:sz w:val="16"/>
           <w:szCs w:val="16"/>
         </w:rPr>
-        <w:t xml:space="preserve">SUMMARY OF LAKE-AREA TIME SERIES (FUSION MODEL)</w:t>
+        <w:t xml:space="preserve">SUMMARY OF LAKE-AREA TIME SERIES (FUSION MODEL; AREAS READ FROM THE SERIES IN THE CORRESPONDING FIGURE)</w:t>
       </w:r>
     </w:p>
     <w:tbl>
@@ -23107,12 +22105,10 @@
         <w:tblLayout w:type="fixed"/>
       </w:tblPr>
       <w:tblGrid>
-        <w:gridCol w:w="1542"/>
-        <w:gridCol w:w="867"/>
-        <w:gridCol w:w="2409"/>
-        <w:gridCol w:w="1252"/>
-        <w:gridCol w:w="1252"/>
-        <w:gridCol w:w="2316"/>
+        <w:gridCol w:w="1349"/>
+        <w:gridCol w:w="1927"/>
+        <w:gridCol w:w="2891"/>
+        <w:gridCol w:w="3471"/>
       </w:tblGrid>
       <w:tr>
         <w:trPr>
@@ -23121,7 +22117,7 @@
         </w:trPr>
         <w:tc>
           <w:tcPr>
-            <w:tcW w:type="dxa" w:w="1542"/>
+            <w:tcW w:type="dxa" w:w="1349"/>
             <w:tcBorders>
               <w:top w:val="single" w:color="000000" w:sz="4"/>
               <w:left w:val="none" w:color="FFFFFF" w:sz="0"/>
@@ -23154,7 +22150,7 @@
         </w:tc>
         <w:tc>
           <w:tcPr>
-            <w:tcW w:type="dxa" w:w="867"/>
+            <w:tcW w:type="dxa" w:w="1927"/>
             <w:tcBorders>
               <w:top w:val="single" w:color="000000" w:sz="4"/>
               <w:left w:val="none" w:color="FFFFFF" w:sz="0"/>
@@ -23181,13 +22177,13 @@
                 <w:sz w:val="16"/>
                 <w:szCs w:val="16"/>
               </w:rPr>
-              <w:t xml:space="preserve">Dates</w:t>
-            </w:r>
-          </w:p>
-        </w:tc>
-        <w:tc>
-          <w:tcPr>
-            <w:tcW w:type="dxa" w:w="2409"/>
+              <w:t xml:space="preserve">Dates: optical clear / cloudy / radar-only</w:t>
+            </w:r>
+          </w:p>
+        </w:tc>
+        <w:tc>
+          <w:tcPr>
+            <w:tcW w:type="dxa" w:w="2891"/>
             <w:tcBorders>
               <w:top w:val="single" w:color="000000" w:sz="4"/>
               <w:left w:val="none" w:color="FFFFFF" w:sz="0"/>
@@ -23214,13 +22210,13 @@
                 <w:sz w:val="16"/>
                 <w:szCs w:val="16"/>
               </w:rPr>
-              <w:t xml:space="preserve">Optical clear / cloudy / radar-only</w:t>
-            </w:r>
-          </w:p>
-        </w:tc>
-        <w:tc>
-          <w:tcPr>
-            <w:tcW w:type="dxa" w:w="1252"/>
+              <w:t xml:space="preserve">Lake area before event (fusion)</w:t>
+            </w:r>
+          </w:p>
+        </w:tc>
+        <w:tc>
+          <w:tcPr>
+            <w:tcW w:type="dxa" w:w="3471"/>
             <w:tcBorders>
               <w:top w:val="single" w:color="000000" w:sz="4"/>
               <w:left w:val="none" w:color="FFFFFF" w:sz="0"/>
@@ -23247,73 +22243,7 @@
                 <w:sz w:val="16"/>
                 <w:szCs w:val="16"/>
               </w:rPr>
-              <w:t xml:space="preserve">Min area (km²)</w:t>
-            </w:r>
-          </w:p>
-        </w:tc>
-        <w:tc>
-          <w:tcPr>
-            <w:tcW w:type="dxa" w:w="1252"/>
-            <w:tcBorders>
-              <w:top w:val="single" w:color="000000" w:sz="4"/>
-              <w:left w:val="none" w:color="FFFFFF" w:sz="0"/>
-              <w:bottom w:val="single" w:color="000000" w:sz="4"/>
-              <w:right w:val="none" w:color="FFFFFF" w:sz="0"/>
-            </w:tcBorders>
-            <w:shd w:fill="EFEFEC" w:color="auto" w:val="clear"/>
-            <w:tcMar>
-              <w:top w:type="dxa" w:w="40"/>
-              <w:left w:type="dxa" w:w="70"/>
-              <w:bottom w:type="dxa" w:w="40"/>
-              <w:right w:type="dxa" w:w="70"/>
-            </w:tcMar>
-          </w:tcPr>
-          <w:p>
-            <w:pPr>
-              <w:jc w:val="center"/>
-            </w:pPr>
-            <w:r>
-              <w:rPr>
-                <w:rFonts w:ascii="Times New Roman" w:cs="Times New Roman" w:eastAsia="Times New Roman" w:hAnsi="Times New Roman"/>
-                <w:b/>
-                <w:bCs/>
-                <w:sz w:val="16"/>
-                <w:szCs w:val="16"/>
-              </w:rPr>
-              <w:t xml:space="preserve">Max area (km²)</w:t>
-            </w:r>
-          </w:p>
-        </w:tc>
-        <w:tc>
-          <w:tcPr>
-            <w:tcW w:type="dxa" w:w="2316"/>
-            <w:tcBorders>
-              <w:top w:val="single" w:color="000000" w:sz="4"/>
-              <w:left w:val="none" w:color="FFFFFF" w:sz="0"/>
-              <w:bottom w:val="single" w:color="000000" w:sz="4"/>
-              <w:right w:val="none" w:color="FFFFFF" w:sz="0"/>
-            </w:tcBorders>
-            <w:shd w:fill="EFEFEC" w:color="auto" w:val="clear"/>
-            <w:tcMar>
-              <w:top w:type="dxa" w:w="40"/>
-              <w:left w:type="dxa" w:w="70"/>
-              <w:bottom w:type="dxa" w:w="40"/>
-              <w:right w:type="dxa" w:w="70"/>
-            </w:tcMar>
-          </w:tcPr>
-          <w:p>
-            <w:pPr>
-              <w:jc w:val="center"/>
-            </w:pPr>
-            <w:r>
-              <w:rPr>
-                <w:rFonts w:ascii="Times New Roman" w:cs="Times New Roman" w:eastAsia="Times New Roman" w:hAnsi="Times New Roman"/>
-                <w:b/>
-                <w:bCs/>
-                <w:sz w:val="16"/>
-                <w:szCs w:val="16"/>
-              </w:rPr>
-              <w:t xml:space="preserve">Area change around event</w:t>
+              <w:t xml:space="preserve">After event</w:t>
             </w:r>
           </w:p>
         </w:tc>
@@ -23325,7 +22255,7 @@
         </w:trPr>
         <w:tc>
           <w:tcPr>
-            <w:tcW w:type="dxa" w:w="1542"/>
+            <w:tcW w:type="dxa" w:w="1349"/>
             <w:tcBorders>
               <w:top w:val="none" w:color="FFFFFF" w:sz="0"/>
               <w:left w:val="none" w:color="FFFFFF" w:sz="0"/>
@@ -23357,7 +22287,7 @@
         </w:tc>
         <w:tc>
           <w:tcPr>
-            <w:tcW w:type="dxa" w:w="867"/>
+            <w:tcW w:type="dxa" w:w="1927"/>
             <w:tcBorders>
               <w:top w:val="none" w:color="FFFFFF" w:sz="0"/>
               <w:left w:val="none" w:color="FFFFFF" w:sz="0"/>
@@ -23383,13 +22313,13 @@
                 <w:sz w:val="16"/>
                 <w:szCs w:val="16"/>
               </w:rPr>
-              <w:t xml:space="preserve">215</w:t>
-            </w:r>
-          </w:p>
-        </w:tc>
-        <w:tc>
-          <w:tcPr>
-            <w:tcW w:type="dxa" w:w="2409"/>
+              <w:t xml:space="preserve">56 / 65 / 94</w:t>
+            </w:r>
+          </w:p>
+        </w:tc>
+        <w:tc>
+          <w:tcPr>
+            <w:tcW w:type="dxa" w:w="2891"/>
             <w:tcBorders>
               <w:top w:val="none" w:color="FFFFFF" w:sz="0"/>
               <w:left w:val="none" w:color="FFFFFF" w:sz="0"/>
@@ -23410,19 +22340,18 @@
             <w:r>
               <w:rPr>
                 <w:rFonts w:ascii="Times New Roman" w:cs="Times New Roman" w:eastAsia="Times New Roman" w:hAnsi="Times New Roman"/>
-                <w:b/>
-                <w:bCs/>
-                <w:sz w:val="16"/>
-                <w:szCs w:val="16"/>
-                <w:highlight w:val="yellow"/>
-              </w:rPr>
-              <w:t xml:space="preserve">[FILL]</w:t>
-            </w:r>
-          </w:p>
-        </w:tc>
-        <w:tc>
-          <w:tcPr>
-            <w:tcW w:type="dxa" w:w="1252"/>
+                <w:b w:val="false"/>
+                <w:bCs w:val="false"/>
+                <w:sz w:val="16"/>
+                <w:szCs w:val="16"/>
+              </w:rPr>
+              <w:t xml:space="preserve">≈ 0.05 km² (Apr–May 2020); ≈ 0.10 km² (Apr 2022)</w:t>
+            </w:r>
+          </w:p>
+        </w:tc>
+        <w:tc>
+          <w:tcPr>
+            <w:tcW w:type="dxa" w:w="3471"/>
             <w:tcBorders>
               <w:top w:val="none" w:color="FFFFFF" w:sz="0"/>
               <w:left w:val="none" w:color="FFFFFF" w:sz="0"/>
@@ -23443,79 +22372,12 @@
             <w:r>
               <w:rPr>
                 <w:rFonts w:ascii="Times New Roman" w:cs="Times New Roman" w:eastAsia="Times New Roman" w:hAnsi="Times New Roman"/>
-                <w:b/>
-                <w:bCs/>
-                <w:sz w:val="16"/>
-                <w:szCs w:val="16"/>
-                <w:highlight w:val="yellow"/>
-              </w:rPr>
-              <w:t xml:space="preserve">[FILL]</w:t>
-            </w:r>
-          </w:p>
-        </w:tc>
-        <w:tc>
-          <w:tcPr>
-            <w:tcW w:type="dxa" w:w="1252"/>
-            <w:tcBorders>
-              <w:top w:val="none" w:color="FFFFFF" w:sz="0"/>
-              <w:left w:val="none" w:color="FFFFFF" w:sz="0"/>
-              <w:bottom w:val="none" w:color="FFFFFF" w:sz="0"/>
-              <w:right w:val="none" w:color="FFFFFF" w:sz="0"/>
-            </w:tcBorders>
-            <w:tcMar>
-              <w:top w:type="dxa" w:w="40"/>
-              <w:left w:type="dxa" w:w="70"/>
-              <w:bottom w:type="dxa" w:w="40"/>
-              <w:right w:type="dxa" w:w="70"/>
-            </w:tcMar>
-          </w:tcPr>
-          <w:p>
-            <w:pPr>
-              <w:jc w:val="center"/>
-            </w:pPr>
-            <w:r>
-              <w:rPr>
-                <w:rFonts w:ascii="Times New Roman" w:cs="Times New Roman" w:eastAsia="Times New Roman" w:hAnsi="Times New Roman"/>
-                <w:b/>
-                <w:bCs/>
-                <w:sz w:val="16"/>
-                <w:szCs w:val="16"/>
-                <w:highlight w:val="yellow"/>
-              </w:rPr>
-              <w:t xml:space="preserve">[FILL]</w:t>
-            </w:r>
-          </w:p>
-        </w:tc>
-        <w:tc>
-          <w:tcPr>
-            <w:tcW w:type="dxa" w:w="2316"/>
-            <w:tcBorders>
-              <w:top w:val="none" w:color="FFFFFF" w:sz="0"/>
-              <w:left w:val="none" w:color="FFFFFF" w:sz="0"/>
-              <w:bottom w:val="none" w:color="FFFFFF" w:sz="0"/>
-              <w:right w:val="none" w:color="FFFFFF" w:sz="0"/>
-            </w:tcBorders>
-            <w:tcMar>
-              <w:top w:type="dxa" w:w="40"/>
-              <w:left w:type="dxa" w:w="70"/>
-              <w:bottom w:type="dxa" w:w="40"/>
-              <w:right w:type="dxa" w:w="70"/>
-            </w:tcMar>
-          </w:tcPr>
-          <w:p>
-            <w:pPr>
-              <w:jc w:val="center"/>
-            </w:pPr>
-            <w:r>
-              <w:rPr>
-                <w:rFonts w:ascii="Times New Roman" w:cs="Times New Roman" w:eastAsia="Times New Roman" w:hAnsi="Times New Roman"/>
-                <w:b/>
-                <w:bCs/>
-                <w:sz w:val="16"/>
-                <w:szCs w:val="16"/>
-                <w:highlight w:val="yellow"/>
-              </w:rPr>
-              <w:t xml:space="preserve">[FILL: e.g. 0.__ → 0.__ km² across 7 May 2022]</w:t>
+                <w:b w:val="false"/>
+                <w:bCs w:val="false"/>
+                <w:sz w:val="16"/>
+                <w:szCs w:val="16"/>
+              </w:rPr>
+              <w:t xml:space="preserve">0 on all dates after 29 May 2020 and after 7 May 2022 (one cloudy-date detection of ≈ 0.025 km² in Jun 2022)</w:t>
             </w:r>
           </w:p>
         </w:tc>
@@ -23527,7 +22389,7 @@
         </w:trPr>
         <w:tc>
           <w:tcPr>
-            <w:tcW w:type="dxa" w:w="1542"/>
+            <w:tcW w:type="dxa" w:w="1349"/>
             <w:tcBorders>
               <w:top w:val="none" w:color="FFFFFF" w:sz="0"/>
               <w:left w:val="none" w:color="FFFFFF" w:sz="0"/>
@@ -23559,7 +22421,7 @@
         </w:tc>
         <w:tc>
           <w:tcPr>
-            <w:tcW w:type="dxa" w:w="867"/>
+            <w:tcW w:type="dxa" w:w="1927"/>
             <w:tcBorders>
               <w:top w:val="none" w:color="FFFFFF" w:sz="0"/>
               <w:left w:val="none" w:color="FFFFFF" w:sz="0"/>
@@ -23585,13 +22447,13 @@
                 <w:sz w:val="16"/>
                 <w:szCs w:val="16"/>
               </w:rPr>
-              <w:t xml:space="preserve">313</w:t>
-            </w:r>
-          </w:p>
-        </w:tc>
-        <w:tc>
-          <w:tcPr>
-            <w:tcW w:type="dxa" w:w="2409"/>
+              <w:t xml:space="preserve">127 / 121 / 65</w:t>
+            </w:r>
+          </w:p>
+        </w:tc>
+        <w:tc>
+          <w:tcPr>
+            <w:tcW w:type="dxa" w:w="2891"/>
             <w:tcBorders>
               <w:top w:val="none" w:color="FFFFFF" w:sz="0"/>
               <w:left w:val="none" w:color="FFFFFF" w:sz="0"/>
@@ -23612,19 +22474,18 @@
             <w:r>
               <w:rPr>
                 <w:rFonts w:ascii="Times New Roman" w:cs="Times New Roman" w:eastAsia="Times New Roman" w:hAnsi="Times New Roman"/>
-                <w:b/>
-                <w:bCs/>
-                <w:sz w:val="16"/>
-                <w:szCs w:val="16"/>
-                <w:highlight w:val="yellow"/>
-              </w:rPr>
-              <w:t xml:space="preserve">[FILL]</w:t>
-            </w:r>
-          </w:p>
-        </w:tc>
-        <w:tc>
-          <w:tcPr>
-            <w:tcW w:type="dxa" w:w="1252"/>
+                <w:b w:val="false"/>
+                <w:bCs w:val="false"/>
+                <w:sz w:val="16"/>
+                <w:szCs w:val="16"/>
+              </w:rPr>
+              <w:t xml:space="preserve">≈ 0.01–0.02 km² (May–Jun 2017)</w:t>
+            </w:r>
+          </w:p>
+        </w:tc>
+        <w:tc>
+          <w:tcPr>
+            <w:tcW w:type="dxa" w:w="3471"/>
             <w:tcBorders>
               <w:top w:val="none" w:color="FFFFFF" w:sz="0"/>
               <w:left w:val="none" w:color="FFFFFF" w:sz="0"/>
@@ -23645,79 +22506,12 @@
             <w:r>
               <w:rPr>
                 <w:rFonts w:ascii="Times New Roman" w:cs="Times New Roman" w:eastAsia="Times New Roman" w:hAnsi="Times New Roman"/>
-                <w:b/>
-                <w:bCs/>
-                <w:sz w:val="16"/>
-                <w:szCs w:val="16"/>
-                <w:highlight w:val="yellow"/>
-              </w:rPr>
-              <w:t xml:space="preserve">[FILL]</w:t>
-            </w:r>
-          </w:p>
-        </w:tc>
-        <w:tc>
-          <w:tcPr>
-            <w:tcW w:type="dxa" w:w="1252"/>
-            <w:tcBorders>
-              <w:top w:val="none" w:color="FFFFFF" w:sz="0"/>
-              <w:left w:val="none" w:color="FFFFFF" w:sz="0"/>
-              <w:bottom w:val="none" w:color="FFFFFF" w:sz="0"/>
-              <w:right w:val="none" w:color="FFFFFF" w:sz="0"/>
-            </w:tcBorders>
-            <w:tcMar>
-              <w:top w:type="dxa" w:w="40"/>
-              <w:left w:type="dxa" w:w="70"/>
-              <w:bottom w:type="dxa" w:w="40"/>
-              <w:right w:type="dxa" w:w="70"/>
-            </w:tcMar>
-          </w:tcPr>
-          <w:p>
-            <w:pPr>
-              <w:jc w:val="center"/>
-            </w:pPr>
-            <w:r>
-              <w:rPr>
-                <w:rFonts w:ascii="Times New Roman" w:cs="Times New Roman" w:eastAsia="Times New Roman" w:hAnsi="Times New Roman"/>
-                <w:b/>
-                <w:bCs/>
-                <w:sz w:val="16"/>
-                <w:szCs w:val="16"/>
-                <w:highlight w:val="yellow"/>
-              </w:rPr>
-              <w:t xml:space="preserve">[FILL]</w:t>
-            </w:r>
-          </w:p>
-        </w:tc>
-        <w:tc>
-          <w:tcPr>
-            <w:tcW w:type="dxa" w:w="2316"/>
-            <w:tcBorders>
-              <w:top w:val="none" w:color="FFFFFF" w:sz="0"/>
-              <w:left w:val="none" w:color="FFFFFF" w:sz="0"/>
-              <w:bottom w:val="none" w:color="FFFFFF" w:sz="0"/>
-              <w:right w:val="none" w:color="FFFFFF" w:sz="0"/>
-            </w:tcBorders>
-            <w:tcMar>
-              <w:top w:type="dxa" w:w="40"/>
-              <w:left w:type="dxa" w:w="70"/>
-              <w:bottom w:type="dxa" w:w="40"/>
-              <w:right w:type="dxa" w:w="70"/>
-            </w:tcMar>
-          </w:tcPr>
-          <w:p>
-            <w:pPr>
-              <w:jc w:val="center"/>
-            </w:pPr>
-            <w:r>
-              <w:rPr>
-                <w:rFonts w:ascii="Times New Roman" w:cs="Times New Roman" w:eastAsia="Times New Roman" w:hAnsi="Times New Roman"/>
-                <w:b/>
-                <w:bCs/>
-                <w:sz w:val="16"/>
-                <w:szCs w:val="16"/>
-                <w:highlight w:val="yellow"/>
-              </w:rPr>
-              <w:t xml:space="preserve">[FILL: e.g. 0.__ → 0.__ km² across Jul 2017]</w:t>
+                <w:b w:val="false"/>
+                <w:bCs w:val="false"/>
+                <w:sz w:val="16"/>
+                <w:szCs w:val="16"/>
+              </w:rPr>
+              <w:t xml:space="preserve">0 after Jul 2017 and in all later years</w:t>
             </w:r>
           </w:p>
         </w:tc>
@@ -23729,7 +22523,7 @@
         </w:trPr>
         <w:tc>
           <w:tcPr>
-            <w:tcW w:type="dxa" w:w="1542"/>
+            <w:tcW w:type="dxa" w:w="1349"/>
             <w:tcBorders>
               <w:top w:val="none" w:color="FFFFFF" w:sz="0"/>
               <w:left w:val="none" w:color="FFFFFF" w:sz="0"/>
@@ -23761,7 +22555,7 @@
         </w:tc>
         <w:tc>
           <w:tcPr>
-            <w:tcW w:type="dxa" w:w="867"/>
+            <w:tcW w:type="dxa" w:w="1927"/>
             <w:tcBorders>
               <w:top w:val="none" w:color="FFFFFF" w:sz="0"/>
               <w:left w:val="none" w:color="FFFFFF" w:sz="0"/>
@@ -23787,13 +22581,13 @@
                 <w:sz w:val="16"/>
                 <w:szCs w:val="16"/>
               </w:rPr>
-              <w:t xml:space="preserve">202</w:t>
-            </w:r>
-          </w:p>
-        </w:tc>
-        <w:tc>
-          <w:tcPr>
-            <w:tcW w:type="dxa" w:w="2409"/>
+              <w:t xml:space="preserve">67 / 54 / 81</w:t>
+            </w:r>
+          </w:p>
+        </w:tc>
+        <w:tc>
+          <w:tcPr>
+            <w:tcW w:type="dxa" w:w="2891"/>
             <w:tcBorders>
               <w:top w:val="none" w:color="FFFFFF" w:sz="0"/>
               <w:left w:val="none" w:color="FFFFFF" w:sz="0"/>
@@ -23814,19 +22608,18 @@
             <w:r>
               <w:rPr>
                 <w:rFonts w:ascii="Times New Roman" w:cs="Times New Roman" w:eastAsia="Times New Roman" w:hAnsi="Times New Roman"/>
-                <w:b/>
-                <w:bCs/>
-                <w:sz w:val="16"/>
-                <w:szCs w:val="16"/>
-                <w:highlight w:val="yellow"/>
-              </w:rPr>
-              <w:t xml:space="preserve">[FILL]</w:t>
-            </w:r>
-          </w:p>
-        </w:tc>
-        <w:tc>
-          <w:tcPr>
-            <w:tcW w:type="dxa" w:w="1252"/>
+                <w:b w:val="false"/>
+                <w:bCs w:val="false"/>
+                <w:sz w:val="16"/>
+                <w:szCs w:val="16"/>
+              </w:rPr>
+              <w:t xml:space="preserve">0.02–0.15 km² throughout (no event)</w:t>
+            </w:r>
+          </w:p>
+        </w:tc>
+        <w:tc>
+          <w:tcPr>
+            <w:tcW w:type="dxa" w:w="3471"/>
             <w:tcBorders>
               <w:top w:val="none" w:color="FFFFFF" w:sz="0"/>
               <w:left w:val="none" w:color="FFFFFF" w:sz="0"/>
@@ -23847,78 +22640,12 @@
             <w:r>
               <w:rPr>
                 <w:rFonts w:ascii="Times New Roman" w:cs="Times New Roman" w:eastAsia="Times New Roman" w:hAnsi="Times New Roman"/>
-                <w:b/>
-                <w:bCs/>
-                <w:sz w:val="16"/>
-                <w:szCs w:val="16"/>
-                <w:highlight w:val="yellow"/>
-              </w:rPr>
-              <w:t xml:space="preserve">[FILL]</w:t>
-            </w:r>
-          </w:p>
-        </w:tc>
-        <w:tc>
-          <w:tcPr>
-            <w:tcW w:type="dxa" w:w="1252"/>
-            <w:tcBorders>
-              <w:top w:val="none" w:color="FFFFFF" w:sz="0"/>
-              <w:left w:val="none" w:color="FFFFFF" w:sz="0"/>
-              <w:bottom w:val="single" w:color="000000" w:sz="4"/>
-              <w:right w:val="none" w:color="FFFFFF" w:sz="0"/>
-            </w:tcBorders>
-            <w:tcMar>
-              <w:top w:type="dxa" w:w="40"/>
-              <w:left w:type="dxa" w:w="70"/>
-              <w:bottom w:type="dxa" w:w="40"/>
-              <w:right w:type="dxa" w:w="70"/>
-            </w:tcMar>
-          </w:tcPr>
-          <w:p>
-            <w:pPr>
-              <w:jc w:val="center"/>
-            </w:pPr>
-            <w:r>
-              <w:rPr>
-                <w:rFonts w:ascii="Times New Roman" w:cs="Times New Roman" w:eastAsia="Times New Roman" w:hAnsi="Times New Roman"/>
-                <w:b/>
-                <w:bCs/>
-                <w:sz w:val="16"/>
-                <w:szCs w:val="16"/>
-                <w:highlight w:val="yellow"/>
-              </w:rPr>
-              <w:t xml:space="preserve">[FILL]</w:t>
-            </w:r>
-          </w:p>
-        </w:tc>
-        <w:tc>
-          <w:tcPr>
-            <w:tcW w:type="dxa" w:w="2316"/>
-            <w:tcBorders>
-              <w:top w:val="none" w:color="FFFFFF" w:sz="0"/>
-              <w:left w:val="none" w:color="FFFFFF" w:sz="0"/>
-              <w:bottom w:val="single" w:color="000000" w:sz="4"/>
-              <w:right w:val="none" w:color="FFFFFF" w:sz="0"/>
-            </w:tcBorders>
-            <w:tcMar>
-              <w:top w:type="dxa" w:w="40"/>
-              <w:left w:type="dxa" w:w="70"/>
-              <w:bottom w:type="dxa" w:w="40"/>
-              <w:right w:type="dxa" w:w="70"/>
-            </w:tcMar>
-          </w:tcPr>
-          <w:p>
-            <w:pPr>
-              <w:jc w:val="center"/>
-            </w:pPr>
-            <w:r>
-              <w:rPr>
-                <w:rFonts w:ascii="Times New Roman" w:cs="Times New Roman" w:eastAsia="Times New Roman" w:hAnsi="Times New Roman"/>
-                <w:b w:val="false"/>
-                <w:bCs w:val="false"/>
-                <w:sz w:val="16"/>
-                <w:szCs w:val="16"/>
-              </w:rPr>
-              <w:t xml:space="preserve">No event</w:t>
+                <w:b w:val="false"/>
+                <w:bCs w:val="false"/>
+                <w:sz w:val="16"/>
+                <w:szCs w:val="16"/>
+              </w:rPr>
+              <w:t xml:space="preserve">—</w:t>
             </w:r>
           </w:p>
         </w:tc>
@@ -23929,130 +22656,6 @@
         <w:spacing w:after="160"/>
       </w:pPr>
     </w:p>
-    <w:tbl>
-      <w:tblPr>
-        <w:tblW w:type="dxa" w:w="9638"/>
-        <w:tblBorders>
-          <w:top w:val="single" w:color="auto" w:sz="4"/>
-          <w:left w:val="single" w:color="auto" w:sz="4"/>
-          <w:bottom w:val="single" w:color="auto" w:sz="4"/>
-          <w:right w:val="single" w:color="auto" w:sz="4"/>
-          <w:insideH w:val="single" w:color="auto" w:sz="4"/>
-          <w:insideV w:val="single" w:color="auto" w:sz="4"/>
-        </w:tblBorders>
-      </w:tblPr>
-      <w:tblGrid>
-        <w:gridCol w:w="9638"/>
-      </w:tblGrid>
-      <w:tr>
-        <w:tc>
-          <w:tcPr>
-            <w:tcW w:type="dxa" w:w="9638"/>
-            <w:tcBorders>
-              <w:top w:val="single" w:color="2A78D6" w:sz="6"/>
-              <w:left w:val="single" w:color="2A78D6" w:sz="24"/>
-              <w:bottom w:val="single" w:color="2A78D6" w:sz="6"/>
-              <w:right w:val="single" w:color="2A78D6" w:sz="6"/>
-            </w:tcBorders>
-            <w:shd w:fill="EAF2FB" w:color="auto" w:val="clear"/>
-            <w:tcMar>
-              <w:top w:type="dxa" w:w="100"/>
-              <w:left w:type="dxa" w:w="160"/>
-              <w:bottom w:type="dxa" w:w="100"/>
-              <w:right w:type="dxa" w:w="160"/>
-            </w:tcMar>
-          </w:tcPr>
-          <w:p>
-            <w:pPr>
-              <w:spacing w:after="60"/>
-            </w:pPr>
-            <w:r>
-              <w:rPr>
-                <w:rFonts w:ascii="Times New Roman" w:cs="Times New Roman" w:eastAsia="Times New Roman" w:hAnsi="Times New Roman"/>
-                <w:b/>
-                <w:bCs/>
-                <w:color w:val="1A4F8F"/>
-                <w:sz w:val="19"/>
-                <w:szCs w:val="19"/>
-              </w:rPr>
-              <w:t xml:space="preserve">Guide — delete this box before submitting</w:t>
-            </w:r>
-          </w:p>
-          <w:p>
-            <w:pPr>
-              <w:spacing w:after="50"/>
-              <w:jc w:val="left"/>
-            </w:pPr>
-            <w:r>
-              <w:rPr>
-                <w:rFonts w:ascii="Times New Roman" w:cs="Times New Roman" w:eastAsia="Times New Roman" w:hAnsi="Times New Roman"/>
-                <w:sz w:val="19"/>
-                <w:szCs w:val="19"/>
-              </w:rPr>
-              <w:t xml:space="preserve">Source: notebook </w:t>
-            </w:r>
-            <w:r>
-              <w:rPr>
-                <w:rFonts w:ascii="Times New Roman" w:cs="Times New Roman" w:eastAsia="Times New Roman" w:hAnsi="Times New Roman"/>
-                <w:b/>
-                <w:bCs/>
-                <w:sz w:val="19"/>
-                <w:szCs w:val="19"/>
-              </w:rPr>
-              <w:t xml:space="preserve">section 9</w:t>
-            </w:r>
-            <w:r>
-              <w:rPr>
-                <w:rFonts w:ascii="Times New Roman" w:cs="Times New Roman" w:eastAsia="Times New Roman" w:hAnsi="Times New Roman"/>
-                <w:sz w:val="19"/>
-                <w:szCs w:val="19"/>
-              </w:rPr>
-              <w:t xml:space="preserve">. The first cell prints dates per lake and source (optical clear / optical cloudy / radar only). Min/max area:</w:t>
-            </w:r>
-          </w:p>
-          <w:p>
-            <w:pPr>
-              <w:spacing w:after="40"/>
-            </w:pPr>
-            <w:r>
-              <w:rPr>
-                <w:rFonts w:ascii="Consolas" w:cs="Consolas" w:eastAsia="Consolas" w:hAnsi="Consolas"/>
-                <w:sz w:val="17"/>
-                <w:szCs w:val="17"/>
-              </w:rPr>
-              <w:t xml:space="preserve">ts.groupby("lake").area_smooth.agg(["min","max"]).round(3)</w:t>
-            </w:r>
-          </w:p>
-          <w:p>
-            <w:pPr>
-              <w:spacing w:after="50"/>
-              <w:jc w:val="left"/>
-            </w:pPr>
-            <w:r>
-              <w:rPr>
-                <w:rFonts w:ascii="Times New Roman" w:cs="Times New Roman" w:eastAsia="Times New Roman" w:hAnsi="Times New Roman"/>
-                <w:sz w:val="19"/>
-                <w:szCs w:val="19"/>
-              </w:rPr>
-              <w:t xml:space="preserve">For the event change, look at ts rows just before and after each event date, e.g.:</w:t>
-            </w:r>
-          </w:p>
-          <w:p>
-            <w:pPr>
-              <w:spacing w:after="40"/>
-            </w:pPr>
-            <w:r>
-              <w:rPr>
-                <w:rFonts w:ascii="Consolas" w:cs="Consolas" w:eastAsia="Consolas" w:hAnsi="Consolas"/>
-                <w:sz w:val="17"/>
-                <w:szCs w:val="17"/>
-              </w:rPr>
-              <w:t xml:space="preserve">ts[(ts.lake=="shishper") &amp; ts.date.between("2022-04-01","2022-06-01")][["date","source","area_km2"]]</w:t>
-            </w:r>
-          </w:p>
-        </w:tc>
-      </w:tr>
-    </w:tbl>
     <w:p>
       <w:pPr>
         <w:pStyle w:val="Heading2"/>
@@ -24094,7 +22697,7 @@
         <w:rPr>
           <w:rFonts w:ascii="Times New Roman" w:cs="Times New Roman" w:eastAsia="Times New Roman" w:hAnsi="Times New Roman"/>
         </w:rPr>
-        <w:t xml:space="preserve">Fig. 11</w:t>
+        <w:t xml:space="preserve">Fig. 10</w:t>
       </w:r>
       <w:r>
         <w:rPr>
@@ -24112,179 +22715,73 @@
         <w:rPr>
           <w:rFonts w:ascii="Times New Roman" w:cs="Times New Roman" w:eastAsia="Times New Roman" w:hAnsi="Times New Roman"/>
         </w:rPr>
-        <w:t xml:space="preserve"> reports the mean and maximum index over the 90 days before each event. Before the 2022 Shishper GLOF, the event site reached a mean index of </w:t>
+        <w:t xml:space="preserve"> reports the mean and maximum index over the 90 days before each event. The event site did </w:t>
       </w:r>
       <w:r>
         <w:rPr>
           <w:rFonts w:ascii="Times New Roman" w:cs="Times New Roman" w:eastAsia="Times New Roman" w:hAnsi="Times New Roman"/>
           <w:b/>
           <w:bCs/>
-          <w:highlight w:val="yellow"/>
-        </w:rPr>
-        <w:t xml:space="preserve">[FILL]</w:t>
-      </w:r>
-      <w:r>
-        <w:rPr>
-          <w:rFonts w:ascii="Times New Roman" w:cs="Times New Roman" w:eastAsia="Times New Roman" w:hAnsi="Times New Roman"/>
-        </w:rPr>
-        <w:t xml:space="preserve"> compared with </w:t>
-      </w:r>
-      <w:r>
-        <w:rPr>
-          <w:rFonts w:ascii="Times New Roman" w:cs="Times New Roman" w:eastAsia="Times New Roman" w:hAnsi="Times New Roman"/>
-          <w:b/>
-          <w:bCs/>
-          <w:highlight w:val="yellow"/>
-        </w:rPr>
-        <w:t xml:space="preserve">[FILL]</w:t>
-      </w:r>
-      <w:r>
-        <w:rPr>
-          <w:rFonts w:ascii="Times New Roman" w:cs="Times New Roman" w:eastAsia="Times New Roman" w:hAnsi="Times New Roman"/>
-        </w:rPr>
-        <w:t xml:space="preserve"> (Khurdopin) and </w:t>
-      </w:r>
-      <w:r>
-        <w:rPr>
-          <w:rFonts w:ascii="Times New Roman" w:cs="Times New Roman" w:eastAsia="Times New Roman" w:hAnsi="Times New Roman"/>
-          <w:b/>
-          <w:bCs/>
-          <w:highlight w:val="yellow"/>
-        </w:rPr>
-        <w:t xml:space="preserve">[FILL]</w:t>
-      </w:r>
-      <w:r>
-        <w:rPr>
-          <w:rFonts w:ascii="Times New Roman" w:cs="Times New Roman" w:eastAsia="Times New Roman" w:hAnsi="Times New Roman"/>
-        </w:rPr>
-        <w:t xml:space="preserve"> (Borith Lake). </w:t>
-      </w:r>
-      <w:r>
-        <w:rPr>
-          <w:rFonts w:ascii="Times New Roman" w:cs="Times New Roman" w:eastAsia="Times New Roman" w:hAnsi="Times New Roman"/>
-          <w:b/>
-          <w:bCs/>
-          <w:highlight w:val="yellow"/>
-        </w:rPr>
-        <w:t xml:space="preserve">[FILL: same sentence for Shishper 2020 and Khurdopin 2017.]</w:t>
-      </w:r>
-      <w:r>
-        <w:rPr>
-          <w:rFonts w:ascii="Times New Roman" w:cs="Times New Roman" w:eastAsia="Times New Roman" w:hAnsi="Times New Roman"/>
-        </w:rPr>
-        <w:t xml:space="preserve"> The event site had the highest pre-event mean index in </w:t>
-      </w:r>
-      <w:r>
-        <w:rPr>
-          <w:rFonts w:ascii="Times New Roman" w:cs="Times New Roman" w:eastAsia="Times New Roman" w:hAnsi="Times New Roman"/>
-          <w:b/>
-          <w:bCs/>
-          <w:highlight w:val="yellow"/>
-        </w:rPr>
-        <w:t xml:space="preserve">[FILL: n]</w:t>
-      </w:r>
-      <w:r>
-        <w:rPr>
-          <w:rFonts w:ascii="Times New Roman" w:cs="Times New Roman" w:eastAsia="Times New Roman" w:hAnsi="Times New Roman"/>
-        </w:rPr>
-        <w:t xml:space="preserve"> of 3 event windows.</w:t>
+        </w:rPr>
+        <w:t xml:space="preserve">not</w:t>
+      </w:r>
+      <w:r>
+        <w:rPr>
+          <w:rFonts w:ascii="Times New Roman" w:cs="Times New Roman" w:eastAsia="Times New Roman" w:hAnsi="Times New Roman"/>
+        </w:rPr>
+        <w:t xml:space="preserve"> have the highest mean index in any of the three windows: Borith Lake scored highest on average before the Shishper 2020 event (0.273 versus 0.146 for Shishper), before the Shishper 2022 GLOF (0.291 versus 0.171) and before the Khurdopin 2017 drainage (0.231 versus 0.092 for Khurdopin). The highest single value of any window, however, was reached by Shishper before the 2022 GLOF (0.737, about 22 days before the event, when the lake grew rapidly), and Shishper's index rose clearly above its baseline in the weeks before both of its events. Khurdopin's index stayed near its baseline (maximum 0.155) because only a small lake area was detected.</w:t>
       </w:r>
     </w:p>
-    <w:tbl>
-      <w:tblPr>
-        <w:tblW w:type="dxa" w:w="9638"/>
-        <w:tblBorders>
-          <w:top w:val="single" w:color="auto" w:sz="4"/>
-          <w:left w:val="single" w:color="auto" w:sz="4"/>
-          <w:bottom w:val="single" w:color="auto" w:sz="4"/>
-          <w:right w:val="single" w:color="auto" w:sz="4"/>
-          <w:insideH w:val="single" w:color="auto" w:sz="4"/>
-          <w:insideV w:val="single" w:color="auto" w:sz="4"/>
-        </w:tblBorders>
-      </w:tblPr>
-      <w:tblGrid>
-        <w:gridCol w:w="9638"/>
-      </w:tblGrid>
-      <w:tr>
-        <w:trPr>
-          <w:trHeight w:val="4032" w:hRule="atLeast"/>
-        </w:trPr>
-        <w:tc>
-          <w:tcPr>
-            <w:tcW w:type="dxa" w:w="9638"/>
-            <w:tcBorders>
-              <w:top w:val="dashed" w:color="8A8A8A" w:sz="8"/>
-              <w:left w:val="dashed" w:color="8A8A8A" w:sz="8"/>
-              <w:bottom w:val="dashed" w:color="8A8A8A" w:sz="8"/>
-              <w:right w:val="dashed" w:color="8A8A8A" w:sz="8"/>
-            </w:tcBorders>
-            <w:shd w:fill="F4F4F2" w:color="auto" w:val="clear"/>
-            <w:tcMar>
-              <w:top w:type="dxa" w:w="120"/>
-              <w:left w:type="dxa" w:w="200"/>
-              <w:bottom w:type="dxa" w:w="120"/>
-              <w:right w:type="dxa" w:w="200"/>
-            </w:tcMar>
-            <w:vAlign w:val="center"/>
-          </w:tcPr>
-          <w:p>
-            <w:pPr>
-              <w:spacing w:after="80"/>
-              <w:jc w:val="center"/>
-            </w:pPr>
-            <w:r>
-              <w:rPr>
-                <w:rFonts w:ascii="Times New Roman" w:cs="Times New Roman" w:eastAsia="Times New Roman" w:hAnsi="Times New Roman"/>
-                <w:b/>
-                <w:bCs/>
-                <w:sz w:val="22"/>
-                <w:szCs w:val="22"/>
-                <w:highlight w:val="yellow"/>
-              </w:rPr>
-              <w:t xml:space="preserve">[INSERT FIGURE 11 HERE]</w:t>
-            </w:r>
-          </w:p>
-          <w:p>
-            <w:pPr>
-              <w:spacing w:after="40"/>
-              <w:jc w:val="center"/>
-            </w:pPr>
-            <w:r>
-              <w:rPr>
-                <w:rFonts w:ascii="Times New Roman" w:cs="Times New Roman" w:eastAsia="Times New Roman" w:hAnsi="Times New Roman"/>
-                <w:color w:val="52514E"/>
-                <w:sz w:val="18"/>
-                <w:szCs w:val="18"/>
-              </w:rPr>
-              <w:t xml:space="preserve">Source: notebook </w:t>
-            </w:r>
-            <w:r>
-              <w:rPr>
-                <w:rFonts w:ascii="Times New Roman" w:cs="Times New Roman" w:eastAsia="Times New Roman" w:hAnsi="Times New Roman"/>
-                <w:b/>
-                <w:bCs/>
-                <w:color w:val="52514E"/>
-                <w:sz w:val="18"/>
-                <w:szCs w:val="18"/>
-              </w:rPr>
-              <w:t xml:space="preserve">section 10</w:t>
-            </w:r>
-            <w:r>
-              <w:rPr>
-                <w:rFonts w:ascii="Times New Roman" w:cs="Times New Roman" w:eastAsia="Times New Roman" w:hAnsi="Times New Roman"/>
-                <w:color w:val="52514E"/>
-                <w:sz w:val="18"/>
-                <w:szCs w:val="18"/>
-              </w:rPr>
-              <w:t xml:space="preserve">, the 3-panel event-window plot. Save the image and insert it here.</w:t>
-            </w:r>
-          </w:p>
-        </w:tc>
-      </w:tr>
-    </w:tbl>
     <w:p>
       <w:pPr>
-        <w:spacing w:after="180" w:before="60"/>
+        <w:keepNext/>
+        <w:spacing w:after="60" w:before="120"/>
+        <w:jc w:val="center"/>
+      </w:pPr>
+      <w:r>
+        <w:drawing>
+          <wp:inline distT="0" distB="0" distL="0" distR="0">
+            <wp:extent cx="6035040" cy="1315632"/>
+            <wp:effectExtent t="0" r="0" b="0" l="0"/>
+            <wp:docPr id="19" name="hz" descr="Hazard index of the three sites in the 90 days before and 45 days after each documented event (3-point rolling mean)." title="Hazard index of the three sites in the 90 days before and 45"/>
+            <wp:cNvGraphicFramePr>
+              <a:graphicFrameLocks xmlns:a="http://schemas.openxmlformats.org/drawingml/2006/main" noChangeAspect="1"/>
+            </wp:cNvGraphicFramePr>
+            <a:graphic xmlns:a="http://schemas.openxmlformats.org/drawingml/2006/main">
+              <a:graphicData uri="http://schemas.openxmlformats.org/drawingml/2006/picture">
+                <pic:pic xmlns:pic="http://schemas.openxmlformats.org/drawingml/2006/picture">
+                  <pic:nvPicPr>
+                    <pic:cNvPr id="0" name="" descr=""/>
+                    <pic:cNvPicPr>
+                      <a:picLocks noChangeAspect="1" noChangeArrowheads="1"/>
+                    </pic:cNvPicPr>
+                  </pic:nvPicPr>
+                  <pic:blipFill>
+                    <a:blip r:embed="rId17" cstate="none"/>
+                    <a:srcRect/>
+                    <a:stretch>
+                      <a:fillRect/>
+                    </a:stretch>
+                  </pic:blipFill>
+                  <pic:spPr bwMode="auto">
+                    <a:xfrm>
+                      <a:off x="0" y="0"/>
+                      <a:ext cx="6035040" cy="1315632"/>
+                    </a:xfrm>
+                    <a:prstGeom prst="rect">
+                      <a:avLst/>
+                    </a:prstGeom>
+                  </pic:spPr>
+                </pic:pic>
+              </a:graphicData>
+            </a:graphic>
+          </wp:inline>
+        </w:drawing>
+      </w:r>
+    </w:p>
+    <w:p>
+      <w:pPr>
+        <w:spacing w:after="180"/>
         <w:jc w:val="both"/>
       </w:pPr>
       <w:r>
@@ -24293,7 +22790,7 @@
           <w:sz w:val="18"/>
           <w:szCs w:val="18"/>
         </w:rPr>
-        <w:t xml:space="preserve">Fig. 11. </w:t>
+        <w:t xml:space="preserve">Fig. 10. </w:t>
       </w:r>
       <w:r>
         <w:rPr>
@@ -24617,13 +23114,12 @@
             <w:r>
               <w:rPr>
                 <w:rFonts w:ascii="Times New Roman" w:cs="Times New Roman" w:eastAsia="Times New Roman" w:hAnsi="Times New Roman"/>
-                <w:b/>
-                <w:bCs/>
-                <w:sz w:val="16"/>
-                <w:szCs w:val="16"/>
-                <w:highlight w:val="yellow"/>
-              </w:rPr>
-              <w:t xml:space="preserve">[FILL]</w:t>
+                <w:b w:val="false"/>
+                <w:bCs w:val="false"/>
+                <w:sz w:val="16"/>
+                <w:szCs w:val="16"/>
+              </w:rPr>
+              <w:t xml:space="preserve">0.092</w:t>
             </w:r>
           </w:p>
         </w:tc>
@@ -24650,13 +23146,12 @@
             <w:r>
               <w:rPr>
                 <w:rFonts w:ascii="Times New Roman" w:cs="Times New Roman" w:eastAsia="Times New Roman" w:hAnsi="Times New Roman"/>
-                <w:b/>
-                <w:bCs/>
-                <w:sz w:val="16"/>
-                <w:szCs w:val="16"/>
-                <w:highlight w:val="yellow"/>
-              </w:rPr>
-              <w:t xml:space="preserve">[FILL]</w:t>
+                <w:b w:val="false"/>
+                <w:bCs w:val="false"/>
+                <w:sz w:val="16"/>
+                <w:szCs w:val="16"/>
+              </w:rPr>
+              <w:t xml:space="preserve">0.155</w:t>
             </w:r>
           </w:p>
         </w:tc>
@@ -24683,13 +23178,12 @@
             <w:r>
               <w:rPr>
                 <w:rFonts w:ascii="Times New Roman" w:cs="Times New Roman" w:eastAsia="Times New Roman" w:hAnsi="Times New Roman"/>
-                <w:b/>
-                <w:bCs/>
-                <w:sz w:val="16"/>
-                <w:szCs w:val="16"/>
-                <w:highlight w:val="yellow"/>
-              </w:rPr>
-              <w:t xml:space="preserve">[FILL]</w:t>
+                <w:b w:val="false"/>
+                <w:bCs w:val="false"/>
+                <w:sz w:val="16"/>
+                <w:szCs w:val="16"/>
+              </w:rPr>
+              <w:t xml:space="preserve">21</w:t>
             </w:r>
           </w:p>
         </w:tc>
@@ -24776,13 +23270,12 @@
             <w:r>
               <w:rPr>
                 <w:rFonts w:ascii="Times New Roman" w:cs="Times New Roman" w:eastAsia="Times New Roman" w:hAnsi="Times New Roman"/>
-                <w:b/>
-                <w:bCs/>
-                <w:sz w:val="16"/>
-                <w:szCs w:val="16"/>
-                <w:highlight w:val="yellow"/>
-              </w:rPr>
-              <w:t xml:space="preserve">[FILL]</w:t>
+                <w:b w:val="false"/>
+                <w:bCs w:val="false"/>
+                <w:sz w:val="16"/>
+                <w:szCs w:val="16"/>
+              </w:rPr>
+              <w:t xml:space="preserve">0.079</w:t>
             </w:r>
           </w:p>
         </w:tc>
@@ -24809,13 +23302,12 @@
             <w:r>
               <w:rPr>
                 <w:rFonts w:ascii="Times New Roman" w:cs="Times New Roman" w:eastAsia="Times New Roman" w:hAnsi="Times New Roman"/>
-                <w:b/>
-                <w:bCs/>
-                <w:sz w:val="16"/>
-                <w:szCs w:val="16"/>
-                <w:highlight w:val="yellow"/>
-              </w:rPr>
-              <w:t xml:space="preserve">[FILL]</w:t>
+                <w:b w:val="false"/>
+                <w:bCs w:val="false"/>
+                <w:sz w:val="16"/>
+                <w:szCs w:val="16"/>
+              </w:rPr>
+              <w:t xml:space="preserve">0.079</w:t>
             </w:r>
           </w:p>
         </w:tc>
@@ -24842,13 +23334,12 @@
             <w:r>
               <w:rPr>
                 <w:rFonts w:ascii="Times New Roman" w:cs="Times New Roman" w:eastAsia="Times New Roman" w:hAnsi="Times New Roman"/>
-                <w:b/>
-                <w:bCs/>
-                <w:sz w:val="16"/>
-                <w:szCs w:val="16"/>
-                <w:highlight w:val="yellow"/>
-              </w:rPr>
-              <w:t xml:space="preserve">[FILL]</w:t>
+                <w:b w:val="false"/>
+                <w:bCs w:val="false"/>
+                <w:sz w:val="16"/>
+                <w:szCs w:val="16"/>
+              </w:rPr>
+              <w:t xml:space="preserve">19</w:t>
             </w:r>
           </w:p>
         </w:tc>
@@ -24939,9 +23430,8 @@
                 <w:bCs/>
                 <w:sz w:val="16"/>
                 <w:szCs w:val="16"/>
-                <w:highlight w:val="yellow"/>
-              </w:rPr>
-              <w:t xml:space="preserve">[FILL]</w:t>
+              </w:rPr>
+              <w:t xml:space="preserve">0.231</w:t>
             </w:r>
           </w:p>
         </w:tc>
@@ -24972,9 +23462,8 @@
                 <w:bCs/>
                 <w:sz w:val="16"/>
                 <w:szCs w:val="16"/>
-                <w:highlight w:val="yellow"/>
-              </w:rPr>
-              <w:t xml:space="preserve">[FILL]</w:t>
+              </w:rPr>
+              <w:t xml:space="preserve">0.339</w:t>
             </w:r>
           </w:p>
         </w:tc>
@@ -25001,13 +23490,12 @@
             <w:r>
               <w:rPr>
                 <w:rFonts w:ascii="Times New Roman" w:cs="Times New Roman" w:eastAsia="Times New Roman" w:hAnsi="Times New Roman"/>
-                <w:b/>
-                <w:bCs/>
-                <w:sz w:val="16"/>
-                <w:szCs w:val="16"/>
-                <w:highlight w:val="yellow"/>
-              </w:rPr>
-              <w:t xml:space="preserve">[FILL]</w:t>
+                <w:b w:val="false"/>
+                <w:bCs w:val="false"/>
+                <w:sz w:val="16"/>
+                <w:szCs w:val="16"/>
+              </w:rPr>
+              <w:t xml:space="preserve">17</w:t>
             </w:r>
           </w:p>
         </w:tc>
@@ -25104,13 +23592,12 @@
             <w:r>
               <w:rPr>
                 <w:rFonts w:ascii="Times New Roman" w:cs="Times New Roman" w:eastAsia="Times New Roman" w:hAnsi="Times New Roman"/>
-                <w:b/>
-                <w:bCs/>
-                <w:sz w:val="16"/>
-                <w:szCs w:val="16"/>
-                <w:highlight w:val="yellow"/>
-              </w:rPr>
-              <w:t xml:space="preserve">[FILL]</w:t>
+                <w:b w:val="false"/>
+                <w:bCs w:val="false"/>
+                <w:sz w:val="16"/>
+                <w:szCs w:val="16"/>
+              </w:rPr>
+              <w:t xml:space="preserve">0.146</w:t>
             </w:r>
           </w:p>
         </w:tc>
@@ -25137,13 +23624,12 @@
             <w:r>
               <w:rPr>
                 <w:rFonts w:ascii="Times New Roman" w:cs="Times New Roman" w:eastAsia="Times New Roman" w:hAnsi="Times New Roman"/>
-                <w:b/>
-                <w:bCs/>
-                <w:sz w:val="16"/>
-                <w:szCs w:val="16"/>
-                <w:highlight w:val="yellow"/>
-              </w:rPr>
-              <w:t xml:space="preserve">[FILL]</w:t>
+                <w:b w:val="false"/>
+                <w:bCs w:val="false"/>
+                <w:sz w:val="16"/>
+                <w:szCs w:val="16"/>
+              </w:rPr>
+              <w:t xml:space="preserve">0.418</w:t>
             </w:r>
           </w:p>
         </w:tc>
@@ -25170,13 +23656,12 @@
             <w:r>
               <w:rPr>
                 <w:rFonts w:ascii="Times New Roman" w:cs="Times New Roman" w:eastAsia="Times New Roman" w:hAnsi="Times New Roman"/>
-                <w:b/>
-                <w:bCs/>
-                <w:sz w:val="16"/>
-                <w:szCs w:val="16"/>
-                <w:highlight w:val="yellow"/>
-              </w:rPr>
-              <w:t xml:space="preserve">[FILL]</w:t>
+                <w:b w:val="false"/>
+                <w:bCs w:val="false"/>
+                <w:sz w:val="16"/>
+                <w:szCs w:val="16"/>
+              </w:rPr>
+              <w:t xml:space="preserve">29</w:t>
             </w:r>
           </w:p>
         </w:tc>
@@ -25263,13 +23748,12 @@
             <w:r>
               <w:rPr>
                 <w:rFonts w:ascii="Times New Roman" w:cs="Times New Roman" w:eastAsia="Times New Roman" w:hAnsi="Times New Roman"/>
-                <w:b/>
-                <w:bCs/>
-                <w:sz w:val="16"/>
-                <w:szCs w:val="16"/>
-                <w:highlight w:val="yellow"/>
-              </w:rPr>
-              <w:t xml:space="preserve">[FILL]</w:t>
+                <w:b w:val="false"/>
+                <w:bCs w:val="false"/>
+                <w:sz w:val="16"/>
+                <w:szCs w:val="16"/>
+              </w:rPr>
+              <w:t xml:space="preserve">0.079</w:t>
             </w:r>
           </w:p>
         </w:tc>
@@ -25296,13 +23780,12 @@
             <w:r>
               <w:rPr>
                 <w:rFonts w:ascii="Times New Roman" w:cs="Times New Roman" w:eastAsia="Times New Roman" w:hAnsi="Times New Roman"/>
-                <w:b/>
-                <w:bCs/>
-                <w:sz w:val="16"/>
-                <w:szCs w:val="16"/>
-                <w:highlight w:val="yellow"/>
-              </w:rPr>
-              <w:t xml:space="preserve">[FILL]</w:t>
+                <w:b w:val="false"/>
+                <w:bCs w:val="false"/>
+                <w:sz w:val="16"/>
+                <w:szCs w:val="16"/>
+              </w:rPr>
+              <w:t xml:space="preserve">0.079</w:t>
             </w:r>
           </w:p>
         </w:tc>
@@ -25329,13 +23812,12 @@
             <w:r>
               <w:rPr>
                 <w:rFonts w:ascii="Times New Roman" w:cs="Times New Roman" w:eastAsia="Times New Roman" w:hAnsi="Times New Roman"/>
-                <w:b/>
-                <w:bCs/>
-                <w:sz w:val="16"/>
-                <w:szCs w:val="16"/>
-                <w:highlight w:val="yellow"/>
-              </w:rPr>
-              <w:t xml:space="preserve">[FILL]</w:t>
+                <w:b w:val="false"/>
+                <w:bCs w:val="false"/>
+                <w:sz w:val="16"/>
+                <w:szCs w:val="16"/>
+              </w:rPr>
+              <w:t xml:space="preserve">43</w:t>
             </w:r>
           </w:p>
         </w:tc>
@@ -25426,9 +23908,8 @@
                 <w:bCs/>
                 <w:sz w:val="16"/>
                 <w:szCs w:val="16"/>
-                <w:highlight w:val="yellow"/>
-              </w:rPr>
-              <w:t xml:space="preserve">[FILL]</w:t>
+              </w:rPr>
+              <w:t xml:space="preserve">0.273</w:t>
             </w:r>
           </w:p>
         </w:tc>
@@ -25459,9 +23940,8 @@
                 <w:bCs/>
                 <w:sz w:val="16"/>
                 <w:szCs w:val="16"/>
-                <w:highlight w:val="yellow"/>
-              </w:rPr>
-              <w:t xml:space="preserve">[FILL]</w:t>
+              </w:rPr>
+              <w:t xml:space="preserve">0.664</w:t>
             </w:r>
           </w:p>
         </w:tc>
@@ -25488,13 +23968,12 @@
             <w:r>
               <w:rPr>
                 <w:rFonts w:ascii="Times New Roman" w:cs="Times New Roman" w:eastAsia="Times New Roman" w:hAnsi="Times New Roman"/>
-                <w:b/>
-                <w:bCs/>
-                <w:sz w:val="16"/>
-                <w:szCs w:val="16"/>
-                <w:highlight w:val="yellow"/>
-              </w:rPr>
-              <w:t xml:space="preserve">[FILL]</w:t>
+                <w:b w:val="false"/>
+                <w:bCs w:val="false"/>
+                <w:sz w:val="16"/>
+                <w:szCs w:val="16"/>
+              </w:rPr>
+              <w:t xml:space="preserve">29</w:t>
             </w:r>
           </w:p>
         </w:tc>
@@ -25591,19 +24070,50 @@
             <w:r>
               <w:rPr>
                 <w:rFonts w:ascii="Times New Roman" w:cs="Times New Roman" w:eastAsia="Times New Roman" w:hAnsi="Times New Roman"/>
+                <w:b w:val="false"/>
+                <w:bCs w:val="false"/>
+                <w:sz w:val="16"/>
+                <w:szCs w:val="16"/>
+              </w:rPr>
+              <w:t xml:space="preserve">0.171</w:t>
+            </w:r>
+          </w:p>
+        </w:tc>
+        <w:tc>
+          <w:tcPr>
+            <w:tcW w:type="dxa" w:w="1542"/>
+            <w:tcBorders>
+              <w:top w:val="none" w:color="FFFFFF" w:sz="0"/>
+              <w:left w:val="none" w:color="FFFFFF" w:sz="0"/>
+              <w:bottom w:val="none" w:color="FFFFFF" w:sz="0"/>
+              <w:right w:val="none" w:color="FFFFFF" w:sz="0"/>
+            </w:tcBorders>
+            <w:tcMar>
+              <w:top w:type="dxa" w:w="40"/>
+              <w:left w:type="dxa" w:w="70"/>
+              <w:bottom w:type="dxa" w:w="40"/>
+              <w:right w:type="dxa" w:w="70"/>
+            </w:tcMar>
+          </w:tcPr>
+          <w:p>
+            <w:pPr>
+              <w:jc w:val="center"/>
+            </w:pPr>
+            <w:r>
+              <w:rPr>
+                <w:rFonts w:ascii="Times New Roman" w:cs="Times New Roman" w:eastAsia="Times New Roman" w:hAnsi="Times New Roman"/>
                 <w:b/>
                 <w:bCs/>
                 <w:sz w:val="16"/>
                 <w:szCs w:val="16"/>
-                <w:highlight w:val="yellow"/>
-              </w:rPr>
-              <w:t xml:space="preserve">[FILL]</w:t>
-            </w:r>
-          </w:p>
-        </w:tc>
-        <w:tc>
-          <w:tcPr>
-            <w:tcW w:type="dxa" w:w="1542"/>
+              </w:rPr>
+              <w:t xml:space="preserve">0.737</w:t>
+            </w:r>
+          </w:p>
+        </w:tc>
+        <w:tc>
+          <w:tcPr>
+            <w:tcW w:type="dxa" w:w="1544"/>
             <w:tcBorders>
               <w:top w:val="none" w:color="FFFFFF" w:sz="0"/>
               <w:left w:val="none" w:color="FFFFFF" w:sz="0"/>
@@ -25624,46 +24134,12 @@
             <w:r>
               <w:rPr>
                 <w:rFonts w:ascii="Times New Roman" w:cs="Times New Roman" w:eastAsia="Times New Roman" w:hAnsi="Times New Roman"/>
-                <w:b/>
-                <w:bCs/>
-                <w:sz w:val="16"/>
-                <w:szCs w:val="16"/>
-                <w:highlight w:val="yellow"/>
-              </w:rPr>
-              <w:t xml:space="preserve">[FILL]</w:t>
-            </w:r>
-          </w:p>
-        </w:tc>
-        <w:tc>
-          <w:tcPr>
-            <w:tcW w:type="dxa" w:w="1544"/>
-            <w:tcBorders>
-              <w:top w:val="none" w:color="FFFFFF" w:sz="0"/>
-              <w:left w:val="none" w:color="FFFFFF" w:sz="0"/>
-              <w:bottom w:val="none" w:color="FFFFFF" w:sz="0"/>
-              <w:right w:val="none" w:color="FFFFFF" w:sz="0"/>
-            </w:tcBorders>
-            <w:tcMar>
-              <w:top w:type="dxa" w:w="40"/>
-              <w:left w:type="dxa" w:w="70"/>
-              <w:bottom w:type="dxa" w:w="40"/>
-              <w:right w:type="dxa" w:w="70"/>
-            </w:tcMar>
-          </w:tcPr>
-          <w:p>
-            <w:pPr>
-              <w:jc w:val="center"/>
-            </w:pPr>
-            <w:r>
-              <w:rPr>
-                <w:rFonts w:ascii="Times New Roman" w:cs="Times New Roman" w:eastAsia="Times New Roman" w:hAnsi="Times New Roman"/>
-                <w:b/>
-                <w:bCs/>
-                <w:sz w:val="16"/>
-                <w:szCs w:val="16"/>
-                <w:highlight w:val="yellow"/>
-              </w:rPr>
-              <w:t xml:space="preserve">[FILL]</w:t>
+                <w:b w:val="false"/>
+                <w:bCs w:val="false"/>
+                <w:sz w:val="16"/>
+                <w:szCs w:val="16"/>
+              </w:rPr>
+              <w:t xml:space="preserve">31</w:t>
             </w:r>
           </w:p>
         </w:tc>
@@ -25750,13 +24226,12 @@
             <w:r>
               <w:rPr>
                 <w:rFonts w:ascii="Times New Roman" w:cs="Times New Roman" w:eastAsia="Times New Roman" w:hAnsi="Times New Roman"/>
-                <w:b/>
-                <w:bCs/>
-                <w:sz w:val="16"/>
-                <w:szCs w:val="16"/>
-                <w:highlight w:val="yellow"/>
-              </w:rPr>
-              <w:t xml:space="preserve">[FILL]</w:t>
+                <w:b w:val="false"/>
+                <w:bCs w:val="false"/>
+                <w:sz w:val="16"/>
+                <w:szCs w:val="16"/>
+              </w:rPr>
+              <w:t xml:space="preserve">0.079</w:t>
             </w:r>
           </w:p>
         </w:tc>
@@ -25783,13 +24258,12 @@
             <w:r>
               <w:rPr>
                 <w:rFonts w:ascii="Times New Roman" w:cs="Times New Roman" w:eastAsia="Times New Roman" w:hAnsi="Times New Roman"/>
-                <w:b/>
-                <w:bCs/>
-                <w:sz w:val="16"/>
-                <w:szCs w:val="16"/>
-                <w:highlight w:val="yellow"/>
-              </w:rPr>
-              <w:t xml:space="preserve">[FILL]</w:t>
+                <w:b w:val="false"/>
+                <w:bCs w:val="false"/>
+                <w:sz w:val="16"/>
+                <w:szCs w:val="16"/>
+              </w:rPr>
+              <w:t xml:space="preserve">0.079</w:t>
             </w:r>
           </w:p>
         </w:tc>
@@ -25816,13 +24290,12 @@
             <w:r>
               <w:rPr>
                 <w:rFonts w:ascii="Times New Roman" w:cs="Times New Roman" w:eastAsia="Times New Roman" w:hAnsi="Times New Roman"/>
-                <w:b/>
-                <w:bCs/>
-                <w:sz w:val="16"/>
-                <w:szCs w:val="16"/>
-                <w:highlight w:val="yellow"/>
-              </w:rPr>
-              <w:t xml:space="preserve">[FILL]</w:t>
+                <w:b w:val="false"/>
+                <w:bCs w:val="false"/>
+                <w:sz w:val="16"/>
+                <w:szCs w:val="16"/>
+              </w:rPr>
+              <w:t xml:space="preserve">40</w:t>
             </w:r>
           </w:p>
         </w:tc>
@@ -25913,9 +24386,8 @@
                 <w:bCs/>
                 <w:sz w:val="16"/>
                 <w:szCs w:val="16"/>
-                <w:highlight w:val="yellow"/>
-              </w:rPr>
-              <w:t xml:space="preserve">[FILL]</w:t>
+              </w:rPr>
+              <w:t xml:space="preserve">0.291</w:t>
             </w:r>
           </w:p>
         </w:tc>
@@ -25942,13 +24414,12 @@
             <w:r>
               <w:rPr>
                 <w:rFonts w:ascii="Times New Roman" w:cs="Times New Roman" w:eastAsia="Times New Roman" w:hAnsi="Times New Roman"/>
-                <w:b/>
-                <w:bCs/>
-                <w:sz w:val="16"/>
-                <w:szCs w:val="16"/>
-                <w:highlight w:val="yellow"/>
-              </w:rPr>
-              <w:t xml:space="preserve">[FILL]</w:t>
+                <w:b w:val="false"/>
+                <w:bCs w:val="false"/>
+                <w:sz w:val="16"/>
+                <w:szCs w:val="16"/>
+              </w:rPr>
+              <w:t xml:space="preserve">0.626</w:t>
             </w:r>
           </w:p>
         </w:tc>
@@ -25975,13 +24446,12 @@
             <w:r>
               <w:rPr>
                 <w:rFonts w:ascii="Times New Roman" w:cs="Times New Roman" w:eastAsia="Times New Roman" w:hAnsi="Times New Roman"/>
-                <w:b/>
-                <w:bCs/>
-                <w:sz w:val="16"/>
-                <w:szCs w:val="16"/>
-                <w:highlight w:val="yellow"/>
-              </w:rPr>
-              <w:t xml:space="preserve">[FILL]</w:t>
+                <w:b w:val="false"/>
+                <w:bCs w:val="false"/>
+                <w:sz w:val="16"/>
+                <w:szCs w:val="16"/>
+              </w:rPr>
+              <w:t xml:space="preserve">23</w:t>
             </w:r>
           </w:p>
         </w:tc>
@@ -25989,147 +24459,19 @@
     </w:tbl>
     <w:p>
       <w:pPr>
-        <w:spacing w:after="160"/>
+        <w:spacing w:after="160" w:before="40"/>
       </w:pPr>
+      <w:r>
+        <w:rPr>
+          <w:rFonts w:ascii="Times New Roman" w:cs="Times New Roman" w:eastAsia="Times New Roman" w:hAnsi="Times New Roman"/>
+          <w:i w:val="false"/>
+          <w:iCs w:val="false"/>
+          <w:sz w:val="16"/>
+          <w:szCs w:val="16"/>
+        </w:rPr>
+        <w:t xml:space="preserve">Highest value per event window in bold.</w:t>
+      </w:r>
     </w:p>
-    <w:tbl>
-      <w:tblPr>
-        <w:tblW w:type="dxa" w:w="9638"/>
-        <w:tblBorders>
-          <w:top w:val="single" w:color="auto" w:sz="4"/>
-          <w:left w:val="single" w:color="auto" w:sz="4"/>
-          <w:bottom w:val="single" w:color="auto" w:sz="4"/>
-          <w:right w:val="single" w:color="auto" w:sz="4"/>
-          <w:insideH w:val="single" w:color="auto" w:sz="4"/>
-          <w:insideV w:val="single" w:color="auto" w:sz="4"/>
-        </w:tblBorders>
-      </w:tblPr>
-      <w:tblGrid>
-        <w:gridCol w:w="9638"/>
-      </w:tblGrid>
-      <w:tr>
-        <w:tc>
-          <w:tcPr>
-            <w:tcW w:type="dxa" w:w="9638"/>
-            <w:tcBorders>
-              <w:top w:val="single" w:color="2A78D6" w:sz="6"/>
-              <w:left w:val="single" w:color="2A78D6" w:sz="24"/>
-              <w:bottom w:val="single" w:color="2A78D6" w:sz="6"/>
-              <w:right w:val="single" w:color="2A78D6" w:sz="6"/>
-            </w:tcBorders>
-            <w:shd w:fill="EAF2FB" w:color="auto" w:val="clear"/>
-            <w:tcMar>
-              <w:top w:type="dxa" w:w="100"/>
-              <w:left w:type="dxa" w:w="160"/>
-              <w:bottom w:type="dxa" w:w="100"/>
-              <w:right w:type="dxa" w:w="160"/>
-            </w:tcMar>
-          </w:tcPr>
-          <w:p>
-            <w:pPr>
-              <w:spacing w:after="60"/>
-            </w:pPr>
-            <w:r>
-              <w:rPr>
-                <w:rFonts w:ascii="Times New Roman" w:cs="Times New Roman" w:eastAsia="Times New Roman" w:hAnsi="Times New Roman"/>
-                <w:b/>
-                <w:bCs/>
-                <w:color w:val="1A4F8F"/>
-                <w:sz w:val="19"/>
-                <w:szCs w:val="19"/>
-              </w:rPr>
-              <w:t xml:space="preserve">Guide — delete this box before submitting</w:t>
-            </w:r>
-          </w:p>
-          <w:p>
-            <w:pPr>
-              <w:spacing w:after="50"/>
-              <w:jc w:val="left"/>
-            </w:pPr>
-            <w:r>
-              <w:rPr>
-                <w:rFonts w:ascii="Times New Roman" w:cs="Times New Roman" w:eastAsia="Times New Roman" w:hAnsi="Times New Roman"/>
-                <w:sz w:val="19"/>
-                <w:szCs w:val="19"/>
-              </w:rPr>
-              <w:t xml:space="preserve">Source: notebook </w:t>
-            </w:r>
-            <w:r>
-              <w:rPr>
-                <w:rFonts w:ascii="Times New Roman" w:cs="Times New Roman" w:eastAsia="Times New Roman" w:hAnsi="Times New Roman"/>
-                <w:b/>
-                <w:bCs/>
-                <w:sz w:val="19"/>
-                <w:szCs w:val="19"/>
-              </w:rPr>
-              <w:t xml:space="preserve">section 10</w:t>
-            </w:r>
-            <w:r>
-              <w:rPr>
-                <w:rFonts w:ascii="Times New Roman" w:cs="Times New Roman" w:eastAsia="Times New Roman" w:hAnsi="Times New Roman"/>
-                <w:sz w:val="19"/>
-                <w:szCs w:val="19"/>
-              </w:rPr>
-              <w:t xml:space="preserve">, the table printed below the plot (columns </w:t>
-            </w:r>
-            <w:r>
-              <w:rPr>
-                <w:rFonts w:ascii="Times New Roman" w:cs="Times New Roman" w:eastAsia="Times New Roman" w:hAnsi="Times New Roman"/>
-                <w:i/>
-                <w:iCs/>
-                <w:sz w:val="19"/>
-                <w:szCs w:val="19"/>
-              </w:rPr>
-              <w:t xml:space="preserve">mean_score_before</w:t>
-            </w:r>
-            <w:r>
-              <w:rPr>
-                <w:rFonts w:ascii="Times New Roman" w:cs="Times New Roman" w:eastAsia="Times New Roman" w:hAnsi="Times New Roman"/>
-                <w:sz w:val="19"/>
-                <w:szCs w:val="19"/>
-              </w:rPr>
-              <w:t xml:space="preserve">, </w:t>
-            </w:r>
-            <w:r>
-              <w:rPr>
-                <w:rFonts w:ascii="Times New Roman" w:cs="Times New Roman" w:eastAsia="Times New Roman" w:hAnsi="Times New Roman"/>
-                <w:i/>
-                <w:iCs/>
-                <w:sz w:val="19"/>
-                <w:szCs w:val="19"/>
-              </w:rPr>
-              <w:t xml:space="preserve">max_score_before</w:t>
-            </w:r>
-            <w:r>
-              <w:rPr>
-                <w:rFonts w:ascii="Times New Roman" w:cs="Times New Roman" w:eastAsia="Times New Roman" w:hAnsi="Times New Roman"/>
-                <w:sz w:val="19"/>
-                <w:szCs w:val="19"/>
-              </w:rPr>
-              <w:t xml:space="preserve">, </w:t>
-            </w:r>
-            <w:r>
-              <w:rPr>
-                <w:rFonts w:ascii="Times New Roman" w:cs="Times New Roman" w:eastAsia="Times New Roman" w:hAnsi="Times New Roman"/>
-                <w:i/>
-                <w:iCs/>
-                <w:sz w:val="19"/>
-                <w:szCs w:val="19"/>
-              </w:rPr>
-              <w:t xml:space="preserve">n_dates_before</w:t>
-            </w:r>
-            <w:r>
-              <w:rPr>
-                <w:rFonts w:ascii="Times New Roman" w:cs="Times New Roman" w:eastAsia="Times New Roman" w:hAnsi="Times New Roman"/>
-                <w:sz w:val="19"/>
-                <w:szCs w:val="19"/>
-              </w:rPr>
-              <w:t xml:space="preserve">). Copy values with 3 decimals; bold the highest mean per event window.</w:t>
-            </w:r>
-          </w:p>
-        </w:tc>
-      </w:tr>
-    </w:tbl>
     <w:p>
       <w:pPr>
         <w:pStyle w:val="Heading2"/>
@@ -26163,37 +24505,7 @@
         <w:rPr>
           <w:rFonts w:ascii="Times New Roman" w:cs="Times New Roman" w:eastAsia="Times New Roman" w:hAnsi="Times New Roman"/>
         </w:rPr>
-        <w:t xml:space="preserve"> lists model size and run times. Both models have practically the same size (the fusion model adds only the weights of four extra input channels in the first convolution), so the fusion model's </w:t>
-      </w:r>
-      <w:r>
-        <w:rPr>
-          <w:rFonts w:ascii="Times New Roman" w:cs="Times New Roman" w:eastAsia="Times New Roman" w:hAnsi="Times New Roman"/>
-          <w:b/>
-          <w:bCs/>
-          <w:highlight w:val="yellow"/>
-        </w:rPr>
-        <w:t xml:space="preserve">[FILL: gain / difference]</w:t>
-      </w:r>
-      <w:r>
-        <w:rPr>
-          <w:rFonts w:ascii="Times New Roman" w:cs="Times New Roman" w:eastAsia="Times New Roman" w:hAnsi="Times New Roman"/>
-        </w:rPr>
-        <w:t xml:space="preserve"> in robustness comes at no meaningful computational cost. On a Colab T4 GPU training takes </w:t>
-      </w:r>
-      <w:r>
-        <w:rPr>
-          <w:rFonts w:ascii="Times New Roman" w:cs="Times New Roman" w:eastAsia="Times New Roman" w:hAnsi="Times New Roman"/>
-          <w:b/>
-          <w:bCs/>
-          <w:highlight w:val="yellow"/>
-        </w:rPr>
-        <w:t xml:space="preserve">[FILL: n]</w:t>
-      </w:r>
-      <w:r>
-        <w:rPr>
-          <w:rFonts w:ascii="Times New Roman" w:cs="Times New Roman" w:eastAsia="Times New Roman" w:hAnsi="Times New Roman"/>
-        </w:rPr>
-        <w:t xml:space="preserve"> minutes per model; on a 4-thread laptop CPU a training step takes about 2.6 s, which makes CPU training impractical (≈ 2.2 h for both models).</w:t>
+        <w:t xml:space="preserve"> lists model size and run times. Both models have practically the same size — the fusion model adds only the weights of four extra input channels in the first convolution — so the robustness gained by fusion comes at no meaningful computational cost. On a Colab GPU both models train within a single notebook session; on a 4-thread laptop CPU a training step takes about 2.6 s, which makes CPU training impractical (about 2.2 h for both models).</w:t>
       </w:r>
     </w:p>
     <w:p>
@@ -26484,7 +24796,7 @@
                 <w:sz w:val="16"/>
                 <w:szCs w:val="16"/>
               </w:rPr>
-              <w:t xml:space="preserve">Training time, 3,000 iterations (Colab GPU)</w:t>
+              <w:t xml:space="preserve">Training iterations (batch 16)</w:t>
             </w:r>
           </w:p>
         </w:tc>
@@ -26511,13 +24823,12 @@
             <w:r>
               <w:rPr>
                 <w:rFonts w:ascii="Times New Roman" w:cs="Times New Roman" w:eastAsia="Times New Roman" w:hAnsi="Times New Roman"/>
-                <w:b/>
-                <w:bCs/>
-                <w:sz w:val="16"/>
-                <w:szCs w:val="16"/>
-                <w:highlight w:val="yellow"/>
-              </w:rPr>
-              <w:t xml:space="preserve">[FILL: min]</w:t>
+                <w:b w:val="false"/>
+                <w:bCs w:val="false"/>
+                <w:sz w:val="16"/>
+                <w:szCs w:val="16"/>
+              </w:rPr>
+              <w:t xml:space="preserve">3,000</w:t>
             </w:r>
           </w:p>
         </w:tc>
@@ -26544,13 +24855,12 @@
             <w:r>
               <w:rPr>
                 <w:rFonts w:ascii="Times New Roman" w:cs="Times New Roman" w:eastAsia="Times New Roman" w:hAnsi="Times New Roman"/>
-                <w:b/>
-                <w:bCs/>
-                <w:sz w:val="16"/>
-                <w:szCs w:val="16"/>
-                <w:highlight w:val="yellow"/>
-              </w:rPr>
-              <w:t xml:space="preserve">[FILL: min]</w:t>
+                <w:b w:val="false"/>
+                <w:bCs w:val="false"/>
+                <w:sz w:val="16"/>
+                <w:szCs w:val="16"/>
+              </w:rPr>
+              <w:t xml:space="preserve">3,000</w:t>
             </w:r>
           </w:p>
         </w:tc>
@@ -26588,7 +24898,7 @@
                 <w:sz w:val="16"/>
                 <w:szCs w:val="16"/>
               </w:rPr>
-              <w:t xml:space="preserve">Inference time per 448 × 448 image (GPU)</w:t>
+              <w:t xml:space="preserve">Training time on Colab GPU</w:t>
             </w:r>
           </w:p>
         </w:tc>
@@ -26621,7 +24931,7 @@
                 <w:szCs w:val="16"/>
                 <w:highlight w:val="yellow"/>
               </w:rPr>
-              <w:t xml:space="preserve">[FILL: ms]</w:t>
+              <w:t xml:space="preserve">[FILL: optional, min]</w:t>
             </w:r>
           </w:p>
         </w:tc>
@@ -26654,7 +24964,7 @@
                 <w:szCs w:val="16"/>
                 <w:highlight w:val="yellow"/>
               </w:rPr>
-              <w:t xml:space="preserve">[FILL: ms]</w:t>
+              <w:t xml:space="preserve">[FILL: optional, min]</w:t>
             </w:r>
           </w:p>
         </w:tc>
@@ -26859,110 +25169,6 @@
                 <w:szCs w:val="16"/>
               </w:rPr>
               <w:t xml:space="preserve">≈ 0.7 s</w:t>
-            </w:r>
-          </w:p>
-        </w:tc>
-      </w:tr>
-      <w:tr>
-        <w:trPr>
-          <w:cantSplit/>
-          <w:tblHeader w:val="off"/>
-        </w:trPr>
-        <w:tc>
-          <w:tcPr>
-            <w:tcW w:type="dxa" w:w="5011"/>
-            <w:tcBorders>
-              <w:top w:val="none" w:color="FFFFFF" w:sz="0"/>
-              <w:left w:val="none" w:color="FFFFFF" w:sz="0"/>
-              <w:bottom w:val="none" w:color="FFFFFF" w:sz="0"/>
-              <w:right w:val="none" w:color="FFFFFF" w:sz="0"/>
-            </w:tcBorders>
-            <w:tcMar>
-              <w:top w:type="dxa" w:w="40"/>
-              <w:left w:type="dxa" w:w="70"/>
-              <w:bottom w:type="dxa" w:w="40"/>
-              <w:right w:type="dxa" w:w="70"/>
-            </w:tcMar>
-          </w:tcPr>
-          <w:p>
-            <w:pPr>
-              <w:jc w:val="left"/>
-            </w:pPr>
-            <w:r>
-              <w:rPr>
-                <w:rFonts w:ascii="Times New Roman" w:cs="Times New Roman" w:eastAsia="Times New Roman" w:hAnsi="Times New Roman"/>
-                <w:b w:val="false"/>
-                <w:bCs w:val="false"/>
-                <w:sz w:val="16"/>
-                <w:szCs w:val="16"/>
-              </w:rPr>
-              <w:t xml:space="preserve">Peak GPU memory</w:t>
-            </w:r>
-          </w:p>
-        </w:tc>
-        <w:tc>
-          <w:tcPr>
-            <w:tcW w:type="dxa" w:w="2313"/>
-            <w:tcBorders>
-              <w:top w:val="none" w:color="FFFFFF" w:sz="0"/>
-              <w:left w:val="none" w:color="FFFFFF" w:sz="0"/>
-              <w:bottom w:val="none" w:color="FFFFFF" w:sz="0"/>
-              <w:right w:val="none" w:color="FFFFFF" w:sz="0"/>
-            </w:tcBorders>
-            <w:tcMar>
-              <w:top w:type="dxa" w:w="40"/>
-              <w:left w:type="dxa" w:w="70"/>
-              <w:bottom w:type="dxa" w:w="40"/>
-              <w:right w:type="dxa" w:w="70"/>
-            </w:tcMar>
-          </w:tcPr>
-          <w:p>
-            <w:pPr>
-              <w:jc w:val="center"/>
-            </w:pPr>
-            <w:r>
-              <w:rPr>
-                <w:rFonts w:ascii="Times New Roman" w:cs="Times New Roman" w:eastAsia="Times New Roman" w:hAnsi="Times New Roman"/>
-                <w:b/>
-                <w:bCs/>
-                <w:sz w:val="16"/>
-                <w:szCs w:val="16"/>
-                <w:highlight w:val="yellow"/>
-              </w:rPr>
-              <w:t xml:space="preserve">[FILL: GB]</w:t>
-            </w:r>
-          </w:p>
-        </w:tc>
-        <w:tc>
-          <w:tcPr>
-            <w:tcW w:type="dxa" w:w="2314"/>
-            <w:tcBorders>
-              <w:top w:val="none" w:color="FFFFFF" w:sz="0"/>
-              <w:left w:val="none" w:color="FFFFFF" w:sz="0"/>
-              <w:bottom w:val="none" w:color="FFFFFF" w:sz="0"/>
-              <w:right w:val="none" w:color="FFFFFF" w:sz="0"/>
-            </w:tcBorders>
-            <w:tcMar>
-              <w:top w:type="dxa" w:w="40"/>
-              <w:left w:type="dxa" w:w="70"/>
-              <w:bottom w:type="dxa" w:w="40"/>
-              <w:right w:type="dxa" w:w="70"/>
-            </w:tcMar>
-          </w:tcPr>
-          <w:p>
-            <w:pPr>
-              <w:jc w:val="center"/>
-            </w:pPr>
-            <w:r>
-              <w:rPr>
-                <w:rFonts w:ascii="Times New Roman" w:cs="Times New Roman" w:eastAsia="Times New Roman" w:hAnsi="Times New Roman"/>
-                <w:b/>
-                <w:bCs/>
-                <w:sz w:val="16"/>
-                <w:szCs w:val="16"/>
-                <w:highlight w:val="yellow"/>
-              </w:rPr>
-              <w:t xml:space="preserve">[FILL: GB]</w:t>
             </w:r>
           </w:p>
         </w:tc>
@@ -27125,7 +25331,7 @@
                 <w:sz w:val="19"/>
                 <w:szCs w:val="19"/>
               </w:rPr>
-              <w:t xml:space="preserve">Parameters and CPU timings are real (measured locally). For GPU numbers add, in section 7, </w:t>
+              <w:t xml:space="preserve">Optional: to report GPU training time, wrap the two train(...) calls in notebook section 7 with </w:t>
             </w:r>
             <w:r>
               <w:rPr>
@@ -27133,7 +25339,7 @@
                 <w:sz w:val="17"/>
                 <w:szCs w:val="17"/>
               </w:rPr>
-              <w:t xml:space="preserve">import time; t0=time.time()</w:t>
+              <w:t xml:space="preserve">t0 = time.time()</w:t>
             </w:r>
             <w:r>
               <w:rPr>
@@ -27141,7 +25347,7 @@
                 <w:sz w:val="19"/>
                 <w:szCs w:val="19"/>
               </w:rPr>
-              <w:t xml:space="preserve"> before each train(...) call and </w:t>
+              <w:t xml:space="preserve"> / </w:t>
             </w:r>
             <w:r>
               <w:rPr>
@@ -27149,7 +25355,7 @@
                 <w:sz w:val="17"/>
                 <w:szCs w:val="17"/>
               </w:rPr>
-              <w:t xml:space="preserve">print(time.time()-t0)</w:t>
+              <w:t xml:space="preserve">print(time.time() - t0)</w:t>
             </w:r>
             <w:r>
               <w:rPr>
@@ -27157,69 +25363,7 @@
                 <w:sz w:val="19"/>
                 <w:szCs w:val="19"/>
               </w:rPr>
-              <w:t xml:space="preserve"> after.</w:t>
-            </w:r>
-          </w:p>
-          <w:p>
-            <w:pPr>
-              <w:spacing w:after="50"/>
-              <w:jc w:val="left"/>
-            </w:pPr>
-            <w:r>
-              <w:rPr>
-                <w:rFonts w:ascii="Times New Roman" w:cs="Times New Roman" w:eastAsia="Times New Roman" w:hAnsi="Times New Roman"/>
-                <w:sz w:val="19"/>
-                <w:szCs w:val="19"/>
-              </w:rPr>
-              <w:t xml:space="preserve">Inference time: </w:t>
-            </w:r>
-            <w:r>
-              <w:rPr>
-                <w:rFonts w:ascii="Consolas" w:cs="Consolas" w:eastAsia="Consolas" w:hAnsi="Consolas"/>
-                <w:sz w:val="17"/>
-                <w:szCs w:val="17"/>
-              </w:rPr>
-              <w:t xml:space="preserve">%timeit predict(model_fus, DATA["passu"]["xn"][0][FUSION])</w:t>
-            </w:r>
-            <w:r>
-              <w:rPr>
-                <w:rFonts w:ascii="Times New Roman" w:cs="Times New Roman" w:eastAsia="Times New Roman" w:hAnsi="Times New Roman"/>
-                <w:sz w:val="19"/>
-                <w:szCs w:val="19"/>
-              </w:rPr>
-              <w:t xml:space="preserve">. GPU memory: </w:t>
-            </w:r>
-            <w:r>
-              <w:rPr>
-                <w:rFonts w:ascii="Consolas" w:cs="Consolas" w:eastAsia="Consolas" w:hAnsi="Consolas"/>
-                <w:sz w:val="17"/>
-                <w:szCs w:val="17"/>
-              </w:rPr>
-              <w:t xml:space="preserve">torch.cuda.max_memory_allocated()/1e9</w:t>
-            </w:r>
-            <w:r>
-              <w:rPr>
-                <w:rFonts w:ascii="Times New Roman" w:cs="Times New Roman" w:eastAsia="Times New Roman" w:hAnsi="Times New Roman"/>
-                <w:sz w:val="19"/>
-                <w:szCs w:val="19"/>
-              </w:rPr>
-              <w:t xml:space="preserve">. GPU model: </w:t>
-            </w:r>
-            <w:r>
-              <w:rPr>
-                <w:rFonts w:ascii="Consolas" w:cs="Consolas" w:eastAsia="Consolas" w:hAnsi="Consolas"/>
-                <w:sz w:val="17"/>
-                <w:szCs w:val="17"/>
-              </w:rPr>
-              <w:t xml:space="preserve">!nvidia-smi</w:t>
-            </w:r>
-            <w:r>
-              <w:rPr>
-                <w:rFonts w:ascii="Times New Roman" w:cs="Times New Roman" w:eastAsia="Times New Roman" w:hAnsi="Times New Roman"/>
-                <w:sz w:val="19"/>
-                <w:szCs w:val="19"/>
-              </w:rPr>
-              <w:t xml:space="preserve">.</w:t>
+              <w:t xml:space="preserve"> and re-run; otherwise delete the "Training time on Colab GPU" row.</w:t>
             </w:r>
           </w:p>
         </w:tc>
@@ -27251,92 +25395,8 @@
       <w:r>
         <w:rPr>
           <w:rFonts w:ascii="Times New Roman" w:cs="Times New Roman" w:eastAsia="Times New Roman" w:hAnsi="Times New Roman"/>
-          <w:b/>
-          <w:bCs/>
-          <w:highlight w:val="yellow"/>
-        </w:rPr>
-        <w:t xml:space="preserve">[FILL: best model]</w:t>
-      </w:r>
-      <w:r>
-        <w:rPr>
-          <w:rFonts w:ascii="Times New Roman" w:cs="Times New Roman" w:eastAsia="Times New Roman" w:hAnsi="Times New Roman"/>
-        </w:rPr>
-        <w:t xml:space="preserve"> achieved the best segmentation under clear conditions (IoU </w:t>
-      </w:r>
-      <w:r>
-        <w:rPr>
-          <w:rFonts w:ascii="Times New Roman" w:cs="Times New Roman" w:eastAsia="Times New Roman" w:hAnsi="Times New Roman"/>
-          <w:b/>
-          <w:bCs/>
-          <w:highlight w:val="yellow"/>
-        </w:rPr>
-        <w:t xml:space="preserve">[FILL]</w:t>
-      </w:r>
-      <w:r>
-        <w:rPr>
-          <w:rFonts w:ascii="Times New Roman" w:cs="Times New Roman" w:eastAsia="Times New Roman" w:hAnsi="Times New Roman"/>
-        </w:rPr>
-        <w:t xml:space="preserve">, F1 </w:t>
-      </w:r>
-      <w:r>
-        <w:rPr>
-          <w:rFonts w:ascii="Times New Roman" w:cs="Times New Roman" w:eastAsia="Times New Roman" w:hAnsi="Times New Roman"/>
-          <w:b/>
-          <w:bCs/>
-          <w:highlight w:val="yellow"/>
-        </w:rPr>
-        <w:t xml:space="preserve">[FILL]</w:t>
-      </w:r>
-      <w:r>
-        <w:rPr>
-          <w:rFonts w:ascii="Times New Roman" w:cs="Times New Roman" w:eastAsia="Times New Roman" w:hAnsi="Times New Roman"/>
-        </w:rPr>
-        <w:t xml:space="preserve">). Under simulated complete cloud cover the fusion model retained an IoU of </w:t>
-      </w:r>
-      <w:r>
-        <w:rPr>
-          <w:rFonts w:ascii="Times New Roman" w:cs="Times New Roman" w:eastAsia="Times New Roman" w:hAnsi="Times New Roman"/>
-          <w:b/>
-          <w:bCs/>
-          <w:highlight w:val="yellow"/>
-        </w:rPr>
-        <w:t xml:space="preserve">[FILL]</w:t>
-      </w:r>
-      <w:r>
-        <w:rPr>
-          <w:rFonts w:ascii="Times New Roman" w:cs="Times New Roman" w:eastAsia="Times New Roman" w:hAnsi="Times New Roman"/>
-        </w:rPr>
-        <w:t xml:space="preserve"> while the optical-only model fell to </w:t>
-      </w:r>
-      <w:r>
-        <w:rPr>
-          <w:rFonts w:ascii="Times New Roman" w:cs="Times New Roman" w:eastAsia="Times New Roman" w:hAnsi="Times New Roman"/>
-          <w:b/>
-          <w:bCs/>
-          <w:highlight w:val="yellow"/>
-        </w:rPr>
-        <w:t xml:space="preserve">[FILL]</w:t>
-      </w:r>
-      <w:r>
-        <w:rPr>
-          <w:rFonts w:ascii="Times New Roman" w:cs="Times New Roman" w:eastAsia="Times New Roman" w:hAnsi="Times New Roman"/>
-        </w:rPr>
-        <w:t xml:space="preserve"> (RQ1). The fusion-model time series resolved the drainage of the Shishper lake after 29 May 2020 and 7 May 2022 and of the Khurdopin lake in July 2017, with Borith Lake stable throughout (RQ2). The hazard index was highest at the event site in </w:t>
-      </w:r>
-      <w:r>
-        <w:rPr>
-          <w:rFonts w:ascii="Times New Roman" w:cs="Times New Roman" w:eastAsia="Times New Roman" w:hAnsi="Times New Roman"/>
-          <w:b/>
-          <w:bCs/>
-          <w:highlight w:val="yellow"/>
-        </w:rPr>
-        <w:t xml:space="preserve">[FILL: n]</w:t>
-      </w:r>
-      <w:r>
-        <w:rPr>
-          <w:rFonts w:ascii="Times New Roman" w:cs="Times New Roman" w:eastAsia="Times New Roman" w:hAnsi="Times New Roman"/>
-        </w:rPr>
-        <w:t xml:space="preserve"> of 3 pre-event windows (RQ3).</w:t>
+        </w:rPr>
+        <w:t xml:space="preserve">Under clear conditions the fusion model achieved the best pixel-pooled segmentation (IoU 0.649, F1 0.787 versus 0.618 and 0.764 for the optical-only baseline), mainly through fewer false positives, while the optical-only model had slightly higher recall and per-image IoU. With all optical inputs removed, the optical-only model failed completely and the fusion model retained an IoU of 0.326 overall and 0.440 on Borith Lake, but did not detect the small event lakes (RQ1). The fusion-model time series reproduced the timing of the Shishper drainages of May 2020 and May 2022 and the Khurdopin drainage of July 2017, with useful radar-only observations only at Borith Lake (RQ2). The hazard index reached its highest single value at Shishper before the 2022 GLOF, but on average it ranked the comparison site highest in all three pre-event windows (RQ3).</w:t>
       </w:r>
     </w:p>
     <w:p>
